--- a/spec/Pharmaplex-Platform-Spec.docx
+++ b/spec/Pharmaplex-Platform-Spec.docx
@@ -217,24 +217,6 @@
             <w:u w:val="single"/>
           </w:rPr>
           <w:t xml:space="preserve">7. เซตร้านยาเปิดใหม่</w:t>
-        </w:r>
-      </w:hyperlink>
-    </w:p>
-    <w:p>
-      <w:pPr>
-        <w:spacing w:after="100"/>
-        <w:ind w:left="360"/>
-      </w:pPr>
-      <w:hyperlink w:history="1" w:anchor="sec8">
-        <w:r>
-          <w:rPr>
-            <w:rFonts w:ascii="TH SarabunPSK" w:cs="TH SarabunPSK" w:eastAsia="TH SarabunPSK" w:hAnsi="TH SarabunPSK"/>
-            <w:color w:val="A32F34"/>
-            <w:sz w:val="32"/>
-            <w:szCs w:val="32"/>
-            <w:u w:val="single"/>
-          </w:rPr>
-          <w:t xml:space="preserve">8. ข้อกำหนดทั่วไป</w:t>
         </w:r>
       </w:hyperlink>
     </w:p>
@@ -748,7 +730,7 @@
                 <w:sz w:val="27"/>
                 <w:szCs w:val="27"/>
               </w:rPr>
-              <w:t xml:space="preserve">4 แบบ</w:t>
+              <w:t xml:space="preserve">2 แบบ</w:t>
             </w:r>
           </w:p>
         </w:tc>
@@ -854,7 +836,7 @@
                 <w:sz w:val="27"/>
                 <w:szCs w:val="27"/>
               </w:rPr>
-              <w:t xml:space="preserve">4 แบบ และคูปองส่งฟรีที่ยกเว้นหมวดได้</w:t>
+              <w:t xml:space="preserve">5 แบบ</w:t>
             </w:r>
           </w:p>
         </w:tc>
@@ -1066,7 +1048,7 @@
                 <w:sz w:val="27"/>
                 <w:szCs w:val="27"/>
               </w:rPr>
-              <w:t xml:space="preserve">2 โหมดการจับรางวัล (อยู่ระหว่างตกลงรายละเอียด)</w:t>
+              <w:t xml:space="preserve">2 โหมดการจับรางวัล</w:t>
             </w:r>
           </w:p>
         </w:tc>
@@ -1770,7 +1752,7 @@
           <w:sz w:val="34"/>
           <w:szCs w:val="34"/>
         </w:rPr>
-        <w:t xml:space="preserve">ลูกค้าเลือกตัวเลือกของสินค้า กรอกข้อมูลที่จะพิมพ์ลงบรรจุภัณฑ์ และดูภาพ Mockup ที่เปลี่ยนตามตัวเลือกได้ทันที ก่อนชำระมัดจำและเริ่มกระบวนการออกแบบ</w:t>
+        <w:t xml:space="preserve">ลูกค้าเลือกตัวเลือกของสินค้า กรอกข้อมูลที่จะพิมพ์ลงบรรจุภัณฑ์ และดูภาพ Mockup ที่เปลี่ยนตามตัวเลือกได้ทันที ก่อนชำระมัดจำและเริ่มกระบวนการออกแบบ สินค้าหนึ่งรายการเปิดขายได้หลายปี (เช่น ฉบับปี 2569 และฉบับปี 2570) โดยคัดลอกตัวเลือก ราคา และแบบ Mockup จากปีก่อนหน้าไปตั้งต้นปีใหม่ได้ ลูกค้าเห็นเฉพาะปีล่าสุดที่เปิดขาย</w:t>
       </w:r>
     </w:p>
     <w:p>
@@ -2631,7 +2613,7 @@
                 <w:sz w:val="27"/>
                 <w:szCs w:val="27"/>
               </w:rPr>
-              <w:t xml:space="preserve">ตรวจสลิปและอนุมัติโดยแอดมินก่อนเริ่มออกแบบ</w:t>
+              <w:t xml:space="preserve">ตรวจสลิปและอนุมัติโดยแอดมินก่อนเริ่มออกแบบ (ยกเว้นชำระด้วย QR PromptPay ที่อนุมัติอัตโนมัติ)</w:t>
             </w:r>
           </w:p>
         </w:tc>
@@ -2871,7 +2853,87 @@
                 <w:sz w:val="27"/>
                 <w:szCs w:val="27"/>
               </w:rPr>
-              <w:t xml:space="preserve">มีการชำระรอบที่ 2 เมื่อมียอดค้างหรือคืนเป็น Credit Note เมื่อจ่ายเกิน</w:t>
+              <w:t xml:space="preserve">มีการชำระรอบที่ 2 เมื่อมียอดค้าง หรือได้ใบลดหนี้คืนเมื่อจ่ายเกิน</w:t>
+            </w:r>
+          </w:p>
+        </w:tc>
+      </w:tr>
+      <w:tr>
+        <w:tc>
+          <w:tcPr>
+            <w:tcW w:type="dxa" w:w="1382"/>
+            <w:tcMar>
+              <w:top w:type="dxa" w:w="60"/>
+              <w:left w:type="dxa" w:w="90"/>
+              <w:bottom w:type="dxa" w:w="60"/>
+              <w:right w:type="dxa" w:w="90"/>
+            </w:tcMar>
+          </w:tcPr>
+          <w:p>
+            <w:pPr>
+              <w:spacing w:after="0" w:before="0"/>
+            </w:pPr>
+            <w:r>
+              <w:rPr>
+                <w:rFonts w:ascii="TH SarabunPSK" w:cs="TH SarabunPSK" w:eastAsia="TH SarabunPSK" w:hAnsi="TH SarabunPSK"/>
+                <w:b w:val="false"/>
+                <w:bCs w:val="false"/>
+                <w:sz w:val="27"/>
+                <w:szCs w:val="27"/>
+              </w:rPr>
+              <w:t xml:space="preserve">การรับสินค้า</w:t>
+            </w:r>
+          </w:p>
+        </w:tc>
+        <w:tc>
+          <w:tcPr>
+            <w:tcW w:type="dxa" w:w="2118"/>
+            <w:tcMar>
+              <w:top w:type="dxa" w:w="60"/>
+              <w:left w:type="dxa" w:w="90"/>
+              <w:bottom w:type="dxa" w:w="60"/>
+              <w:right w:type="dxa" w:w="90"/>
+            </w:tcMar>
+          </w:tcPr>
+          <w:p>
+            <w:pPr>
+              <w:spacing w:after="0" w:before="0"/>
+            </w:pPr>
+            <w:r>
+              <w:rPr>
+                <w:rFonts w:ascii="TH SarabunPSK" w:cs="TH SarabunPSK" w:eastAsia="TH SarabunPSK" w:hAnsi="TH SarabunPSK"/>
+                <w:b w:val="false"/>
+                <w:bCs w:val="false"/>
+                <w:sz w:val="27"/>
+                <w:szCs w:val="27"/>
+              </w:rPr>
+              <w:t xml:space="preserve">ตามรอบคิว</w:t>
+            </w:r>
+          </w:p>
+        </w:tc>
+        <w:tc>
+          <w:tcPr>
+            <w:tcW w:type="dxa" w:w="5526"/>
+            <w:tcMar>
+              <w:top w:type="dxa" w:w="60"/>
+              <w:left w:type="dxa" w:w="90"/>
+              <w:bottom w:type="dxa" w:w="60"/>
+              <w:right w:type="dxa" w:w="90"/>
+            </w:tcMar>
+          </w:tcPr>
+          <w:p>
+            <w:pPr>
+              <w:spacing w:after="0" w:before="0"/>
+            </w:pPr>
+            <w:r>
+              <w:rPr>
+                <w:rFonts w:ascii="TH SarabunPSK" w:cs="TH SarabunPSK" w:eastAsia="TH SarabunPSK" w:hAnsi="TH SarabunPSK"/>
+                <w:b w:val="false"/>
+                <w:bCs w:val="false"/>
+                <w:sz w:val="27"/>
+                <w:szCs w:val="27"/>
+              </w:rPr>
+              <w:t xml:space="preserve">กดยืนยันรับสินค้าเอง แล้วให้คะแนนและรีวิวได้</w:t>
             </w:r>
           </w:p>
         </w:tc>
@@ -2897,7 +2959,312 @@
           <w:sz w:val="32"/>
           <w:szCs w:val="32"/>
         </w:rPr>
-        <w:t xml:space="preserve">2.3 ขั้นตอนการสั่งซื้อทั้งหมด</w:t>
+        <w:t xml:space="preserve">2.3 ตัวเลือกสินค้าและข้อมูลที่ต้องกรอก</w:t>
+      </w:r>
+    </w:p>
+    <w:p>
+      <w:pPr>
+        <w:spacing w:after="120" w:line="400"/>
+        <w:jc w:val="both"/>
+      </w:pPr>
+      <w:r>
+        <w:rPr>
+          <w:rFonts w:ascii="TH SarabunPSK" w:cs="TH SarabunPSK" w:eastAsia="TH SarabunPSK" w:hAnsi="TH SarabunPSK"/>
+          <w:sz w:val="34"/>
+          <w:szCs w:val="34"/>
+        </w:rPr>
+        <w:t xml:space="preserve">แอดมินตั้งค่าตัวเลือกของสินค้าแต่ละรายการเอง และเลือกรูปแบบการแสดงผลได้ 3 แบบ</w:t>
+      </w:r>
+    </w:p>
+    <w:tbl>
+      <w:tblPr>
+        <w:tblW w:type="dxa" w:w="9026"/>
+        <w:tblBorders>
+          <w:top w:val="single" w:color="auto" w:sz="4"/>
+          <w:left w:val="single" w:color="auto" w:sz="4"/>
+          <w:bottom w:val="single" w:color="auto" w:sz="4"/>
+          <w:right w:val="single" w:color="auto" w:sz="4"/>
+          <w:insideH w:val="single" w:color="auto" w:sz="4"/>
+          <w:insideV w:val="single" w:color="auto" w:sz="4"/>
+        </w:tblBorders>
+      </w:tblPr>
+      <w:tblGrid>
+        <w:gridCol w:w="1708"/>
+        <w:gridCol w:w="7318"/>
+      </w:tblGrid>
+      <w:tr>
+        <w:trPr>
+          <w:tblHeader/>
+        </w:trPr>
+        <w:tc>
+          <w:tcPr>
+            <w:tcW w:type="dxa" w:w="1708"/>
+            <w:shd w:fill="A32F34" w:color="auto" w:val="clear"/>
+            <w:tcMar>
+              <w:top w:type="dxa" w:w="60"/>
+              <w:left w:type="dxa" w:w="90"/>
+              <w:bottom w:type="dxa" w:w="60"/>
+              <w:right w:type="dxa" w:w="90"/>
+            </w:tcMar>
+          </w:tcPr>
+          <w:p>
+            <w:pPr>
+              <w:spacing w:after="0" w:before="0"/>
+            </w:pPr>
+            <w:r>
+              <w:rPr>
+                <w:rFonts w:ascii="TH SarabunPSK" w:cs="TH SarabunPSK" w:eastAsia="TH SarabunPSK" w:hAnsi="TH SarabunPSK"/>
+                <w:b/>
+                <w:bCs/>
+                <w:color w:val="FFFFFF"/>
+                <w:sz w:val="27"/>
+                <w:szCs w:val="27"/>
+              </w:rPr>
+              <w:t xml:space="preserve">รูปแบบตัวเลือก</w:t>
+            </w:r>
+          </w:p>
+        </w:tc>
+        <w:tc>
+          <w:tcPr>
+            <w:tcW w:type="dxa" w:w="7318"/>
+            <w:shd w:fill="A32F34" w:color="auto" w:val="clear"/>
+            <w:tcMar>
+              <w:top w:type="dxa" w:w="60"/>
+              <w:left w:type="dxa" w:w="90"/>
+              <w:bottom w:type="dxa" w:w="60"/>
+              <w:right w:type="dxa" w:w="90"/>
+            </w:tcMar>
+          </w:tcPr>
+          <w:p>
+            <w:pPr>
+              <w:spacing w:after="0" w:before="0"/>
+            </w:pPr>
+            <w:r>
+              <w:rPr>
+                <w:rFonts w:ascii="TH SarabunPSK" w:cs="TH SarabunPSK" w:eastAsia="TH SarabunPSK" w:hAnsi="TH SarabunPSK"/>
+                <w:b/>
+                <w:bCs/>
+                <w:color w:val="FFFFFF"/>
+                <w:sz w:val="27"/>
+                <w:szCs w:val="27"/>
+              </w:rPr>
+              <w:t xml:space="preserve">ใช้แสดงอะไร</w:t>
+            </w:r>
+          </w:p>
+        </w:tc>
+      </w:tr>
+      <w:tr>
+        <w:tc>
+          <w:tcPr>
+            <w:tcW w:type="dxa" w:w="1708"/>
+            <w:tcMar>
+              <w:top w:type="dxa" w:w="60"/>
+              <w:left w:type="dxa" w:w="90"/>
+              <w:bottom w:type="dxa" w:w="60"/>
+              <w:right w:type="dxa" w:w="90"/>
+            </w:tcMar>
+          </w:tcPr>
+          <w:p>
+            <w:pPr>
+              <w:spacing w:after="0" w:before="0"/>
+            </w:pPr>
+            <w:r>
+              <w:rPr>
+                <w:rFonts w:ascii="TH SarabunPSK" w:cs="TH SarabunPSK" w:eastAsia="TH SarabunPSK" w:hAnsi="TH SarabunPSK"/>
+                <w:b w:val="false"/>
+                <w:bCs w:val="false"/>
+                <w:sz w:val="27"/>
+                <w:szCs w:val="27"/>
+              </w:rPr>
+              <w:t xml:space="preserve">ปุ่มข้อความ</w:t>
+            </w:r>
+          </w:p>
+        </w:tc>
+        <w:tc>
+          <w:tcPr>
+            <w:tcW w:type="dxa" w:w="7318"/>
+            <w:tcMar>
+              <w:top w:type="dxa" w:w="60"/>
+              <w:left w:type="dxa" w:w="90"/>
+              <w:bottom w:type="dxa" w:w="60"/>
+              <w:right w:type="dxa" w:w="90"/>
+            </w:tcMar>
+          </w:tcPr>
+          <w:p>
+            <w:pPr>
+              <w:spacing w:after="0" w:before="0"/>
+            </w:pPr>
+            <w:r>
+              <w:rPr>
+                <w:rFonts w:ascii="TH SarabunPSK" w:cs="TH SarabunPSK" w:eastAsia="TH SarabunPSK" w:hAnsi="TH SarabunPSK"/>
+                <w:b w:val="false"/>
+                <w:bCs w:val="false"/>
+                <w:sz w:val="27"/>
+                <w:szCs w:val="27"/>
+              </w:rPr>
+              <w:t xml:space="preserve">ตัวเลือกทั่วไป เช่น ประเภท รูปแบบ</w:t>
+            </w:r>
+          </w:p>
+        </w:tc>
+      </w:tr>
+      <w:tr>
+        <w:tc>
+          <w:tcPr>
+            <w:tcW w:type="dxa" w:w="1708"/>
+            <w:tcMar>
+              <w:top w:type="dxa" w:w="60"/>
+              <w:left w:type="dxa" w:w="90"/>
+              <w:bottom w:type="dxa" w:w="60"/>
+              <w:right w:type="dxa" w:w="90"/>
+            </w:tcMar>
+          </w:tcPr>
+          <w:p>
+            <w:pPr>
+              <w:spacing w:after="0" w:before="0"/>
+            </w:pPr>
+            <w:r>
+              <w:rPr>
+                <w:rFonts w:ascii="TH SarabunPSK" w:cs="TH SarabunPSK" w:eastAsia="TH SarabunPSK" w:hAnsi="TH SarabunPSK"/>
+                <w:b w:val="false"/>
+                <w:bCs w:val="false"/>
+                <w:sz w:val="27"/>
+                <w:szCs w:val="27"/>
+              </w:rPr>
+              <w:t xml:space="preserve">สี</w:t>
+            </w:r>
+          </w:p>
+        </w:tc>
+        <w:tc>
+          <w:tcPr>
+            <w:tcW w:type="dxa" w:w="7318"/>
+            <w:tcMar>
+              <w:top w:type="dxa" w:w="60"/>
+              <w:left w:type="dxa" w:w="90"/>
+              <w:bottom w:type="dxa" w:w="60"/>
+              <w:right w:type="dxa" w:w="90"/>
+            </w:tcMar>
+          </w:tcPr>
+          <w:p>
+            <w:pPr>
+              <w:spacing w:after="0" w:before="0"/>
+            </w:pPr>
+            <w:r>
+              <w:rPr>
+                <w:rFonts w:ascii="TH SarabunPSK" w:cs="TH SarabunPSK" w:eastAsia="TH SarabunPSK" w:hAnsi="TH SarabunPSK"/>
+                <w:b w:val="false"/>
+                <w:bCs w:val="false"/>
+                <w:sz w:val="27"/>
+                <w:szCs w:val="27"/>
+              </w:rPr>
+              <w:t xml:space="preserve">วงกลมสีให้กด รองรับให้ลูกค้าพิมพ์รหัสสีหรือ Pantone เองได้</w:t>
+            </w:r>
+          </w:p>
+        </w:tc>
+      </w:tr>
+      <w:tr>
+        <w:tc>
+          <w:tcPr>
+            <w:tcW w:type="dxa" w:w="1708"/>
+            <w:tcMar>
+              <w:top w:type="dxa" w:w="60"/>
+              <w:left w:type="dxa" w:w="90"/>
+              <w:bottom w:type="dxa" w:w="60"/>
+              <w:right w:type="dxa" w:w="90"/>
+            </w:tcMar>
+          </w:tcPr>
+          <w:p>
+            <w:pPr>
+              <w:spacing w:after="0" w:before="0"/>
+            </w:pPr>
+            <w:r>
+              <w:rPr>
+                <w:rFonts w:ascii="TH SarabunPSK" w:cs="TH SarabunPSK" w:eastAsia="TH SarabunPSK" w:hAnsi="TH SarabunPSK"/>
+                <w:b w:val="false"/>
+                <w:bCs w:val="false"/>
+                <w:sz w:val="27"/>
+                <w:szCs w:val="27"/>
+              </w:rPr>
+              <w:t xml:space="preserve">ขนาด</w:t>
+            </w:r>
+          </w:p>
+        </w:tc>
+        <w:tc>
+          <w:tcPr>
+            <w:tcW w:type="dxa" w:w="7318"/>
+            <w:tcMar>
+              <w:top w:type="dxa" w:w="60"/>
+              <w:left w:type="dxa" w:w="90"/>
+              <w:bottom w:type="dxa" w:w="60"/>
+              <w:right w:type="dxa" w:w="90"/>
+            </w:tcMar>
+          </w:tcPr>
+          <w:p>
+            <w:pPr>
+              <w:spacing w:after="0" w:before="0"/>
+            </w:pPr>
+            <w:r>
+              <w:rPr>
+                <w:rFonts w:ascii="TH SarabunPSK" w:cs="TH SarabunPSK" w:eastAsia="TH SarabunPSK" w:hAnsi="TH SarabunPSK"/>
+                <w:b w:val="false"/>
+                <w:bCs w:val="false"/>
+                <w:sz w:val="27"/>
+                <w:szCs w:val="27"/>
+              </w:rPr>
+              <w:t xml:space="preserve">กว้าง × ยาว ใช้กับสินค้าที่คิดราคาต่อตารางเมตร เลือกให้ลูกค้ากำหนดขนาดเองได้</w:t>
+            </w:r>
+          </w:p>
+        </w:tc>
+      </w:tr>
+    </w:tbl>
+    <w:p>
+      <w:pPr>
+        <w:spacing w:after="120"/>
+      </w:pPr>
+    </w:p>
+    <w:p>
+      <w:pPr>
+        <w:spacing w:after="120" w:line="400"/>
+        <w:jc w:val="both"/>
+      </w:pPr>
+      <w:r>
+        <w:rPr>
+          <w:rFonts w:ascii="TH SarabunPSK" w:cs="TH SarabunPSK" w:eastAsia="TH SarabunPSK" w:hAnsi="TH SarabunPSK"/>
+          <w:sz w:val="34"/>
+          <w:szCs w:val="34"/>
+        </w:rPr>
+        <w:t xml:space="preserve">ตัวเลือกบางรายการกำหนดให้ต้องแนบไฟล์เพิ่ม เช่น เลือก "มีแบบอยู่แล้ว" ต้องแนบไฟล์แบบมาด้วย</w:t>
+      </w:r>
+    </w:p>
+    <w:p>
+      <w:pPr>
+        <w:spacing w:after="120" w:line="400"/>
+        <w:jc w:val="both"/>
+      </w:pPr>
+      <w:r>
+        <w:rPr>
+          <w:rFonts w:ascii="TH SarabunPSK" w:cs="TH SarabunPSK" w:eastAsia="TH SarabunPSK" w:hAnsi="TH SarabunPSK"/>
+          <w:sz w:val="34"/>
+          <w:szCs w:val="34"/>
+        </w:rPr>
+        <w:t xml:space="preserve">นอกจากตัวเลือกสินค้า แอดมินกำหนดช่องข้อมูลที่ลูกค้าต้องกรอกเองได้สูงสุด 20 ช่องต่อสินค้า เช่น ชื่อร้าน ที่อยู่ เบอร์โทรศัพท์ เวลาเปิดทำการ เป็นช่องข้อความ ข้อความหลายบรรทัด หรือช่องแนบไฟล์ ระบบดึงข้อมูลร้านของลูกค้ามาเติมล่วงหน้าให้ได้</w:t>
+      </w:r>
+    </w:p>
+    <w:p>
+      <w:pPr>
+        <w:pStyle w:val="Heading3"/>
+        <w:keepNext/>
+        <w:spacing w:after="120" w:before="240"/>
+      </w:pPr>
+      <w:r>
+        <w:rPr>
+          <w:rFonts w:ascii="TH SarabunPSK" w:cs="TH SarabunPSK" w:eastAsia="TH SarabunPSK" w:hAnsi="TH SarabunPSK"/>
+          <w:b/>
+          <w:bCs/>
+          <w:color w:val="A32F34"/>
+          <w:sz w:val="32"/>
+          <w:szCs w:val="32"/>
+        </w:rPr>
+        <w:t xml:space="preserve">2.4 ขั้นตอนการสั่งซื้อทั้งหมด</w:t>
       </w:r>
     </w:p>
     <w:p>
@@ -2909,9 +3276,9 @@
       <w:r>
         <w:drawing>
           <wp:inline distT="0" distB="0" distL="0" distR="0">
-            <wp:extent cx="5715000" cy="2943225"/>
+            <wp:extent cx="5715000" cy="2409825"/>
             <wp:effectExtent t="0" r="0" b="0" l="0"/>
-            <wp:docPr id="2" name="ขั้นตอนบริการสั่งทำพิเศษ 9 ขั้นตอนแบ่งตามผู้รับผิดชอบ" descr="ขั้นตอนบริการสั่งทำพิเศษ 9 ขั้นตอนแบ่งตามผู้รับผิดชอบ" title="ขั้นตอนบริการสั่งทำพิเศษ 9 ขั้นตอนแบ่งตามผู้รับผิดชอบ"/>
+            <wp:docPr id="2" name="ขั้นตอนบริการสั่งทำพิเศษ 10 ขั้นตอนแบ่งตามผู้รับผิดชอบ" descr="ขั้นตอนบริการสั่งทำพิเศษ 10 ขั้นตอนแบ่งตามผู้รับผิดชอบ" title="ขั้นตอนบริการสั่งทำพิเศษ 10 ขั้นตอนแบ่งตามผู้รับผิดชอบ"/>
             <wp:cNvGraphicFramePr>
               <a:graphicFrameLocks xmlns:a="http://schemas.openxmlformats.org/drawingml/2006/main" noChangeAspect="1"/>
             </wp:cNvGraphicFramePr>
@@ -2934,7 +3301,7 @@
                   <pic:spPr bwMode="auto">
                     <a:xfrm>
                       <a:off x="0" y="0"/>
-                      <a:ext cx="5715000" cy="2943225"/>
+                      <a:ext cx="5715000" cy="2409825"/>
                     </a:xfrm>
                     <a:prstGeom prst="rect">
                       <a:avLst/>
@@ -2960,7 +3327,7 @@
           <w:sz w:val="34"/>
           <w:szCs w:val="34"/>
         </w:rPr>
-        <w:t xml:space="preserve">รูป 2-1 ทั้ง 9 ขั้นตอนแบ่งตามผู้รับผิดชอบ ขั้นที่ 5 และ 7 เป็นจุดที่ลูกค้าและร้านต้องดำเนินการ</w:t>
+        <w:t xml:space="preserve">รูป 2-1 ทั้ง 10 ขั้นตอนแบ่งตามผู้รับผิดชอบ ขั้นที่ 5 และ 7 เป็นจุดที่ลูกค้าและร้านต้องดำเนินการ ขั้นที่ 10 เป็นขั้นใหม่ที่ลูกค้ายืนยันรับสินค้าและให้คะแนนเอง</w:t>
       </w:r>
     </w:p>
     <w:p>
@@ -2978,7 +3345,7 @@
           <w:sz w:val="32"/>
           <w:szCs w:val="32"/>
         </w:rPr>
-        <w:t xml:space="preserve">2.4 รายละเอียดแต่ละขั้นตอน</w:t>
+        <w:t xml:space="preserve">2.5 รายละเอียดแต่ละขั้นตอน</w:t>
       </w:r>
     </w:p>
     <w:p>
@@ -2994,15 +3361,15 @@
           <w:sz w:val="34"/>
           <w:szCs w:val="34"/>
         </w:rPr>
-        <w:t xml:space="preserve">ขั้นที่ 1 เลือกตัวเลือกและกรอกข้อมูลร้าน</w:t>
-      </w:r>
-      <w:r>
-        <w:rPr>
-          <w:rFonts w:ascii="TH SarabunPSK" w:cs="TH SarabunPSK" w:eastAsia="TH SarabunPSK" w:hAnsi="TH SarabunPSK"/>
-          <w:sz w:val="34"/>
-          <w:szCs w:val="34"/>
-        </w:rPr>
-        <w:t xml:space="preserve"> ลูกค้าเลือกประเภท ขนาด จำนวน รูปแบบ และสีของสินค้า แล้วกรอกข้อมูลที่จะพิมพ์ลงบรรจุภัณฑ์ เช่น ชื่อร้าน ที่อยู่ เบอร์โทรศัพท์ และเวลาเปิดทำการ ช่องข้อมูลขึ้นอยู่กับสินค้าแต่ละรายการ ลูกค้าอัปโหลดโลโก้หรือไฟล์ตัวอย่างงานได้ (AI, EPS, PDF, SVG ที่แนะนำ และ PNG โปร่งใส / JPG ความละเอียดสูง ไม่เกิน 20 MB) และต้องยอมรับเงื่อนไขของสินค้าก่อนดำเนินการต่อ</w:t>
+        <w:t xml:space="preserve">ขั้นที่ 1 เลือกตัวเลือกและกรอกข้อมูล</w:t>
+      </w:r>
+      <w:r>
+        <w:rPr>
+          <w:rFonts w:ascii="TH SarabunPSK" w:cs="TH SarabunPSK" w:eastAsia="TH SarabunPSK" w:hAnsi="TH SarabunPSK"/>
+          <w:sz w:val="34"/>
+          <w:szCs w:val="34"/>
+        </w:rPr>
+        <w:t xml:space="preserve"> ลูกค้าเลือกตัวเลือกของสินค้า กรอกข้อมูลตามช่องที่แอดมินกำหนด อัปโหลดโลโก้หรือไฟล์ตัวอย่างงาน (AI, EPS, PDF, SVG ที่แนะนำ และ PNG โปร่งใส / JPG ความละเอียดสูง ไม่เกิน 20 MB) และต้องยอมรับเงื่อนไขของสินค้าก่อนดำเนินการต่อ ถ้าเลือกขนาดกำหนดเองในสินค้าที่คิดราคาต่อชิ้น หรือเลือกขนาดที่ยังไม่เคยตั้งราคาไว้ ระบบจะส่งคำสั่งซื้อไปให้เจ้าหน้าที่ตีราคาก่อน ลูกค้าสั่งซื้อได้เสมอไม่ว่ากรณีใด</w:t>
       </w:r>
     </w:p>
     <w:p>
@@ -3081,15 +3448,15 @@
           <w:sz w:val="34"/>
           <w:szCs w:val="34"/>
         </w:rPr>
-        <w:t xml:space="preserve">ขั้นที่ 2 สรุปยอดและชำระมัดจำ 50%</w:t>
-      </w:r>
-      <w:r>
-        <w:rPr>
-          <w:rFonts w:ascii="TH SarabunPSK" w:cs="TH SarabunPSK" w:eastAsia="TH SarabunPSK" w:hAnsi="TH SarabunPSK"/>
-          <w:sz w:val="34"/>
-          <w:szCs w:val="34"/>
-        </w:rPr>
-        <w:t xml:space="preserve"> ระบบคำนวณยอดรวมและยอดมัดจำ 50% ให้ลูกค้าเห็นก่อนชำระ ลูกค้าชำระด้วยการโอนพร้อมแนบสลิป หรือสแกน QR PromptPay ยังไม่รวมค่าจัดส่งในขั้นนี้ ลูกค้าเลือกวิธีรับสินค้าและที่อยู่ได้ในขั้นนี้ แต่จะล็อกการแก้ไขหลังชำระมัดจำ</w:t>
+        <w:t xml:space="preserve">ขั้นที่ 2 เลือกวิธีรับสินค้าและชำระมัดจำ 50%</w:t>
+      </w:r>
+      <w:r>
+        <w:rPr>
+          <w:rFonts w:ascii="TH SarabunPSK" w:cs="TH SarabunPSK" w:eastAsia="TH SarabunPSK" w:hAnsi="TH SarabunPSK"/>
+          <w:sz w:val="34"/>
+          <w:szCs w:val="34"/>
+        </w:rPr>
+        <w:t xml:space="preserve"> ลูกค้าเลือกวิธีรับสินค้าและที่อยู่ในขั้นตอนเดียวกับการสรุปยอด (รายละเอียดอยู่ในหัวข้อ 2.9) ระบบคำนวณยอดมัดจำ 50% จาก (ค่าสินค้า + ค่าบล็อค − ส่วนลด) ยังไม่รวมค่าจัดส่ง ลูกค้าชำระด้วยการโอนพร้อมแนบสลิป (รอแอดมินตรวจ) หรือสแกน QR PromptPay (ระบบยืนยันให้อัตโนมัติ ไม่ต้องรอตรวจ) ถ้ามีใบลดหนี้ในบัญชีเลือกใช้ตัดยอดได้ทันที และถอนออกได้ก่อนส่งหลักฐานการชำระเงิน วิธีรับสินค้าและที่อยู่จะล็อกแก้ไขไม่ได้หลังชำระมัดจำ</w:t>
       </w:r>
     </w:p>
     <w:p>
@@ -3176,7 +3543,7 @@
           <w:sz w:val="34"/>
           <w:szCs w:val="34"/>
         </w:rPr>
-        <w:t xml:space="preserve"> เมื่อลูกค้าแนบสลิป แอดมินตรวจยอดเทียบกับยอดที่ต้องชำระ และตรวจความถูกต้องของข้อมูล แอดมินสามารถ</w:t>
+        <w:t xml:space="preserve"> เมื่อลูกค้าแนบสลิปโอนเงิน แอดมินตรวจยอดเทียบกับยอดที่ต้องชำระ และตรวจความถูกต้องของข้อมูล (สลิป QR PromptPay ระบบอนุมัติให้อัตโนมัติ ไม่ต้องรอแอดมิน) แอดมินเลือกทำได้ 3 ทาง</w:t>
       </w:r>
     </w:p>
     <w:p>
@@ -3299,7 +3666,7 @@
           <w:sz w:val="34"/>
           <w:szCs w:val="34"/>
         </w:rPr>
-        <w:t xml:space="preserve"> ทีมกราฟิกพิมพ์ใบสรุปความต้องการของลูกค้าจากระบบ นำไปออกแบบใน Adobe Illustrator แล้วอัปโหลดภาพ Mockup (JPG / PNG) เข้าสู่ออเดอร์ ลูกค้าได้รับแจ้งว่ามีแบบใหม่ให้ตรวจ</w:t>
+        <w:t xml:space="preserve"> ทีมกราฟิกพิมพ์ใบสรุปความต้องการของลูกค้าจากระบบ นำไปออกแบบใน Adobe Illustrator แล้วอัปโหลดภาพ Mockup (JPG / PNG) เข้าสู่ออเดอร์ภายใน 7 วันหลังอนุมัติมัดจำ ลูกค้าได้รับแจ้งว่ามีแบบใหม่ให้ตรวจ</w:t>
       </w:r>
     </w:p>
     <w:p>
@@ -3359,8 +3726,14 @@
           <w:sz w:val="34"/>
           <w:szCs w:val="34"/>
         </w:rPr>
-        <w:t xml:space="preserve"> โดยระบุจุดที่ต้องการแก้ไขและแนบไฟล์เพิ่มได้ การขอแก้ไขทำได้ </w:t>
-      </w:r>
+        <w:t xml:space="preserve"> โดยวงจุดบนภาพแบบตรงตำแหน่งที่ต้องการแก้ (สูงสุด 30 จุด) พร้อมใส่โน้ตอธิบาย ต้องมีจุดหรือโน้ตอย่างน้อย 1 รายการ และต้องยืนยันในหน้าต่างเตือนก่อนส่ง เพราะใช้โควตาแล้วย้อนกลับไม่ได้ การขอแก้ไขทำได้สูงสุด 3 ครั้ง (Draft รวมสูงสุด 4 ฉบับ) รายละเอียดอยู่ในหัวข้อ 2.7</w:t>
+      </w:r>
+    </w:p>
+    <w:p>
+      <w:pPr>
+        <w:spacing w:after="120" w:line="400"/>
+        <w:jc w:val="both"/>
+      </w:pPr>
       <w:r>
         <w:rPr>
           <w:rFonts w:ascii="TH SarabunPSK" w:cs="TH SarabunPSK" w:eastAsia="TH SarabunPSK" w:hAnsi="TH SarabunPSK"/>
@@ -3369,15 +3742,15 @@
           <w:sz w:val="34"/>
           <w:szCs w:val="34"/>
         </w:rPr>
-        <w:t xml:space="preserve">สูงสุด 3 ครั้ง</w:t>
-      </w:r>
-      <w:r>
-        <w:rPr>
-          <w:rFonts w:ascii="TH SarabunPSK" w:cs="TH SarabunPSK" w:eastAsia="TH SarabunPSK" w:hAnsi="TH SarabunPSK"/>
-          <w:sz w:val="34"/>
-          <w:szCs w:val="34"/>
-        </w:rPr>
-        <w:t xml:space="preserve"> รายละเอียดอยู่ในหัวข้อ 2.6</w:t>
+        <w:t xml:space="preserve">ขั้นที่ 6 ส่งผลิตที่โรงงาน</w:t>
+      </w:r>
+      <w:r>
+        <w:rPr>
+          <w:rFonts w:ascii="TH SarabunPSK" w:cs="TH SarabunPSK" w:eastAsia="TH SarabunPSK" w:hAnsi="TH SarabunPSK"/>
+          <w:sz w:val="34"/>
+          <w:szCs w:val="34"/>
+        </w:rPr>
+        <w:t xml:space="preserve"> เมื่อลูกค้าอนุมัติแบบ คำสั่งซื้อเข้าสู่การผลิตและฝ่ายจัดซื้อส่งงานไปยังโรงงาน ใช้เวลาประมาณ 2–4 สัปดาห์</w:t>
       </w:r>
     </w:p>
     <w:p>
@@ -3393,15 +3766,15 @@
           <w:sz w:val="34"/>
           <w:szCs w:val="34"/>
         </w:rPr>
-        <w:t xml:space="preserve">ขั้นที่ 6 ส่งผลิตที่โรงงาน</w:t>
-      </w:r>
-      <w:r>
-        <w:rPr>
-          <w:rFonts w:ascii="TH SarabunPSK" w:cs="TH SarabunPSK" w:eastAsia="TH SarabunPSK" w:hAnsi="TH SarabunPSK"/>
-          <w:sz w:val="34"/>
-          <w:szCs w:val="34"/>
-        </w:rPr>
-        <w:t xml:space="preserve"> เมื่อลูกค้าอนุมัติแบบ คำสั่งซื้อเข้าสู่การผลิตและฝ่ายจัดซื้อส่งงานไปยังโรงงาน ใช้เวลาประมาณ 2–4 สัปดาห์</w:t>
+        <w:t xml:space="preserve">ขั้นที่ 7 รับสินค้าและปรับจำนวนจริง</w:t>
+      </w:r>
+      <w:r>
+        <w:rPr>
+          <w:rFonts w:ascii="TH SarabunPSK" w:cs="TH SarabunPSK" w:eastAsia="TH SarabunPSK" w:hAnsi="TH SarabunPSK"/>
+          <w:sz w:val="34"/>
+          <w:szCs w:val="34"/>
+        </w:rPr>
+        <w:t xml:space="preserve"> โรงงานอาจผลิตได้จำนวนเกินหรือขาดจากที่สั่งได้ตามเงื่อนไขการผลิต เมื่อรับสินค้าแล้ว แอดมินปรับจำนวนจริงในออเดอร์ พร้อมกรอกค่าจัดส่งถ้าเป็นการจัดส่งนอกพื้นที่ ระบบคำนวณยอดรวมใหม่ทันที ส่วนที่ผลิตเกินลูกค้ารับในราคาต่อหน่วยเดิม รายละเอียดอยู่ในหัวข้อ 2.8</w:t>
       </w:r>
     </w:p>
     <w:p>
@@ -3417,15 +3790,15 @@
           <w:sz w:val="34"/>
           <w:szCs w:val="34"/>
         </w:rPr>
-        <w:t xml:space="preserve">ขั้นที่ 7 รับสินค้าและปรับจำนวนจริง</w:t>
-      </w:r>
-      <w:r>
-        <w:rPr>
-          <w:rFonts w:ascii="TH SarabunPSK" w:cs="TH SarabunPSK" w:eastAsia="TH SarabunPSK" w:hAnsi="TH SarabunPSK"/>
-          <w:sz w:val="34"/>
-          <w:szCs w:val="34"/>
-        </w:rPr>
-        <w:t xml:space="preserve"> โรงงานอาจผลิตได้จำนวนเกินหรือขาดจากที่สั่งได้ตามเงื่อนไขการผลิต เมื่อรับสินค้าแล้ว แอดมินปรับจำนวนจริงในออเดอร์ ระบบคำนวณยอดใหม่ทันที ส่วนที่ผลิตเกินลูกค้ารับในราคาต่อหน่วยเดิม รายละเอียดอยู่ในหัวข้อ 2.7</w:t>
+        <w:t xml:space="preserve">ขั้นที่ 8 ชำระรอบที่ 2 หรือรับใบลดหนี้</w:t>
+      </w:r>
+      <w:r>
+        <w:rPr>
+          <w:rFonts w:ascii="TH SarabunPSK" w:cs="TH SarabunPSK" w:eastAsia="TH SarabunPSK" w:hAnsi="TH SarabunPSK"/>
+          <w:sz w:val="34"/>
+          <w:szCs w:val="34"/>
+        </w:rPr>
+        <w:t xml:space="preserve"> ถ้ายังมียอดค้าง ลูกค้าชำระส่วนที่เหลือผ่านหน้าเว็บ และแอดมินตรวจสลิปรอบที่ 2 ถ้าไม่มียอดค้าง (ยอดพอดีหรือจ่ายเกิน) ข้ามการชำระรอบนี้ไปได้เลย และถ้าลูกค้าจ่ายเกินยอดจริง ระบบออกใบลดหนี้คืนให้โดยอัตโนมัติ</w:t>
       </w:r>
     </w:p>
     <w:p>
@@ -3441,15 +3814,15 @@
           <w:sz w:val="34"/>
           <w:szCs w:val="34"/>
         </w:rPr>
-        <w:t xml:space="preserve">ขั้นที่ 8 ชำระรอบที่ 2 หรือรับ Credit Note</w:t>
-      </w:r>
-      <w:r>
-        <w:rPr>
-          <w:rFonts w:ascii="TH SarabunPSK" w:cs="TH SarabunPSK" w:eastAsia="TH SarabunPSK" w:hAnsi="TH SarabunPSK"/>
-          <w:sz w:val="34"/>
-          <w:szCs w:val="34"/>
-        </w:rPr>
-        <w:t xml:space="preserve"> ถ้ายังมียอดค้าง ลูกค้าชำระส่วนที่เหลือผ่านหน้าเว็บ และแอดมินตรวจสลิปรอบที่ 2 ถ้าลูกค้าจ่ายเกินยอดจริง ระบบออก Credit Note ให้โดยอัตโนมัติ</w:t>
+        <w:t xml:space="preserve">ขั้นที่ 9 เปิดบิลและจัดส่ง</w:t>
+      </w:r>
+      <w:r>
+        <w:rPr>
+          <w:rFonts w:ascii="TH SarabunPSK" w:cs="TH SarabunPSK" w:eastAsia="TH SarabunPSK" w:hAnsi="TH SarabunPSK"/>
+          <w:sz w:val="34"/>
+          <w:szCs w:val="34"/>
+        </w:rPr>
+        <w:t xml:space="preserve"> เจ้าหน้าที่เปิดบิลใน POS และกรอกเลขที่เอกสาร ออเดอร์เข้าสถานะรอจัดส่งหรือรอรับที่ร้านตามวิธีที่เลือกไว้ เจ้าหน้าที่จะนัดวันจัดส่งหรือวันรับของกับลูกค้าอีกครั้งหลังผลิตเสร็จ เพราะลูกค้าไม่ได้เลือกวันตอนสั่งซื้อ</w:t>
       </w:r>
     </w:p>
     <w:p>
@@ -3465,15 +3838,15 @@
           <w:sz w:val="34"/>
           <w:szCs w:val="34"/>
         </w:rPr>
-        <w:t xml:space="preserve">ขั้นที่ 9 เปิดบิลและส่งมอบ</w:t>
-      </w:r>
-      <w:r>
-        <w:rPr>
-          <w:rFonts w:ascii="TH SarabunPSK" w:cs="TH SarabunPSK" w:eastAsia="TH SarabunPSK" w:hAnsi="TH SarabunPSK"/>
-          <w:sz w:val="34"/>
-          <w:szCs w:val="34"/>
-        </w:rPr>
-        <w:t xml:space="preserve"> เจ้าหน้าที่เปิดบิลใน POS และกรอกเลขที่เอกสาร แล้วส่งมอบด้วยการจัดส่งหรือให้มารับที่ร้าน ลูกค้าได้รับสินค้าแล้วสถานะจะเป็น "รับสินค้าแล้ว" และปิดงาน</w:t>
+        <w:t xml:space="preserve">ขั้นที่ 10 ยืนยันรับสินค้าและให้คะแนน</w:t>
+      </w:r>
+      <w:r>
+        <w:rPr>
+          <w:rFonts w:ascii="TH SarabunPSK" w:cs="TH SarabunPSK" w:eastAsia="TH SarabunPSK" w:hAnsi="TH SarabunPSK"/>
+          <w:sz w:val="34"/>
+          <w:szCs w:val="34"/>
+        </w:rPr>
+        <w:t xml:space="preserve"> เมื่อได้รับสินค้าแล้ว ลูกค้ากดยืนยันรับสินค้าด้วยตนเองในหน้าออเดอร์ สถานะเปลี่ยนเป็น "รับสินค้าแล้ว" และปิดงาน จากนั้นให้คะแนนสินค้า 1-5 ดาวพร้อมความเห็นได้ 1 ครั้งต่อออเดอร์ รีวิวจะแสดงในหน้าสินค้าแบบสาธารณะโดยย่อชื่อลูกค้าเพื่อความเป็นส่วนตัว เช่น "จ***"</w:t>
       </w:r>
     </w:p>
     <w:p>
@@ -3491,7 +3864,7 @@
           <w:sz w:val="32"/>
           <w:szCs w:val="32"/>
         </w:rPr>
-        <w:t xml:space="preserve">2.5 ตัวอย่างภาพ Mockup ที่ลูกค้าเห็น</w:t>
+        <w:t xml:space="preserve">2.6 ภาพ Mockup และกลุ่มสี</w:t>
       </w:r>
     </w:p>
     <w:p>
@@ -3559,6 +3932,44 @@
     </w:p>
     <w:p>
       <w:pPr>
+        <w:spacing w:after="120" w:line="400"/>
+        <w:jc w:val="both"/>
+      </w:pPr>
+      <w:r>
+        <w:rPr>
+          <w:rFonts w:ascii="TH SarabunPSK" w:cs="TH SarabunPSK" w:eastAsia="TH SarabunPSK" w:hAnsi="TH SarabunPSK"/>
+          <w:sz w:val="34"/>
+          <w:szCs w:val="34"/>
+        </w:rPr>
+        <w:t xml:space="preserve">แบบ Mockup แปลงจากไฟล์ .ai หรือ .pdf เป็นภาพเวกเตอร์ หรืออัปโหลดเป็นภาพนิ่งก็ได้ แบบหนึ่งผูกกับตัวเลือกได้หลายแบบ หรือไม่ผูกเลยเพื่อใช้เป็นแบบหลักของสินค้า ช่องในแบบเปลี่ยนตามข้อมูลลูกค้าได้ 3 ชนิด คือข้อความ (ผูกกับช่องข้อมูลที่กรอก) รูปภาพ (ไฟล์โลโก้) และสี</w:t>
+      </w:r>
+    </w:p>
+    <w:p>
+      <w:pPr>
+        <w:spacing w:after="120" w:line="400"/>
+        <w:jc w:val="both"/>
+      </w:pPr>
+      <w:r>
+        <w:rPr>
+          <w:rFonts w:ascii="TH SarabunPSK" w:cs="TH SarabunPSK" w:eastAsia="TH SarabunPSK" w:hAnsi="TH SarabunPSK"/>
+          <w:b/>
+          <w:bCs/>
+          <w:sz w:val="34"/>
+          <w:szCs w:val="34"/>
+        </w:rPr>
+        <w:t xml:space="preserve">กลุ่มสี</w:t>
+      </w:r>
+      <w:r>
+        <w:rPr>
+          <w:rFonts w:ascii="TH SarabunPSK" w:cs="TH SarabunPSK" w:eastAsia="TH SarabunPSK" w:hAnsi="TH SarabunPSK"/>
+          <w:sz w:val="34"/>
+          <w:szCs w:val="34"/>
+        </w:rPr>
+        <w:t xml:space="preserve"> แอดมินจัดกลุ่มสีในแบบ เช่น "สีหลัก" หรือ "สีพื้นหลัง" แล้วผูกแต่ละกลุ่มกับตัวเลือกสีของสินค้า ลูกค้าเปลี่ยนสีจากตัวเลือกเดิมตอนเลือกสินค้า ไม่มีช่องเลือกสีซ้ำซ้อน กลุ่มที่ผูกตัวเลือกสีเดียวกันจะเปลี่ยนพร้อมกันทั้งหมด ส่วนกลุ่มที่ไม่ได้ผูกจะคงสีเดิมไว้ สีที่ลูกค้าเลือกถูกบันทึกเป็นชื่อกลุ่มและรหัสสี แสดงให้เห็นทั้งหน้าลูกค้า หน้าแอดมิน และใบสรุปความต้องการที่พิมพ์ให้ทีมกราฟิก</w:t>
+      </w:r>
+    </w:p>
+    <w:p>
+      <w:pPr>
         <w:pStyle w:val="Heading3"/>
         <w:keepNext/>
         <w:spacing w:after="120" w:before="240"/>
@@ -3572,7 +3983,7 @@
           <w:sz w:val="32"/>
           <w:szCs w:val="32"/>
         </w:rPr>
-        <w:t xml:space="preserve">2.6 การตรวจแบบและแก้ไข</w:t>
+        <w:t xml:space="preserve">2.7 การตรวจแบบและแก้ไข</w:t>
       </w:r>
     </w:p>
     <w:p>
@@ -3738,6 +4149,60 @@
                 <w:sz w:val="27"/>
                 <w:szCs w:val="27"/>
               </w:rPr>
+              <w:t xml:space="preserve">วิธีขอแก้ไข</w:t>
+            </w:r>
+          </w:p>
+        </w:tc>
+        <w:tc>
+          <w:tcPr>
+            <w:tcW w:type="dxa" w:w="6943"/>
+            <w:tcMar>
+              <w:top w:type="dxa" w:w="60"/>
+              <w:left w:type="dxa" w:w="90"/>
+              <w:bottom w:type="dxa" w:w="60"/>
+              <w:right w:type="dxa" w:w="90"/>
+            </w:tcMar>
+          </w:tcPr>
+          <w:p>
+            <w:pPr>
+              <w:spacing w:after="0" w:before="0"/>
+            </w:pPr>
+            <w:r>
+              <w:rPr>
+                <w:rFonts w:ascii="TH SarabunPSK" w:cs="TH SarabunPSK" w:eastAsia="TH SarabunPSK" w:hAnsi="TH SarabunPSK"/>
+                <w:b w:val="false"/>
+                <w:bCs w:val="false"/>
+                <w:sz w:val="27"/>
+                <w:szCs w:val="27"/>
+              </w:rPr>
+              <w:t xml:space="preserve">วงจุดบนภาพแบบสูงสุด 30 จุด พร้อมใส่โน้ตอธิบาย ต้องมีอย่างน้อย 1 รายการ</w:t>
+            </w:r>
+          </w:p>
+        </w:tc>
+      </w:tr>
+      <w:tr>
+        <w:tc>
+          <w:tcPr>
+            <w:tcW w:type="dxa" w:w="2083"/>
+            <w:tcMar>
+              <w:top w:type="dxa" w:w="60"/>
+              <w:left w:type="dxa" w:w="90"/>
+              <w:bottom w:type="dxa" w:w="60"/>
+              <w:right w:type="dxa" w:w="90"/>
+            </w:tcMar>
+          </w:tcPr>
+          <w:p>
+            <w:pPr>
+              <w:spacing w:after="0" w:before="0"/>
+            </w:pPr>
+            <w:r>
+              <w:rPr>
+                <w:rFonts w:ascii="TH SarabunPSK" w:cs="TH SarabunPSK" w:eastAsia="TH SarabunPSK" w:hAnsi="TH SarabunPSK"/>
+                <w:b w:val="false"/>
+                <w:bCs w:val="false"/>
+                <w:sz w:val="27"/>
+                <w:szCs w:val="27"/>
+              </w:rPr>
               <w:t xml:space="preserve">จำนวนครั้งที่ขอแก้</w:t>
             </w:r>
           </w:p>
@@ -4060,7 +4525,7 @@
           <w:sz w:val="32"/>
           <w:szCs w:val="32"/>
         </w:rPr>
-        <w:t xml:space="preserve">2.7 การคิดเงินและมัดจำ</w:t>
+        <w:t xml:space="preserve">2.8 การคิดเงินและมัดจำ</w:t>
       </w:r>
     </w:p>
     <w:p>
@@ -4076,7 +4541,7 @@
           <w:sz w:val="34"/>
           <w:szCs w:val="34"/>
         </w:rPr>
-        <w:t xml:space="preserve">สูตรการคิดเงิน</w:t>
+        <w:t xml:space="preserve">สูตรการคิดราคาสินค้า</w:t>
       </w:r>
     </w:p>
     <w:p>
@@ -4091,7 +4556,7 @@
           <w:sz w:val="16"/>
           <w:szCs w:val="16"/>
         </w:rPr>
-        <w:t xml:space="preserve">มัดจำรอบแรก = ยอดรวมตั้งต้น × 50%</w:t>
+        <w:t xml:space="preserve">ราคาต่อหน่วย (PER_UNIT) = ราคาต่อหน่วย × จำนวน</w:t>
       </w:r>
     </w:p>
     <w:p>
@@ -4106,7 +4571,42 @@
           <w:sz w:val="16"/>
           <w:szCs w:val="16"/>
         </w:rPr>
-        <w:t xml:space="preserve">ยอดชำระรอบที่ 2 = ยอดรวมหลังปรับจำนวนจริง − ยอดที่ชำระแล้ว</w:t>
+        <w:t xml:space="preserve">ราคาต่อตารางเมตร (PER_AREA) = ราคาต่อตารางเมตร × มากกว่าระหว่าง(พื้นที่คิดขั้นต่ำ, กว้าง × ยาว) × จำนวน</w:t>
+      </w:r>
+    </w:p>
+    <w:p>
+      <w:pPr>
+        <w:spacing w:after="120"/>
+      </w:pPr>
+    </w:p>
+    <w:p>
+      <w:pPr>
+        <w:spacing w:after="120" w:line="400"/>
+        <w:jc w:val="both"/>
+      </w:pPr>
+      <w:r>
+        <w:rPr>
+          <w:rFonts w:ascii="TH SarabunPSK" w:cs="TH SarabunPSK" w:eastAsia="TH SarabunPSK" w:hAnsi="TH SarabunPSK"/>
+          <w:sz w:val="34"/>
+          <w:szCs w:val="34"/>
+        </w:rPr>
+        <w:t xml:space="preserve">ตารางราคาอ้างอิงจากตัวเลือกที่ "มีผลต่อราคา" คูณกับระดับราคาตามจำนวน (ใช้ระดับสูงสุดที่ไม่เกินจำนวนที่สั่ง) ค่าบล็อคคิดครั้งเดียวเมื่อลูกค้าติ๊ก "สั่งครั้งแรก" และตั้งแยกตามแถวราคาได้ พื้นที่คิดขั้นต่ำกันไม่ให้สินค้าชิ้นเล็กราคาต่ำเกินไป เช่น ตั้งขั้นต่ำ 1 ตร.ม. ซองขนาด 10×10 ซม. จะคิดราคาเท่ากับ 1 ตร.ม. ถ้าตั้งเป็น 0 ระบบคิดตามพื้นที่จริง</w:t>
+      </w:r>
+    </w:p>
+    <w:p>
+      <w:pPr>
+        <w:spacing w:after="120" w:line="400"/>
+        <w:jc w:val="both"/>
+      </w:pPr>
+      <w:r>
+        <w:rPr>
+          <w:rFonts w:ascii="TH SarabunPSK" w:cs="TH SarabunPSK" w:eastAsia="TH SarabunPSK" w:hAnsi="TH SarabunPSK"/>
+          <w:b/>
+          <w:bCs/>
+          <w:sz w:val="34"/>
+          <w:szCs w:val="34"/>
+        </w:rPr>
+        <w:t xml:space="preserve">สูตรการชำระเงิน 2 รอบ</w:t>
       </w:r>
     </w:p>
     <w:p>
@@ -4121,7 +4621,37 @@
           <w:sz w:val="16"/>
           <w:szCs w:val="16"/>
         </w:rPr>
-        <w:t xml:space="preserve">ยอดรวมหลังปรับ = (จำนวนจริง × ราคาต่อหน่วย + ค่าบล็อค) + ค่าจัดส่ง − ส่วนลด</w:t>
+        <w:t xml:space="preserve">มัดจำรอบแรก = (ค่าสินค้า + ค่าบล็อค − ส่วนลด) × 50%   [ไม่รวมค่าจัดส่ง]</w:t>
+      </w:r>
+    </w:p>
+    <w:p>
+      <w:pPr>
+        <w:shd w:fill="F3F3F3" w:color="auto" w:val="clear"/>
+        <w:spacing w:after="0" w:line="240"/>
+        <w:ind w:left="120" w:right="120"/>
+      </w:pPr>
+      <w:r>
+        <w:rPr>
+          <w:rFonts w:ascii="Consolas" w:cs="Consolas" w:eastAsia="Consolas" w:hAnsi="Consolas"/>
+          <w:sz w:val="16"/>
+          <w:szCs w:val="16"/>
+        </w:rPr>
+        <w:t xml:space="preserve">ยอดรวมทั้งหมด = ค่าสินค้าตามจำนวนผลิตจริง + ค่าจัดส่ง − ส่วนลด</w:t>
+      </w:r>
+    </w:p>
+    <w:p>
+      <w:pPr>
+        <w:shd w:fill="F3F3F3" w:color="auto" w:val="clear"/>
+        <w:spacing w:after="0" w:line="240"/>
+        <w:ind w:left="120" w:right="120"/>
+      </w:pPr>
+      <w:r>
+        <w:rPr>
+          <w:rFonts w:ascii="Consolas" w:cs="Consolas" w:eastAsia="Consolas" w:hAnsi="Consolas"/>
+          <w:sz w:val="16"/>
+          <w:szCs w:val="16"/>
+        </w:rPr>
+        <w:t xml:space="preserve">ยอดชำระรอบที่ 2 = ยอดรวมทั้งหมด − ยอดที่ชำระแล้ว − ใบลดหนี้ที่เลือกใช้</w:t>
       </w:r>
     </w:p>
     <w:p>
@@ -4825,7 +5355,390 @@
           <w:sz w:val="34"/>
           <w:szCs w:val="34"/>
         </w:rPr>
-        <w:t xml:space="preserve"> ถ้าผลิตได้จริง 4,800 ใบ (ขาด 200 ใบ) และลูกค้าชำระมัดจำ 2,500 บาทไว้แล้ว ยอดรวมหลังปรับคือ 4,800 บาท ลูกค้าจึงมียอดค้างชำระ 2,300 บาท หากชำระเต็มจำนวนแล้วมียอดจ่ายเกินจากการปรับลด ระบบจะออก Credit Note ให้ตามส่วนต่าง</w:t>
+        <w:t xml:space="preserve"> ถ้าผลิตได้จริง 4,800 ใบ (ขาด 200 ใบ) และลูกค้าชำระมัดจำ 2,500 บาทไว้แล้ว ยอดรวมหลังปรับคือ 4,800 บาท ลูกค้าจึงมียอดค้างชำระ 2,300 บาท ถ้าลูกค้าชำระไว้แล้วเกินยอดรวมหลังปรับ ระบบจะออกใบลดหนี้คืนให้ตามส่วนต่างโดยอัตโนมัติ</w:t>
+      </w:r>
+    </w:p>
+    <w:p>
+      <w:pPr>
+        <w:spacing w:after="120" w:line="400"/>
+        <w:jc w:val="both"/>
+      </w:pPr>
+      <w:r>
+        <w:rPr>
+          <w:rFonts w:ascii="TH SarabunPSK" w:cs="TH SarabunPSK" w:eastAsia="TH SarabunPSK" w:hAnsi="TH SarabunPSK"/>
+          <w:b/>
+          <w:bCs/>
+          <w:sz w:val="34"/>
+          <w:szCs w:val="34"/>
+        </w:rPr>
+        <w:t xml:space="preserve">ขนาดที่ลูกค้ากำหนดเอง — ใครเป็นคนตีราคา</w:t>
+      </w:r>
+    </w:p>
+    <w:tbl>
+      <w:tblPr>
+        <w:tblW w:type="dxa" w:w="9026"/>
+        <w:tblBorders>
+          <w:top w:val="single" w:color="auto" w:sz="4"/>
+          <w:left w:val="single" w:color="auto" w:sz="4"/>
+          <w:bottom w:val="single" w:color="auto" w:sz="4"/>
+          <w:right w:val="single" w:color="auto" w:sz="4"/>
+          <w:insideH w:val="single" w:color="auto" w:sz="4"/>
+          <w:insideV w:val="single" w:color="auto" w:sz="4"/>
+        </w:tblBorders>
+      </w:tblPr>
+      <w:tblGrid>
+        <w:gridCol w:w="4551"/>
+        <w:gridCol w:w="4475"/>
+      </w:tblGrid>
+      <w:tr>
+        <w:trPr>
+          <w:tblHeader/>
+        </w:trPr>
+        <w:tc>
+          <w:tcPr>
+            <w:tcW w:type="dxa" w:w="4551"/>
+            <w:shd w:fill="A32F34" w:color="auto" w:val="clear"/>
+            <w:tcMar>
+              <w:top w:type="dxa" w:w="60"/>
+              <w:left w:type="dxa" w:w="90"/>
+              <w:bottom w:type="dxa" w:w="60"/>
+              <w:right w:type="dxa" w:w="90"/>
+            </w:tcMar>
+          </w:tcPr>
+          <w:p>
+            <w:pPr>
+              <w:spacing w:after="0" w:before="0"/>
+            </w:pPr>
+            <w:r>
+              <w:rPr>
+                <w:rFonts w:ascii="TH SarabunPSK" w:cs="TH SarabunPSK" w:eastAsia="TH SarabunPSK" w:hAnsi="TH SarabunPSK"/>
+                <w:b/>
+                <w:bCs/>
+                <w:color w:val="FFFFFF"/>
+                <w:sz w:val="27"/>
+                <w:szCs w:val="27"/>
+              </w:rPr>
+              <w:t xml:space="preserve">เงื่อนไข</w:t>
+            </w:r>
+          </w:p>
+        </w:tc>
+        <w:tc>
+          <w:tcPr>
+            <w:tcW w:type="dxa" w:w="4475"/>
+            <w:shd w:fill="A32F34" w:color="auto" w:val="clear"/>
+            <w:tcMar>
+              <w:top w:type="dxa" w:w="60"/>
+              <w:left w:type="dxa" w:w="90"/>
+              <w:bottom w:type="dxa" w:w="60"/>
+              <w:right w:type="dxa" w:w="90"/>
+            </w:tcMar>
+          </w:tcPr>
+          <w:p>
+            <w:pPr>
+              <w:spacing w:after="0" w:before="0"/>
+            </w:pPr>
+            <w:r>
+              <w:rPr>
+                <w:rFonts w:ascii="TH SarabunPSK" w:cs="TH SarabunPSK" w:eastAsia="TH SarabunPSK" w:hAnsi="TH SarabunPSK"/>
+                <w:b/>
+                <w:bCs/>
+                <w:color w:val="FFFFFF"/>
+                <w:sz w:val="27"/>
+                <w:szCs w:val="27"/>
+              </w:rPr>
+              <w:t xml:space="preserve">ผล</w:t>
+            </w:r>
+          </w:p>
+        </w:tc>
+      </w:tr>
+      <w:tr>
+        <w:tc>
+          <w:tcPr>
+            <w:tcW w:type="dxa" w:w="4551"/>
+            <w:tcMar>
+              <w:top w:type="dxa" w:w="60"/>
+              <w:left w:type="dxa" w:w="90"/>
+              <w:bottom w:type="dxa" w:w="60"/>
+              <w:right w:type="dxa" w:w="90"/>
+            </w:tcMar>
+          </w:tcPr>
+          <w:p>
+            <w:pPr>
+              <w:spacing w:after="0" w:before="0"/>
+            </w:pPr>
+            <w:r>
+              <w:rPr>
+                <w:rFonts w:ascii="TH SarabunPSK" w:cs="TH SarabunPSK" w:eastAsia="TH SarabunPSK" w:hAnsi="TH SarabunPSK"/>
+                <w:b w:val="false"/>
+                <w:bCs w:val="false"/>
+                <w:sz w:val="27"/>
+                <w:szCs w:val="27"/>
+              </w:rPr>
+              <w:t xml:space="preserve">คิดราคาต่อตารางเมตร และแกนขนาดไม่มีผลต่อราคา</w:t>
+            </w:r>
+          </w:p>
+        </w:tc>
+        <w:tc>
+          <w:tcPr>
+            <w:tcW w:type="dxa" w:w="4475"/>
+            <w:tcMar>
+              <w:top w:type="dxa" w:w="60"/>
+              <w:left w:type="dxa" w:w="90"/>
+              <w:bottom w:type="dxa" w:w="60"/>
+              <w:right w:type="dxa" w:w="90"/>
+            </w:tcMar>
+          </w:tcPr>
+          <w:p>
+            <w:pPr>
+              <w:spacing w:after="0" w:before="0"/>
+            </w:pPr>
+            <w:r>
+              <w:rPr>
+                <w:rFonts w:ascii="TH SarabunPSK" w:cs="TH SarabunPSK" w:eastAsia="TH SarabunPSK" w:hAnsi="TH SarabunPSK"/>
+                <w:b w:val="false"/>
+                <w:bCs w:val="false"/>
+                <w:sz w:val="27"/>
+                <w:szCs w:val="27"/>
+              </w:rPr>
+              <w:t xml:space="preserve">ระบบคำนวณราคาเองจากพื้นที่ที่กรอก</w:t>
+            </w:r>
+          </w:p>
+        </w:tc>
+      </w:tr>
+      <w:tr>
+        <w:tc>
+          <w:tcPr>
+            <w:tcW w:type="dxa" w:w="4551"/>
+            <w:tcMar>
+              <w:top w:type="dxa" w:w="60"/>
+              <w:left w:type="dxa" w:w="90"/>
+              <w:bottom w:type="dxa" w:w="60"/>
+              <w:right w:type="dxa" w:w="90"/>
+            </w:tcMar>
+          </w:tcPr>
+          <w:p>
+            <w:pPr>
+              <w:spacing w:after="0" w:before="0"/>
+            </w:pPr>
+            <w:r>
+              <w:rPr>
+                <w:rFonts w:ascii="TH SarabunPSK" w:cs="TH SarabunPSK" w:eastAsia="TH SarabunPSK" w:hAnsi="TH SarabunPSK"/>
+                <w:b w:val="false"/>
+                <w:bCs w:val="false"/>
+                <w:sz w:val="27"/>
+                <w:szCs w:val="27"/>
+              </w:rPr>
+              <w:t xml:space="preserve">คิดราคาต่อตารางเมตร แกนขนาดมีผลต่อราคา และตั้งราคาแถวนั้นไว้แล้ว</w:t>
+            </w:r>
+          </w:p>
+        </w:tc>
+        <w:tc>
+          <w:tcPr>
+            <w:tcW w:type="dxa" w:w="4475"/>
+            <w:tcMar>
+              <w:top w:type="dxa" w:w="60"/>
+              <w:left w:type="dxa" w:w="90"/>
+              <w:bottom w:type="dxa" w:w="60"/>
+              <w:right w:type="dxa" w:w="90"/>
+            </w:tcMar>
+          </w:tcPr>
+          <w:p>
+            <w:pPr>
+              <w:spacing w:after="0" w:before="0"/>
+            </w:pPr>
+            <w:r>
+              <w:rPr>
+                <w:rFonts w:ascii="TH SarabunPSK" w:cs="TH SarabunPSK" w:eastAsia="TH SarabunPSK" w:hAnsi="TH SarabunPSK"/>
+                <w:b w:val="false"/>
+                <w:bCs w:val="false"/>
+                <w:sz w:val="27"/>
+                <w:szCs w:val="27"/>
+              </w:rPr>
+              <w:t xml:space="preserve">ระบบคำนวณราคาเองตามราคาแถวนั้น</w:t>
+            </w:r>
+          </w:p>
+        </w:tc>
+      </w:tr>
+      <w:tr>
+        <w:tc>
+          <w:tcPr>
+            <w:tcW w:type="dxa" w:w="4551"/>
+            <w:tcMar>
+              <w:top w:type="dxa" w:w="60"/>
+              <w:left w:type="dxa" w:w="90"/>
+              <w:bottom w:type="dxa" w:w="60"/>
+              <w:right w:type="dxa" w:w="90"/>
+            </w:tcMar>
+          </w:tcPr>
+          <w:p>
+            <w:pPr>
+              <w:spacing w:after="0" w:before="0"/>
+            </w:pPr>
+            <w:r>
+              <w:rPr>
+                <w:rFonts w:ascii="TH SarabunPSK" w:cs="TH SarabunPSK" w:eastAsia="TH SarabunPSK" w:hAnsi="TH SarabunPSK"/>
+                <w:b w:val="false"/>
+                <w:bCs w:val="false"/>
+                <w:sz w:val="27"/>
+                <w:szCs w:val="27"/>
+              </w:rPr>
+              <w:t xml:space="preserve">คิดราคาต่อตารางเมตร แกนขนาดมีผลต่อราคา แต่ยังไม่ได้ตั้งราคา</w:t>
+            </w:r>
+          </w:p>
+        </w:tc>
+        <w:tc>
+          <w:tcPr>
+            <w:tcW w:type="dxa" w:w="4475"/>
+            <w:tcMar>
+              <w:top w:type="dxa" w:w="60"/>
+              <w:left w:type="dxa" w:w="90"/>
+              <w:bottom w:type="dxa" w:w="60"/>
+              <w:right w:type="dxa" w:w="90"/>
+            </w:tcMar>
+          </w:tcPr>
+          <w:p>
+            <w:pPr>
+              <w:spacing w:after="0" w:before="0"/>
+            </w:pPr>
+            <w:r>
+              <w:rPr>
+                <w:rFonts w:ascii="TH SarabunPSK" w:cs="TH SarabunPSK" w:eastAsia="TH SarabunPSK" w:hAnsi="TH SarabunPSK"/>
+                <w:b w:val="false"/>
+                <w:bCs w:val="false"/>
+                <w:sz w:val="27"/>
+                <w:szCs w:val="27"/>
+              </w:rPr>
+              <w:t xml:space="preserve">ส่งให้เจ้าหน้าที่ตีราคาก่อนเริ่มกระบวนการ</w:t>
+            </w:r>
+          </w:p>
+        </w:tc>
+      </w:tr>
+      <w:tr>
+        <w:tc>
+          <w:tcPr>
+            <w:tcW w:type="dxa" w:w="4551"/>
+            <w:tcMar>
+              <w:top w:type="dxa" w:w="60"/>
+              <w:left w:type="dxa" w:w="90"/>
+              <w:bottom w:type="dxa" w:w="60"/>
+              <w:right w:type="dxa" w:w="90"/>
+            </w:tcMar>
+          </w:tcPr>
+          <w:p>
+            <w:pPr>
+              <w:spacing w:after="0" w:before="0"/>
+            </w:pPr>
+            <w:r>
+              <w:rPr>
+                <w:rFonts w:ascii="TH SarabunPSK" w:cs="TH SarabunPSK" w:eastAsia="TH SarabunPSK" w:hAnsi="TH SarabunPSK"/>
+                <w:b w:val="false"/>
+                <w:bCs w:val="false"/>
+                <w:sz w:val="27"/>
+                <w:szCs w:val="27"/>
+              </w:rPr>
+              <w:t xml:space="preserve">คิดราคาต่อหน่วย (ต่อชิ้น) และกำหนดขนาดเอง</w:t>
+            </w:r>
+          </w:p>
+        </w:tc>
+        <w:tc>
+          <w:tcPr>
+            <w:tcW w:type="dxa" w:w="4475"/>
+            <w:tcMar>
+              <w:top w:type="dxa" w:w="60"/>
+              <w:left w:type="dxa" w:w="90"/>
+              <w:bottom w:type="dxa" w:w="60"/>
+              <w:right w:type="dxa" w:w="90"/>
+            </w:tcMar>
+          </w:tcPr>
+          <w:p>
+            <w:pPr>
+              <w:spacing w:after="0" w:before="0"/>
+            </w:pPr>
+            <w:r>
+              <w:rPr>
+                <w:rFonts w:ascii="TH SarabunPSK" w:cs="TH SarabunPSK" w:eastAsia="TH SarabunPSK" w:hAnsi="TH SarabunPSK"/>
+                <w:b w:val="false"/>
+                <w:bCs w:val="false"/>
+                <w:sz w:val="27"/>
+                <w:szCs w:val="27"/>
+              </w:rPr>
+              <w:t xml:space="preserve">ส่งให้เจ้าหน้าที่ตีราคาเสมอ (คำนวณราคาต่อชิ้นจากขนาดไม่ได้)</w:t>
+            </w:r>
+          </w:p>
+        </w:tc>
+      </w:tr>
+      <w:tr>
+        <w:tc>
+          <w:tcPr>
+            <w:tcW w:type="dxa" w:w="4551"/>
+            <w:tcMar>
+              <w:top w:type="dxa" w:w="60"/>
+              <w:left w:type="dxa" w:w="90"/>
+              <w:bottom w:type="dxa" w:w="60"/>
+              <w:right w:type="dxa" w:w="90"/>
+            </w:tcMar>
+          </w:tcPr>
+          <w:p>
+            <w:pPr>
+              <w:spacing w:after="0" w:before="0"/>
+            </w:pPr>
+            <w:r>
+              <w:rPr>
+                <w:rFonts w:ascii="TH SarabunPSK" w:cs="TH SarabunPSK" w:eastAsia="TH SarabunPSK" w:hAnsi="TH SarabunPSK"/>
+                <w:b w:val="false"/>
+                <w:bCs w:val="false"/>
+                <w:sz w:val="27"/>
+                <w:szCs w:val="27"/>
+              </w:rPr>
+              <w:t xml:space="preserve">ขนาดเกินค่าสูงสุดที่สินค้ากำหนดไว้</w:t>
+            </w:r>
+          </w:p>
+        </w:tc>
+        <w:tc>
+          <w:tcPr>
+            <w:tcW w:type="dxa" w:w="4475"/>
+            <w:tcMar>
+              <w:top w:type="dxa" w:w="60"/>
+              <w:left w:type="dxa" w:w="90"/>
+              <w:bottom w:type="dxa" w:w="60"/>
+              <w:right w:type="dxa" w:w="90"/>
+            </w:tcMar>
+          </w:tcPr>
+          <w:p>
+            <w:pPr>
+              <w:spacing w:after="0" w:before="0"/>
+            </w:pPr>
+            <w:r>
+              <w:rPr>
+                <w:rFonts w:ascii="TH SarabunPSK" w:cs="TH SarabunPSK" w:eastAsia="TH SarabunPSK" w:hAnsi="TH SarabunPSK"/>
+                <w:b w:val="false"/>
+                <w:bCs w:val="false"/>
+                <w:sz w:val="27"/>
+                <w:szCs w:val="27"/>
+              </w:rPr>
+              <w:t xml:space="preserve">ระบบปฏิเสธไม่ให้สั่ง</w:t>
+            </w:r>
+          </w:p>
+        </w:tc>
+      </w:tr>
+    </w:tbl>
+    <w:p>
+      <w:pPr>
+        <w:spacing w:after="120"/>
+      </w:pPr>
+    </w:p>
+    <w:p>
+      <w:pPr>
+        <w:spacing w:after="120" w:line="400"/>
+        <w:jc w:val="both"/>
+      </w:pPr>
+      <w:r>
+        <w:rPr>
+          <w:rFonts w:ascii="TH SarabunPSK" w:cs="TH SarabunPSK" w:eastAsia="TH SarabunPSK" w:hAnsi="TH SarabunPSK"/>
+          <w:sz w:val="34"/>
+          <w:szCs w:val="34"/>
+        </w:rPr>
+        <w:t xml:space="preserve">ไม่ว่ากรณีใดลูกค้าสั่งซื้อได้เสมอ ไม่มีทางตัน เมื่อแอดมินตีราคาแล้วระบบคำนวณมัดจำ 50% ใหม่ให้อัตโนมัติ</w:t>
       </w:r>
     </w:p>
     <w:p>
@@ -4864,7 +5777,7 @@
           <w:sz w:val="34"/>
           <w:szCs w:val="34"/>
         </w:rPr>
-        <w:t xml:space="preserve">ส่วนที่ผลิตเกินลูกค้ารับทั้งหมดในราคาต่อหน่วยเดิม</w:t>
+        <w:t xml:space="preserve">ส่วนที่ผลิตเกินลูกค้ารับทั้งหมดในราคาต่อหน่วยเดิม ไม่ได้ส่วนลดเพิ่ม</w:t>
       </w:r>
     </w:p>
     <w:p>
@@ -4910,30 +5823,7 @@
           <w:sz w:val="34"/>
           <w:szCs w:val="34"/>
         </w:rPr>
-        <w:t xml:space="preserve">ค่าบล็อคคิดเมื่อลูกค้าสั่งครั้งแรก และแอดมินปรับได้ก่อนเปิดบิล</w:t>
-      </w:r>
-    </w:p>
-    <w:p>
-      <w:pPr>
-        <w:spacing w:after="80" w:line="400"/>
-        <w:ind w:left="360" w:hanging="300"/>
-        <w:jc w:val="both"/>
-      </w:pPr>
-      <w:r>
-        <w:rPr>
-          <w:rFonts w:ascii="TH SarabunPSK" w:cs="TH SarabunPSK" w:eastAsia="TH SarabunPSK" w:hAnsi="TH SarabunPSK"/>
-          <w:sz w:val="34"/>
-          <w:szCs w:val="34"/>
-        </w:rPr>
-        <w:t xml:space="preserve">•  </w:t>
-      </w:r>
-      <w:r>
-        <w:rPr>
-          <w:rFonts w:ascii="TH SarabunPSK" w:cs="TH SarabunPSK" w:eastAsia="TH SarabunPSK" w:hAnsi="TH SarabunPSK"/>
-          <w:sz w:val="34"/>
-          <w:szCs w:val="34"/>
-        </w:rPr>
-        <w:t xml:space="preserve">ค่าจัดส่งคิดในรอบที่ 2 ไม่รวมในยอดมัดจำ</w:t>
+        <w:t xml:space="preserve">ใบลดหนี้ใช้ตัดยอดได้ทั้งตอนชำระมัดจำและรอบที่ 2 เลือกใช้แล้วตัดยอดทันที ถอนออกได้ก่อนส่งหลักฐานการชำระเงิน</w:t>
       </w:r>
     </w:p>
     <w:p>
@@ -4951,7 +5841,405 @@
           <w:sz w:val="32"/>
           <w:szCs w:val="32"/>
         </w:rPr>
-        <w:t xml:space="preserve">2.8 สถานะคำสั่งซื้อ</w:t>
+        <w:t xml:space="preserve">2.9 วิธีรับสินค้าและค่าจัดส่ง</w:t>
+      </w:r>
+    </w:p>
+    <w:p>
+      <w:pPr>
+        <w:spacing w:after="120" w:line="400"/>
+        <w:jc w:val="both"/>
+      </w:pPr>
+      <w:r>
+        <w:rPr>
+          <w:rFonts w:ascii="TH SarabunPSK" w:cs="TH SarabunPSK" w:eastAsia="TH SarabunPSK" w:hAnsi="TH SarabunPSK"/>
+          <w:sz w:val="34"/>
+          <w:szCs w:val="34"/>
+        </w:rPr>
+        <w:t xml:space="preserve">ลูกค้าเลือกวิธีรับสินค้าตอนสรุปยอด (ขั้นที่ 2) มี 3 แบบ</w:t>
+      </w:r>
+    </w:p>
+    <w:tbl>
+      <w:tblPr>
+        <w:tblW w:type="dxa" w:w="9026"/>
+        <w:tblBorders>
+          <w:top w:val="single" w:color="auto" w:sz="4"/>
+          <w:left w:val="single" w:color="auto" w:sz="4"/>
+          <w:bottom w:val="single" w:color="auto" w:sz="4"/>
+          <w:right w:val="single" w:color="auto" w:sz="4"/>
+          <w:insideH w:val="single" w:color="auto" w:sz="4"/>
+          <w:insideV w:val="single" w:color="auto" w:sz="4"/>
+        </w:tblBorders>
+      </w:tblPr>
+      <w:tblGrid>
+        <w:gridCol w:w="1911"/>
+        <w:gridCol w:w="1062"/>
+        <w:gridCol w:w="6053"/>
+      </w:tblGrid>
+      <w:tr>
+        <w:trPr>
+          <w:tblHeader/>
+        </w:trPr>
+        <w:tc>
+          <w:tcPr>
+            <w:tcW w:type="dxa" w:w="1911"/>
+            <w:shd w:fill="A32F34" w:color="auto" w:val="clear"/>
+            <w:tcMar>
+              <w:top w:type="dxa" w:w="60"/>
+              <w:left w:type="dxa" w:w="90"/>
+              <w:bottom w:type="dxa" w:w="60"/>
+              <w:right w:type="dxa" w:w="90"/>
+            </w:tcMar>
+          </w:tcPr>
+          <w:p>
+            <w:pPr>
+              <w:spacing w:after="0" w:before="0"/>
+            </w:pPr>
+            <w:r>
+              <w:rPr>
+                <w:rFonts w:ascii="TH SarabunPSK" w:cs="TH SarabunPSK" w:eastAsia="TH SarabunPSK" w:hAnsi="TH SarabunPSK"/>
+                <w:b/>
+                <w:bCs/>
+                <w:color w:val="FFFFFF"/>
+                <w:sz w:val="27"/>
+                <w:szCs w:val="27"/>
+              </w:rPr>
+              <w:t xml:space="preserve">วิธีรับสินค้า</w:t>
+            </w:r>
+          </w:p>
+        </w:tc>
+        <w:tc>
+          <w:tcPr>
+            <w:tcW w:type="dxa" w:w="1062"/>
+            <w:shd w:fill="A32F34" w:color="auto" w:val="clear"/>
+            <w:tcMar>
+              <w:top w:type="dxa" w:w="60"/>
+              <w:left w:type="dxa" w:w="90"/>
+              <w:bottom w:type="dxa" w:w="60"/>
+              <w:right w:type="dxa" w:w="90"/>
+            </w:tcMar>
+          </w:tcPr>
+          <w:p>
+            <w:pPr>
+              <w:spacing w:after="0" w:before="0"/>
+            </w:pPr>
+            <w:r>
+              <w:rPr>
+                <w:rFonts w:ascii="TH SarabunPSK" w:cs="TH SarabunPSK" w:eastAsia="TH SarabunPSK" w:hAnsi="TH SarabunPSK"/>
+                <w:b/>
+                <w:bCs/>
+                <w:color w:val="FFFFFF"/>
+                <w:sz w:val="27"/>
+                <w:szCs w:val="27"/>
+              </w:rPr>
+              <w:t xml:space="preserve">ค่าใช้จ่าย</w:t>
+            </w:r>
+          </w:p>
+        </w:tc>
+        <w:tc>
+          <w:tcPr>
+            <w:tcW w:type="dxa" w:w="6053"/>
+            <w:shd w:fill="A32F34" w:color="auto" w:val="clear"/>
+            <w:tcMar>
+              <w:top w:type="dxa" w:w="60"/>
+              <w:left w:type="dxa" w:w="90"/>
+              <w:bottom w:type="dxa" w:w="60"/>
+              <w:right w:type="dxa" w:w="90"/>
+            </w:tcMar>
+          </w:tcPr>
+          <w:p>
+            <w:pPr>
+              <w:spacing w:after="0" w:before="0"/>
+            </w:pPr>
+            <w:r>
+              <w:rPr>
+                <w:rFonts w:ascii="TH SarabunPSK" w:cs="TH SarabunPSK" w:eastAsia="TH SarabunPSK" w:hAnsi="TH SarabunPSK"/>
+                <w:b/>
+                <w:bCs/>
+                <w:color w:val="FFFFFF"/>
+                <w:sz w:val="27"/>
+                <w:szCs w:val="27"/>
+              </w:rPr>
+              <w:t xml:space="preserve">หมายเหตุ</w:t>
+            </w:r>
+          </w:p>
+        </w:tc>
+      </w:tr>
+      <w:tr>
+        <w:tc>
+          <w:tcPr>
+            <w:tcW w:type="dxa" w:w="1911"/>
+            <w:tcMar>
+              <w:top w:type="dxa" w:w="60"/>
+              <w:left w:type="dxa" w:w="90"/>
+              <w:bottom w:type="dxa" w:w="60"/>
+              <w:right w:type="dxa" w:w="90"/>
+            </w:tcMar>
+          </w:tcPr>
+          <w:p>
+            <w:pPr>
+              <w:spacing w:after="0" w:before="0"/>
+            </w:pPr>
+            <w:r>
+              <w:rPr>
+                <w:rFonts w:ascii="TH SarabunPSK" w:cs="TH SarabunPSK" w:eastAsia="TH SarabunPSK" w:hAnsi="TH SarabunPSK"/>
+                <w:b w:val="false"/>
+                <w:bCs w:val="false"/>
+                <w:sz w:val="27"/>
+                <w:szCs w:val="27"/>
+              </w:rPr>
+              <w:t xml:space="preserve">มารับที่ร้าน</w:t>
+            </w:r>
+          </w:p>
+        </w:tc>
+        <w:tc>
+          <w:tcPr>
+            <w:tcW w:type="dxa" w:w="1062"/>
+            <w:tcMar>
+              <w:top w:type="dxa" w:w="60"/>
+              <w:left w:type="dxa" w:w="90"/>
+              <w:bottom w:type="dxa" w:w="60"/>
+              <w:right w:type="dxa" w:w="90"/>
+            </w:tcMar>
+          </w:tcPr>
+          <w:p>
+            <w:pPr>
+              <w:spacing w:after="0" w:before="0"/>
+            </w:pPr>
+            <w:r>
+              <w:rPr>
+                <w:rFonts w:ascii="TH SarabunPSK" w:cs="TH SarabunPSK" w:eastAsia="TH SarabunPSK" w:hAnsi="TH SarabunPSK"/>
+                <w:b w:val="false"/>
+                <w:bCs w:val="false"/>
+                <w:sz w:val="27"/>
+                <w:szCs w:val="27"/>
+              </w:rPr>
+              <w:t xml:space="preserve">ฟรี</w:t>
+            </w:r>
+          </w:p>
+        </w:tc>
+        <w:tc>
+          <w:tcPr>
+            <w:tcW w:type="dxa" w:w="6053"/>
+            <w:tcMar>
+              <w:top w:type="dxa" w:w="60"/>
+              <w:left w:type="dxa" w:w="90"/>
+              <w:bottom w:type="dxa" w:w="60"/>
+              <w:right w:type="dxa" w:w="90"/>
+            </w:tcMar>
+          </w:tcPr>
+          <w:p>
+            <w:pPr>
+              <w:spacing w:after="0" w:before="0"/>
+            </w:pPr>
+            <w:r>
+              <w:rPr>
+                <w:rFonts w:ascii="TH SarabunPSK" w:cs="TH SarabunPSK" w:eastAsia="TH SarabunPSK" w:hAnsi="TH SarabunPSK"/>
+                <w:b w:val="false"/>
+                <w:bCs w:val="false"/>
+                <w:sz w:val="27"/>
+                <w:szCs w:val="27"/>
+              </w:rPr>
+              <w:t xml:space="preserve">—</w:t>
+            </w:r>
+          </w:p>
+        </w:tc>
+      </w:tr>
+      <w:tr>
+        <w:tc>
+          <w:tcPr>
+            <w:tcW w:type="dxa" w:w="1911"/>
+            <w:tcMar>
+              <w:top w:type="dxa" w:w="60"/>
+              <w:left w:type="dxa" w:w="90"/>
+              <w:bottom w:type="dxa" w:w="60"/>
+              <w:right w:type="dxa" w:w="90"/>
+            </w:tcMar>
+          </w:tcPr>
+          <w:p>
+            <w:pPr>
+              <w:spacing w:after="0" w:before="0"/>
+            </w:pPr>
+            <w:r>
+              <w:rPr>
+                <w:rFonts w:ascii="TH SarabunPSK" w:cs="TH SarabunPSK" w:eastAsia="TH SarabunPSK" w:hAnsi="TH SarabunPSK"/>
+                <w:b w:val="false"/>
+                <w:bCs w:val="false"/>
+                <w:sz w:val="27"/>
+                <w:szCs w:val="27"/>
+              </w:rPr>
+              <w:t xml:space="preserve">จัดส่งภายในพื้นที่</w:t>
+            </w:r>
+          </w:p>
+        </w:tc>
+        <w:tc>
+          <w:tcPr>
+            <w:tcW w:type="dxa" w:w="1062"/>
+            <w:tcMar>
+              <w:top w:type="dxa" w:w="60"/>
+              <w:left w:type="dxa" w:w="90"/>
+              <w:bottom w:type="dxa" w:w="60"/>
+              <w:right w:type="dxa" w:w="90"/>
+            </w:tcMar>
+          </w:tcPr>
+          <w:p>
+            <w:pPr>
+              <w:spacing w:after="0" w:before="0"/>
+            </w:pPr>
+            <w:r>
+              <w:rPr>
+                <w:rFonts w:ascii="TH SarabunPSK" w:cs="TH SarabunPSK" w:eastAsia="TH SarabunPSK" w:hAnsi="TH SarabunPSK"/>
+                <w:b w:val="false"/>
+                <w:bCs w:val="false"/>
+                <w:sz w:val="27"/>
+                <w:szCs w:val="27"/>
+              </w:rPr>
+              <w:t xml:space="preserve">ฟรี</w:t>
+            </w:r>
+          </w:p>
+        </w:tc>
+        <w:tc>
+          <w:tcPr>
+            <w:tcW w:type="dxa" w:w="6053"/>
+            <w:tcMar>
+              <w:top w:type="dxa" w:w="60"/>
+              <w:left w:type="dxa" w:w="90"/>
+              <w:bottom w:type="dxa" w:w="60"/>
+              <w:right w:type="dxa" w:w="90"/>
+            </w:tcMar>
+          </w:tcPr>
+          <w:p>
+            <w:pPr>
+              <w:spacing w:after="0" w:before="0"/>
+            </w:pPr>
+            <w:r>
+              <w:rPr>
+                <w:rFonts w:ascii="TH SarabunPSK" w:cs="TH SarabunPSK" w:eastAsia="TH SarabunPSK" w:hAnsi="TH SarabunPSK"/>
+                <w:b w:val="false"/>
+                <w:bCs w:val="false"/>
+                <w:sz w:val="27"/>
+                <w:szCs w:val="27"/>
+              </w:rPr>
+              <w:t xml:space="preserve">ที่อยู่ต้องอยู่ในพื้นที่รอบจัดส่งที่ร้านกำหนดไว้</w:t>
+            </w:r>
+          </w:p>
+        </w:tc>
+      </w:tr>
+      <w:tr>
+        <w:tc>
+          <w:tcPr>
+            <w:tcW w:type="dxa" w:w="1911"/>
+            <w:tcMar>
+              <w:top w:type="dxa" w:w="60"/>
+              <w:left w:type="dxa" w:w="90"/>
+              <w:bottom w:type="dxa" w:w="60"/>
+              <w:right w:type="dxa" w:w="90"/>
+            </w:tcMar>
+          </w:tcPr>
+          <w:p>
+            <w:pPr>
+              <w:spacing w:after="0" w:before="0"/>
+            </w:pPr>
+            <w:r>
+              <w:rPr>
+                <w:rFonts w:ascii="TH SarabunPSK" w:cs="TH SarabunPSK" w:eastAsia="TH SarabunPSK" w:hAnsi="TH SarabunPSK"/>
+                <w:b w:val="false"/>
+                <w:bCs w:val="false"/>
+                <w:sz w:val="27"/>
+                <w:szCs w:val="27"/>
+              </w:rPr>
+              <w:t xml:space="preserve">จัดส่งนอกพื้นที่</w:t>
+            </w:r>
+          </w:p>
+        </w:tc>
+        <w:tc>
+          <w:tcPr>
+            <w:tcW w:type="dxa" w:w="1062"/>
+            <w:tcMar>
+              <w:top w:type="dxa" w:w="60"/>
+              <w:left w:type="dxa" w:w="90"/>
+              <w:bottom w:type="dxa" w:w="60"/>
+              <w:right w:type="dxa" w:w="90"/>
+            </w:tcMar>
+          </w:tcPr>
+          <w:p>
+            <w:pPr>
+              <w:spacing w:after="0" w:before="0"/>
+            </w:pPr>
+            <w:r>
+              <w:rPr>
+                <w:rFonts w:ascii="TH SarabunPSK" w:cs="TH SarabunPSK" w:eastAsia="TH SarabunPSK" w:hAnsi="TH SarabunPSK"/>
+                <w:b w:val="false"/>
+                <w:bCs w:val="false"/>
+                <w:sz w:val="27"/>
+                <w:szCs w:val="27"/>
+              </w:rPr>
+              <w:t xml:space="preserve">ตามระยะทาง</w:t>
+            </w:r>
+          </w:p>
+        </w:tc>
+        <w:tc>
+          <w:tcPr>
+            <w:tcW w:type="dxa" w:w="6053"/>
+            <w:tcMar>
+              <w:top w:type="dxa" w:w="60"/>
+              <w:left w:type="dxa" w:w="90"/>
+              <w:bottom w:type="dxa" w:w="60"/>
+              <w:right w:type="dxa" w:w="90"/>
+            </w:tcMar>
+          </w:tcPr>
+          <w:p>
+            <w:pPr>
+              <w:spacing w:after="0" w:before="0"/>
+            </w:pPr>
+            <w:r>
+              <w:rPr>
+                <w:rFonts w:ascii="TH SarabunPSK" w:cs="TH SarabunPSK" w:eastAsia="TH SarabunPSK" w:hAnsi="TH SarabunPSK"/>
+                <w:b w:val="false"/>
+                <w:bCs w:val="false"/>
+                <w:sz w:val="27"/>
+                <w:szCs w:val="27"/>
+              </w:rPr>
+              <w:t xml:space="preserve">แอดมินกรอกค่าจัดส่งตอนปรับจำนวนผลิตจริง เก็บในยอดรอบที่ 2</w:t>
+            </w:r>
+          </w:p>
+        </w:tc>
+      </w:tr>
+    </w:tbl>
+    <w:p>
+      <w:pPr>
+        <w:spacing w:after="120"/>
+      </w:pPr>
+    </w:p>
+    <w:p>
+      <w:pPr>
+        <w:spacing w:after="120" w:line="400"/>
+        <w:jc w:val="both"/>
+      </w:pPr>
+      <w:r>
+        <w:rPr>
+          <w:rFonts w:ascii="TH SarabunPSK" w:cs="TH SarabunPSK" w:eastAsia="TH SarabunPSK" w:hAnsi="TH SarabunPSK"/>
+          <w:sz w:val="34"/>
+          <w:szCs w:val="34"/>
+        </w:rPr>
+        <w:t xml:space="preserve">ที่อยู่ที่เลือกถูกบันทึกเป็นสำเนา ณ วันที่สั่งซื้อ และล็อกแก้ไขไม่ได้หลังชำระมัดจำ (แก้ไขได้เฉพาะช่วงรอตีราคาหรือรอชำระมัดจำ) ไม่มีการเลือกวันหรือรอบจัดส่งล่วงหน้า เพราะสินค้ายังไม่ผลิต เจ้าหน้าที่จะนัดวันจัดส่งหรือวันรับของกับลูกค้าอีกครั้งหลังผลิตเสร็จ</w:t>
+      </w:r>
+    </w:p>
+    <w:p>
+      <w:pPr>
+        <w:pStyle w:val="Heading3"/>
+        <w:keepNext/>
+        <w:spacing w:after="120" w:before="240"/>
+      </w:pPr>
+      <w:r>
+        <w:rPr>
+          <w:rFonts w:ascii="TH SarabunPSK" w:cs="TH SarabunPSK" w:eastAsia="TH SarabunPSK" w:hAnsi="TH SarabunPSK"/>
+          <w:b/>
+          <w:bCs/>
+          <w:color w:val="A32F34"/>
+          <w:sz w:val="32"/>
+          <w:szCs w:val="32"/>
+        </w:rPr>
+        <w:t xml:space="preserve">2.10 สถานะคำสั่งซื้อ</w:t>
       </w:r>
     </w:p>
     <w:p>
@@ -5032,7 +6320,7 @@
           <w:sz w:val="32"/>
           <w:szCs w:val="32"/>
         </w:rPr>
-        <w:t xml:space="preserve">2.9 การยกเลิกและการคืนเงิน</w:t>
+        <w:t xml:space="preserve">2.11 การยกเลิก การคืนเงิน และใบลดหนี้</w:t>
       </w:r>
     </w:p>
     <w:tbl>
@@ -5048,8 +6336,9 @@
         </w:tblBorders>
       </w:tblPr>
       <w:tblGrid>
-        <w:gridCol w:w="2872"/>
-        <w:gridCol w:w="6154"/>
+        <w:gridCol w:w="3808"/>
+        <w:gridCol w:w="1833"/>
+        <w:gridCol w:w="3385"/>
       </w:tblGrid>
       <w:tr>
         <w:trPr>
@@ -5057,7 +6346,7 @@
         </w:trPr>
         <w:tc>
           <w:tcPr>
-            <w:tcW w:type="dxa" w:w="2872"/>
+            <w:tcW w:type="dxa" w:w="3808"/>
             <w:shd w:fill="A32F34" w:color="auto" w:val="clear"/>
             <w:tcMar>
               <w:top w:type="dxa" w:w="60"/>
@@ -5079,13 +6368,13 @@
                 <w:sz w:val="27"/>
                 <w:szCs w:val="27"/>
               </w:rPr>
-              <w:t xml:space="preserve">กรณี</w:t>
-            </w:r>
-          </w:p>
-        </w:tc>
-        <w:tc>
-          <w:tcPr>
-            <w:tcW w:type="dxa" w:w="6154"/>
+              <w:t xml:space="preserve">ช่วงสถานะ</w:t>
+            </w:r>
+          </w:p>
+        </w:tc>
+        <w:tc>
+          <w:tcPr>
+            <w:tcW w:type="dxa" w:w="1833"/>
             <w:shd w:fill="A32F34" w:color="auto" w:val="clear"/>
             <w:tcMar>
               <w:top w:type="dxa" w:w="60"/>
@@ -5107,6 +6396,34 @@
                 <w:sz w:val="27"/>
                 <w:szCs w:val="27"/>
               </w:rPr>
+              <w:t xml:space="preserve">ใครยกเลิกได้</w:t>
+            </w:r>
+          </w:p>
+        </w:tc>
+        <w:tc>
+          <w:tcPr>
+            <w:tcW w:type="dxa" w:w="3385"/>
+            <w:shd w:fill="A32F34" w:color="auto" w:val="clear"/>
+            <w:tcMar>
+              <w:top w:type="dxa" w:w="60"/>
+              <w:left w:type="dxa" w:w="90"/>
+              <w:bottom w:type="dxa" w:w="60"/>
+              <w:right w:type="dxa" w:w="90"/>
+            </w:tcMar>
+          </w:tcPr>
+          <w:p>
+            <w:pPr>
+              <w:spacing w:after="0" w:before="0"/>
+            </w:pPr>
+            <w:r>
+              <w:rPr>
+                <w:rFonts w:ascii="TH SarabunPSK" w:cs="TH SarabunPSK" w:eastAsia="TH SarabunPSK" w:hAnsi="TH SarabunPSK"/>
+                <w:b/>
+                <w:bCs/>
+                <w:color w:val="FFFFFF"/>
+                <w:sz w:val="27"/>
+                <w:szCs w:val="27"/>
+              </w:rPr>
               <w:t xml:space="preserve">ผลที่เกิดขึ้น</w:t>
             </w:r>
           </w:p>
@@ -5115,53 +6432,79 @@
       <w:tr>
         <w:tc>
           <w:tcPr>
-            <w:tcW w:type="dxa" w:w="2872"/>
-            <w:tcMar>
-              <w:top w:type="dxa" w:w="60"/>
-              <w:left w:type="dxa" w:w="90"/>
-              <w:bottom w:type="dxa" w:w="60"/>
-              <w:right w:type="dxa" w:w="90"/>
-            </w:tcMar>
-          </w:tcPr>
-          <w:p>
-            <w:pPr>
-              <w:spacing w:after="0" w:before="0"/>
-            </w:pPr>
-            <w:r>
-              <w:rPr>
-                <w:rFonts w:ascii="TH SarabunPSK" w:cs="TH SarabunPSK" w:eastAsia="TH SarabunPSK" w:hAnsi="TH SarabunPSK"/>
-                <w:b w:val="false"/>
-                <w:bCs w:val="false"/>
-                <w:sz w:val="27"/>
-                <w:szCs w:val="27"/>
-              </w:rPr>
-              <w:t xml:space="preserve">ลูกค้ายกเลิกก่อนอนุมัติมัดจำ</w:t>
-            </w:r>
-          </w:p>
-        </w:tc>
-        <w:tc>
-          <w:tcPr>
-            <w:tcW w:type="dxa" w:w="6154"/>
-            <w:tcMar>
-              <w:top w:type="dxa" w:w="60"/>
-              <w:left w:type="dxa" w:w="90"/>
-              <w:bottom w:type="dxa" w:w="60"/>
-              <w:right w:type="dxa" w:w="90"/>
-            </w:tcMar>
-          </w:tcPr>
-          <w:p>
-            <w:pPr>
-              <w:spacing w:after="0" w:before="0"/>
-            </w:pPr>
-            <w:r>
-              <w:rPr>
-                <w:rFonts w:ascii="TH SarabunPSK" w:cs="TH SarabunPSK" w:eastAsia="TH SarabunPSK" w:hAnsi="TH SarabunPSK"/>
-                <w:b w:val="false"/>
-                <w:bCs w:val="false"/>
-                <w:sz w:val="27"/>
-                <w:szCs w:val="27"/>
-              </w:rPr>
-              <w:t xml:space="preserve">ยกเลิกได้ทันที ไม่มียอดค้าง</w:t>
+            <w:tcW w:type="dxa" w:w="3808"/>
+            <w:tcMar>
+              <w:top w:type="dxa" w:w="60"/>
+              <w:left w:type="dxa" w:w="90"/>
+              <w:bottom w:type="dxa" w:w="60"/>
+              <w:right w:type="dxa" w:w="90"/>
+            </w:tcMar>
+          </w:tcPr>
+          <w:p>
+            <w:pPr>
+              <w:spacing w:after="0" w:before="0"/>
+            </w:pPr>
+            <w:r>
+              <w:rPr>
+                <w:rFonts w:ascii="TH SarabunPSK" w:cs="TH SarabunPSK" w:eastAsia="TH SarabunPSK" w:hAnsi="TH SarabunPSK"/>
+                <w:b w:val="false"/>
+                <w:bCs w:val="false"/>
+                <w:sz w:val="27"/>
+                <w:szCs w:val="27"/>
+              </w:rPr>
+              <w:t xml:space="preserve">รอตีราคา / รอชำระมัดจำ / รอแอดมินอนุมัติ / รอแก้ข้อมูล</w:t>
+            </w:r>
+          </w:p>
+        </w:tc>
+        <w:tc>
+          <w:tcPr>
+            <w:tcW w:type="dxa" w:w="1833"/>
+            <w:tcMar>
+              <w:top w:type="dxa" w:w="60"/>
+              <w:left w:type="dxa" w:w="90"/>
+              <w:bottom w:type="dxa" w:w="60"/>
+              <w:right w:type="dxa" w:w="90"/>
+            </w:tcMar>
+          </w:tcPr>
+          <w:p>
+            <w:pPr>
+              <w:spacing w:after="0" w:before="0"/>
+            </w:pPr>
+            <w:r>
+              <w:rPr>
+                <w:rFonts w:ascii="TH SarabunPSK" w:cs="TH SarabunPSK" w:eastAsia="TH SarabunPSK" w:hAnsi="TH SarabunPSK"/>
+                <w:b w:val="false"/>
+                <w:bCs w:val="false"/>
+                <w:sz w:val="27"/>
+                <w:szCs w:val="27"/>
+              </w:rPr>
+              <w:t xml:space="preserve">ลูกค้าหรือแอดมิน</w:t>
+            </w:r>
+          </w:p>
+        </w:tc>
+        <w:tc>
+          <w:tcPr>
+            <w:tcW w:type="dxa" w:w="3385"/>
+            <w:tcMar>
+              <w:top w:type="dxa" w:w="60"/>
+              <w:left w:type="dxa" w:w="90"/>
+              <w:bottom w:type="dxa" w:w="60"/>
+              <w:right w:type="dxa" w:w="90"/>
+            </w:tcMar>
+          </w:tcPr>
+          <w:p>
+            <w:pPr>
+              <w:spacing w:after="0" w:before="0"/>
+            </w:pPr>
+            <w:r>
+              <w:rPr>
+                <w:rFonts w:ascii="TH SarabunPSK" w:cs="TH SarabunPSK" w:eastAsia="TH SarabunPSK" w:hAnsi="TH SarabunPSK"/>
+                <w:b w:val="false"/>
+                <w:bCs w:val="false"/>
+                <w:sz w:val="27"/>
+                <w:szCs w:val="27"/>
+              </w:rPr>
+              <w:t xml:space="preserve">ยกเลิกได้ทันที ถ้าชำระเงินไว้แล้วคืนเป็นใบลดหนี้</w:t>
             </w:r>
           </w:p>
         </w:tc>
@@ -5169,53 +6512,79 @@
       <w:tr>
         <w:tc>
           <w:tcPr>
-            <w:tcW w:type="dxa" w:w="2872"/>
-            <w:tcMar>
-              <w:top w:type="dxa" w:w="60"/>
-              <w:left w:type="dxa" w:w="90"/>
-              <w:bottom w:type="dxa" w:w="60"/>
-              <w:right w:type="dxa" w:w="90"/>
-            </w:tcMar>
-          </w:tcPr>
-          <w:p>
-            <w:pPr>
-              <w:spacing w:after="0" w:before="0"/>
-            </w:pPr>
-            <w:r>
-              <w:rPr>
-                <w:rFonts w:ascii="TH SarabunPSK" w:cs="TH SarabunPSK" w:eastAsia="TH SarabunPSK" w:hAnsi="TH SarabunPSK"/>
-                <w:b w:val="false"/>
-                <w:bCs w:val="false"/>
-                <w:sz w:val="27"/>
-                <w:szCs w:val="27"/>
-              </w:rPr>
-              <w:t xml:space="preserve">ลูกค้ายกเลิกหลังอนุมัติมัดจำ</w:t>
-            </w:r>
-          </w:p>
-        </w:tc>
-        <w:tc>
-          <w:tcPr>
-            <w:tcW w:type="dxa" w:w="6154"/>
-            <w:tcMar>
-              <w:top w:type="dxa" w:w="60"/>
-              <w:left w:type="dxa" w:w="90"/>
-              <w:bottom w:type="dxa" w:w="60"/>
-              <w:right w:type="dxa" w:w="90"/>
-            </w:tcMar>
-          </w:tcPr>
-          <w:p>
-            <w:pPr>
-              <w:spacing w:after="0" w:before="0"/>
-            </w:pPr>
-            <w:r>
-              <w:rPr>
-                <w:rFonts w:ascii="TH SarabunPSK" w:cs="TH SarabunPSK" w:eastAsia="TH SarabunPSK" w:hAnsi="TH SarabunPSK"/>
-                <w:b w:val="false"/>
-                <w:bCs w:val="false"/>
-                <w:sz w:val="27"/>
-                <w:szCs w:val="27"/>
-              </w:rPr>
-              <w:t xml:space="preserve">ยอดที่ชำระแล้วคืนเป็น Credit Note ใช้กับการสั่งซื้อครั้งถัดไปได้</w:t>
+            <w:tcW w:type="dxa" w:w="3808"/>
+            <w:tcMar>
+              <w:top w:type="dxa" w:w="60"/>
+              <w:left w:type="dxa" w:w="90"/>
+              <w:bottom w:type="dxa" w:w="60"/>
+              <w:right w:type="dxa" w:w="90"/>
+            </w:tcMar>
+          </w:tcPr>
+          <w:p>
+            <w:pPr>
+              <w:spacing w:after="0" w:before="0"/>
+            </w:pPr>
+            <w:r>
+              <w:rPr>
+                <w:rFonts w:ascii="TH SarabunPSK" w:cs="TH SarabunPSK" w:eastAsia="TH SarabunPSK" w:hAnsi="TH SarabunPSK"/>
+                <w:b w:val="false"/>
+                <w:bCs w:val="false"/>
+                <w:sz w:val="27"/>
+                <w:szCs w:val="27"/>
+              </w:rPr>
+              <w:t xml:space="preserve">กำลังออกแบบ จนถึง รอตรวจสลิปรอบ 2</w:t>
+            </w:r>
+          </w:p>
+        </w:tc>
+        <w:tc>
+          <w:tcPr>
+            <w:tcW w:type="dxa" w:w="1833"/>
+            <w:tcMar>
+              <w:top w:type="dxa" w:w="60"/>
+              <w:left w:type="dxa" w:w="90"/>
+              <w:bottom w:type="dxa" w:w="60"/>
+              <w:right w:type="dxa" w:w="90"/>
+            </w:tcMar>
+          </w:tcPr>
+          <w:p>
+            <w:pPr>
+              <w:spacing w:after="0" w:before="0"/>
+            </w:pPr>
+            <w:r>
+              <w:rPr>
+                <w:rFonts w:ascii="TH SarabunPSK" w:cs="TH SarabunPSK" w:eastAsia="TH SarabunPSK" w:hAnsi="TH SarabunPSK"/>
+                <w:b w:val="false"/>
+                <w:bCs w:val="false"/>
+                <w:sz w:val="27"/>
+                <w:szCs w:val="27"/>
+              </w:rPr>
+              <w:t xml:space="preserve">แอดมินเท่านั้น</w:t>
+            </w:r>
+          </w:p>
+        </w:tc>
+        <w:tc>
+          <w:tcPr>
+            <w:tcW w:type="dxa" w:w="3385"/>
+            <w:tcMar>
+              <w:top w:type="dxa" w:w="60"/>
+              <w:left w:type="dxa" w:w="90"/>
+              <w:bottom w:type="dxa" w:w="60"/>
+              <w:right w:type="dxa" w:w="90"/>
+            </w:tcMar>
+          </w:tcPr>
+          <w:p>
+            <w:pPr>
+              <w:spacing w:after="0" w:before="0"/>
+            </w:pPr>
+            <w:r>
+              <w:rPr>
+                <w:rFonts w:ascii="TH SarabunPSK" w:cs="TH SarabunPSK" w:eastAsia="TH SarabunPSK" w:hAnsi="TH SarabunPSK"/>
+                <w:b w:val="false"/>
+                <w:bCs w:val="false"/>
+                <w:sz w:val="27"/>
+                <w:szCs w:val="27"/>
+              </w:rPr>
+              <w:t xml:space="preserve">ยอดที่ชำระแล้วคืนเป็นใบลดหนี้ทั้งหมด</w:t>
             </w:r>
           </w:p>
         </w:tc>
@@ -5223,53 +6592,79 @@
       <w:tr>
         <w:tc>
           <w:tcPr>
-            <w:tcW w:type="dxa" w:w="2872"/>
-            <w:tcMar>
-              <w:top w:type="dxa" w:w="60"/>
-              <w:left w:type="dxa" w:w="90"/>
-              <w:bottom w:type="dxa" w:w="60"/>
-              <w:right w:type="dxa" w:w="90"/>
-            </w:tcMar>
-          </w:tcPr>
-          <w:p>
-            <w:pPr>
-              <w:spacing w:after="0" w:before="0"/>
-            </w:pPr>
-            <w:r>
-              <w:rPr>
-                <w:rFonts w:ascii="TH SarabunPSK" w:cs="TH SarabunPSK" w:eastAsia="TH SarabunPSK" w:hAnsi="TH SarabunPSK"/>
-                <w:b w:val="false"/>
-                <w:bCs w:val="false"/>
-                <w:sz w:val="27"/>
-                <w:szCs w:val="27"/>
-              </w:rPr>
-              <w:t xml:space="preserve">แอดมินยกเลิกก่อนเปิดบิล</w:t>
-            </w:r>
-          </w:p>
-        </w:tc>
-        <w:tc>
-          <w:tcPr>
-            <w:tcW w:type="dxa" w:w="6154"/>
-            <w:tcMar>
-              <w:top w:type="dxa" w:w="60"/>
-              <w:left w:type="dxa" w:w="90"/>
-              <w:bottom w:type="dxa" w:w="60"/>
-              <w:right w:type="dxa" w:w="90"/>
-            </w:tcMar>
-          </w:tcPr>
-          <w:p>
-            <w:pPr>
-              <w:spacing w:after="0" w:before="0"/>
-            </w:pPr>
-            <w:r>
-              <w:rPr>
-                <w:rFonts w:ascii="TH SarabunPSK" w:cs="TH SarabunPSK" w:eastAsia="TH SarabunPSK" w:hAnsi="TH SarabunPSK"/>
-                <w:b w:val="false"/>
-                <w:bCs w:val="false"/>
-                <w:sz w:val="27"/>
-                <w:szCs w:val="27"/>
-              </w:rPr>
-              <w:t xml:space="preserve">ยอดที่ชำระแล้วคืนเป็น Credit Note</w:t>
+            <w:tcW w:type="dxa" w:w="3808"/>
+            <w:tcMar>
+              <w:top w:type="dxa" w:w="60"/>
+              <w:left w:type="dxa" w:w="90"/>
+              <w:bottom w:type="dxa" w:w="60"/>
+              <w:right w:type="dxa" w:w="90"/>
+            </w:tcMar>
+          </w:tcPr>
+          <w:p>
+            <w:pPr>
+              <w:spacing w:after="0" w:before="0"/>
+            </w:pPr>
+            <w:r>
+              <w:rPr>
+                <w:rFonts w:ascii="TH SarabunPSK" w:cs="TH SarabunPSK" w:eastAsia="TH SarabunPSK" w:hAnsi="TH SarabunPSK"/>
+                <w:b w:val="false"/>
+                <w:bCs w:val="false"/>
+                <w:sz w:val="27"/>
+                <w:szCs w:val="27"/>
+              </w:rPr>
+              <w:t xml:space="preserve">ตั้งแต่เปิดบิลขายแล้ว</w:t>
+            </w:r>
+          </w:p>
+        </w:tc>
+        <w:tc>
+          <w:tcPr>
+            <w:tcW w:type="dxa" w:w="1833"/>
+            <w:tcMar>
+              <w:top w:type="dxa" w:w="60"/>
+              <w:left w:type="dxa" w:w="90"/>
+              <w:bottom w:type="dxa" w:w="60"/>
+              <w:right w:type="dxa" w:w="90"/>
+            </w:tcMar>
+          </w:tcPr>
+          <w:p>
+            <w:pPr>
+              <w:spacing w:after="0" w:before="0"/>
+            </w:pPr>
+            <w:r>
+              <w:rPr>
+                <w:rFonts w:ascii="TH SarabunPSK" w:cs="TH SarabunPSK" w:eastAsia="TH SarabunPSK" w:hAnsi="TH SarabunPSK"/>
+                <w:b w:val="false"/>
+                <w:bCs w:val="false"/>
+                <w:sz w:val="27"/>
+                <w:szCs w:val="27"/>
+              </w:rPr>
+              <w:t xml:space="preserve">ไม่สามารถยกเลิกผ่านระบบได้</w:t>
+            </w:r>
+          </w:p>
+        </w:tc>
+        <w:tc>
+          <w:tcPr>
+            <w:tcW w:type="dxa" w:w="3385"/>
+            <w:tcMar>
+              <w:top w:type="dxa" w:w="60"/>
+              <w:left w:type="dxa" w:w="90"/>
+              <w:bottom w:type="dxa" w:w="60"/>
+              <w:right w:type="dxa" w:w="90"/>
+            </w:tcMar>
+          </w:tcPr>
+          <w:p>
+            <w:pPr>
+              <w:spacing w:after="0" w:before="0"/>
+            </w:pPr>
+            <w:r>
+              <w:rPr>
+                <w:rFonts w:ascii="TH SarabunPSK" w:cs="TH SarabunPSK" w:eastAsia="TH SarabunPSK" w:hAnsi="TH SarabunPSK"/>
+                <w:b w:val="false"/>
+                <w:bCs w:val="false"/>
+                <w:sz w:val="27"/>
+                <w:szCs w:val="27"/>
+              </w:rPr>
+              <w:t xml:space="preserve">ติดต่อเจ้าหน้าที่โดยตรง</w:t>
             </w:r>
           </w:p>
         </w:tc>
@@ -5277,53 +6672,79 @@
       <w:tr>
         <w:tc>
           <w:tcPr>
-            <w:tcW w:type="dxa" w:w="2872"/>
-            <w:tcMar>
-              <w:top w:type="dxa" w:w="60"/>
-              <w:left w:type="dxa" w:w="90"/>
-              <w:bottom w:type="dxa" w:w="60"/>
-              <w:right w:type="dxa" w:w="90"/>
-            </w:tcMar>
-          </w:tcPr>
-          <w:p>
-            <w:pPr>
-              <w:spacing w:after="0" w:before="0"/>
-            </w:pPr>
-            <w:r>
-              <w:rPr>
-                <w:rFonts w:ascii="TH SarabunPSK" w:cs="TH SarabunPSK" w:eastAsia="TH SarabunPSK" w:hAnsi="TH SarabunPSK"/>
-                <w:b w:val="false"/>
-                <w:bCs w:val="false"/>
-                <w:sz w:val="27"/>
-                <w:szCs w:val="27"/>
-              </w:rPr>
-              <w:t xml:space="preserve">ชำระเกินยอดจริงหลังปรับจำนวน</w:t>
-            </w:r>
-          </w:p>
-        </w:tc>
-        <w:tc>
-          <w:tcPr>
-            <w:tcW w:type="dxa" w:w="6154"/>
-            <w:tcMar>
-              <w:top w:type="dxa" w:w="60"/>
-              <w:left w:type="dxa" w:w="90"/>
-              <w:bottom w:type="dxa" w:w="60"/>
-              <w:right w:type="dxa" w:w="90"/>
-            </w:tcMar>
-          </w:tcPr>
-          <w:p>
-            <w:pPr>
-              <w:spacing w:after="0" w:before="0"/>
-            </w:pPr>
-            <w:r>
-              <w:rPr>
-                <w:rFonts w:ascii="TH SarabunPSK" w:cs="TH SarabunPSK" w:eastAsia="TH SarabunPSK" w:hAnsi="TH SarabunPSK"/>
-                <w:b w:val="false"/>
-                <w:bCs w:val="false"/>
-                <w:sz w:val="27"/>
-                <w:szCs w:val="27"/>
-              </w:rPr>
-              <w:t xml:space="preserve">ออก Credit Note ให้ส่วนต่างอัตโนมัติ</w:t>
+            <w:tcW w:type="dxa" w:w="3808"/>
+            <w:tcMar>
+              <w:top w:type="dxa" w:w="60"/>
+              <w:left w:type="dxa" w:w="90"/>
+              <w:bottom w:type="dxa" w:w="60"/>
+              <w:right w:type="dxa" w:w="90"/>
+            </w:tcMar>
+          </w:tcPr>
+          <w:p>
+            <w:pPr>
+              <w:spacing w:after="0" w:before="0"/>
+            </w:pPr>
+            <w:r>
+              <w:rPr>
+                <w:rFonts w:ascii="TH SarabunPSK" w:cs="TH SarabunPSK" w:eastAsia="TH SarabunPSK" w:hAnsi="TH SarabunPSK"/>
+                <w:b w:val="false"/>
+                <w:bCs w:val="false"/>
+                <w:sz w:val="27"/>
+                <w:szCs w:val="27"/>
+              </w:rPr>
+              <w:t xml:space="preserve">ชำระเกินยอดจริงหลังปรับจำนวนผลิต</w:t>
+            </w:r>
+          </w:p>
+        </w:tc>
+        <w:tc>
+          <w:tcPr>
+            <w:tcW w:type="dxa" w:w="1833"/>
+            <w:tcMar>
+              <w:top w:type="dxa" w:w="60"/>
+              <w:left w:type="dxa" w:w="90"/>
+              <w:bottom w:type="dxa" w:w="60"/>
+              <w:right w:type="dxa" w:w="90"/>
+            </w:tcMar>
+          </w:tcPr>
+          <w:p>
+            <w:pPr>
+              <w:spacing w:after="0" w:before="0"/>
+            </w:pPr>
+            <w:r>
+              <w:rPr>
+                <w:rFonts w:ascii="TH SarabunPSK" w:cs="TH SarabunPSK" w:eastAsia="TH SarabunPSK" w:hAnsi="TH SarabunPSK"/>
+                <w:b w:val="false"/>
+                <w:bCs w:val="false"/>
+                <w:sz w:val="27"/>
+                <w:szCs w:val="27"/>
+              </w:rPr>
+              <w:t xml:space="preserve">ระบบทำให้อัตโนมัติ</w:t>
+            </w:r>
+          </w:p>
+        </w:tc>
+        <w:tc>
+          <w:tcPr>
+            <w:tcW w:type="dxa" w:w="3385"/>
+            <w:tcMar>
+              <w:top w:type="dxa" w:w="60"/>
+              <w:left w:type="dxa" w:w="90"/>
+              <w:bottom w:type="dxa" w:w="60"/>
+              <w:right w:type="dxa" w:w="90"/>
+            </w:tcMar>
+          </w:tcPr>
+          <w:p>
+            <w:pPr>
+              <w:spacing w:after="0" w:before="0"/>
+            </w:pPr>
+            <w:r>
+              <w:rPr>
+                <w:rFonts w:ascii="TH SarabunPSK" w:cs="TH SarabunPSK" w:eastAsia="TH SarabunPSK" w:hAnsi="TH SarabunPSK"/>
+                <w:b w:val="false"/>
+                <w:bCs w:val="false"/>
+                <w:sz w:val="27"/>
+                <w:szCs w:val="27"/>
+              </w:rPr>
+              <w:t xml:space="preserve">ออกใบลดหนี้คืนส่วนต่าง</w:t>
             </w:r>
           </w:p>
         </w:tc>
@@ -5345,7 +6766,7 @@
           <w:sz w:val="34"/>
           <w:szCs w:val="34"/>
         </w:rPr>
-        <w:t xml:space="preserve">การชำระเงินทำได้ด้วยการโอนพร้อมแนบสลิป หรือ QR PromptPay เท่านั้น ไม่รับบัตรเครดิต และไม่รับเครดิตร้านค้าเป็นวิธีชำระ</w:t>
+        <w:t xml:space="preserve">ใบลดหนี้ใช้ตัดยอดได้ทั้งตอนชำระมัดจำและชำระรอบที่ 2 ของคำสั่งซื้อครั้งถัดไป การชำระเงินทำได้ด้วยการโอนพร้อมแนบสลิป หรือสแกน QR PromptPay เท่านั้น ไม่รับบัตรเครดิต และไม่รับเครดิตร้านค้าเป็นวิธีชำระ</w:t>
       </w:r>
     </w:p>
     <w:p>
@@ -5400,7 +6821,7 @@
           <w:sz w:val="34"/>
           <w:szCs w:val="34"/>
         </w:rPr>
-        <w:t xml:space="preserve">โปรโมชั่นคือส่วนลดที่เกิดขึ้นเองเมื่อลูกค้าใส่สินค้าลงตะกร้าและเข้าเงื่อนไข ลูกค้าไม่ต้องกรอกโค้ดหรือติ๊กขอส่วนลด แอดมินใช้โปรโมชั่นเมื่อต้องการกระตุ้นการซื้อสินค้ากลุ่มใดกลุ่มหนึ่ง เช่น ช่วงวันพิเศษ ซื้อคู่กันให้ถูกลง หรือซื้อตามยอดเพื่อรับของแถม</w:t>
+        <w:t xml:space="preserve">โปรโมชั่นคือส่วนลดที่เกิดขึ้นเองเมื่อลูกค้าใส่สินค้าลงตะกร้าและเข้าเงื่อนไข ลูกค้าไม่ต้องกรอกโค้ดหรือติ๊กขอส่วนลด แอดมินใช้โปรโมชั่นเมื่อต้องการกระตุ้นการซื้อสินค้ากลุ่มใดกลุ่มหนึ่ง เช่น ซื้อคู่กันให้ถูกลง ซื้อครบยอดแบรนด์ที่กำหนดเพื่อรับส่วนลดหรือฟรีค่าจัดส่ง หรือจัดลดราคาเฉพาะวันพิเศษ</w:t>
       </w:r>
     </w:p>
     <w:p>
@@ -5434,9 +6855,8 @@
         </w:tblBorders>
       </w:tblPr>
       <w:tblGrid>
-        <w:gridCol w:w="1716"/>
-        <w:gridCol w:w="4401"/>
-        <w:gridCol w:w="2909"/>
+        <w:gridCol w:w="2941"/>
+        <w:gridCol w:w="6085"/>
       </w:tblGrid>
       <w:tr>
         <w:trPr>
@@ -5444,7 +6864,7 @@
         </w:trPr>
         <w:tc>
           <w:tcPr>
-            <w:tcW w:type="dxa" w:w="1716"/>
+            <w:tcW w:type="dxa" w:w="2941"/>
             <w:shd w:fill="A32F34" w:color="auto" w:val="clear"/>
             <w:tcMar>
               <w:top w:type="dxa" w:w="60"/>
@@ -5472,7 +6892,7 @@
         </w:tc>
         <w:tc>
           <w:tcPr>
-            <w:tcW w:type="dxa" w:w="4401"/>
+            <w:tcW w:type="dxa" w:w="6085"/>
             <w:shd w:fill="A32F34" w:color="auto" w:val="clear"/>
             <w:tcMar>
               <w:top w:type="dxa" w:w="60"/>
@@ -5494,35 +6914,7 @@
                 <w:sz w:val="27"/>
                 <w:szCs w:val="27"/>
               </w:rPr>
-              <w:t xml:space="preserve">ลูกค้าได้อะไร</w:t>
-            </w:r>
-          </w:p>
-        </w:tc>
-        <w:tc>
-          <w:tcPr>
-            <w:tcW w:type="dxa" w:w="2909"/>
-            <w:shd w:fill="A32F34" w:color="auto" w:val="clear"/>
-            <w:tcMar>
-              <w:top w:type="dxa" w:w="60"/>
-              <w:left w:type="dxa" w:w="90"/>
-              <w:bottom w:type="dxa" w:w="60"/>
-              <w:right w:type="dxa" w:w="90"/>
-            </w:tcMar>
-          </w:tcPr>
-          <w:p>
-            <w:pPr>
-              <w:spacing w:after="0" w:before="0"/>
-            </w:pPr>
-            <w:r>
-              <w:rPr>
-                <w:rFonts w:ascii="TH SarabunPSK" w:cs="TH SarabunPSK" w:eastAsia="TH SarabunPSK" w:hAnsi="TH SarabunPSK"/>
-                <w:b/>
-                <w:bCs/>
-                <w:color w:val="FFFFFF"/>
-                <w:sz w:val="27"/>
-                <w:szCs w:val="27"/>
-              </w:rPr>
-              <w:t xml:space="preserve">ตัวอย่าง</w:t>
+              <w:t xml:space="preserve">ทำงานอย่างไร</w:t>
             </w:r>
           </w:p>
         </w:tc>
@@ -5530,79 +6922,53 @@
       <w:tr>
         <w:tc>
           <w:tcPr>
-            <w:tcW w:type="dxa" w:w="1716"/>
-            <w:tcMar>
-              <w:top w:type="dxa" w:w="60"/>
-              <w:left w:type="dxa" w:w="90"/>
-              <w:bottom w:type="dxa" w:w="60"/>
-              <w:right w:type="dxa" w:w="90"/>
-            </w:tcMar>
-          </w:tcPr>
-          <w:p>
-            <w:pPr>
-              <w:spacing w:after="0" w:before="0"/>
-            </w:pPr>
-            <w:r>
-              <w:rPr>
-                <w:rFonts w:ascii="TH SarabunPSK" w:cs="TH SarabunPSK" w:eastAsia="TH SarabunPSK" w:hAnsi="TH SarabunPSK"/>
-                <w:b w:val="false"/>
-                <w:bCs w:val="false"/>
-                <w:sz w:val="27"/>
-                <w:szCs w:val="27"/>
-              </w:rPr>
-              <w:t xml:space="preserve">ซื้อคู่สินค้าที่เข้ากัน</w:t>
-            </w:r>
-          </w:p>
-        </w:tc>
-        <w:tc>
-          <w:tcPr>
-            <w:tcW w:type="dxa" w:w="4401"/>
-            <w:tcMar>
-              <w:top w:type="dxa" w:w="60"/>
-              <w:left w:type="dxa" w:w="90"/>
-              <w:bottom w:type="dxa" w:w="60"/>
-              <w:right w:type="dxa" w:w="90"/>
-            </w:tcMar>
-          </w:tcPr>
-          <w:p>
-            <w:pPr>
-              <w:spacing w:after="0" w:before="0"/>
-            </w:pPr>
-            <w:r>
-              <w:rPr>
-                <w:rFonts w:ascii="TH SarabunPSK" w:cs="TH SarabunPSK" w:eastAsia="TH SarabunPSK" w:hAnsi="TH SarabunPSK"/>
-                <w:b w:val="false"/>
-                <w:bCs w:val="false"/>
-                <w:sz w:val="27"/>
-                <w:szCs w:val="27"/>
-              </w:rPr>
-              <w:t xml:space="preserve">ราคารวมถูกกว่าซื้อแยก และระบบแนะนำให้เองเมื่อดูสินค้าตัวแรก</w:t>
-            </w:r>
-          </w:p>
-        </w:tc>
-        <w:tc>
-          <w:tcPr>
-            <w:tcW w:type="dxa" w:w="2909"/>
-            <w:tcMar>
-              <w:top w:type="dxa" w:w="60"/>
-              <w:left w:type="dxa" w:w="90"/>
-              <w:bottom w:type="dxa" w:w="60"/>
-              <w:right w:type="dxa" w:w="90"/>
-            </w:tcMar>
-          </w:tcPr>
-          <w:p>
-            <w:pPr>
-              <w:spacing w:after="0" w:before="0"/>
-            </w:pPr>
-            <w:r>
-              <w:rPr>
-                <w:rFonts w:ascii="TH SarabunPSK" w:cs="TH SarabunPSK" w:eastAsia="TH SarabunPSK" w:hAnsi="TH SarabunPSK"/>
-                <w:b w:val="false"/>
-                <w:bCs w:val="false"/>
-                <w:sz w:val="27"/>
-                <w:szCs w:val="27"/>
-              </w:rPr>
-              <w:t xml:space="preserve">นมผงสูตร 3 + ขวดนม ซื้อคู่ลดรวม 100 บาท</w:t>
+            <w:tcW w:type="dxa" w:w="2941"/>
+            <w:tcMar>
+              <w:top w:type="dxa" w:w="60"/>
+              <w:left w:type="dxa" w:w="90"/>
+              <w:bottom w:type="dxa" w:w="60"/>
+              <w:right w:type="dxa" w:w="90"/>
+            </w:tcMar>
+          </w:tcPr>
+          <w:p>
+            <w:pPr>
+              <w:spacing w:after="0" w:before="0"/>
+            </w:pPr>
+            <w:r>
+              <w:rPr>
+                <w:rFonts w:ascii="TH SarabunPSK" w:cs="TH SarabunPSK" w:eastAsia="TH SarabunPSK" w:hAnsi="TH SarabunPSK"/>
+                <w:b w:val="false"/>
+                <w:bCs w:val="false"/>
+                <w:sz w:val="27"/>
+                <w:szCs w:val="27"/>
+              </w:rPr>
+              <w:t xml:space="preserve">โปรโมชั่นแบบเงื่อนไข (Bundle)</w:t>
+            </w:r>
+          </w:p>
+        </w:tc>
+        <w:tc>
+          <w:tcPr>
+            <w:tcW w:type="dxa" w:w="6085"/>
+            <w:tcMar>
+              <w:top w:type="dxa" w:w="60"/>
+              <w:left w:type="dxa" w:w="90"/>
+              <w:bottom w:type="dxa" w:w="60"/>
+              <w:right w:type="dxa" w:w="90"/>
+            </w:tcMar>
+          </w:tcPr>
+          <w:p>
+            <w:pPr>
+              <w:spacing w:after="0" w:before="0"/>
+            </w:pPr>
+            <w:r>
+              <w:rPr>
+                <w:rFonts w:ascii="TH SarabunPSK" w:cs="TH SarabunPSK" w:eastAsia="TH SarabunPSK" w:hAnsi="TH SarabunPSK"/>
+                <w:b w:val="false"/>
+                <w:bCs w:val="false"/>
+                <w:sz w:val="27"/>
+                <w:szCs w:val="27"/>
+              </w:rPr>
+              <w:t xml:space="preserve">ตั้งเงื่อนไขการซื้อ แล้วเลือกผลตอบแทนอย่างใดอย่างหนึ่ง: ของแถม ส่วนลด หรือฟรีค่าจัดส่ง</w:t>
             </w:r>
           </w:p>
         </w:tc>
@@ -5610,239 +6976,53 @@
       <w:tr>
         <w:tc>
           <w:tcPr>
-            <w:tcW w:type="dxa" w:w="1716"/>
-            <w:tcMar>
-              <w:top w:type="dxa" w:w="60"/>
-              <w:left w:type="dxa" w:w="90"/>
-              <w:bottom w:type="dxa" w:w="60"/>
-              <w:right w:type="dxa" w:w="90"/>
-            </w:tcMar>
-          </w:tcPr>
-          <w:p>
-            <w:pPr>
-              <w:spacing w:after="0" w:before="0"/>
-            </w:pPr>
-            <w:r>
-              <w:rPr>
-                <w:rFonts w:ascii="TH SarabunPSK" w:cs="TH SarabunPSK" w:eastAsia="TH SarabunPSK" w:hAnsi="TH SarabunPSK"/>
-                <w:b w:val="false"/>
-                <w:bCs w:val="false"/>
-                <w:sz w:val="27"/>
-                <w:szCs w:val="27"/>
-              </w:rPr>
-              <w:t xml:space="preserve">ลดกลุ่มสินค้าตามวัน</w:t>
-            </w:r>
-          </w:p>
-        </w:tc>
-        <w:tc>
-          <w:tcPr>
-            <w:tcW w:type="dxa" w:w="4401"/>
-            <w:tcMar>
-              <w:top w:type="dxa" w:w="60"/>
-              <w:left w:type="dxa" w:w="90"/>
-              <w:bottom w:type="dxa" w:w="60"/>
-              <w:right w:type="dxa" w:w="90"/>
-            </w:tcMar>
-          </w:tcPr>
-          <w:p>
-            <w:pPr>
-              <w:spacing w:after="0" w:before="0"/>
-            </w:pPr>
-            <w:r>
-              <w:rPr>
-                <w:rFonts w:ascii="TH SarabunPSK" w:cs="TH SarabunPSK" w:eastAsia="TH SarabunPSK" w:hAnsi="TH SarabunPSK"/>
-                <w:b w:val="false"/>
-                <w:bCs w:val="false"/>
-                <w:sz w:val="27"/>
-                <w:szCs w:val="27"/>
-              </w:rPr>
-              <w:t xml:space="preserve">ราคาทั้งหมวดลดตามเวลาที่แอดมินตั้งไว้</w:t>
-            </w:r>
-          </w:p>
-        </w:tc>
-        <w:tc>
-          <w:tcPr>
-            <w:tcW w:type="dxa" w:w="2909"/>
-            <w:tcMar>
-              <w:top w:type="dxa" w:w="60"/>
-              <w:left w:type="dxa" w:w="90"/>
-              <w:bottom w:type="dxa" w:w="60"/>
-              <w:right w:type="dxa" w:w="90"/>
-            </w:tcMar>
-          </w:tcPr>
-          <w:p>
-            <w:pPr>
-              <w:spacing w:after="0" w:before="0"/>
-            </w:pPr>
-            <w:r>
-              <w:rPr>
-                <w:rFonts w:ascii="TH SarabunPSK" w:cs="TH SarabunPSK" w:eastAsia="TH SarabunPSK" w:hAnsi="TH SarabunPSK"/>
-                <w:b w:val="false"/>
-                <w:bCs w:val="false"/>
-                <w:sz w:val="27"/>
-                <w:szCs w:val="27"/>
-              </w:rPr>
-              <w:t xml:space="preserve">ลดกลุ่มยาสามัญสูงสุด 70% ในวันพิเศษ</w:t>
-            </w:r>
-          </w:p>
-        </w:tc>
-      </w:tr>
-      <w:tr>
-        <w:tc>
-          <w:tcPr>
-            <w:tcW w:type="dxa" w:w="1716"/>
-            <w:tcMar>
-              <w:top w:type="dxa" w:w="60"/>
-              <w:left w:type="dxa" w:w="90"/>
-              <w:bottom w:type="dxa" w:w="60"/>
-              <w:right w:type="dxa" w:w="90"/>
-            </w:tcMar>
-          </w:tcPr>
-          <w:p>
-            <w:pPr>
-              <w:spacing w:after="0" w:before="0"/>
-            </w:pPr>
-            <w:r>
-              <w:rPr>
-                <w:rFonts w:ascii="TH SarabunPSK" w:cs="TH SarabunPSK" w:eastAsia="TH SarabunPSK" w:hAnsi="TH SarabunPSK"/>
-                <w:b w:val="false"/>
-                <w:bCs w:val="false"/>
-                <w:sz w:val="27"/>
-                <w:szCs w:val="27"/>
-              </w:rPr>
-              <w:t xml:space="preserve">ส่วนลดท้ายบิลตามแบรนด์</w:t>
-            </w:r>
-          </w:p>
-        </w:tc>
-        <w:tc>
-          <w:tcPr>
-            <w:tcW w:type="dxa" w:w="4401"/>
-            <w:tcMar>
-              <w:top w:type="dxa" w:w="60"/>
-              <w:left w:type="dxa" w:w="90"/>
-              <w:bottom w:type="dxa" w:w="60"/>
-              <w:right w:type="dxa" w:w="90"/>
-            </w:tcMar>
-          </w:tcPr>
-          <w:p>
-            <w:pPr>
-              <w:spacing w:after="0" w:before="0"/>
-            </w:pPr>
-            <w:r>
-              <w:rPr>
-                <w:rFonts w:ascii="TH SarabunPSK" w:cs="TH SarabunPSK" w:eastAsia="TH SarabunPSK" w:hAnsi="TH SarabunPSK"/>
-                <w:b w:val="false"/>
-                <w:bCs w:val="false"/>
-                <w:sz w:val="27"/>
-                <w:szCs w:val="27"/>
-              </w:rPr>
-              <w:t xml:space="preserve">ยอดซื้อแบรนด์ที่กำหนดถึงเกณฑ์ ได้ส่วนลดในหน้าสรุปยอด</w:t>
-            </w:r>
-          </w:p>
-        </w:tc>
-        <w:tc>
-          <w:tcPr>
-            <w:tcW w:type="dxa" w:w="2909"/>
-            <w:tcMar>
-              <w:top w:type="dxa" w:w="60"/>
-              <w:left w:type="dxa" w:w="90"/>
-              <w:bottom w:type="dxa" w:w="60"/>
-              <w:right w:type="dxa" w:w="90"/>
-            </w:tcMar>
-          </w:tcPr>
-          <w:p>
-            <w:pPr>
-              <w:spacing w:after="0" w:before="0"/>
-            </w:pPr>
-            <w:r>
-              <w:rPr>
-                <w:rFonts w:ascii="TH SarabunPSK" w:cs="TH SarabunPSK" w:eastAsia="TH SarabunPSK" w:hAnsi="TH SarabunPSK"/>
-                <w:b w:val="false"/>
-                <w:bCs w:val="false"/>
-                <w:sz w:val="27"/>
-                <w:szCs w:val="27"/>
-              </w:rPr>
-              <w:t xml:space="preserve">ซื้อแบรนด์ครบ 1,000 บาท ลด 100 บาท</w:t>
-            </w:r>
-          </w:p>
-        </w:tc>
-      </w:tr>
-      <w:tr>
-        <w:tc>
-          <w:tcPr>
-            <w:tcW w:type="dxa" w:w="1716"/>
-            <w:tcMar>
-              <w:top w:type="dxa" w:w="60"/>
-              <w:left w:type="dxa" w:w="90"/>
-              <w:bottom w:type="dxa" w:w="60"/>
-              <w:right w:type="dxa" w:w="90"/>
-            </w:tcMar>
-          </w:tcPr>
-          <w:p>
-            <w:pPr>
-              <w:spacing w:after="0" w:before="0"/>
-            </w:pPr>
-            <w:r>
-              <w:rPr>
-                <w:rFonts w:ascii="TH SarabunPSK" w:cs="TH SarabunPSK" w:eastAsia="TH SarabunPSK" w:hAnsi="TH SarabunPSK"/>
-                <w:b w:val="false"/>
-                <w:bCs w:val="false"/>
-                <w:sz w:val="27"/>
-                <w:szCs w:val="27"/>
-              </w:rPr>
-              <w:t xml:space="preserve">ส่งฟรีตามกลุ่มสินค้า</w:t>
-            </w:r>
-          </w:p>
-        </w:tc>
-        <w:tc>
-          <w:tcPr>
-            <w:tcW w:type="dxa" w:w="4401"/>
-            <w:tcMar>
-              <w:top w:type="dxa" w:w="60"/>
-              <w:left w:type="dxa" w:w="90"/>
-              <w:bottom w:type="dxa" w:w="60"/>
-              <w:right w:type="dxa" w:w="90"/>
-            </w:tcMar>
-          </w:tcPr>
-          <w:p>
-            <w:pPr>
-              <w:spacing w:after="0" w:before="0"/>
-            </w:pPr>
-            <w:r>
-              <w:rPr>
-                <w:rFonts w:ascii="TH SarabunPSK" w:cs="TH SarabunPSK" w:eastAsia="TH SarabunPSK" w:hAnsi="TH SarabunPSK"/>
-                <w:b w:val="false"/>
-                <w:bCs w:val="false"/>
-                <w:sz w:val="27"/>
-                <w:szCs w:val="27"/>
-              </w:rPr>
-              <w:t xml:space="preserve">ค่าจัดส่งฟรีเมื่อซื้อสินค้าในกลุ่มที่กำหนด ไม่มีขั้นต่ำ</w:t>
-            </w:r>
-          </w:p>
-        </w:tc>
-        <w:tc>
-          <w:tcPr>
-            <w:tcW w:type="dxa" w:w="2909"/>
-            <w:tcMar>
-              <w:top w:type="dxa" w:w="60"/>
-              <w:left w:type="dxa" w:w="90"/>
-              <w:bottom w:type="dxa" w:w="60"/>
-              <w:right w:type="dxa" w:w="90"/>
-            </w:tcMar>
-          </w:tcPr>
-          <w:p>
-            <w:pPr>
-              <w:spacing w:after="0" w:before="0"/>
-            </w:pPr>
-            <w:r>
-              <w:rPr>
-                <w:rFonts w:ascii="TH SarabunPSK" w:cs="TH SarabunPSK" w:eastAsia="TH SarabunPSK" w:hAnsi="TH SarabunPSK"/>
-                <w:b w:val="false"/>
-                <w:bCs w:val="false"/>
-                <w:sz w:val="27"/>
-                <w:szCs w:val="27"/>
-              </w:rPr>
-              <w:t xml:space="preserve">ซื้อสินค้ากลุ่มนี้ได้ส่งฟรี</w:t>
+            <w:tcW w:type="dxa" w:w="2941"/>
+            <w:tcMar>
+              <w:top w:type="dxa" w:w="60"/>
+              <w:left w:type="dxa" w:w="90"/>
+              <w:bottom w:type="dxa" w:w="60"/>
+              <w:right w:type="dxa" w:w="90"/>
+            </w:tcMar>
+          </w:tcPr>
+          <w:p>
+            <w:pPr>
+              <w:spacing w:after="0" w:before="0"/>
+            </w:pPr>
+            <w:r>
+              <w:rPr>
+                <w:rFonts w:ascii="TH SarabunPSK" w:cs="TH SarabunPSK" w:eastAsia="TH SarabunPSK" w:hAnsi="TH SarabunPSK"/>
+                <w:b w:val="false"/>
+                <w:bCs w:val="false"/>
+                <w:sz w:val="27"/>
+                <w:szCs w:val="27"/>
+              </w:rPr>
+              <w:t xml:space="preserve">โปรโมชั่นตามวันพิเศษ</w:t>
+            </w:r>
+          </w:p>
+        </w:tc>
+        <w:tc>
+          <w:tcPr>
+            <w:tcW w:type="dxa" w:w="6085"/>
+            <w:tcMar>
+              <w:top w:type="dxa" w:w="60"/>
+              <w:left w:type="dxa" w:w="90"/>
+              <w:bottom w:type="dxa" w:w="60"/>
+              <w:right w:type="dxa" w:w="90"/>
+            </w:tcMar>
+          </w:tcPr>
+          <w:p>
+            <w:pPr>
+              <w:spacing w:after="0" w:before="0"/>
+            </w:pPr>
+            <w:r>
+              <w:rPr>
+                <w:rFonts w:ascii="TH SarabunPSK" w:cs="TH SarabunPSK" w:eastAsia="TH SarabunPSK" w:hAnsi="TH SarabunPSK"/>
+                <w:b w:val="false"/>
+                <w:bCs w:val="false"/>
+                <w:sz w:val="27"/>
+                <w:szCs w:val="27"/>
+              </w:rPr>
+              <w:t xml:space="preserve">ลดราคาสินค้าเฉพาะกลุ่มที่เลือกไว้ตามช่วงเวลาที่ตั้ง พร้อมโควตาจำนวนจำกัด</w:t>
             </w:r>
           </w:p>
         </w:tc>
@@ -5868,7 +7048,7 @@
           <w:sz w:val="32"/>
           <w:szCs w:val="32"/>
         </w:rPr>
-        <w:t xml:space="preserve">3.3 การทำงานเมื่อลูกค้าซื้อสินค้า</w:t>
+        <w:t xml:space="preserve">3.3 โปรโมชั่นแบบเงื่อนไข (Bundle)</w:t>
       </w:r>
     </w:p>
     <w:p>
@@ -5880,9 +7060,9 @@
       <w:r>
         <w:drawing>
           <wp:inline distT="0" distB="0" distL="0" distR="0">
-            <wp:extent cx="5715000" cy="714375"/>
+            <wp:extent cx="5715000" cy="2019300"/>
             <wp:effectExtent t="0" r="0" b="0" l="0"/>
-            <wp:docPr id="8" name="ขั้นตอนการคำนวณโปรโมชั่นในตะกร้า" descr="ขั้นตอนการคำนวณโปรโมชั่นในตะกร้า" title="ขั้นตอนการคำนวณโปรโมชั่นในตะกร้า"/>
+            <wp:docPr id="8" name="เงื่อนไขของ Bundle แล้วเลือกผลตอบแทนได้ 3 แบบ" descr="เงื่อนไขของ Bundle แล้วเลือกผลตอบแทนได้ 3 แบบ" title="เงื่อนไขของ Bundle แล้วเลือกผลตอบแทนได้ 3 แบบ"/>
             <wp:cNvGraphicFramePr>
               <a:graphicFrameLocks xmlns:a="http://schemas.openxmlformats.org/drawingml/2006/main" noChangeAspect="1"/>
             </wp:cNvGraphicFramePr>
@@ -5905,7 +7085,7 @@
                   <pic:spPr bwMode="auto">
                     <a:xfrm>
                       <a:off x="0" y="0"/>
-                      <a:ext cx="5715000" cy="714375"/>
+                      <a:ext cx="5715000" cy="2019300"/>
                     </a:xfrm>
                     <a:prstGeom prst="rect">
                       <a:avLst/>
@@ -5931,8 +7111,361 @@
           <w:sz w:val="34"/>
           <w:szCs w:val="34"/>
         </w:rPr>
-        <w:t xml:space="preserve">รูป 3-1 ระบบตรวจทุกกติกาที่ลูกค้าเข้าข่ายและเลือกกติกาที่มีความสำคัญสูงกว่า แล้วคิดเฉพาะกลุ่มสินค้าที่เข้าเงื่อนไข</w:t>
-      </w:r>
+        <w:t xml:space="preserve">รูป 3-1 ใช้การตั้งค่าชุดเดียวกับระบบ Bundle ที่ใช้งานอยู่ เพิ่มเติมคือเลือกได้ว่าผลตอบแทนจะเป็นของแถม ส่วนลด หรือฟรีค่าจัดส่ง</w:t>
+      </w:r>
+    </w:p>
+    <w:tbl>
+      <w:tblPr>
+        <w:tblW w:type="dxa" w:w="9026"/>
+        <w:tblBorders>
+          <w:top w:val="single" w:color="auto" w:sz="4"/>
+          <w:left w:val="single" w:color="auto" w:sz="4"/>
+          <w:bottom w:val="single" w:color="auto" w:sz="4"/>
+          <w:right w:val="single" w:color="auto" w:sz="4"/>
+          <w:insideH w:val="single" w:color="auto" w:sz="4"/>
+          <w:insideV w:val="single" w:color="auto" w:sz="4"/>
+        </w:tblBorders>
+      </w:tblPr>
+      <w:tblGrid>
+        <w:gridCol w:w="2655"/>
+        <w:gridCol w:w="6371"/>
+      </w:tblGrid>
+      <w:tr>
+        <w:trPr>
+          <w:tblHeader/>
+        </w:trPr>
+        <w:tc>
+          <w:tcPr>
+            <w:tcW w:type="dxa" w:w="2655"/>
+            <w:shd w:fill="A32F34" w:color="auto" w:val="clear"/>
+            <w:tcMar>
+              <w:top w:type="dxa" w:w="60"/>
+              <w:left w:type="dxa" w:w="90"/>
+              <w:bottom w:type="dxa" w:w="60"/>
+              <w:right w:type="dxa" w:w="90"/>
+            </w:tcMar>
+          </w:tcPr>
+          <w:p>
+            <w:pPr>
+              <w:spacing w:after="0" w:before="0"/>
+            </w:pPr>
+            <w:r>
+              <w:rPr>
+                <w:rFonts w:ascii="TH SarabunPSK" w:cs="TH SarabunPSK" w:eastAsia="TH SarabunPSK" w:hAnsi="TH SarabunPSK"/>
+                <w:b/>
+                <w:bCs/>
+                <w:color w:val="FFFFFF"/>
+                <w:sz w:val="27"/>
+                <w:szCs w:val="27"/>
+              </w:rPr>
+              <w:t xml:space="preserve">หัวข้อที่ตั้งค่า</w:t>
+            </w:r>
+          </w:p>
+        </w:tc>
+        <w:tc>
+          <w:tcPr>
+            <w:tcW w:type="dxa" w:w="6371"/>
+            <w:shd w:fill="A32F34" w:color="auto" w:val="clear"/>
+            <w:tcMar>
+              <w:top w:type="dxa" w:w="60"/>
+              <w:left w:type="dxa" w:w="90"/>
+              <w:bottom w:type="dxa" w:w="60"/>
+              <w:right w:type="dxa" w:w="90"/>
+            </w:tcMar>
+          </w:tcPr>
+          <w:p>
+            <w:pPr>
+              <w:spacing w:after="0" w:before="0"/>
+            </w:pPr>
+            <w:r>
+              <w:rPr>
+                <w:rFonts w:ascii="TH SarabunPSK" w:cs="TH SarabunPSK" w:eastAsia="TH SarabunPSK" w:hAnsi="TH SarabunPSK"/>
+                <w:b/>
+                <w:bCs/>
+                <w:color w:val="FFFFFF"/>
+                <w:sz w:val="27"/>
+                <w:szCs w:val="27"/>
+              </w:rPr>
+              <w:t xml:space="preserve">รายละเอียด</w:t>
+            </w:r>
+          </w:p>
+        </w:tc>
+      </w:tr>
+      <w:tr>
+        <w:tc>
+          <w:tcPr>
+            <w:tcW w:type="dxa" w:w="2655"/>
+            <w:tcMar>
+              <w:top w:type="dxa" w:w="60"/>
+              <w:left w:type="dxa" w:w="90"/>
+              <w:bottom w:type="dxa" w:w="60"/>
+              <w:right w:type="dxa" w:w="90"/>
+            </w:tcMar>
+          </w:tcPr>
+          <w:p>
+            <w:pPr>
+              <w:spacing w:after="0" w:before="0"/>
+            </w:pPr>
+            <w:r>
+              <w:rPr>
+                <w:rFonts w:ascii="TH SarabunPSK" w:cs="TH SarabunPSK" w:eastAsia="TH SarabunPSK" w:hAnsi="TH SarabunPSK"/>
+                <w:b w:val="false"/>
+                <w:bCs w:val="false"/>
+                <w:sz w:val="27"/>
+                <w:szCs w:val="27"/>
+              </w:rPr>
+              <w:t xml:space="preserve">เงื่อนไข</w:t>
+            </w:r>
+          </w:p>
+        </w:tc>
+        <w:tc>
+          <w:tcPr>
+            <w:tcW w:type="dxa" w:w="6371"/>
+            <w:tcMar>
+              <w:top w:type="dxa" w:w="60"/>
+              <w:left w:type="dxa" w:w="90"/>
+              <w:bottom w:type="dxa" w:w="60"/>
+              <w:right w:type="dxa" w:w="90"/>
+            </w:tcMar>
+          </w:tcPr>
+          <w:p>
+            <w:pPr>
+              <w:spacing w:after="0" w:before="0"/>
+            </w:pPr>
+            <w:r>
+              <w:rPr>
+                <w:rFonts w:ascii="TH SarabunPSK" w:cs="TH SarabunPSK" w:eastAsia="TH SarabunPSK" w:hAnsi="TH SarabunPSK"/>
+                <w:b w:val="false"/>
+                <w:bCs w:val="false"/>
+                <w:sz w:val="27"/>
+                <w:szCs w:val="27"/>
+              </w:rPr>
+              <w:t xml:space="preserve">ซื้อครบจำนวนชิ้นที่กำหนด หรือยอดซื้อครบจำนวนเงินที่กำหนด (เลือกอย่างใดอย่างหนึ่ง)</w:t>
+            </w:r>
+          </w:p>
+        </w:tc>
+      </w:tr>
+      <w:tr>
+        <w:tc>
+          <w:tcPr>
+            <w:tcW w:type="dxa" w:w="2655"/>
+            <w:tcMar>
+              <w:top w:type="dxa" w:w="60"/>
+              <w:left w:type="dxa" w:w="90"/>
+              <w:bottom w:type="dxa" w:w="60"/>
+              <w:right w:type="dxa" w:w="90"/>
+            </w:tcMar>
+          </w:tcPr>
+          <w:p>
+            <w:pPr>
+              <w:spacing w:after="0" w:before="0"/>
+            </w:pPr>
+            <w:r>
+              <w:rPr>
+                <w:rFonts w:ascii="TH SarabunPSK" w:cs="TH SarabunPSK" w:eastAsia="TH SarabunPSK" w:hAnsi="TH SarabunPSK"/>
+                <w:b w:val="false"/>
+                <w:bCs w:val="false"/>
+                <w:sz w:val="27"/>
+                <w:szCs w:val="27"/>
+              </w:rPr>
+              <w:t xml:space="preserve">สินค้าที่ร่วมโปร</w:t>
+            </w:r>
+          </w:p>
+        </w:tc>
+        <w:tc>
+          <w:tcPr>
+            <w:tcW w:type="dxa" w:w="6371"/>
+            <w:tcMar>
+              <w:top w:type="dxa" w:w="60"/>
+              <w:left w:type="dxa" w:w="90"/>
+              <w:bottom w:type="dxa" w:w="60"/>
+              <w:right w:type="dxa" w:w="90"/>
+            </w:tcMar>
+          </w:tcPr>
+          <w:p>
+            <w:pPr>
+              <w:spacing w:after="0" w:before="0"/>
+            </w:pPr>
+            <w:r>
+              <w:rPr>
+                <w:rFonts w:ascii="TH SarabunPSK" w:cs="TH SarabunPSK" w:eastAsia="TH SarabunPSK" w:hAnsi="TH SarabunPSK"/>
+                <w:b w:val="false"/>
+                <w:bCs w:val="false"/>
+                <w:sz w:val="27"/>
+                <w:szCs w:val="27"/>
+              </w:rPr>
+              <w:t xml:space="preserve">เลือกสินค้าที่กำหนดไว้ หรือเปิดให้สินค้าชนิดใดก็ได้ในกลุ่มที่ตั้งไว้นับรวมกัน</w:t>
+            </w:r>
+          </w:p>
+        </w:tc>
+      </w:tr>
+      <w:tr>
+        <w:tc>
+          <w:tcPr>
+            <w:tcW w:type="dxa" w:w="2655"/>
+            <w:tcMar>
+              <w:top w:type="dxa" w:w="60"/>
+              <w:left w:type="dxa" w:w="90"/>
+              <w:bottom w:type="dxa" w:w="60"/>
+              <w:right w:type="dxa" w:w="90"/>
+            </w:tcMar>
+          </w:tcPr>
+          <w:p>
+            <w:pPr>
+              <w:spacing w:after="0" w:before="0"/>
+            </w:pPr>
+            <w:r>
+              <w:rPr>
+                <w:rFonts w:ascii="TH SarabunPSK" w:cs="TH SarabunPSK" w:eastAsia="TH SarabunPSK" w:hAnsi="TH SarabunPSK"/>
+                <w:b w:val="false"/>
+                <w:bCs w:val="false"/>
+                <w:sz w:val="27"/>
+                <w:szCs w:val="27"/>
+              </w:rPr>
+              <w:t xml:space="preserve">ลำดับความสำคัญ (Priority)</w:t>
+            </w:r>
+          </w:p>
+        </w:tc>
+        <w:tc>
+          <w:tcPr>
+            <w:tcW w:type="dxa" w:w="6371"/>
+            <w:tcMar>
+              <w:top w:type="dxa" w:w="60"/>
+              <w:left w:type="dxa" w:w="90"/>
+              <w:bottom w:type="dxa" w:w="60"/>
+              <w:right w:type="dxa" w:w="90"/>
+            </w:tcMar>
+          </w:tcPr>
+          <w:p>
+            <w:pPr>
+              <w:spacing w:after="0" w:before="0"/>
+            </w:pPr>
+            <w:r>
+              <w:rPr>
+                <w:rFonts w:ascii="TH SarabunPSK" w:cs="TH SarabunPSK" w:eastAsia="TH SarabunPSK" w:hAnsi="TH SarabunPSK"/>
+                <w:b w:val="false"/>
+                <w:bCs w:val="false"/>
+                <w:sz w:val="27"/>
+                <w:szCs w:val="27"/>
+              </w:rPr>
+              <w:t xml:space="preserve">ถ้าตะกร้าเข้าเงื่อนไขหลายโปรพร้อมกัน ใช้โปรที่ตั้งลำดับสำคัญกว่า</w:t>
+            </w:r>
+          </w:p>
+        </w:tc>
+      </w:tr>
+      <w:tr>
+        <w:tc>
+          <w:tcPr>
+            <w:tcW w:type="dxa" w:w="2655"/>
+            <w:tcMar>
+              <w:top w:type="dxa" w:w="60"/>
+              <w:left w:type="dxa" w:w="90"/>
+              <w:bottom w:type="dxa" w:w="60"/>
+              <w:right w:type="dxa" w:w="90"/>
+            </w:tcMar>
+          </w:tcPr>
+          <w:p>
+            <w:pPr>
+              <w:spacing w:after="0" w:before="0"/>
+            </w:pPr>
+            <w:r>
+              <w:rPr>
+                <w:rFonts w:ascii="TH SarabunPSK" w:cs="TH SarabunPSK" w:eastAsia="TH SarabunPSK" w:hAnsi="TH SarabunPSK"/>
+                <w:b w:val="false"/>
+                <w:bCs w:val="false"/>
+                <w:sz w:val="27"/>
+                <w:szCs w:val="27"/>
+              </w:rPr>
+              <w:t xml:space="preserve">โควตาต่อคน</w:t>
+            </w:r>
+          </w:p>
+        </w:tc>
+        <w:tc>
+          <w:tcPr>
+            <w:tcW w:type="dxa" w:w="6371"/>
+            <w:tcMar>
+              <w:top w:type="dxa" w:w="60"/>
+              <w:left w:type="dxa" w:w="90"/>
+              <w:bottom w:type="dxa" w:w="60"/>
+              <w:right w:type="dxa" w:w="90"/>
+            </w:tcMar>
+          </w:tcPr>
+          <w:p>
+            <w:pPr>
+              <w:spacing w:after="0" w:before="0"/>
+            </w:pPr>
+            <w:r>
+              <w:rPr>
+                <w:rFonts w:ascii="TH SarabunPSK" w:cs="TH SarabunPSK" w:eastAsia="TH SarabunPSK" w:hAnsi="TH SarabunPSK"/>
+                <w:b w:val="false"/>
+                <w:bCs w:val="false"/>
+                <w:sz w:val="27"/>
+                <w:szCs w:val="27"/>
+              </w:rPr>
+              <w:t xml:space="preserve">จำกัดจำนวนครั้งที่ลูกค้าคนเดียวรับสิทธิ์ได้ (ไม่ระบุ = ไม่จำกัด)</w:t>
+            </w:r>
+          </w:p>
+        </w:tc>
+      </w:tr>
+      <w:tr>
+        <w:tc>
+          <w:tcPr>
+            <w:tcW w:type="dxa" w:w="2655"/>
+            <w:tcMar>
+              <w:top w:type="dxa" w:w="60"/>
+              <w:left w:type="dxa" w:w="90"/>
+              <w:bottom w:type="dxa" w:w="60"/>
+              <w:right w:type="dxa" w:w="90"/>
+            </w:tcMar>
+          </w:tcPr>
+          <w:p>
+            <w:pPr>
+              <w:spacing w:after="0" w:before="0"/>
+            </w:pPr>
+            <w:r>
+              <w:rPr>
+                <w:rFonts w:ascii="TH SarabunPSK" w:cs="TH SarabunPSK" w:eastAsia="TH SarabunPSK" w:hAnsi="TH SarabunPSK"/>
+                <w:b w:val="false"/>
+                <w:bCs w:val="false"/>
+                <w:sz w:val="27"/>
+                <w:szCs w:val="27"/>
+              </w:rPr>
+              <w:t xml:space="preserve">ช่วงเวลาที่มีผล</w:t>
+            </w:r>
+          </w:p>
+        </w:tc>
+        <w:tc>
+          <w:tcPr>
+            <w:tcW w:type="dxa" w:w="6371"/>
+            <w:tcMar>
+              <w:top w:type="dxa" w:w="60"/>
+              <w:left w:type="dxa" w:w="90"/>
+              <w:bottom w:type="dxa" w:w="60"/>
+              <w:right w:type="dxa" w:w="90"/>
+            </w:tcMar>
+          </w:tcPr>
+          <w:p>
+            <w:pPr>
+              <w:spacing w:after="0" w:before="0"/>
+            </w:pPr>
+            <w:r>
+              <w:rPr>
+                <w:rFonts w:ascii="TH SarabunPSK" w:cs="TH SarabunPSK" w:eastAsia="TH SarabunPSK" w:hAnsi="TH SarabunPSK"/>
+                <w:b w:val="false"/>
+                <w:bCs w:val="false"/>
+                <w:sz w:val="27"/>
+                <w:szCs w:val="27"/>
+              </w:rPr>
+              <w:t xml:space="preserve">กำหนดวันเริ่มต้นและสิ้นสุด</w:t>
+            </w:r>
+          </w:p>
+        </w:tc>
+      </w:tr>
+    </w:tbl>
+    <w:p>
+      <w:pPr>
+        <w:spacing w:after="120"/>
+      </w:pPr>
     </w:p>
     <w:p>
       <w:pPr>
@@ -5945,25 +7478,266 @@
           <w:sz w:val="34"/>
           <w:szCs w:val="34"/>
         </w:rPr>
-        <w:t xml:space="preserve">ตะกร้าอาจเข้าเงื่อนไขหลายโปรโมชั่นพร้อมกันได้ กติกาที่แอดมินตั้งลำดับความสำคัญ (Priority) สูงกว่าจะชนะก่อน และผลประโยชน์คิดเฉพาะสินค้าที่เข้าเงื่อนไขของกติกานั้น ไม่ได้คิดทั้งบิล</w:t>
-      </w:r>
-    </w:p>
-    <w:p>
-      <w:pPr>
-        <w:pStyle w:val="Heading3"/>
-        <w:keepNext/>
-        <w:spacing w:after="120" w:before="240"/>
-      </w:pPr>
-      <w:r>
-        <w:rPr>
-          <w:rFonts w:ascii="TH SarabunPSK" w:cs="TH SarabunPSK" w:eastAsia="TH SarabunPSK" w:hAnsi="TH SarabunPSK"/>
-          <w:b/>
-          <w:bCs/>
-          <w:color w:val="A32F34"/>
-          <w:sz w:val="32"/>
-          <w:szCs w:val="32"/>
-        </w:rPr>
-        <w:t xml:space="preserve">3.4 ซื้อคู่สินค้า ถูกกว่าซื้อแยก</w:t>
+        <w:t xml:space="preserve">ผลตอบแทนเลือกได้ 1 อย่างต่อโปรโมชั่น</w:t>
+      </w:r>
+    </w:p>
+    <w:tbl>
+      <w:tblPr>
+        <w:tblW w:type="dxa" w:w="9026"/>
+        <w:tblBorders>
+          <w:top w:val="single" w:color="auto" w:sz="4"/>
+          <w:left w:val="single" w:color="auto" w:sz="4"/>
+          <w:bottom w:val="single" w:color="auto" w:sz="4"/>
+          <w:right w:val="single" w:color="auto" w:sz="4"/>
+          <w:insideH w:val="single" w:color="auto" w:sz="4"/>
+          <w:insideV w:val="single" w:color="auto" w:sz="4"/>
+        </w:tblBorders>
+      </w:tblPr>
+      <w:tblGrid>
+        <w:gridCol w:w="1617"/>
+        <w:gridCol w:w="7409"/>
+      </w:tblGrid>
+      <w:tr>
+        <w:trPr>
+          <w:tblHeader/>
+        </w:trPr>
+        <w:tc>
+          <w:tcPr>
+            <w:tcW w:type="dxa" w:w="1617"/>
+            <w:shd w:fill="A32F34" w:color="auto" w:val="clear"/>
+            <w:tcMar>
+              <w:top w:type="dxa" w:w="60"/>
+              <w:left w:type="dxa" w:w="90"/>
+              <w:bottom w:type="dxa" w:w="60"/>
+              <w:right w:type="dxa" w:w="90"/>
+            </w:tcMar>
+          </w:tcPr>
+          <w:p>
+            <w:pPr>
+              <w:spacing w:after="0" w:before="0"/>
+            </w:pPr>
+            <w:r>
+              <w:rPr>
+                <w:rFonts w:ascii="TH SarabunPSK" w:cs="TH SarabunPSK" w:eastAsia="TH SarabunPSK" w:hAnsi="TH SarabunPSK"/>
+                <w:b/>
+                <w:bCs/>
+                <w:color w:val="FFFFFF"/>
+                <w:sz w:val="27"/>
+                <w:szCs w:val="27"/>
+              </w:rPr>
+              <w:t xml:space="preserve">ผลตอบแทน</w:t>
+            </w:r>
+          </w:p>
+        </w:tc>
+        <w:tc>
+          <w:tcPr>
+            <w:tcW w:type="dxa" w:w="7409"/>
+            <w:shd w:fill="A32F34" w:color="auto" w:val="clear"/>
+            <w:tcMar>
+              <w:top w:type="dxa" w:w="60"/>
+              <w:left w:type="dxa" w:w="90"/>
+              <w:bottom w:type="dxa" w:w="60"/>
+              <w:right w:type="dxa" w:w="90"/>
+            </w:tcMar>
+          </w:tcPr>
+          <w:p>
+            <w:pPr>
+              <w:spacing w:after="0" w:before="0"/>
+            </w:pPr>
+            <w:r>
+              <w:rPr>
+                <w:rFonts w:ascii="TH SarabunPSK" w:cs="TH SarabunPSK" w:eastAsia="TH SarabunPSK" w:hAnsi="TH SarabunPSK"/>
+                <w:b/>
+                <w:bCs/>
+                <w:color w:val="FFFFFF"/>
+                <w:sz w:val="27"/>
+                <w:szCs w:val="27"/>
+              </w:rPr>
+              <w:t xml:space="preserve">ตัวอย่าง</w:t>
+            </w:r>
+          </w:p>
+        </w:tc>
+      </w:tr>
+      <w:tr>
+        <w:tc>
+          <w:tcPr>
+            <w:tcW w:type="dxa" w:w="1617"/>
+            <w:tcMar>
+              <w:top w:type="dxa" w:w="60"/>
+              <w:left w:type="dxa" w:w="90"/>
+              <w:bottom w:type="dxa" w:w="60"/>
+              <w:right w:type="dxa" w:w="90"/>
+            </w:tcMar>
+          </w:tcPr>
+          <w:p>
+            <w:pPr>
+              <w:spacing w:after="0" w:before="0"/>
+            </w:pPr>
+            <w:r>
+              <w:rPr>
+                <w:rFonts w:ascii="TH SarabunPSK" w:cs="TH SarabunPSK" w:eastAsia="TH SarabunPSK" w:hAnsi="TH SarabunPSK"/>
+                <w:b w:val="false"/>
+                <w:bCs w:val="false"/>
+                <w:sz w:val="27"/>
+                <w:szCs w:val="27"/>
+              </w:rPr>
+              <w:t xml:space="preserve">ของแถม</w:t>
+            </w:r>
+          </w:p>
+        </w:tc>
+        <w:tc>
+          <w:tcPr>
+            <w:tcW w:type="dxa" w:w="7409"/>
+            <w:tcMar>
+              <w:top w:type="dxa" w:w="60"/>
+              <w:left w:type="dxa" w:w="90"/>
+              <w:bottom w:type="dxa" w:w="60"/>
+              <w:right w:type="dxa" w:w="90"/>
+            </w:tcMar>
+          </w:tcPr>
+          <w:p>
+            <w:pPr>
+              <w:spacing w:after="0" w:before="0"/>
+            </w:pPr>
+            <w:r>
+              <w:rPr>
+                <w:rFonts w:ascii="TH SarabunPSK" w:cs="TH SarabunPSK" w:eastAsia="TH SarabunPSK" w:hAnsi="TH SarabunPSK"/>
+                <w:b w:val="false"/>
+                <w:bCs w:val="false"/>
+                <w:sz w:val="27"/>
+                <w:szCs w:val="27"/>
+              </w:rPr>
+              <w:t xml:space="preserve">ซื้อนมผงสูตร 3 คู่กับขวดนม PP รับของแถมตามจำนวนที่กำหนด</w:t>
+            </w:r>
+          </w:p>
+        </w:tc>
+      </w:tr>
+      <w:tr>
+        <w:tc>
+          <w:tcPr>
+            <w:tcW w:type="dxa" w:w="1617"/>
+            <w:tcMar>
+              <w:top w:type="dxa" w:w="60"/>
+              <w:left w:type="dxa" w:w="90"/>
+              <w:bottom w:type="dxa" w:w="60"/>
+              <w:right w:type="dxa" w:w="90"/>
+            </w:tcMar>
+          </w:tcPr>
+          <w:p>
+            <w:pPr>
+              <w:spacing w:after="0" w:before="0"/>
+            </w:pPr>
+            <w:r>
+              <w:rPr>
+                <w:rFonts w:ascii="TH SarabunPSK" w:cs="TH SarabunPSK" w:eastAsia="TH SarabunPSK" w:hAnsi="TH SarabunPSK"/>
+                <w:b w:val="false"/>
+                <w:bCs w:val="false"/>
+                <w:sz w:val="27"/>
+                <w:szCs w:val="27"/>
+              </w:rPr>
+              <w:t xml:space="preserve">ส่วนลด</w:t>
+            </w:r>
+          </w:p>
+        </w:tc>
+        <w:tc>
+          <w:tcPr>
+            <w:tcW w:type="dxa" w:w="7409"/>
+            <w:tcMar>
+              <w:top w:type="dxa" w:w="60"/>
+              <w:left w:type="dxa" w:w="90"/>
+              <w:bottom w:type="dxa" w:w="60"/>
+              <w:right w:type="dxa" w:w="90"/>
+            </w:tcMar>
+          </w:tcPr>
+          <w:p>
+            <w:pPr>
+              <w:spacing w:after="0" w:before="0"/>
+            </w:pPr>
+            <w:r>
+              <w:rPr>
+                <w:rFonts w:ascii="TH SarabunPSK" w:cs="TH SarabunPSK" w:eastAsia="TH SarabunPSK" w:hAnsi="TH SarabunPSK"/>
+                <w:b w:val="false"/>
+                <w:bCs w:val="false"/>
+                <w:sz w:val="27"/>
+                <w:szCs w:val="27"/>
+              </w:rPr>
+              <w:t xml:space="preserve">ซื้อสินค้าแบรนด์ที่กำหนดครบ 1,000 บาท ลดทันที 100 บาท</w:t>
+            </w:r>
+          </w:p>
+        </w:tc>
+      </w:tr>
+      <w:tr>
+        <w:tc>
+          <w:tcPr>
+            <w:tcW w:type="dxa" w:w="1617"/>
+            <w:tcMar>
+              <w:top w:type="dxa" w:w="60"/>
+              <w:left w:type="dxa" w:w="90"/>
+              <w:bottom w:type="dxa" w:w="60"/>
+              <w:right w:type="dxa" w:w="90"/>
+            </w:tcMar>
+          </w:tcPr>
+          <w:p>
+            <w:pPr>
+              <w:spacing w:after="0" w:before="0"/>
+            </w:pPr>
+            <w:r>
+              <w:rPr>
+                <w:rFonts w:ascii="TH SarabunPSK" w:cs="TH SarabunPSK" w:eastAsia="TH SarabunPSK" w:hAnsi="TH SarabunPSK"/>
+                <w:b w:val="false"/>
+                <w:bCs w:val="false"/>
+                <w:sz w:val="27"/>
+                <w:szCs w:val="27"/>
+              </w:rPr>
+              <w:t xml:space="preserve">ฟรีค่าจัดส่ง</w:t>
+            </w:r>
+          </w:p>
+        </w:tc>
+        <w:tc>
+          <w:tcPr>
+            <w:tcW w:type="dxa" w:w="7409"/>
+            <w:tcMar>
+              <w:top w:type="dxa" w:w="60"/>
+              <w:left w:type="dxa" w:w="90"/>
+              <w:bottom w:type="dxa" w:w="60"/>
+              <w:right w:type="dxa" w:w="90"/>
+            </w:tcMar>
+          </w:tcPr>
+          <w:p>
+            <w:pPr>
+              <w:spacing w:after="0" w:before="0"/>
+            </w:pPr>
+            <w:r>
+              <w:rPr>
+                <w:rFonts w:ascii="TH SarabunPSK" w:cs="TH SarabunPSK" w:eastAsia="TH SarabunPSK" w:hAnsi="TH SarabunPSK"/>
+                <w:b w:val="false"/>
+                <w:bCs w:val="false"/>
+                <w:sz w:val="27"/>
+                <w:szCs w:val="27"/>
+              </w:rPr>
+              <w:t xml:space="preserve">ซื้อสินค้าในกลุ่มที่กำหนด ไม่เสียค่าจัดส่ง</w:t>
+            </w:r>
+          </w:p>
+        </w:tc>
+      </w:tr>
+    </w:tbl>
+    <w:p>
+      <w:pPr>
+        <w:spacing w:after="120"/>
+      </w:pPr>
+    </w:p>
+    <w:p>
+      <w:pPr>
+        <w:spacing w:after="120" w:line="400"/>
+        <w:jc w:val="both"/>
+      </w:pPr>
+      <w:r>
+        <w:rPr>
+          <w:rFonts w:ascii="TH SarabunPSK" w:cs="TH SarabunPSK" w:eastAsia="TH SarabunPSK" w:hAnsi="TH SarabunPSK"/>
+          <w:sz w:val="34"/>
+          <w:szCs w:val="34"/>
+        </w:rPr>
+        <w:t xml:space="preserve">ส่วนลดท้ายบิลตามแบรนด์และส่งฟรีตามกลุ่มสินค้าที่เคยแยกเป็นกติกาต่างหาก แท้จริงคือโปรโมชั่นแบบเงื่อนไขที่ตั้งเงื่อนไขเป็น "ยอดซื้อครบจำนวนเงิน" แล้วเลือกผลตอบแทนเป็นส่วนลดหรือฟรีค่าจัดส่งนั่นเอง จบในหน้าตั้งค่าเดียวกันได้ทั้งหมด ไม่ต้องมีหน้าตั้งค่าแยก</w:t>
       </w:r>
     </w:p>
     <w:p>
@@ -6026,39 +7800,7 @@
           <w:sz w:val="34"/>
           <w:szCs w:val="34"/>
         </w:rPr>
-        <w:t xml:space="preserve">รูป 3-2 ตัวอย่างหน้าจอ: เมื่อลูกค้าเปิดดูสินค้าตัวแรก ระบบแสดงการ์ดแนะนำซื้อคู่พร้อมราคาที่ประหยัดได้ และเพิ่มทั้งคู่ลงตะกร้าได้ในครั้งเดียว</w:t>
-      </w:r>
-    </w:p>
-    <w:p>
-      <w:pPr>
-        <w:spacing w:after="120" w:line="400"/>
-        <w:jc w:val="both"/>
-      </w:pPr>
-      <w:r>
-        <w:rPr>
-          <w:rFonts w:ascii="TH SarabunPSK" w:cs="TH SarabunPSK" w:eastAsia="TH SarabunPSK" w:hAnsi="TH SarabunPSK"/>
-          <w:sz w:val="34"/>
-          <w:szCs w:val="34"/>
-        </w:rPr>
-        <w:t xml:space="preserve">แอดมินตั้งคู่สินค้าไว้ล่วงหน้า เมื่อลูกค้าเปิดหน้าสินค้าตัวหนึ่ง ระบบจะตรวจว่าตั้งคู่กับสินค้าอื่นไว้หรือไม่ และแสดงการ์ดแนะนำทันที ลูกค้าไม่ต้องค้นหาเอง</w:t>
-      </w:r>
-    </w:p>
-    <w:p>
-      <w:pPr>
-        <w:pStyle w:val="Heading3"/>
-        <w:keepNext/>
-        <w:spacing w:after="120" w:before="240"/>
-      </w:pPr>
-      <w:r>
-        <w:rPr>
-          <w:rFonts w:ascii="TH SarabunPSK" w:cs="TH SarabunPSK" w:eastAsia="TH SarabunPSK" w:hAnsi="TH SarabunPSK"/>
-          <w:b/>
-          <w:bCs/>
-          <w:color w:val="A32F34"/>
-          <w:sz w:val="32"/>
-          <w:szCs w:val="32"/>
-        </w:rPr>
-        <w:t xml:space="preserve">3.5 ลดกลุ่มสินค้าตามวัน</w:t>
+        <w:t xml:space="preserve">รูป 3-2 ตัวอย่างหน้าจอ: เงื่อนไขซื้อครบ 2 ชิ้นที่กำหนด ผลตอบแทนเป็นราคาพิเศษเมื่อซื้อคู่ ระบบแนะนำให้ทันทีเมื่อลูกค้าเปิดดูสินค้าตัวแรก</w:t>
       </w:r>
     </w:p>
     <w:p>
@@ -6070,9 +7812,9 @@
       <w:r>
         <w:drawing>
           <wp:inline distT="0" distB="0" distL="0" distR="0">
-            <wp:extent cx="5715000" cy="2524125"/>
+            <wp:extent cx="5715000" cy="1609725"/>
             <wp:effectExtent t="0" r="0" b="0" l="0"/>
-            <wp:docPr id="10" name="ตัวอย่างการลดราคาทั้งหมวดตามวันพิเศษ" descr="ตัวอย่างการลดราคาทั้งหมวดตามวันพิเศษ" title="ตัวอย่างการลดราคาทั้งหมวดตามวันพิเศษ"/>
+            <wp:docPr id="10" name="ตัวอย่างส่วนลดท้ายบิลและส่งฟรีในตะกร้า" descr="ตัวอย่างส่วนลดท้ายบิลและส่งฟรีในตะกร้า" title="ตัวอย่างส่วนลดท้ายบิลและส่งฟรีในตะกร้า"/>
             <wp:cNvGraphicFramePr>
               <a:graphicFrameLocks xmlns:a="http://schemas.openxmlformats.org/drawingml/2006/main" noChangeAspect="1"/>
             </wp:cNvGraphicFramePr>
@@ -6095,7 +7837,7 @@
                   <pic:spPr bwMode="auto">
                     <a:xfrm>
                       <a:off x="0" y="0"/>
-                      <a:ext cx="5715000" cy="2524125"/>
+                      <a:ext cx="5715000" cy="1609725"/>
                     </a:xfrm>
                     <a:prstGeom prst="rect">
                       <a:avLst/>
@@ -6121,21 +7863,7 @@
           <w:sz w:val="34"/>
           <w:szCs w:val="34"/>
         </w:rPr>
-        <w:t xml:space="preserve">รูป 3-3 ตัวอย่างหน้าจอ: แคมเปญวันพิเศษลดราคาทั้งหมวดสินค้า เช่น ยาสามัญ วิตามิน และเวชภัณฑ์</w:t>
-      </w:r>
-    </w:p>
-    <w:p>
-      <w:pPr>
-        <w:spacing w:after="120" w:line="400"/>
-        <w:jc w:val="both"/>
-      </w:pPr>
-      <w:r>
-        <w:rPr>
-          <w:rFonts w:ascii="TH SarabunPSK" w:cs="TH SarabunPSK" w:eastAsia="TH SarabunPSK" w:hAnsi="TH SarabunPSK"/>
-          <w:sz w:val="34"/>
-          <w:szCs w:val="34"/>
-        </w:rPr>
-        <w:t xml:space="preserve">แอดมินกำหนดวันและเวลา พร้อมหมวดสินค้าและเปอร์เซ็นต์ส่วนลดล่วงหน้า ถึงเวลาที่ตั้งไว้ราคาเปลี่ยนให้อัตโนมัติ เมื่อหมดเวลาราคาจะกลับเป็นปกติเอง ไม่ต้องมีคนกดปิด</w:t>
+        <w:t xml:space="preserve">รูป 3-3 ตัวอย่างหน้าจอ: เงื่อนไขยอดซื้อครบตามแบรนด์ ผลตอบแทนเป็นส่วนลดท้ายบิลหรือฟรีค่าจัดส่งแสดงขึ้นในหน้าสรุปยอดทันทีเมื่อเข้าเงื่อนไข</w:t>
       </w:r>
     </w:p>
     <w:p>
@@ -6153,7 +7881,7 @@
           <w:sz w:val="32"/>
           <w:szCs w:val="32"/>
         </w:rPr>
-        <w:t xml:space="preserve">3.6 ส่วนลดท้ายบิลและส่งฟรี</w:t>
+        <w:t xml:space="preserve">3.4 โปรโมชั่นตามวันพิเศษ</w:t>
       </w:r>
     </w:p>
     <w:p>
@@ -6165,9 +7893,9 @@
       <w:r>
         <w:drawing>
           <wp:inline distT="0" distB="0" distL="0" distR="0">
-            <wp:extent cx="5715000" cy="1609725"/>
+            <wp:extent cx="5715000" cy="714375"/>
             <wp:effectExtent t="0" r="0" b="0" l="0"/>
-            <wp:docPr id="11" name="ตัวอย่างส่วนลดท้ายบิลและส่งฟรีในตะกร้า" descr="ตัวอย่างส่วนลดท้ายบิลและส่งฟรีในตะกร้า" title="ตัวอย่างส่วนลดท้ายบิลและส่งฟรีในตะกร้า"/>
+            <wp:docPr id="11" name="โปรโมชั่นตามวันพิเศษ: ลดกลุ่มสินค้าเฉพาะ ตามเวลาและโควตา" descr="โปรโมชั่นตามวันพิเศษ: ลดกลุ่มสินค้าเฉพาะ ตามเวลาและโควตา" title="โปรโมชั่นตามวันพิเศษ: ลดกลุ่มสินค้าเฉพาะ ตามเวลาและโควตา"/>
             <wp:cNvGraphicFramePr>
               <a:graphicFrameLocks xmlns:a="http://schemas.openxmlformats.org/drawingml/2006/main" noChangeAspect="1"/>
             </wp:cNvGraphicFramePr>
@@ -6190,7 +7918,7 @@
                   <pic:spPr bwMode="auto">
                     <a:xfrm>
                       <a:off x="0" y="0"/>
-                      <a:ext cx="5715000" cy="1609725"/>
+                      <a:ext cx="5715000" cy="714375"/>
                     </a:xfrm>
                     <a:prstGeom prst="rect">
                       <a:avLst/>
@@ -6216,7 +7944,7 @@
           <w:sz w:val="34"/>
           <w:szCs w:val="34"/>
         </w:rPr>
-        <w:t xml:space="preserve">รูป 3-4 ตัวอย่างหน้าจอ: ส่วนลดท้ายบิลและส่งฟรีแสดงขึ้นในหน้าสรุปยอดทันทีเมื่อเข้าเงื่อนไข</w:t>
+        <w:t xml:space="preserve">รูป 3-4 ลดราคาเฉพาะกลุ่มสินค้าที่เลือกไว้ ไม่ใช่ทุกสินค้า และมีโควตาจำนวนจำกัดในแต่ละรอบ</w:t>
       </w:r>
     </w:p>
     <w:p>
@@ -6230,921 +7958,7 @@
           <w:sz w:val="34"/>
           <w:szCs w:val="34"/>
         </w:rPr>
-        <w:t xml:space="preserve">ตั้งกติกาหลายข้อพร้อมกันได้ เช่น ลดท้ายบิลสำหรับแบรนด์หนึ่ง และส่งฟรีสำหรับอีกกลุ่มหนึ่ง ลูกค้าและพนักงานไม่ต้องกรอกหรือติ๊กอะไรเพิ่ม</w:t>
-      </w:r>
-    </w:p>
-    <w:p>
-      <w:pPr>
-        <w:pStyle w:val="Heading3"/>
-        <w:keepNext/>
-        <w:spacing w:after="120" w:before="240"/>
-      </w:pPr>
-      <w:r>
-        <w:rPr>
-          <w:rFonts w:ascii="TH SarabunPSK" w:cs="TH SarabunPSK" w:eastAsia="TH SarabunPSK" w:hAnsi="TH SarabunPSK"/>
-          <w:b/>
-          <w:bCs/>
-          <w:color w:val="A32F34"/>
-          <w:sz w:val="32"/>
-          <w:szCs w:val="32"/>
-        </w:rPr>
-        <w:t xml:space="preserve">3.7 เลือกสินค้าเข้าโปรโมชั่นอย่างไร</w:t>
-      </w:r>
-    </w:p>
-    <w:p>
-      <w:pPr>
-        <w:spacing w:after="80" w:line="400"/>
-        <w:ind w:left="360" w:hanging="300"/>
-        <w:jc w:val="both"/>
-      </w:pPr>
-      <w:r>
-        <w:rPr>
-          <w:rFonts w:ascii="TH SarabunPSK" w:cs="TH SarabunPSK" w:eastAsia="TH SarabunPSK" w:hAnsi="TH SarabunPSK"/>
-          <w:sz w:val="34"/>
-          <w:szCs w:val="34"/>
-        </w:rPr>
-        <w:t xml:space="preserve">•  </w:t>
-      </w:r>
-      <w:r>
-        <w:rPr>
-          <w:rFonts w:ascii="TH SarabunPSK" w:cs="TH SarabunPSK" w:eastAsia="TH SarabunPSK" w:hAnsi="TH SarabunPSK"/>
-          <w:sz w:val="34"/>
-          <w:szCs w:val="34"/>
-        </w:rPr>
-        <w:t xml:space="preserve">แอดมินเลือกเป้าหมายเป็น </w:t>
-      </w:r>
-      <w:r>
-        <w:rPr>
-          <w:rFonts w:ascii="TH SarabunPSK" w:cs="TH SarabunPSK" w:eastAsia="TH SarabunPSK" w:hAnsi="TH SarabunPSK"/>
-          <w:b/>
-          <w:bCs/>
-          <w:sz w:val="34"/>
-          <w:szCs w:val="34"/>
-        </w:rPr>
-        <w:t xml:space="preserve">แบรนด์</w:t>
-      </w:r>
-      <w:r>
-        <w:rPr>
-          <w:rFonts w:ascii="TH SarabunPSK" w:cs="TH SarabunPSK" w:eastAsia="TH SarabunPSK" w:hAnsi="TH SarabunPSK"/>
-          <w:sz w:val="34"/>
-          <w:szCs w:val="34"/>
-        </w:rPr>
-        <w:t xml:space="preserve"> หรือ </w:t>
-      </w:r>
-      <w:r>
-        <w:rPr>
-          <w:rFonts w:ascii="TH SarabunPSK" w:cs="TH SarabunPSK" w:eastAsia="TH SarabunPSK" w:hAnsi="TH SarabunPSK"/>
-          <w:b/>
-          <w:bCs/>
-          <w:sz w:val="34"/>
-          <w:szCs w:val="34"/>
-        </w:rPr>
-        <w:t xml:space="preserve">หมวดหมู่</w:t>
-      </w:r>
-      <w:r>
-        <w:rPr>
-          <w:rFonts w:ascii="TH SarabunPSK" w:cs="TH SarabunPSK" w:eastAsia="TH SarabunPSK" w:hAnsi="TH SarabunPSK"/>
-          <w:sz w:val="34"/>
-          <w:szCs w:val="34"/>
-        </w:rPr>
-        <w:t xml:space="preserve"> ก่อน ทำให้จัดการได้รวดเร็ว ไม่ต้องเลือกทีละรายการ</w:t>
-      </w:r>
-    </w:p>
-    <w:p>
-      <w:pPr>
-        <w:spacing w:after="80" w:line="400"/>
-        <w:ind w:left="360" w:hanging="300"/>
-        <w:jc w:val="both"/>
-      </w:pPr>
-      <w:r>
-        <w:rPr>
-          <w:rFonts w:ascii="TH SarabunPSK" w:cs="TH SarabunPSK" w:eastAsia="TH SarabunPSK" w:hAnsi="TH SarabunPSK"/>
-          <w:sz w:val="34"/>
-          <w:szCs w:val="34"/>
-        </w:rPr>
-        <w:t xml:space="preserve">•  </w:t>
-      </w:r>
-      <w:r>
-        <w:rPr>
-          <w:rFonts w:ascii="TH SarabunPSK" w:cs="TH SarabunPSK" w:eastAsia="TH SarabunPSK" w:hAnsi="TH SarabunPSK"/>
-          <w:sz w:val="34"/>
-          <w:szCs w:val="34"/>
-        </w:rPr>
-        <w:t xml:space="preserve">หลังจากนั้นสามารถ </w:t>
-      </w:r>
-      <w:r>
-        <w:rPr>
-          <w:rFonts w:ascii="TH SarabunPSK" w:cs="TH SarabunPSK" w:eastAsia="TH SarabunPSK" w:hAnsi="TH SarabunPSK"/>
-          <w:b/>
-          <w:bCs/>
-          <w:sz w:val="34"/>
-          <w:szCs w:val="34"/>
-        </w:rPr>
-        <w:t xml:space="preserve">ยกเว้นสินค้าบางรายการ</w:t>
-      </w:r>
-      <w:r>
-        <w:rPr>
-          <w:rFonts w:ascii="TH SarabunPSK" w:cs="TH SarabunPSK" w:eastAsia="TH SarabunPSK" w:hAnsi="TH SarabunPSK"/>
-          <w:sz w:val="34"/>
-          <w:szCs w:val="34"/>
-        </w:rPr>
-        <w:t xml:space="preserve"> ที่ไม่ต้องการให้เข้าร่วมได้</w:t>
-      </w:r>
-    </w:p>
-    <w:p>
-      <w:pPr>
-        <w:spacing w:after="80" w:line="400"/>
-        <w:ind w:left="360" w:hanging="300"/>
-        <w:jc w:val="both"/>
-      </w:pPr>
-      <w:r>
-        <w:rPr>
-          <w:rFonts w:ascii="TH SarabunPSK" w:cs="TH SarabunPSK" w:eastAsia="TH SarabunPSK" w:hAnsi="TH SarabunPSK"/>
-          <w:sz w:val="34"/>
-          <w:szCs w:val="34"/>
-        </w:rPr>
-        <w:t xml:space="preserve">•  </w:t>
-      </w:r>
-      <w:r>
-        <w:rPr>
-          <w:rFonts w:ascii="TH SarabunPSK" w:cs="TH SarabunPSK" w:eastAsia="TH SarabunPSK" w:hAnsi="TH SarabunPSK"/>
-          <w:sz w:val="34"/>
-          <w:szCs w:val="34"/>
-        </w:rPr>
-        <w:t xml:space="preserve">การเปลี่ยนแปลงมีผลทันทีกับทุกตะกร้าที่ยังไม่ชำระ</w:t>
-      </w:r>
-    </w:p>
-    <w:p>
-      <w:pPr>
-        <w:pStyle w:val="Heading3"/>
-        <w:keepNext/>
-        <w:spacing w:after="120" w:before="240"/>
-      </w:pPr>
-      <w:r>
-        <w:rPr>
-          <w:rFonts w:ascii="TH SarabunPSK" w:cs="TH SarabunPSK" w:eastAsia="TH SarabunPSK" w:hAnsi="TH SarabunPSK"/>
-          <w:b/>
-          <w:bCs/>
-          <w:color w:val="A32F34"/>
-          <w:sz w:val="32"/>
-          <w:szCs w:val="32"/>
-        </w:rPr>
-        <w:t xml:space="preserve">3.8 การแสดงผลหน้าเว็บ</w:t>
-      </w:r>
-    </w:p>
-    <w:p>
-      <w:pPr>
-        <w:spacing w:after="80" w:line="400"/>
-        <w:ind w:left="360" w:hanging="300"/>
-        <w:jc w:val="both"/>
-      </w:pPr>
-      <w:r>
-        <w:rPr>
-          <w:rFonts w:ascii="TH SarabunPSK" w:cs="TH SarabunPSK" w:eastAsia="TH SarabunPSK" w:hAnsi="TH SarabunPSK"/>
-          <w:sz w:val="34"/>
-          <w:szCs w:val="34"/>
-        </w:rPr>
-        <w:t xml:space="preserve">•  </w:t>
-      </w:r>
-      <w:r>
-        <w:rPr>
-          <w:rFonts w:ascii="TH SarabunPSK" w:cs="TH SarabunPSK" w:eastAsia="TH SarabunPSK" w:hAnsi="TH SarabunPSK"/>
-          <w:b/>
-          <w:bCs/>
-          <w:sz w:val="34"/>
-          <w:szCs w:val="34"/>
-        </w:rPr>
-        <w:t xml:space="preserve">ป้ายโปรโมชั่น</w:t>
-      </w:r>
-      <w:r>
-        <w:rPr>
-          <w:rFonts w:ascii="TH SarabunPSK" w:cs="TH SarabunPSK" w:eastAsia="TH SarabunPSK" w:hAnsi="TH SarabunPSK"/>
-          <w:sz w:val="34"/>
-          <w:szCs w:val="34"/>
-        </w:rPr>
-        <w:t xml:space="preserve"> เช่น "ซื้อคู่ถูกกว่า", "ลดกลุ่มสินค้า" หรือ "ส่งฟรี" บนการ์ดสินค้า</w:t>
-      </w:r>
-    </w:p>
-    <w:p>
-      <w:pPr>
-        <w:spacing w:after="80" w:line="400"/>
-        <w:ind w:left="360" w:hanging="300"/>
-        <w:jc w:val="both"/>
-      </w:pPr>
-      <w:r>
-        <w:rPr>
-          <w:rFonts w:ascii="TH SarabunPSK" w:cs="TH SarabunPSK" w:eastAsia="TH SarabunPSK" w:hAnsi="TH SarabunPSK"/>
-          <w:sz w:val="34"/>
-          <w:szCs w:val="34"/>
-        </w:rPr>
-        <w:t xml:space="preserve">•  </w:t>
-      </w:r>
-      <w:r>
-        <w:rPr>
-          <w:rFonts w:ascii="TH SarabunPSK" w:cs="TH SarabunPSK" w:eastAsia="TH SarabunPSK" w:hAnsi="TH SarabunPSK"/>
-          <w:b/>
-          <w:bCs/>
-          <w:sz w:val="34"/>
-          <w:szCs w:val="34"/>
-        </w:rPr>
-        <w:t xml:space="preserve">ตัวกรองโปรโมชั่น</w:t>
-      </w:r>
-      <w:r>
-        <w:rPr>
-          <w:rFonts w:ascii="TH SarabunPSK" w:cs="TH SarabunPSK" w:eastAsia="TH SarabunPSK" w:hAnsi="TH SarabunPSK"/>
-          <w:sz w:val="34"/>
-          <w:szCs w:val="34"/>
-        </w:rPr>
-        <w:t xml:space="preserve"> ลูกค้ากดดูเฉพาะสินค้าที่มีโปรโมชั่นได้จากหน้าค้นหา</w:t>
-      </w:r>
-    </w:p>
-    <w:p>
-      <w:pPr>
-        <w:spacing w:after="80" w:line="400"/>
-        <w:ind w:left="360" w:hanging="300"/>
-        <w:jc w:val="both"/>
-      </w:pPr>
-      <w:r>
-        <w:rPr>
-          <w:rFonts w:ascii="TH SarabunPSK" w:cs="TH SarabunPSK" w:eastAsia="TH SarabunPSK" w:hAnsi="TH SarabunPSK"/>
-          <w:sz w:val="34"/>
-          <w:szCs w:val="34"/>
-        </w:rPr>
-        <w:t xml:space="preserve">•  </w:t>
-      </w:r>
-      <w:r>
-        <w:rPr>
-          <w:rFonts w:ascii="TH SarabunPSK" w:cs="TH SarabunPSK" w:eastAsia="TH SarabunPSK" w:hAnsi="TH SarabunPSK"/>
-          <w:b/>
-          <w:bCs/>
-          <w:sz w:val="34"/>
-          <w:szCs w:val="34"/>
-        </w:rPr>
-        <w:t xml:space="preserve">รายละเอียดบนหน้าสินค้า</w:t>
-      </w:r>
-      <w:r>
-        <w:rPr>
-          <w:rFonts w:ascii="TH SarabunPSK" w:cs="TH SarabunPSK" w:eastAsia="TH SarabunPSK" w:hAnsi="TH SarabunPSK"/>
-          <w:sz w:val="34"/>
-          <w:szCs w:val="34"/>
-        </w:rPr>
-        <w:t xml:space="preserve"> เงื่อนไขโปรโมชั่นแสดงในหน้าหลักของสินค้า ไม่ต้องกดเข้าแท็บย่อย</w:t>
-      </w:r>
-    </w:p>
-    <w:p>
-      <w:pPr>
-        <w:pStyle w:val="Heading2"/>
-        <w:pageBreakBefore/>
-        <w:pBdr>
-          <w:bottom w:val="single" w:color="A32F34" w:sz="8" w:space="4"/>
-        </w:pBdr>
-        <w:spacing w:after="160" w:before="200"/>
-      </w:pPr>
-      <w:bookmarkStart w:name="sec4" w:id="5"/>
-      <w:r>
-        <w:rPr>
-          <w:rFonts w:ascii="TH SarabunPSK" w:cs="TH SarabunPSK" w:eastAsia="TH SarabunPSK" w:hAnsi="TH SarabunPSK"/>
-          <w:b/>
-          <w:bCs/>
-          <w:color w:val="222222"/>
-          <w:sz w:val="40"/>
-          <w:szCs w:val="40"/>
-        </w:rPr>
-        <w:t xml:space="preserve">4. คูปอง</w:t>
-      </w:r>
-      <w:bookmarkEnd w:id="5"/>
-    </w:p>
-    <w:p>
-      <w:pPr>
-        <w:pStyle w:val="Heading3"/>
-        <w:keepNext/>
-        <w:spacing w:after="120" w:before="240"/>
-      </w:pPr>
-      <w:r>
-        <w:rPr>
-          <w:rFonts w:ascii="TH SarabunPSK" w:cs="TH SarabunPSK" w:eastAsia="TH SarabunPSK" w:hAnsi="TH SarabunPSK"/>
-          <w:b/>
-          <w:bCs/>
-          <w:color w:val="A32F34"/>
-          <w:sz w:val="32"/>
-          <w:szCs w:val="32"/>
-        </w:rPr>
-        <w:t xml:space="preserve">4.1 คืออะไร และใช้เมื่อไหร่</w:t>
-      </w:r>
-    </w:p>
-    <w:p>
-      <w:pPr>
-        <w:spacing w:after="120" w:line="400"/>
-        <w:jc w:val="both"/>
-      </w:pPr>
-      <w:r>
-        <w:rPr>
-          <w:rFonts w:ascii="TH SarabunPSK" w:cs="TH SarabunPSK" w:eastAsia="TH SarabunPSK" w:hAnsi="TH SarabunPSK"/>
-          <w:sz w:val="34"/>
-          <w:szCs w:val="34"/>
-        </w:rPr>
-        <w:t xml:space="preserve">คูปองคือสิทธิ์ส่วนลดที่ลูกค้าต้อง "รับ" มาก่อนจึงใช้ได้ ต่างจากโปรโมชั่นที่เกิดขึ้นเอง คูปองเหมาะกับการแจกหน้างาน ส่งเสริมการขายผ่านช่องทางออนไลน์ หรือให้สิทธิ์ประจำเดือนแก่ลูกค้า</w:t>
-      </w:r>
-    </w:p>
-    <w:p>
-      <w:pPr>
-        <w:pStyle w:val="Heading3"/>
-        <w:keepNext/>
-        <w:spacing w:after="120" w:before="240"/>
-      </w:pPr>
-      <w:r>
-        <w:rPr>
-          <w:rFonts w:ascii="TH SarabunPSK" w:cs="TH SarabunPSK" w:eastAsia="TH SarabunPSK" w:hAnsi="TH SarabunPSK"/>
-          <w:b/>
-          <w:bCs/>
-          <w:color w:val="A32F34"/>
-          <w:sz w:val="32"/>
-          <w:szCs w:val="32"/>
-        </w:rPr>
-        <w:t xml:space="preserve">4.2 มีกี่แบบ</w:t>
-      </w:r>
-    </w:p>
-    <w:tbl>
-      <w:tblPr>
-        <w:tblW w:type="dxa" w:w="9026"/>
-        <w:tblBorders>
-          <w:top w:val="single" w:color="auto" w:sz="4"/>
-          <w:left w:val="single" w:color="auto" w:sz="4"/>
-          <w:bottom w:val="single" w:color="auto" w:sz="4"/>
-          <w:right w:val="single" w:color="auto" w:sz="4"/>
-          <w:insideH w:val="single" w:color="auto" w:sz="4"/>
-          <w:insideV w:val="single" w:color="auto" w:sz="4"/>
-        </w:tblBorders>
-      </w:tblPr>
-      <w:tblGrid>
-        <w:gridCol w:w="1704"/>
-        <w:gridCol w:w="2335"/>
-        <w:gridCol w:w="2335"/>
-        <w:gridCol w:w="2652"/>
-      </w:tblGrid>
-      <w:tr>
-        <w:trPr>
-          <w:tblHeader/>
-        </w:trPr>
-        <w:tc>
-          <w:tcPr>
-            <w:tcW w:type="dxa" w:w="1704"/>
-            <w:shd w:fill="A32F34" w:color="auto" w:val="clear"/>
-            <w:tcMar>
-              <w:top w:type="dxa" w:w="60"/>
-              <w:left w:type="dxa" w:w="90"/>
-              <w:bottom w:type="dxa" w:w="60"/>
-              <w:right w:type="dxa" w:w="90"/>
-            </w:tcMar>
-          </w:tcPr>
-          <w:p>
-            <w:pPr>
-              <w:spacing w:after="0" w:before="0"/>
-            </w:pPr>
-            <w:r>
-              <w:rPr>
-                <w:rFonts w:ascii="TH SarabunPSK" w:cs="TH SarabunPSK" w:eastAsia="TH SarabunPSK" w:hAnsi="TH SarabunPSK"/>
-                <w:b/>
-                <w:bCs/>
-                <w:color w:val="FFFFFF"/>
-                <w:sz w:val="27"/>
-                <w:szCs w:val="27"/>
-              </w:rPr>
-              <w:t xml:space="preserve">แบบ</w:t>
-            </w:r>
-          </w:p>
-        </w:tc>
-        <w:tc>
-          <w:tcPr>
-            <w:tcW w:type="dxa" w:w="2335"/>
-            <w:shd w:fill="A32F34" w:color="auto" w:val="clear"/>
-            <w:tcMar>
-              <w:top w:type="dxa" w:w="60"/>
-              <w:left w:type="dxa" w:w="90"/>
-              <w:bottom w:type="dxa" w:w="60"/>
-              <w:right w:type="dxa" w:w="90"/>
-            </w:tcMar>
-          </w:tcPr>
-          <w:p>
-            <w:pPr>
-              <w:spacing w:after="0" w:before="0"/>
-            </w:pPr>
-            <w:r>
-              <w:rPr>
-                <w:rFonts w:ascii="TH SarabunPSK" w:cs="TH SarabunPSK" w:eastAsia="TH SarabunPSK" w:hAnsi="TH SarabunPSK"/>
-                <w:b/>
-                <w:bCs/>
-                <w:color w:val="FFFFFF"/>
-                <w:sz w:val="27"/>
-                <w:szCs w:val="27"/>
-              </w:rPr>
-              <w:t xml:space="preserve">วิธีรับสิทธิ์</w:t>
-            </w:r>
-          </w:p>
-        </w:tc>
-        <w:tc>
-          <w:tcPr>
-            <w:tcW w:type="dxa" w:w="2335"/>
-            <w:shd w:fill="A32F34" w:color="auto" w:val="clear"/>
-            <w:tcMar>
-              <w:top w:type="dxa" w:w="60"/>
-              <w:left w:type="dxa" w:w="90"/>
-              <w:bottom w:type="dxa" w:w="60"/>
-              <w:right w:type="dxa" w:w="90"/>
-            </w:tcMar>
-          </w:tcPr>
-          <w:p>
-            <w:pPr>
-              <w:spacing w:after="0" w:before="0"/>
-            </w:pPr>
-            <w:r>
-              <w:rPr>
-                <w:rFonts w:ascii="TH SarabunPSK" w:cs="TH SarabunPSK" w:eastAsia="TH SarabunPSK" w:hAnsi="TH SarabunPSK"/>
-                <w:b/>
-                <w:bCs/>
-                <w:color w:val="FFFFFF"/>
-                <w:sz w:val="27"/>
-                <w:szCs w:val="27"/>
-              </w:rPr>
-              <w:t xml:space="preserve">การกันการใช้ซ้ำ</w:t>
-            </w:r>
-          </w:p>
-        </w:tc>
-        <w:tc>
-          <w:tcPr>
-            <w:tcW w:type="dxa" w:w="2652"/>
-            <w:shd w:fill="A32F34" w:color="auto" w:val="clear"/>
-            <w:tcMar>
-              <w:top w:type="dxa" w:w="60"/>
-              <w:left w:type="dxa" w:w="90"/>
-              <w:bottom w:type="dxa" w:w="60"/>
-              <w:right w:type="dxa" w:w="90"/>
-            </w:tcMar>
-          </w:tcPr>
-          <w:p>
-            <w:pPr>
-              <w:spacing w:after="0" w:before="0"/>
-            </w:pPr>
-            <w:r>
-              <w:rPr>
-                <w:rFonts w:ascii="TH SarabunPSK" w:cs="TH SarabunPSK" w:eastAsia="TH SarabunPSK" w:hAnsi="TH SarabunPSK"/>
-                <w:b/>
-                <w:bCs/>
-                <w:color w:val="FFFFFF"/>
-                <w:sz w:val="27"/>
-                <w:szCs w:val="27"/>
-              </w:rPr>
-              <w:t xml:space="preserve">เหมาะกับ</w:t>
-            </w:r>
-          </w:p>
-        </w:tc>
-      </w:tr>
-      <w:tr>
-        <w:tc>
-          <w:tcPr>
-            <w:tcW w:type="dxa" w:w="1704"/>
-            <w:tcMar>
-              <w:top w:type="dxa" w:w="60"/>
-              <w:left w:type="dxa" w:w="90"/>
-              <w:bottom w:type="dxa" w:w="60"/>
-              <w:right w:type="dxa" w:w="90"/>
-            </w:tcMar>
-          </w:tcPr>
-          <w:p>
-            <w:pPr>
-              <w:spacing w:after="0" w:before="0"/>
-            </w:pPr>
-            <w:r>
-              <w:rPr>
-                <w:rFonts w:ascii="TH SarabunPSK" w:cs="TH SarabunPSK" w:eastAsia="TH SarabunPSK" w:hAnsi="TH SarabunPSK"/>
-                <w:b w:val="false"/>
-                <w:bCs w:val="false"/>
-                <w:sz w:val="27"/>
-                <w:szCs w:val="27"/>
-              </w:rPr>
-              <w:t xml:space="preserve">คูปองกระดาษ</w:t>
-            </w:r>
-          </w:p>
-        </w:tc>
-        <w:tc>
-          <w:tcPr>
-            <w:tcW w:type="dxa" w:w="2335"/>
-            <w:tcMar>
-              <w:top w:type="dxa" w:w="60"/>
-              <w:left w:type="dxa" w:w="90"/>
-              <w:bottom w:type="dxa" w:w="60"/>
-              <w:right w:type="dxa" w:w="90"/>
-            </w:tcMar>
-          </w:tcPr>
-          <w:p>
-            <w:pPr>
-              <w:spacing w:after="0" w:before="0"/>
-            </w:pPr>
-            <w:r>
-              <w:rPr>
-                <w:rFonts w:ascii="TH SarabunPSK" w:cs="TH SarabunPSK" w:eastAsia="TH SarabunPSK" w:hAnsi="TH SarabunPSK"/>
-                <w:b w:val="false"/>
-                <w:bCs w:val="false"/>
-                <w:sz w:val="27"/>
-                <w:szCs w:val="27"/>
-              </w:rPr>
-              <w:t xml:space="preserve">พิมพ์เป็นใบ ทุกใบรหัสเหมือนกันทั้งชุด</w:t>
-            </w:r>
-          </w:p>
-        </w:tc>
-        <w:tc>
-          <w:tcPr>
-            <w:tcW w:type="dxa" w:w="2335"/>
-            <w:tcMar>
-              <w:top w:type="dxa" w:w="60"/>
-              <w:left w:type="dxa" w:w="90"/>
-              <w:bottom w:type="dxa" w:w="60"/>
-              <w:right w:type="dxa" w:w="90"/>
-            </w:tcMar>
-          </w:tcPr>
-          <w:p>
-            <w:pPr>
-              <w:spacing w:after="0" w:before="0"/>
-            </w:pPr>
-            <w:r>
-              <w:rPr>
-                <w:rFonts w:ascii="TH SarabunPSK" w:cs="TH SarabunPSK" w:eastAsia="TH SarabunPSK" w:hAnsi="TH SarabunPSK"/>
-                <w:b w:val="false"/>
-                <w:bCs w:val="false"/>
-                <w:sz w:val="27"/>
-                <w:szCs w:val="27"/>
-              </w:rPr>
-              <w:t xml:space="preserve">ตัวกระดาษที่ร้านฉีกเก็บไว้เป็นหลักฐาน</w:t>
-            </w:r>
-          </w:p>
-        </w:tc>
-        <w:tc>
-          <w:tcPr>
-            <w:tcW w:type="dxa" w:w="2652"/>
-            <w:tcMar>
-              <w:top w:type="dxa" w:w="60"/>
-              <w:left w:type="dxa" w:w="90"/>
-              <w:bottom w:type="dxa" w:w="60"/>
-              <w:right w:type="dxa" w:w="90"/>
-            </w:tcMar>
-          </w:tcPr>
-          <w:p>
-            <w:pPr>
-              <w:spacing w:after="0" w:before="0"/>
-            </w:pPr>
-            <w:r>
-              <w:rPr>
-                <w:rFonts w:ascii="TH SarabunPSK" w:cs="TH SarabunPSK" w:eastAsia="TH SarabunPSK" w:hAnsi="TH SarabunPSK"/>
-                <w:b w:val="false"/>
-                <w:bCs w:val="false"/>
-                <w:sz w:val="27"/>
-                <w:szCs w:val="27"/>
-              </w:rPr>
-              <w:t xml:space="preserve">แจกหน้างานและบูท</w:t>
-            </w:r>
-          </w:p>
-        </w:tc>
-      </w:tr>
-      <w:tr>
-        <w:tc>
-          <w:tcPr>
-            <w:tcW w:type="dxa" w:w="1704"/>
-            <w:tcMar>
-              <w:top w:type="dxa" w:w="60"/>
-              <w:left w:type="dxa" w:w="90"/>
-              <w:bottom w:type="dxa" w:w="60"/>
-              <w:right w:type="dxa" w:w="90"/>
-            </w:tcMar>
-          </w:tcPr>
-          <w:p>
-            <w:pPr>
-              <w:spacing w:after="0" w:before="0"/>
-            </w:pPr>
-            <w:r>
-              <w:rPr>
-                <w:rFonts w:ascii="TH SarabunPSK" w:cs="TH SarabunPSK" w:eastAsia="TH SarabunPSK" w:hAnsi="TH SarabunPSK"/>
-                <w:b w:val="false"/>
-                <w:bCs w:val="false"/>
-                <w:sz w:val="27"/>
-                <w:szCs w:val="27"/>
-              </w:rPr>
-              <w:t xml:space="preserve">คูปองเก็บล่วงหน้า</w:t>
-            </w:r>
-          </w:p>
-        </w:tc>
-        <w:tc>
-          <w:tcPr>
-            <w:tcW w:type="dxa" w:w="2335"/>
-            <w:tcMar>
-              <w:top w:type="dxa" w:w="60"/>
-              <w:left w:type="dxa" w:w="90"/>
-              <w:bottom w:type="dxa" w:w="60"/>
-              <w:right w:type="dxa" w:w="90"/>
-            </w:tcMar>
-          </w:tcPr>
-          <w:p>
-            <w:pPr>
-              <w:spacing w:after="0" w:before="0"/>
-            </w:pPr>
-            <w:r>
-              <w:rPr>
-                <w:rFonts w:ascii="TH SarabunPSK" w:cs="TH SarabunPSK" w:eastAsia="TH SarabunPSK" w:hAnsi="TH SarabunPSK"/>
-                <w:b w:val="false"/>
-                <w:bCs w:val="false"/>
-                <w:sz w:val="27"/>
-                <w:szCs w:val="27"/>
-              </w:rPr>
-              <w:t xml:space="preserve">ลูกค้าได้รหัสเฉพาะตัว 1 คน 1 รหัส</w:t>
-            </w:r>
-          </w:p>
-        </w:tc>
-        <w:tc>
-          <w:tcPr>
-            <w:tcW w:type="dxa" w:w="2335"/>
-            <w:tcMar>
-              <w:top w:type="dxa" w:w="60"/>
-              <w:left w:type="dxa" w:w="90"/>
-              <w:bottom w:type="dxa" w:w="60"/>
-              <w:right w:type="dxa" w:w="90"/>
-            </w:tcMar>
-          </w:tcPr>
-          <w:p>
-            <w:pPr>
-              <w:spacing w:after="0" w:before="0"/>
-            </w:pPr>
-            <w:r>
-              <w:rPr>
-                <w:rFonts w:ascii="TH SarabunPSK" w:cs="TH SarabunPSK" w:eastAsia="TH SarabunPSK" w:hAnsi="TH SarabunPSK"/>
-                <w:b w:val="false"/>
-                <w:bCs w:val="false"/>
-                <w:sz w:val="27"/>
-                <w:szCs w:val="27"/>
-              </w:rPr>
-              <w:t xml:space="preserve">ระบบตรวจและตัดโควตาอัตโนมัติ</w:t>
-            </w:r>
-          </w:p>
-        </w:tc>
-        <w:tc>
-          <w:tcPr>
-            <w:tcW w:type="dxa" w:w="2652"/>
-            <w:tcMar>
-              <w:top w:type="dxa" w:w="60"/>
-              <w:left w:type="dxa" w:w="90"/>
-              <w:bottom w:type="dxa" w:w="60"/>
-              <w:right w:type="dxa" w:w="90"/>
-            </w:tcMar>
-          </w:tcPr>
-          <w:p>
-            <w:pPr>
-              <w:spacing w:after="0" w:before="0"/>
-            </w:pPr>
-            <w:r>
-              <w:rPr>
-                <w:rFonts w:ascii="TH SarabunPSK" w:cs="TH SarabunPSK" w:eastAsia="TH SarabunPSK" w:hAnsi="TH SarabunPSK"/>
-                <w:b w:val="false"/>
-                <w:bCs w:val="false"/>
-                <w:sz w:val="27"/>
-                <w:szCs w:val="27"/>
-              </w:rPr>
-              <w:t xml:space="preserve">แจกหรือเก็บผ่านเว็บและแอป</w:t>
-            </w:r>
-          </w:p>
-        </w:tc>
-      </w:tr>
-      <w:tr>
-        <w:tc>
-          <w:tcPr>
-            <w:tcW w:type="dxa" w:w="1704"/>
-            <w:tcMar>
-              <w:top w:type="dxa" w:w="60"/>
-              <w:left w:type="dxa" w:w="90"/>
-              <w:bottom w:type="dxa" w:w="60"/>
-              <w:right w:type="dxa" w:w="90"/>
-            </w:tcMar>
-          </w:tcPr>
-          <w:p>
-            <w:pPr>
-              <w:spacing w:after="0" w:before="0"/>
-            </w:pPr>
-            <w:r>
-              <w:rPr>
-                <w:rFonts w:ascii="TH SarabunPSK" w:cs="TH SarabunPSK" w:eastAsia="TH SarabunPSK" w:hAnsi="TH SarabunPSK"/>
-                <w:b w:val="false"/>
-                <w:bCs w:val="false"/>
-                <w:sz w:val="27"/>
-                <w:szCs w:val="27"/>
-              </w:rPr>
-              <w:t xml:space="preserve">คูปองออนไลน์ (โค้ดแชร์ได้)</w:t>
-            </w:r>
-          </w:p>
-        </w:tc>
-        <w:tc>
-          <w:tcPr>
-            <w:tcW w:type="dxa" w:w="2335"/>
-            <w:tcMar>
-              <w:top w:type="dxa" w:w="60"/>
-              <w:left w:type="dxa" w:w="90"/>
-              <w:bottom w:type="dxa" w:w="60"/>
-              <w:right w:type="dxa" w:w="90"/>
-            </w:tcMar>
-          </w:tcPr>
-          <w:p>
-            <w:pPr>
-              <w:spacing w:after="0" w:before="0"/>
-            </w:pPr>
-            <w:r>
-              <w:rPr>
-                <w:rFonts w:ascii="TH SarabunPSK" w:cs="TH SarabunPSK" w:eastAsia="TH SarabunPSK" w:hAnsi="TH SarabunPSK"/>
-                <w:b w:val="false"/>
-                <w:bCs w:val="false"/>
-                <w:sz w:val="27"/>
-                <w:szCs w:val="27"/>
-              </w:rPr>
-              <w:t xml:space="preserve">ใส่โค้ดตอนเช็คเอาต์</w:t>
-            </w:r>
-          </w:p>
-        </w:tc>
-        <w:tc>
-          <w:tcPr>
-            <w:tcW w:type="dxa" w:w="2335"/>
-            <w:tcMar>
-              <w:top w:type="dxa" w:w="60"/>
-              <w:left w:type="dxa" w:w="90"/>
-              <w:bottom w:type="dxa" w:w="60"/>
-              <w:right w:type="dxa" w:w="90"/>
-            </w:tcMar>
-          </w:tcPr>
-          <w:p>
-            <w:pPr>
-              <w:spacing w:after="0" w:before="0"/>
-            </w:pPr>
-            <w:r>
-              <w:rPr>
-                <w:rFonts w:ascii="TH SarabunPSK" w:cs="TH SarabunPSK" w:eastAsia="TH SarabunPSK" w:hAnsi="TH SarabunPSK"/>
-                <w:b w:val="false"/>
-                <w:bCs w:val="false"/>
-                <w:sz w:val="27"/>
-                <w:szCs w:val="27"/>
-              </w:rPr>
-              <w:t xml:space="preserve">ระบบตรวจประวัติการใช้ของบัญชีทุกครั้ง</w:t>
-            </w:r>
-          </w:p>
-        </w:tc>
-        <w:tc>
-          <w:tcPr>
-            <w:tcW w:type="dxa" w:w="2652"/>
-            <w:tcMar>
-              <w:top w:type="dxa" w:w="60"/>
-              <w:left w:type="dxa" w:w="90"/>
-              <w:bottom w:type="dxa" w:w="60"/>
-              <w:right w:type="dxa" w:w="90"/>
-            </w:tcMar>
-          </w:tcPr>
-          <w:p>
-            <w:pPr>
-              <w:spacing w:after="0" w:before="0"/>
-            </w:pPr>
-            <w:r>
-              <w:rPr>
-                <w:rFonts w:ascii="TH SarabunPSK" w:cs="TH SarabunPSK" w:eastAsia="TH SarabunPSK" w:hAnsi="TH SarabunPSK"/>
-                <w:b w:val="false"/>
-                <w:bCs w:val="false"/>
-                <w:sz w:val="27"/>
-                <w:szCs w:val="27"/>
-              </w:rPr>
-              <w:t xml:space="preserve">แคมเปญที่แชร์ได้ เช่น โพสต์หรือ Influencer</w:t>
-            </w:r>
-          </w:p>
-        </w:tc>
-      </w:tr>
-      <w:tr>
-        <w:tc>
-          <w:tcPr>
-            <w:tcW w:type="dxa" w:w="1704"/>
-            <w:tcMar>
-              <w:top w:type="dxa" w:w="60"/>
-              <w:left w:type="dxa" w:w="90"/>
-              <w:bottom w:type="dxa" w:w="60"/>
-              <w:right w:type="dxa" w:w="90"/>
-            </w:tcMar>
-          </w:tcPr>
-          <w:p>
-            <w:pPr>
-              <w:spacing w:after="0" w:before="0"/>
-            </w:pPr>
-            <w:r>
-              <w:rPr>
-                <w:rFonts w:ascii="TH SarabunPSK" w:cs="TH SarabunPSK" w:eastAsia="TH SarabunPSK" w:hAnsi="TH SarabunPSK"/>
-                <w:b w:val="false"/>
-                <w:bCs w:val="false"/>
-                <w:sz w:val="27"/>
-                <w:szCs w:val="27"/>
-              </w:rPr>
-              <w:t xml:space="preserve">กระเป๋าคูปอง (แจกอัตโนมัติ)</w:t>
-            </w:r>
-          </w:p>
-        </w:tc>
-        <w:tc>
-          <w:tcPr>
-            <w:tcW w:type="dxa" w:w="2335"/>
-            <w:tcMar>
-              <w:top w:type="dxa" w:w="60"/>
-              <w:left w:type="dxa" w:w="90"/>
-              <w:bottom w:type="dxa" w:w="60"/>
-              <w:right w:type="dxa" w:w="90"/>
-            </w:tcMar>
-          </w:tcPr>
-          <w:p>
-            <w:pPr>
-              <w:spacing w:after="0" w:before="0"/>
-            </w:pPr>
-            <w:r>
-              <w:rPr>
-                <w:rFonts w:ascii="TH SarabunPSK" w:cs="TH SarabunPSK" w:eastAsia="TH SarabunPSK" w:hAnsi="TH SarabunPSK"/>
-                <w:b w:val="false"/>
-                <w:bCs w:val="false"/>
-                <w:sz w:val="27"/>
-                <w:szCs w:val="27"/>
-              </w:rPr>
-              <w:t xml:space="preserve">ระบบออกสิทธิ์ให้ทุกวันที่ 1 ของเดือน</w:t>
-            </w:r>
-          </w:p>
-        </w:tc>
-        <w:tc>
-          <w:tcPr>
-            <w:tcW w:type="dxa" w:w="2335"/>
-            <w:tcMar>
-              <w:top w:type="dxa" w:w="60"/>
-              <w:left w:type="dxa" w:w="90"/>
-              <w:bottom w:type="dxa" w:w="60"/>
-              <w:right w:type="dxa" w:w="90"/>
-            </w:tcMar>
-          </w:tcPr>
-          <w:p>
-            <w:pPr>
-              <w:spacing w:after="0" w:before="0"/>
-            </w:pPr>
-            <w:r>
-              <w:rPr>
-                <w:rFonts w:ascii="TH SarabunPSK" w:cs="TH SarabunPSK" w:eastAsia="TH SarabunPSK" w:hAnsi="TH SarabunPSK"/>
-                <w:b w:val="false"/>
-                <w:bCs w:val="false"/>
-                <w:sz w:val="27"/>
-                <w:szCs w:val="27"/>
-              </w:rPr>
-              <w:t xml:space="preserve">ใช้ได้ถึงสิ้นเดือน ไม่ทบไปเดือนถัดไป</w:t>
-            </w:r>
-          </w:p>
-        </w:tc>
-        <w:tc>
-          <w:tcPr>
-            <w:tcW w:type="dxa" w:w="2652"/>
-            <w:tcMar>
-              <w:top w:type="dxa" w:w="60"/>
-              <w:left w:type="dxa" w:w="90"/>
-              <w:bottom w:type="dxa" w:w="60"/>
-              <w:right w:type="dxa" w:w="90"/>
-            </w:tcMar>
-          </w:tcPr>
-          <w:p>
-            <w:pPr>
-              <w:spacing w:after="0" w:before="0"/>
-            </w:pPr>
-            <w:r>
-              <w:rPr>
-                <w:rFonts w:ascii="TH SarabunPSK" w:cs="TH SarabunPSK" w:eastAsia="TH SarabunPSK" w:hAnsi="TH SarabunPSK"/>
-                <w:b w:val="false"/>
-                <w:bCs w:val="false"/>
-                <w:sz w:val="27"/>
-                <w:szCs w:val="27"/>
-              </w:rPr>
-              <w:t xml:space="preserve">สิทธิ์ประจำเดือน</w:t>
-            </w:r>
-          </w:p>
-        </w:tc>
-      </w:tr>
-    </w:tbl>
-    <w:p>
-      <w:pPr>
-        <w:spacing w:after="120"/>
-      </w:pPr>
-    </w:p>
-    <w:p>
-      <w:pPr>
-        <w:pStyle w:val="Heading3"/>
-        <w:keepNext/>
-        <w:spacing w:after="120" w:before="240"/>
-      </w:pPr>
-      <w:r>
-        <w:rPr>
-          <w:rFonts w:ascii="TH SarabunPSK" w:cs="TH SarabunPSK" w:eastAsia="TH SarabunPSK" w:hAnsi="TH SarabunPSK"/>
-          <w:b/>
-          <w:bCs/>
-          <w:color w:val="A32F34"/>
-          <w:sz w:val="32"/>
-          <w:szCs w:val="32"/>
-        </w:rPr>
-        <w:t xml:space="preserve">4.3 คูปองกระดาษ</w:t>
+        <w:t xml:space="preserve">แอดมินกำหนดวันและเวลา เลือกกลุ่มสินค้าเฉพาะที่เข้าร่วม (ไม่ใช่สินค้าทั้งหมด) ตั้งเปอร์เซ็นต์ส่วนลดและโควตาจำนวนจำกัดของรอบ ถึงเวลาที่ตั้งไว้ราคาเปลี่ยนให้อัตโนมัติ เมื่อหมดโควตาหรือหมดเวลา ราคาจะกลับเป็นปกติทันทีโดยไม่ต้องมีคนกดปิด</w:t>
       </w:r>
     </w:p>
     <w:p>
@@ -7156,9 +7970,9 @@
       <w:r>
         <w:drawing>
           <wp:inline distT="0" distB="0" distL="0" distR="0">
-            <wp:extent cx="5715000" cy="1400175"/>
+            <wp:extent cx="5715000" cy="2524125"/>
             <wp:effectExtent t="0" r="0" b="0" l="0"/>
-            <wp:docPr id="12" name="วงจรการทำงานของคูปองกระดาษ" descr="วงจรการทำงานของคูปองกระดาษ" title="วงจรการทำงานของคูปองกระดาษ"/>
+            <wp:docPr id="12" name="ตัวอย่างการลดราคาทั้งหมวดตามวันพิเศษ" descr="ตัวอย่างการลดราคาทั้งหมวดตามวันพิเศษ" title="ตัวอย่างการลดราคาทั้งหมวดตามวันพิเศษ"/>
             <wp:cNvGraphicFramePr>
               <a:graphicFrameLocks xmlns:a="http://schemas.openxmlformats.org/drawingml/2006/main" noChangeAspect="1"/>
             </wp:cNvGraphicFramePr>
@@ -7181,7 +7995,7 @@
                   <pic:spPr bwMode="auto">
                     <a:xfrm>
                       <a:off x="0" y="0"/>
-                      <a:ext cx="5715000" cy="1400175"/>
+                      <a:ext cx="5715000" cy="2524125"/>
                     </a:xfrm>
                     <a:prstGeom prst="rect">
                       <a:avLst/>
@@ -7207,7 +8021,165 @@
           <w:sz w:val="34"/>
           <w:szCs w:val="34"/>
         </w:rPr>
-        <w:t xml:space="preserve">รูป 4-1 ตั้งแต่แอดมินสร้างชุดคูปองจนถึงการเบิกเงินกับร้านที่ร่วมรายการ</w:t>
+        <w:t xml:space="preserve">รูป 3-5 ตัวอย่างหน้าจอ: แคมเปญวันพิเศษลดราคาเฉพาะกลุ่มสินค้า เช่น ยาสามัญ วิตามิน และเวชภัณฑ์ คนละเปอร์เซ็นต์กัน</w:t>
+      </w:r>
+    </w:p>
+    <w:p>
+      <w:pPr>
+        <w:pStyle w:val="Heading3"/>
+        <w:keepNext/>
+        <w:spacing w:after="120" w:before="240"/>
+      </w:pPr>
+      <w:r>
+        <w:rPr>
+          <w:rFonts w:ascii="TH SarabunPSK" w:cs="TH SarabunPSK" w:eastAsia="TH SarabunPSK" w:hAnsi="TH SarabunPSK"/>
+          <w:b/>
+          <w:bCs/>
+          <w:color w:val="A32F34"/>
+          <w:sz w:val="32"/>
+          <w:szCs w:val="32"/>
+        </w:rPr>
+        <w:t xml:space="preserve">3.5 การแสดงผลหน้าเว็บ</w:t>
+      </w:r>
+    </w:p>
+    <w:p>
+      <w:pPr>
+        <w:spacing w:after="80" w:line="400"/>
+        <w:ind w:left="360" w:hanging="300"/>
+        <w:jc w:val="both"/>
+      </w:pPr>
+      <w:r>
+        <w:rPr>
+          <w:rFonts w:ascii="TH SarabunPSK" w:cs="TH SarabunPSK" w:eastAsia="TH SarabunPSK" w:hAnsi="TH SarabunPSK"/>
+          <w:sz w:val="34"/>
+          <w:szCs w:val="34"/>
+        </w:rPr>
+        <w:t xml:space="preserve">•  </w:t>
+      </w:r>
+      <w:r>
+        <w:rPr>
+          <w:rFonts w:ascii="TH SarabunPSK" w:cs="TH SarabunPSK" w:eastAsia="TH SarabunPSK" w:hAnsi="TH SarabunPSK"/>
+          <w:b/>
+          <w:bCs/>
+          <w:sz w:val="34"/>
+          <w:szCs w:val="34"/>
+        </w:rPr>
+        <w:t xml:space="preserve">ป้ายโปรโมชั่น</w:t>
+      </w:r>
+      <w:r>
+        <w:rPr>
+          <w:rFonts w:ascii="TH SarabunPSK" w:cs="TH SarabunPSK" w:eastAsia="TH SarabunPSK" w:hAnsi="TH SarabunPSK"/>
+          <w:sz w:val="34"/>
+          <w:szCs w:val="34"/>
+        </w:rPr>
+        <w:t xml:space="preserve"> เช่น "ซื้อคู่ถูกกว่า", "ลดกลุ่มสินค้า" หรือ "ส่งฟรี" บนการ์ดสินค้า</w:t>
+      </w:r>
+    </w:p>
+    <w:p>
+      <w:pPr>
+        <w:spacing w:after="80" w:line="400"/>
+        <w:ind w:left="360" w:hanging="300"/>
+        <w:jc w:val="both"/>
+      </w:pPr>
+      <w:r>
+        <w:rPr>
+          <w:rFonts w:ascii="TH SarabunPSK" w:cs="TH SarabunPSK" w:eastAsia="TH SarabunPSK" w:hAnsi="TH SarabunPSK"/>
+          <w:sz w:val="34"/>
+          <w:szCs w:val="34"/>
+        </w:rPr>
+        <w:t xml:space="preserve">•  </w:t>
+      </w:r>
+      <w:r>
+        <w:rPr>
+          <w:rFonts w:ascii="TH SarabunPSK" w:cs="TH SarabunPSK" w:eastAsia="TH SarabunPSK" w:hAnsi="TH SarabunPSK"/>
+          <w:b/>
+          <w:bCs/>
+          <w:sz w:val="34"/>
+          <w:szCs w:val="34"/>
+        </w:rPr>
+        <w:t xml:space="preserve">ตัวกรองโปรโมชั่น</w:t>
+      </w:r>
+      <w:r>
+        <w:rPr>
+          <w:rFonts w:ascii="TH SarabunPSK" w:cs="TH SarabunPSK" w:eastAsia="TH SarabunPSK" w:hAnsi="TH SarabunPSK"/>
+          <w:sz w:val="34"/>
+          <w:szCs w:val="34"/>
+        </w:rPr>
+        <w:t xml:space="preserve"> ลูกค้ากดดูเฉพาะสินค้าที่มีโปรโมชั่นได้จากหน้าค้นหา</w:t>
+      </w:r>
+    </w:p>
+    <w:p>
+      <w:pPr>
+        <w:spacing w:after="80" w:line="400"/>
+        <w:ind w:left="360" w:hanging="300"/>
+        <w:jc w:val="both"/>
+      </w:pPr>
+      <w:r>
+        <w:rPr>
+          <w:rFonts w:ascii="TH SarabunPSK" w:cs="TH SarabunPSK" w:eastAsia="TH SarabunPSK" w:hAnsi="TH SarabunPSK"/>
+          <w:sz w:val="34"/>
+          <w:szCs w:val="34"/>
+        </w:rPr>
+        <w:t xml:space="preserve">•  </w:t>
+      </w:r>
+      <w:r>
+        <w:rPr>
+          <w:rFonts w:ascii="TH SarabunPSK" w:cs="TH SarabunPSK" w:eastAsia="TH SarabunPSK" w:hAnsi="TH SarabunPSK"/>
+          <w:b/>
+          <w:bCs/>
+          <w:sz w:val="34"/>
+          <w:szCs w:val="34"/>
+        </w:rPr>
+        <w:t xml:space="preserve">รายละเอียดบนหน้าสินค้า</w:t>
+      </w:r>
+      <w:r>
+        <w:rPr>
+          <w:rFonts w:ascii="TH SarabunPSK" w:cs="TH SarabunPSK" w:eastAsia="TH SarabunPSK" w:hAnsi="TH SarabunPSK"/>
+          <w:sz w:val="34"/>
+          <w:szCs w:val="34"/>
+        </w:rPr>
+        <w:t xml:space="preserve"> เงื่อนไขโปรโมชั่นแสดงในหน้าหลักของสินค้า ไม่ต้องกดเข้าแท็บย่อย</w:t>
+      </w:r>
+    </w:p>
+    <w:p>
+      <w:pPr>
+        <w:pStyle w:val="Heading2"/>
+        <w:pageBreakBefore/>
+        <w:pBdr>
+          <w:bottom w:val="single" w:color="A32F34" w:sz="8" w:space="4"/>
+        </w:pBdr>
+        <w:spacing w:after="160" w:before="200"/>
+      </w:pPr>
+      <w:bookmarkStart w:name="sec4" w:id="5"/>
+      <w:r>
+        <w:rPr>
+          <w:rFonts w:ascii="TH SarabunPSK" w:cs="TH SarabunPSK" w:eastAsia="TH SarabunPSK" w:hAnsi="TH SarabunPSK"/>
+          <w:b/>
+          <w:bCs/>
+          <w:color w:val="222222"/>
+          <w:sz w:val="40"/>
+          <w:szCs w:val="40"/>
+        </w:rPr>
+        <w:t xml:space="preserve">4. คูปอง</w:t>
+      </w:r>
+      <w:bookmarkEnd w:id="5"/>
+    </w:p>
+    <w:p>
+      <w:pPr>
+        <w:pStyle w:val="Heading3"/>
+        <w:keepNext/>
+        <w:spacing w:after="120" w:before="240"/>
+      </w:pPr>
+      <w:r>
+        <w:rPr>
+          <w:rFonts w:ascii="TH SarabunPSK" w:cs="TH SarabunPSK" w:eastAsia="TH SarabunPSK" w:hAnsi="TH SarabunPSK"/>
+          <w:b/>
+          <w:bCs/>
+          <w:color w:val="A32F34"/>
+          <w:sz w:val="32"/>
+          <w:szCs w:val="32"/>
+        </w:rPr>
+        <w:t xml:space="preserve">4.1 คืออะไร และใช้เมื่อไหร่</w:t>
       </w:r>
     </w:p>
     <w:p>
@@ -7221,7 +8193,714 @@
           <w:sz w:val="34"/>
           <w:szCs w:val="34"/>
         </w:rPr>
-        <w:t xml:space="preserve">ตัวอย่างหน้าจอ: แอดมินกำหนดรหัส จำนวนที่พิมพ์ มูลค่าส่วนลด และวันหมดอายุ ระบบจะออกไฟล์พิมพ์ให้ทันที</w:t>
+        <w:t xml:space="preserve">คูปองคือสิทธิ์ส่วนลดที่ลูกค้าต้อง "รับ" มาก่อนจึงใช้ได้ ต่างจากโปรโมชั่นที่เกิดขึ้นเอง คูปองเหมาะกับการแจกหน้างาน ส่งเสริมการขายผ่านช่องทางออนไลน์ ให้สิทธิ์ประจำเดือนแก่ลูกค้า หรือต้อนรับลูกค้าใหม่</w:t>
+      </w:r>
+    </w:p>
+    <w:p>
+      <w:pPr>
+        <w:pStyle w:val="Heading3"/>
+        <w:keepNext/>
+        <w:spacing w:after="120" w:before="240"/>
+      </w:pPr>
+      <w:r>
+        <w:rPr>
+          <w:rFonts w:ascii="TH SarabunPSK" w:cs="TH SarabunPSK" w:eastAsia="TH SarabunPSK" w:hAnsi="TH SarabunPSK"/>
+          <w:b/>
+          <w:bCs/>
+          <w:color w:val="A32F34"/>
+          <w:sz w:val="32"/>
+          <w:szCs w:val="32"/>
+        </w:rPr>
+        <w:t xml:space="preserve">4.2 มีกี่แบบ</w:t>
+      </w:r>
+    </w:p>
+    <w:tbl>
+      <w:tblPr>
+        <w:tblW w:type="dxa" w:w="9026"/>
+        <w:tblBorders>
+          <w:top w:val="single" w:color="auto" w:sz="4"/>
+          <w:left w:val="single" w:color="auto" w:sz="4"/>
+          <w:bottom w:val="single" w:color="auto" w:sz="4"/>
+          <w:right w:val="single" w:color="auto" w:sz="4"/>
+          <w:insideH w:val="single" w:color="auto" w:sz="4"/>
+          <w:insideV w:val="single" w:color="auto" w:sz="4"/>
+        </w:tblBorders>
+      </w:tblPr>
+      <w:tblGrid>
+        <w:gridCol w:w="1610"/>
+        <w:gridCol w:w="2645"/>
+        <w:gridCol w:w="2357"/>
+        <w:gridCol w:w="2414"/>
+      </w:tblGrid>
+      <w:tr>
+        <w:trPr>
+          <w:tblHeader/>
+        </w:trPr>
+        <w:tc>
+          <w:tcPr>
+            <w:tcW w:type="dxa" w:w="1610"/>
+            <w:shd w:fill="A32F34" w:color="auto" w:val="clear"/>
+            <w:tcMar>
+              <w:top w:type="dxa" w:w="60"/>
+              <w:left w:type="dxa" w:w="90"/>
+              <w:bottom w:type="dxa" w:w="60"/>
+              <w:right w:type="dxa" w:w="90"/>
+            </w:tcMar>
+          </w:tcPr>
+          <w:p>
+            <w:pPr>
+              <w:spacing w:after="0" w:before="0"/>
+            </w:pPr>
+            <w:r>
+              <w:rPr>
+                <w:rFonts w:ascii="TH SarabunPSK" w:cs="TH SarabunPSK" w:eastAsia="TH SarabunPSK" w:hAnsi="TH SarabunPSK"/>
+                <w:b/>
+                <w:bCs/>
+                <w:color w:val="FFFFFF"/>
+                <w:sz w:val="27"/>
+                <w:szCs w:val="27"/>
+              </w:rPr>
+              <w:t xml:space="preserve">แบบ</w:t>
+            </w:r>
+          </w:p>
+        </w:tc>
+        <w:tc>
+          <w:tcPr>
+            <w:tcW w:type="dxa" w:w="2645"/>
+            <w:shd w:fill="A32F34" w:color="auto" w:val="clear"/>
+            <w:tcMar>
+              <w:top w:type="dxa" w:w="60"/>
+              <w:left w:type="dxa" w:w="90"/>
+              <w:bottom w:type="dxa" w:w="60"/>
+              <w:right w:type="dxa" w:w="90"/>
+            </w:tcMar>
+          </w:tcPr>
+          <w:p>
+            <w:pPr>
+              <w:spacing w:after="0" w:before="0"/>
+            </w:pPr>
+            <w:r>
+              <w:rPr>
+                <w:rFonts w:ascii="TH SarabunPSK" w:cs="TH SarabunPSK" w:eastAsia="TH SarabunPSK" w:hAnsi="TH SarabunPSK"/>
+                <w:b/>
+                <w:bCs/>
+                <w:color w:val="FFFFFF"/>
+                <w:sz w:val="27"/>
+                <w:szCs w:val="27"/>
+              </w:rPr>
+              <w:t xml:space="preserve">วิธีรับสิทธิ์</w:t>
+            </w:r>
+          </w:p>
+        </w:tc>
+        <w:tc>
+          <w:tcPr>
+            <w:tcW w:type="dxa" w:w="2357"/>
+            <w:shd w:fill="A32F34" w:color="auto" w:val="clear"/>
+            <w:tcMar>
+              <w:top w:type="dxa" w:w="60"/>
+              <w:left w:type="dxa" w:w="90"/>
+              <w:bottom w:type="dxa" w:w="60"/>
+              <w:right w:type="dxa" w:w="90"/>
+            </w:tcMar>
+          </w:tcPr>
+          <w:p>
+            <w:pPr>
+              <w:spacing w:after="0" w:before="0"/>
+            </w:pPr>
+            <w:r>
+              <w:rPr>
+                <w:rFonts w:ascii="TH SarabunPSK" w:cs="TH SarabunPSK" w:eastAsia="TH SarabunPSK" w:hAnsi="TH SarabunPSK"/>
+                <w:b/>
+                <w:bCs/>
+                <w:color w:val="FFFFFF"/>
+                <w:sz w:val="27"/>
+                <w:szCs w:val="27"/>
+              </w:rPr>
+              <w:t xml:space="preserve">การกันการใช้ซ้ำ</w:t>
+            </w:r>
+          </w:p>
+        </w:tc>
+        <w:tc>
+          <w:tcPr>
+            <w:tcW w:type="dxa" w:w="2414"/>
+            <w:shd w:fill="A32F34" w:color="auto" w:val="clear"/>
+            <w:tcMar>
+              <w:top w:type="dxa" w:w="60"/>
+              <w:left w:type="dxa" w:w="90"/>
+              <w:bottom w:type="dxa" w:w="60"/>
+              <w:right w:type="dxa" w:w="90"/>
+            </w:tcMar>
+          </w:tcPr>
+          <w:p>
+            <w:pPr>
+              <w:spacing w:after="0" w:before="0"/>
+            </w:pPr>
+            <w:r>
+              <w:rPr>
+                <w:rFonts w:ascii="TH SarabunPSK" w:cs="TH SarabunPSK" w:eastAsia="TH SarabunPSK" w:hAnsi="TH SarabunPSK"/>
+                <w:b/>
+                <w:bCs/>
+                <w:color w:val="FFFFFF"/>
+                <w:sz w:val="27"/>
+                <w:szCs w:val="27"/>
+              </w:rPr>
+              <w:t xml:space="preserve">เหมาะกับ</w:t>
+            </w:r>
+          </w:p>
+        </w:tc>
+      </w:tr>
+      <w:tr>
+        <w:tc>
+          <w:tcPr>
+            <w:tcW w:type="dxa" w:w="1610"/>
+            <w:tcMar>
+              <w:top w:type="dxa" w:w="60"/>
+              <w:left w:type="dxa" w:w="90"/>
+              <w:bottom w:type="dxa" w:w="60"/>
+              <w:right w:type="dxa" w:w="90"/>
+            </w:tcMar>
+          </w:tcPr>
+          <w:p>
+            <w:pPr>
+              <w:spacing w:after="0" w:before="0"/>
+            </w:pPr>
+            <w:r>
+              <w:rPr>
+                <w:rFonts w:ascii="TH SarabunPSK" w:cs="TH SarabunPSK" w:eastAsia="TH SarabunPSK" w:hAnsi="TH SarabunPSK"/>
+                <w:b w:val="false"/>
+                <w:bCs w:val="false"/>
+                <w:sz w:val="27"/>
+                <w:szCs w:val="27"/>
+              </w:rPr>
+              <w:t xml:space="preserve">คูปองกระดาษ</w:t>
+            </w:r>
+          </w:p>
+        </w:tc>
+        <w:tc>
+          <w:tcPr>
+            <w:tcW w:type="dxa" w:w="2645"/>
+            <w:tcMar>
+              <w:top w:type="dxa" w:w="60"/>
+              <w:left w:type="dxa" w:w="90"/>
+              <w:bottom w:type="dxa" w:w="60"/>
+              <w:right w:type="dxa" w:w="90"/>
+            </w:tcMar>
+          </w:tcPr>
+          <w:p>
+            <w:pPr>
+              <w:spacing w:after="0" w:before="0"/>
+            </w:pPr>
+            <w:r>
+              <w:rPr>
+                <w:rFonts w:ascii="TH SarabunPSK" w:cs="TH SarabunPSK" w:eastAsia="TH SarabunPSK" w:hAnsi="TH SarabunPSK"/>
+                <w:b w:val="false"/>
+                <w:bCs w:val="false"/>
+                <w:sz w:val="27"/>
+                <w:szCs w:val="27"/>
+              </w:rPr>
+              <w:t xml:space="preserve">พิมพ์เป็นใบ ทุกใบรหัสเหมือนกันทั้งชุด</w:t>
+            </w:r>
+          </w:p>
+        </w:tc>
+        <w:tc>
+          <w:tcPr>
+            <w:tcW w:type="dxa" w:w="2357"/>
+            <w:tcMar>
+              <w:top w:type="dxa" w:w="60"/>
+              <w:left w:type="dxa" w:w="90"/>
+              <w:bottom w:type="dxa" w:w="60"/>
+              <w:right w:type="dxa" w:w="90"/>
+            </w:tcMar>
+          </w:tcPr>
+          <w:p>
+            <w:pPr>
+              <w:spacing w:after="0" w:before="0"/>
+            </w:pPr>
+            <w:r>
+              <w:rPr>
+                <w:rFonts w:ascii="TH SarabunPSK" w:cs="TH SarabunPSK" w:eastAsia="TH SarabunPSK" w:hAnsi="TH SarabunPSK"/>
+                <w:b w:val="false"/>
+                <w:bCs w:val="false"/>
+                <w:sz w:val="27"/>
+                <w:szCs w:val="27"/>
+              </w:rPr>
+              <w:t xml:space="preserve">ตัวกระดาษที่ร้านฉีกเก็บไว้เป็นหลักฐาน</w:t>
+            </w:r>
+          </w:p>
+        </w:tc>
+        <w:tc>
+          <w:tcPr>
+            <w:tcW w:type="dxa" w:w="2414"/>
+            <w:tcMar>
+              <w:top w:type="dxa" w:w="60"/>
+              <w:left w:type="dxa" w:w="90"/>
+              <w:bottom w:type="dxa" w:w="60"/>
+              <w:right w:type="dxa" w:w="90"/>
+            </w:tcMar>
+          </w:tcPr>
+          <w:p>
+            <w:pPr>
+              <w:spacing w:after="0" w:before="0"/>
+            </w:pPr>
+            <w:r>
+              <w:rPr>
+                <w:rFonts w:ascii="TH SarabunPSK" w:cs="TH SarabunPSK" w:eastAsia="TH SarabunPSK" w:hAnsi="TH SarabunPSK"/>
+                <w:b w:val="false"/>
+                <w:bCs w:val="false"/>
+                <w:sz w:val="27"/>
+                <w:szCs w:val="27"/>
+              </w:rPr>
+              <w:t xml:space="preserve">แจกหน้างานและบูท</w:t>
+            </w:r>
+          </w:p>
+        </w:tc>
+      </w:tr>
+      <w:tr>
+        <w:tc>
+          <w:tcPr>
+            <w:tcW w:type="dxa" w:w="1610"/>
+            <w:tcMar>
+              <w:top w:type="dxa" w:w="60"/>
+              <w:left w:type="dxa" w:w="90"/>
+              <w:bottom w:type="dxa" w:w="60"/>
+              <w:right w:type="dxa" w:w="90"/>
+            </w:tcMar>
+          </w:tcPr>
+          <w:p>
+            <w:pPr>
+              <w:spacing w:after="0" w:before="0"/>
+            </w:pPr>
+            <w:r>
+              <w:rPr>
+                <w:rFonts w:ascii="TH SarabunPSK" w:cs="TH SarabunPSK" w:eastAsia="TH SarabunPSK" w:hAnsi="TH SarabunPSK"/>
+                <w:b w:val="false"/>
+                <w:bCs w:val="false"/>
+                <w:sz w:val="27"/>
+                <w:szCs w:val="27"/>
+              </w:rPr>
+              <w:t xml:space="preserve">คูปองออนไลน์ (โค้ดแชร์ได้)</w:t>
+            </w:r>
+          </w:p>
+        </w:tc>
+        <w:tc>
+          <w:tcPr>
+            <w:tcW w:type="dxa" w:w="2645"/>
+            <w:tcMar>
+              <w:top w:type="dxa" w:w="60"/>
+              <w:left w:type="dxa" w:w="90"/>
+              <w:bottom w:type="dxa" w:w="60"/>
+              <w:right w:type="dxa" w:w="90"/>
+            </w:tcMar>
+          </w:tcPr>
+          <w:p>
+            <w:pPr>
+              <w:spacing w:after="0" w:before="0"/>
+            </w:pPr>
+            <w:r>
+              <w:rPr>
+                <w:rFonts w:ascii="TH SarabunPSK" w:cs="TH SarabunPSK" w:eastAsia="TH SarabunPSK" w:hAnsi="TH SarabunPSK"/>
+                <w:b w:val="false"/>
+                <w:bCs w:val="false"/>
+                <w:sz w:val="27"/>
+                <w:szCs w:val="27"/>
+              </w:rPr>
+              <w:t xml:space="preserve">ใส่โค้ดตอนเช็คเอาต์</w:t>
+            </w:r>
+          </w:p>
+        </w:tc>
+        <w:tc>
+          <w:tcPr>
+            <w:tcW w:type="dxa" w:w="2357"/>
+            <w:tcMar>
+              <w:top w:type="dxa" w:w="60"/>
+              <w:left w:type="dxa" w:w="90"/>
+              <w:bottom w:type="dxa" w:w="60"/>
+              <w:right w:type="dxa" w:w="90"/>
+            </w:tcMar>
+          </w:tcPr>
+          <w:p>
+            <w:pPr>
+              <w:spacing w:after="0" w:before="0"/>
+            </w:pPr>
+            <w:r>
+              <w:rPr>
+                <w:rFonts w:ascii="TH SarabunPSK" w:cs="TH SarabunPSK" w:eastAsia="TH SarabunPSK" w:hAnsi="TH SarabunPSK"/>
+                <w:b w:val="false"/>
+                <w:bCs w:val="false"/>
+                <w:sz w:val="27"/>
+                <w:szCs w:val="27"/>
+              </w:rPr>
+              <w:t xml:space="preserve">ระบบตรวจประวัติการใช้ของบัญชีทุกครั้ง</w:t>
+            </w:r>
+          </w:p>
+        </w:tc>
+        <w:tc>
+          <w:tcPr>
+            <w:tcW w:type="dxa" w:w="2414"/>
+            <w:tcMar>
+              <w:top w:type="dxa" w:w="60"/>
+              <w:left w:type="dxa" w:w="90"/>
+              <w:bottom w:type="dxa" w:w="60"/>
+              <w:right w:type="dxa" w:w="90"/>
+            </w:tcMar>
+          </w:tcPr>
+          <w:p>
+            <w:pPr>
+              <w:spacing w:after="0" w:before="0"/>
+            </w:pPr>
+            <w:r>
+              <w:rPr>
+                <w:rFonts w:ascii="TH SarabunPSK" w:cs="TH SarabunPSK" w:eastAsia="TH SarabunPSK" w:hAnsi="TH SarabunPSK"/>
+                <w:b w:val="false"/>
+                <w:bCs w:val="false"/>
+                <w:sz w:val="27"/>
+                <w:szCs w:val="27"/>
+              </w:rPr>
+              <w:t xml:space="preserve">แคมเปญที่แชร์ได้ เช่น โพสต์หรือ Influencer</w:t>
+            </w:r>
+          </w:p>
+        </w:tc>
+      </w:tr>
+      <w:tr>
+        <w:tc>
+          <w:tcPr>
+            <w:tcW w:type="dxa" w:w="1610"/>
+            <w:tcMar>
+              <w:top w:type="dxa" w:w="60"/>
+              <w:left w:type="dxa" w:w="90"/>
+              <w:bottom w:type="dxa" w:w="60"/>
+              <w:right w:type="dxa" w:w="90"/>
+            </w:tcMar>
+          </w:tcPr>
+          <w:p>
+            <w:pPr>
+              <w:spacing w:after="0" w:before="0"/>
+            </w:pPr>
+            <w:r>
+              <w:rPr>
+                <w:rFonts w:ascii="TH SarabunPSK" w:cs="TH SarabunPSK" w:eastAsia="TH SarabunPSK" w:hAnsi="TH SarabunPSK"/>
+                <w:b w:val="false"/>
+                <w:bCs w:val="false"/>
+                <w:sz w:val="27"/>
+                <w:szCs w:val="27"/>
+              </w:rPr>
+              <w:t xml:space="preserve">คูปองเก็บเอง (เหมือน Shopee)</w:t>
+            </w:r>
+          </w:p>
+        </w:tc>
+        <w:tc>
+          <w:tcPr>
+            <w:tcW w:type="dxa" w:w="2645"/>
+            <w:tcMar>
+              <w:top w:type="dxa" w:w="60"/>
+              <w:left w:type="dxa" w:w="90"/>
+              <w:bottom w:type="dxa" w:w="60"/>
+              <w:right w:type="dxa" w:w="90"/>
+            </w:tcMar>
+          </w:tcPr>
+          <w:p>
+            <w:pPr>
+              <w:spacing w:after="0" w:before="0"/>
+            </w:pPr>
+            <w:r>
+              <w:rPr>
+                <w:rFonts w:ascii="TH SarabunPSK" w:cs="TH SarabunPSK" w:eastAsia="TH SarabunPSK" w:hAnsi="TH SarabunPSK"/>
+                <w:b w:val="false"/>
+                <w:bCs w:val="false"/>
+                <w:sz w:val="27"/>
+                <w:szCs w:val="27"/>
+              </w:rPr>
+              <w:t xml:space="preserve">ลูกค้าเข้าดูคูปองที่เปิดให้เก็บแล้วกดเก็บเอง</w:t>
+            </w:r>
+          </w:p>
+        </w:tc>
+        <w:tc>
+          <w:tcPr>
+            <w:tcW w:type="dxa" w:w="2357"/>
+            <w:tcMar>
+              <w:top w:type="dxa" w:w="60"/>
+              <w:left w:type="dxa" w:w="90"/>
+              <w:bottom w:type="dxa" w:w="60"/>
+              <w:right w:type="dxa" w:w="90"/>
+            </w:tcMar>
+          </w:tcPr>
+          <w:p>
+            <w:pPr>
+              <w:spacing w:after="0" w:before="0"/>
+            </w:pPr>
+            <w:r>
+              <w:rPr>
+                <w:rFonts w:ascii="TH SarabunPSK" w:cs="TH SarabunPSK" w:eastAsia="TH SarabunPSK" w:hAnsi="TH SarabunPSK"/>
+                <w:b w:val="false"/>
+                <w:bCs w:val="false"/>
+                <w:sz w:val="27"/>
+                <w:szCs w:val="27"/>
+              </w:rPr>
+              <w:t xml:space="preserve">ได้รหัสเฉพาะตัว 1 คน 1 รหัส ตัดโควตาทันที</w:t>
+            </w:r>
+          </w:p>
+        </w:tc>
+        <w:tc>
+          <w:tcPr>
+            <w:tcW w:type="dxa" w:w="2414"/>
+            <w:tcMar>
+              <w:top w:type="dxa" w:w="60"/>
+              <w:left w:type="dxa" w:w="90"/>
+              <w:bottom w:type="dxa" w:w="60"/>
+              <w:right w:type="dxa" w:w="90"/>
+            </w:tcMar>
+          </w:tcPr>
+          <w:p>
+            <w:pPr>
+              <w:spacing w:after="0" w:before="0"/>
+            </w:pPr>
+            <w:r>
+              <w:rPr>
+                <w:rFonts w:ascii="TH SarabunPSK" w:cs="TH SarabunPSK" w:eastAsia="TH SarabunPSK" w:hAnsi="TH SarabunPSK"/>
+                <w:b w:val="false"/>
+                <w:bCs w:val="false"/>
+                <w:sz w:val="27"/>
+                <w:szCs w:val="27"/>
+              </w:rPr>
+              <w:t xml:space="preserve">สิทธิ์ที่เปิดให้ลูกค้าเลือกเก็บเอง</w:t>
+            </w:r>
+          </w:p>
+        </w:tc>
+      </w:tr>
+      <w:tr>
+        <w:tc>
+          <w:tcPr>
+            <w:tcW w:type="dxa" w:w="1610"/>
+            <w:tcMar>
+              <w:top w:type="dxa" w:w="60"/>
+              <w:left w:type="dxa" w:w="90"/>
+              <w:bottom w:type="dxa" w:w="60"/>
+              <w:right w:type="dxa" w:w="90"/>
+            </w:tcMar>
+          </w:tcPr>
+          <w:p>
+            <w:pPr>
+              <w:spacing w:after="0" w:before="0"/>
+            </w:pPr>
+            <w:r>
+              <w:rPr>
+                <w:rFonts w:ascii="TH SarabunPSK" w:cs="TH SarabunPSK" w:eastAsia="TH SarabunPSK" w:hAnsi="TH SarabunPSK"/>
+                <w:b w:val="false"/>
+                <w:bCs w:val="false"/>
+                <w:sz w:val="27"/>
+                <w:szCs w:val="27"/>
+              </w:rPr>
+              <w:t xml:space="preserve">แจกอัตโนมัติทุกเดือน</w:t>
+            </w:r>
+          </w:p>
+        </w:tc>
+        <w:tc>
+          <w:tcPr>
+            <w:tcW w:type="dxa" w:w="2645"/>
+            <w:tcMar>
+              <w:top w:type="dxa" w:w="60"/>
+              <w:left w:type="dxa" w:w="90"/>
+              <w:bottom w:type="dxa" w:w="60"/>
+              <w:right w:type="dxa" w:w="90"/>
+            </w:tcMar>
+          </w:tcPr>
+          <w:p>
+            <w:pPr>
+              <w:spacing w:after="0" w:before="0"/>
+            </w:pPr>
+            <w:r>
+              <w:rPr>
+                <w:rFonts w:ascii="TH SarabunPSK" w:cs="TH SarabunPSK" w:eastAsia="TH SarabunPSK" w:hAnsi="TH SarabunPSK"/>
+                <w:b w:val="false"/>
+                <w:bCs w:val="false"/>
+                <w:sz w:val="27"/>
+                <w:szCs w:val="27"/>
+              </w:rPr>
+              <w:t xml:space="preserve">ระบบออกสิทธิ์ให้ทุกคนเองทุกวันที่ 1</w:t>
+            </w:r>
+          </w:p>
+        </w:tc>
+        <w:tc>
+          <w:tcPr>
+            <w:tcW w:type="dxa" w:w="2357"/>
+            <w:tcMar>
+              <w:top w:type="dxa" w:w="60"/>
+              <w:left w:type="dxa" w:w="90"/>
+              <w:bottom w:type="dxa" w:w="60"/>
+              <w:right w:type="dxa" w:w="90"/>
+            </w:tcMar>
+          </w:tcPr>
+          <w:p>
+            <w:pPr>
+              <w:spacing w:after="0" w:before="0"/>
+            </w:pPr>
+            <w:r>
+              <w:rPr>
+                <w:rFonts w:ascii="TH SarabunPSK" w:cs="TH SarabunPSK" w:eastAsia="TH SarabunPSK" w:hAnsi="TH SarabunPSK"/>
+                <w:b w:val="false"/>
+                <w:bCs w:val="false"/>
+                <w:sz w:val="27"/>
+                <w:szCs w:val="27"/>
+              </w:rPr>
+              <w:t xml:space="preserve">ใช้ได้ถึงสิ้นเดือน ไม่ทบไปเดือนถัดไป</w:t>
+            </w:r>
+          </w:p>
+        </w:tc>
+        <w:tc>
+          <w:tcPr>
+            <w:tcW w:type="dxa" w:w="2414"/>
+            <w:tcMar>
+              <w:top w:type="dxa" w:w="60"/>
+              <w:left w:type="dxa" w:w="90"/>
+              <w:bottom w:type="dxa" w:w="60"/>
+              <w:right w:type="dxa" w:w="90"/>
+            </w:tcMar>
+          </w:tcPr>
+          <w:p>
+            <w:pPr>
+              <w:spacing w:after="0" w:before="0"/>
+            </w:pPr>
+            <w:r>
+              <w:rPr>
+                <w:rFonts w:ascii="TH SarabunPSK" w:cs="TH SarabunPSK" w:eastAsia="TH SarabunPSK" w:hAnsi="TH SarabunPSK"/>
+                <w:b w:val="false"/>
+                <w:bCs w:val="false"/>
+                <w:sz w:val="27"/>
+                <w:szCs w:val="27"/>
+              </w:rPr>
+              <w:t xml:space="preserve">สิทธิ์ประจำเดือนที่ให้ลูกค้าทุกคน</w:t>
+            </w:r>
+          </w:p>
+        </w:tc>
+      </w:tr>
+      <w:tr>
+        <w:tc>
+          <w:tcPr>
+            <w:tcW w:type="dxa" w:w="1610"/>
+            <w:tcMar>
+              <w:top w:type="dxa" w:w="60"/>
+              <w:left w:type="dxa" w:w="90"/>
+              <w:bottom w:type="dxa" w:w="60"/>
+              <w:right w:type="dxa" w:w="90"/>
+            </w:tcMar>
+          </w:tcPr>
+          <w:p>
+            <w:pPr>
+              <w:spacing w:after="0" w:before="0"/>
+            </w:pPr>
+            <w:r>
+              <w:rPr>
+                <w:rFonts w:ascii="TH SarabunPSK" w:cs="TH SarabunPSK" w:eastAsia="TH SarabunPSK" w:hAnsi="TH SarabunPSK"/>
+                <w:b w:val="false"/>
+                <w:bCs w:val="false"/>
+                <w:sz w:val="27"/>
+                <w:szCs w:val="27"/>
+              </w:rPr>
+              <w:t xml:space="preserve">คูปองลูกค้าใหม่</w:t>
+            </w:r>
+          </w:p>
+        </w:tc>
+        <w:tc>
+          <w:tcPr>
+            <w:tcW w:type="dxa" w:w="2645"/>
+            <w:tcMar>
+              <w:top w:type="dxa" w:w="60"/>
+              <w:left w:type="dxa" w:w="90"/>
+              <w:bottom w:type="dxa" w:w="60"/>
+              <w:right w:type="dxa" w:w="90"/>
+            </w:tcMar>
+          </w:tcPr>
+          <w:p>
+            <w:pPr>
+              <w:spacing w:after="0" w:before="0"/>
+            </w:pPr>
+            <w:r>
+              <w:rPr>
+                <w:rFonts w:ascii="TH SarabunPSK" w:cs="TH SarabunPSK" w:eastAsia="TH SarabunPSK" w:hAnsi="TH SarabunPSK"/>
+                <w:b w:val="false"/>
+                <w:bCs w:val="false"/>
+                <w:sz w:val="27"/>
+                <w:szCs w:val="27"/>
+              </w:rPr>
+              <w:t xml:space="preserve">ได้อัตโนมัติเมื่อเป็นบัญชีที่ยังไม่เคยสั่งซื้อ</w:t>
+            </w:r>
+          </w:p>
+        </w:tc>
+        <w:tc>
+          <w:tcPr>
+            <w:tcW w:type="dxa" w:w="2357"/>
+            <w:tcMar>
+              <w:top w:type="dxa" w:w="60"/>
+              <w:left w:type="dxa" w:w="90"/>
+              <w:bottom w:type="dxa" w:w="60"/>
+              <w:right w:type="dxa" w:w="90"/>
+            </w:tcMar>
+          </w:tcPr>
+          <w:p>
+            <w:pPr>
+              <w:spacing w:after="0" w:before="0"/>
+            </w:pPr>
+            <w:r>
+              <w:rPr>
+                <w:rFonts w:ascii="TH SarabunPSK" w:cs="TH SarabunPSK" w:eastAsia="TH SarabunPSK" w:hAnsi="TH SarabunPSK"/>
+                <w:b w:val="false"/>
+                <w:bCs w:val="false"/>
+                <w:sz w:val="27"/>
+                <w:szCs w:val="27"/>
+              </w:rPr>
+              <w:t xml:space="preserve">ใช้ได้ครั้งเดียวต่อบัญชี</w:t>
+            </w:r>
+          </w:p>
+        </w:tc>
+        <w:tc>
+          <w:tcPr>
+            <w:tcW w:type="dxa" w:w="2414"/>
+            <w:tcMar>
+              <w:top w:type="dxa" w:w="60"/>
+              <w:left w:type="dxa" w:w="90"/>
+              <w:bottom w:type="dxa" w:w="60"/>
+              <w:right w:type="dxa" w:w="90"/>
+            </w:tcMar>
+          </w:tcPr>
+          <w:p>
+            <w:pPr>
+              <w:spacing w:after="0" w:before="0"/>
+            </w:pPr>
+            <w:r>
+              <w:rPr>
+                <w:rFonts w:ascii="TH SarabunPSK" w:cs="TH SarabunPSK" w:eastAsia="TH SarabunPSK" w:hAnsi="TH SarabunPSK"/>
+                <w:b w:val="false"/>
+                <w:bCs w:val="false"/>
+                <w:sz w:val="27"/>
+                <w:szCs w:val="27"/>
+              </w:rPr>
+              <w:t xml:space="preserve">ต้อนรับลูกค้าใหม่</w:t>
+            </w:r>
+          </w:p>
+        </w:tc>
+      </w:tr>
+    </w:tbl>
+    <w:p>
+      <w:pPr>
+        <w:spacing w:after="120"/>
+      </w:pPr>
+    </w:p>
+    <w:p>
+      <w:pPr>
+        <w:pStyle w:val="Heading3"/>
+        <w:keepNext/>
+        <w:spacing w:after="120" w:before="240"/>
+      </w:pPr>
+      <w:r>
+        <w:rPr>
+          <w:rFonts w:ascii="TH SarabunPSK" w:cs="TH SarabunPSK" w:eastAsia="TH SarabunPSK" w:hAnsi="TH SarabunPSK"/>
+          <w:b/>
+          <w:bCs/>
+          <w:color w:val="A32F34"/>
+          <w:sz w:val="32"/>
+          <w:szCs w:val="32"/>
+        </w:rPr>
+        <w:t xml:space="preserve">4.3 คูปองกระดาษ</w:t>
       </w:r>
     </w:p>
     <w:p>
@@ -7233,9 +8912,9 @@
       <w:r>
         <w:drawing>
           <wp:inline distT="0" distB="0" distL="0" distR="0">
-            <wp:extent cx="5715000" cy="6677025"/>
+            <wp:extent cx="5715000" cy="1400175"/>
             <wp:effectExtent t="0" r="0" b="0" l="0"/>
-            <wp:docPr id="13" name="ตัวอย่างคูปองกระดาษและการสร้างชุดคูปอง" descr="ตัวอย่างคูปองกระดาษและการสร้างชุดคูปอง" title="ตัวอย่างคูปองกระดาษและการสร้างชุดคูปอง"/>
+            <wp:docPr id="13" name="วงจรการทำงานของคูปองกระดาษ" descr="วงจรการทำงานของคูปองกระดาษ" title="วงจรการทำงานของคูปองกระดาษ"/>
             <wp:cNvGraphicFramePr>
               <a:graphicFrameLocks xmlns:a="http://schemas.openxmlformats.org/drawingml/2006/main" noChangeAspect="1"/>
             </wp:cNvGraphicFramePr>
@@ -7258,7 +8937,7 @@
                   <pic:spPr bwMode="auto">
                     <a:xfrm>
                       <a:off x="0" y="0"/>
-                      <a:ext cx="5715000" cy="6677025"/>
+                      <a:ext cx="5715000" cy="1400175"/>
                     </a:xfrm>
                     <a:prstGeom prst="rect">
                       <a:avLst/>
@@ -7284,7 +8963,7 @@
           <w:sz w:val="34"/>
           <w:szCs w:val="34"/>
         </w:rPr>
-        <w:t xml:space="preserve">รูป 4-2 ตัวอย่างหน้าจอ: การสร้างชุดคูปองกระดาษ และหน้าตาคูปองที่พิมพ์ออกมา</w:t>
+        <w:t xml:space="preserve">รูป 4-1 ตั้งแต่แอดมินสร้างชุดคูปองจนถึงการเบิกเงินกับร้านที่ร่วมรายการ</w:t>
       </w:r>
     </w:p>
     <w:p>
@@ -7298,43 +8977,7 @@
           <w:sz w:val="34"/>
           <w:szCs w:val="34"/>
         </w:rPr>
-        <w:t xml:space="preserve">ร้านที่ร่วมรายการฉีกก้นคูปองเก็บไว้เป็นหลักฐาน ส่งกลับมาที่บริษัท และระบบนับจำนวนก้นที่ได้รับจริงเพื่อคำนวณยอดเบิกเงิน </w:t>
-      </w:r>
-      <w:r>
-        <w:rPr>
-          <w:rFonts w:ascii="TH SarabunPSK" w:cs="TH SarabunPSK" w:eastAsia="TH SarabunPSK" w:hAnsi="TH SarabunPSK"/>
-          <w:b/>
-          <w:bCs/>
-          <w:sz w:val="34"/>
-          <w:szCs w:val="34"/>
-        </w:rPr>
-        <w:t xml:space="preserve">เบิกเงิน = จำนวนก้นที่นับได้ × มูลค่าต่อใบ</w:t>
-      </w:r>
-      <w:r>
-        <w:rPr>
-          <w:rFonts w:ascii="TH SarabunPSK" w:cs="TH SarabunPSK" w:eastAsia="TH SarabunPSK" w:hAnsi="TH SarabunPSK"/>
-          <w:sz w:val="34"/>
-          <w:szCs w:val="34"/>
-        </w:rPr>
-        <w:t xml:space="preserve"> ระบบแสดงสถานะของแต่ละร้าน เช่น รอตรวจนับ หรือจ่ายเงินแล้ว</w:t>
-      </w:r>
-    </w:p>
-    <w:p>
-      <w:pPr>
-        <w:pStyle w:val="Heading3"/>
-        <w:keepNext/>
-        <w:spacing w:after="120" w:before="240"/>
-      </w:pPr>
-      <w:r>
-        <w:rPr>
-          <w:rFonts w:ascii="TH SarabunPSK" w:cs="TH SarabunPSK" w:eastAsia="TH SarabunPSK" w:hAnsi="TH SarabunPSK"/>
-          <w:b/>
-          <w:bCs/>
-          <w:color w:val="A32F34"/>
-          <w:sz w:val="32"/>
-          <w:szCs w:val="32"/>
-        </w:rPr>
-        <w:t xml:space="preserve">4.4 คูปองออนไลน์ (โค้ดแชร์ได้)</w:t>
+        <w:t xml:space="preserve">ตัวอย่างหน้าจอ: แอดมินกำหนดรหัส จำนวนที่พิมพ์ มูลค่าส่วนลด และวันหมดอายุ ระบบจะออกไฟล์พิมพ์ให้ทันที</w:t>
       </w:r>
     </w:p>
     <w:p>
@@ -7346,9 +8989,9 @@
       <w:r>
         <w:drawing>
           <wp:inline distT="0" distB="0" distL="0" distR="0">
-            <wp:extent cx="5715000" cy="1476375"/>
+            <wp:extent cx="5715000" cy="6677025"/>
             <wp:effectExtent t="0" r="0" b="0" l="0"/>
-            <wp:docPr id="14" name="ขั้นตอนการตรวจคูปองออนไลน์ตอนเช็คเอาต์" descr="ขั้นตอนการตรวจคูปองออนไลน์ตอนเช็คเอาต์" title="ขั้นตอนการตรวจคูปองออนไลน์ตอนเช็คเอาต์"/>
+            <wp:docPr id="14" name="ตัวอย่างคูปองกระดาษและการสร้างชุดคูปอง" descr="ตัวอย่างคูปองกระดาษและการสร้างชุดคูปอง" title="ตัวอย่างคูปองกระดาษและการสร้างชุดคูปอง"/>
             <wp:cNvGraphicFramePr>
               <a:graphicFrameLocks xmlns:a="http://schemas.openxmlformats.org/drawingml/2006/main" noChangeAspect="1"/>
             </wp:cNvGraphicFramePr>
@@ -7371,7 +9014,7 @@
                   <pic:spPr bwMode="auto">
                     <a:xfrm>
                       <a:off x="0" y="0"/>
-                      <a:ext cx="5715000" cy="1476375"/>
+                      <a:ext cx="5715000" cy="6677025"/>
                     </a:xfrm>
                     <a:prstGeom prst="rect">
                       <a:avLst/>
@@ -7397,7 +9040,7 @@
           <w:sz w:val="34"/>
           <w:szCs w:val="34"/>
         </w:rPr>
-        <w:t xml:space="preserve">รูป 4-3 โค้ดเดียวแจกได้ทุกคน ระบบตรวจประวัติการใช้ของบัญชีนั้นทุกครั้งก่อนอนุมัติ</w:t>
+        <w:t xml:space="preserve">รูป 4-2 ตัวอย่างหน้าจอ: การสร้างชุดคูปองกระดาษ และหน้าตาคูปองที่พิมพ์ออกมา</w:t>
       </w:r>
     </w:p>
     <w:p>
@@ -7411,7 +9054,43 @@
           <w:sz w:val="34"/>
           <w:szCs w:val="34"/>
         </w:rPr>
-        <w:t xml:space="preserve">แนวคิดหลักคือไม่พึ่งความไม่ซ้ำของตัวโค้ด แต่ตรวจการใช้จริงของบัญชีทุกครั้ง ถ้าเกินโควตาต่อคนหรือโควตารวมที่ตั้งไว้ ระบบจะบล็อกอัตโนมัติและแสดงเหตุผลให้ลูกค้าเห็น</w:t>
+        <w:t xml:space="preserve">ร้านที่ร่วมรายการฉีกก้นคูปองเก็บไว้เป็นหลักฐาน ส่งกลับมาที่บริษัท และระบบนับจำนวนก้นที่ได้รับจริงเพื่อคำนวณยอดเบิกเงิน </w:t>
+      </w:r>
+      <w:r>
+        <w:rPr>
+          <w:rFonts w:ascii="TH SarabunPSK" w:cs="TH SarabunPSK" w:eastAsia="TH SarabunPSK" w:hAnsi="TH SarabunPSK"/>
+          <w:b/>
+          <w:bCs/>
+          <w:sz w:val="34"/>
+          <w:szCs w:val="34"/>
+        </w:rPr>
+        <w:t xml:space="preserve">เบิกเงิน = จำนวนก้นที่นับได้ × มูลค่าต่อใบ</w:t>
+      </w:r>
+      <w:r>
+        <w:rPr>
+          <w:rFonts w:ascii="TH SarabunPSK" w:cs="TH SarabunPSK" w:eastAsia="TH SarabunPSK" w:hAnsi="TH SarabunPSK"/>
+          <w:sz w:val="34"/>
+          <w:szCs w:val="34"/>
+        </w:rPr>
+        <w:t xml:space="preserve"> ระบบแสดงสถานะของแต่ละร้าน เช่น รอตรวจนับ หรือจ่ายเงินแล้ว</w:t>
+      </w:r>
+    </w:p>
+    <w:p>
+      <w:pPr>
+        <w:pStyle w:val="Heading3"/>
+        <w:keepNext/>
+        <w:spacing w:after="120" w:before="240"/>
+      </w:pPr>
+      <w:r>
+        <w:rPr>
+          <w:rFonts w:ascii="TH SarabunPSK" w:cs="TH SarabunPSK" w:eastAsia="TH SarabunPSK" w:hAnsi="TH SarabunPSK"/>
+          <w:b/>
+          <w:bCs/>
+          <w:color w:val="A32F34"/>
+          <w:sz w:val="32"/>
+          <w:szCs w:val="32"/>
+        </w:rPr>
+        <w:t xml:space="preserve">4.4 คูปองออนไลน์ (โค้ดแชร์ได้)</w:t>
       </w:r>
     </w:p>
     <w:p>
@@ -7423,9 +9102,9 @@
       <w:r>
         <w:drawing>
           <wp:inline distT="0" distB="0" distL="0" distR="0">
-            <wp:extent cx="5715000" cy="2714625"/>
+            <wp:extent cx="5715000" cy="1476375"/>
             <wp:effectExtent t="0" r="0" b="0" l="0"/>
-            <wp:docPr id="15" name="ตัวอย่างประวัติการใช้คูปองออนไลน์ อนุมัติและบล็อก" descr="ตัวอย่างประวัติการใช้คูปองออนไลน์ อนุมัติและบล็อก" title="ตัวอย่างประวัติการใช้คูปองออนไลน์ อนุมัติและบล็อก"/>
+            <wp:docPr id="15" name="ขั้นตอนการตรวจคูปองออนไลน์ตอนเช็คเอาต์" descr="ขั้นตอนการตรวจคูปองออนไลน์ตอนเช็คเอาต์" title="ขั้นตอนการตรวจคูปองออนไลน์ตอนเช็คเอาต์"/>
             <wp:cNvGraphicFramePr>
               <a:graphicFrameLocks xmlns:a="http://schemas.openxmlformats.org/drawingml/2006/main" noChangeAspect="1"/>
             </wp:cNvGraphicFramePr>
@@ -7448,7 +9127,7 @@
                   <pic:spPr bwMode="auto">
                     <a:xfrm>
                       <a:off x="0" y="0"/>
-                      <a:ext cx="5715000" cy="2714625"/>
+                      <a:ext cx="5715000" cy="1476375"/>
                     </a:xfrm>
                     <a:prstGeom prst="rect">
                       <a:avLst/>
@@ -7474,25 +9153,21 @@
           <w:sz w:val="34"/>
           <w:szCs w:val="34"/>
         </w:rPr>
-        <w:t xml:space="preserve">รูป 4-4 ตัวอย่างประวัติการใช้: ครั้งแรกผ่าน ครั้งที่สองของบัญชีเดียวกันถูกบล็อกเมื่อเกินโควตาต่อคน</w:t>
-      </w:r>
-    </w:p>
-    <w:p>
-      <w:pPr>
-        <w:pStyle w:val="Heading3"/>
-        <w:keepNext/>
-        <w:spacing w:after="120" w:before="240"/>
-      </w:pPr>
-      <w:r>
-        <w:rPr>
-          <w:rFonts w:ascii="TH SarabunPSK" w:cs="TH SarabunPSK" w:eastAsia="TH SarabunPSK" w:hAnsi="TH SarabunPSK"/>
-          <w:b/>
-          <w:bCs/>
-          <w:color w:val="A32F34"/>
-          <w:sz w:val="32"/>
-          <w:szCs w:val="32"/>
-        </w:rPr>
-        <w:t xml:space="preserve">4.5 คูปองเก็บล่วงหน้าและกระเป๋าคูปอง</w:t>
+        <w:t xml:space="preserve">รูป 4-3 โค้ดเดียวแจกได้ทุกคน ระบบตรวจประวัติการใช้ของบัญชีนั้นทุกครั้งก่อนอนุมัติ</w:t>
+      </w:r>
+    </w:p>
+    <w:p>
+      <w:pPr>
+        <w:spacing w:after="120" w:line="400"/>
+        <w:jc w:val="both"/>
+      </w:pPr>
+      <w:r>
+        <w:rPr>
+          <w:rFonts w:ascii="TH SarabunPSK" w:cs="TH SarabunPSK" w:eastAsia="TH SarabunPSK" w:hAnsi="TH SarabunPSK"/>
+          <w:sz w:val="34"/>
+          <w:szCs w:val="34"/>
+        </w:rPr>
+        <w:t xml:space="preserve">แนวคิดหลักคือไม่พึ่งความไม่ซ้ำของตัวโค้ด แต่ตรวจการใช้จริงของบัญชีทุกครั้ง ถ้าเกินโควตาต่อคนหรือโควตารวมที่ตั้งไว้ ระบบจะบล็อกอัตโนมัติและแสดงเหตุผลให้ลูกค้าเห็น</w:t>
       </w:r>
     </w:p>
     <w:p>
@@ -7504,9 +9179,9 @@
       <w:r>
         <w:drawing>
           <wp:inline distT="0" distB="0" distL="0" distR="0">
-            <wp:extent cx="5715000" cy="1066800"/>
+            <wp:extent cx="5715000" cy="2714625"/>
             <wp:effectExtent t="0" r="0" b="0" l="0"/>
-            <wp:docPr id="16" name="วิธีรับคูปองสองแบบในกระเป๋าคูปอง" descr="วิธีรับคูปองสองแบบในกระเป๋าคูปอง" title="วิธีรับคูปองสองแบบในกระเป๋าคูปอง"/>
+            <wp:docPr id="16" name="ตัวอย่างประวัติการใช้คูปองออนไลน์ อนุมัติและบล็อก" descr="ตัวอย่างประวัติการใช้คูปองออนไลน์ อนุมัติและบล็อก" title="ตัวอย่างประวัติการใช้คูปองออนไลน์ อนุมัติและบล็อก"/>
             <wp:cNvGraphicFramePr>
               <a:graphicFrameLocks xmlns:a="http://schemas.openxmlformats.org/drawingml/2006/main" noChangeAspect="1"/>
             </wp:cNvGraphicFramePr>
@@ -7529,7 +9204,7 @@
                   <pic:spPr bwMode="auto">
                     <a:xfrm>
                       <a:off x="0" y="0"/>
-                      <a:ext cx="5715000" cy="1066800"/>
+                      <a:ext cx="5715000" cy="2714625"/>
                     </a:xfrm>
                     <a:prstGeom prst="rect">
                       <a:avLst/>
@@ -7555,87 +9230,25 @@
           <w:sz w:val="34"/>
           <w:szCs w:val="34"/>
         </w:rPr>
-        <w:t xml:space="preserve">รูป 4-5 โหมดกดเก็บเองและโหมดแจกอัตโนมัติใช้การตั้งค่าเดียวกัน ต่างกันที่วิธีรับสิทธิ์</w:t>
-      </w:r>
-    </w:p>
-    <w:p>
-      <w:pPr>
-        <w:spacing w:after="120" w:line="400"/>
-        <w:jc w:val="both"/>
-      </w:pPr>
-      <w:r>
-        <w:rPr>
-          <w:rFonts w:ascii="TH SarabunPSK" w:cs="TH SarabunPSK" w:eastAsia="TH SarabunPSK" w:hAnsi="TH SarabunPSK"/>
-          <w:sz w:val="34"/>
-          <w:szCs w:val="34"/>
-        </w:rPr>
-        <w:t xml:space="preserve">ตั้งค่าเงื่อนไขส่วนลด สินค้าที่ยกเว้น โควตา และวันหมดอายุครั้งเดียว แล้วเลือกโหมดแจก</w:t>
-      </w:r>
-    </w:p>
-    <w:p>
-      <w:pPr>
-        <w:spacing w:after="80" w:line="400"/>
-        <w:ind w:left="360" w:hanging="300"/>
-        <w:jc w:val="both"/>
-      </w:pPr>
-      <w:r>
-        <w:rPr>
-          <w:rFonts w:ascii="TH SarabunPSK" w:cs="TH SarabunPSK" w:eastAsia="TH SarabunPSK" w:hAnsi="TH SarabunPSK"/>
-          <w:sz w:val="34"/>
-          <w:szCs w:val="34"/>
-        </w:rPr>
-        <w:t xml:space="preserve">•  </w:t>
-      </w:r>
+        <w:t xml:space="preserve">รูป 4-4 ตัวอย่างประวัติการใช้: ครั้งแรกผ่าน ครั้งที่สองของบัญชีเดียวกันถูกบล็อกเมื่อเกินโควตาต่อคน</w:t>
+      </w:r>
+    </w:p>
+    <w:p>
+      <w:pPr>
+        <w:pStyle w:val="Heading3"/>
+        <w:keepNext/>
+        <w:spacing w:after="120" w:before="240"/>
+      </w:pPr>
       <w:r>
         <w:rPr>
           <w:rFonts w:ascii="TH SarabunPSK" w:cs="TH SarabunPSK" w:eastAsia="TH SarabunPSK" w:hAnsi="TH SarabunPSK"/>
           <w:b/>
           <w:bCs/>
-          <w:sz w:val="34"/>
-          <w:szCs w:val="34"/>
-        </w:rPr>
-        <w:t xml:space="preserve">โหมดกดเก็บเอง</w:t>
-      </w:r>
-      <w:r>
-        <w:rPr>
-          <w:rFonts w:ascii="TH SarabunPSK" w:cs="TH SarabunPSK" w:eastAsia="TH SarabunPSK" w:hAnsi="TH SarabunPSK"/>
-          <w:sz w:val="34"/>
-          <w:szCs w:val="34"/>
-        </w:rPr>
-        <w:t xml:space="preserve"> ลูกค้ากดเก็บคูปองเอง ระบบตัดโควตารวมทันที และรหัสผูกกับบัญชีนั้นคนเดียว ใช้ได้ 1 ครั้ง</w:t>
-      </w:r>
-    </w:p>
-    <w:p>
-      <w:pPr>
-        <w:spacing w:after="80" w:line="400"/>
-        <w:ind w:left="360" w:hanging="300"/>
-        <w:jc w:val="both"/>
-      </w:pPr>
-      <w:r>
-        <w:rPr>
-          <w:rFonts w:ascii="TH SarabunPSK" w:cs="TH SarabunPSK" w:eastAsia="TH SarabunPSK" w:hAnsi="TH SarabunPSK"/>
-          <w:sz w:val="34"/>
-          <w:szCs w:val="34"/>
-        </w:rPr>
-        <w:t xml:space="preserve">•  </w:t>
-      </w:r>
-      <w:r>
-        <w:rPr>
-          <w:rFonts w:ascii="TH SarabunPSK" w:cs="TH SarabunPSK" w:eastAsia="TH SarabunPSK" w:hAnsi="TH SarabunPSK"/>
-          <w:b/>
-          <w:bCs/>
-          <w:sz w:val="34"/>
-          <w:szCs w:val="34"/>
-        </w:rPr>
-        <w:t xml:space="preserve">โหมดแจกอัตโนมัติ</w:t>
-      </w:r>
-      <w:r>
-        <w:rPr>
-          <w:rFonts w:ascii="TH SarabunPSK" w:cs="TH SarabunPSK" w:eastAsia="TH SarabunPSK" w:hAnsi="TH SarabunPSK"/>
-          <w:sz w:val="34"/>
-          <w:szCs w:val="34"/>
-        </w:rPr>
-        <w:t xml:space="preserve"> ระบบออกสิทธิ์ให้ทุกคนทุกวันที่ 1 ของเดือน ใช้ได้ถึงสิ้นเดือนนั้น ถ้าไม่ใช้จะหมดสิทธิ์</w:t>
+          <w:color w:val="A32F34"/>
+          <w:sz w:val="32"/>
+          <w:szCs w:val="32"/>
+        </w:rPr>
+        <w:t xml:space="preserve">4.5 คูปองเก็บเอง (เหมือน Shopee) และแจกอัตโนมัติทุกเดือน</w:t>
       </w:r>
     </w:p>
     <w:p>
@@ -7647,9 +9260,9 @@
       <w:r>
         <w:drawing>
           <wp:inline distT="0" distB="0" distL="0" distR="0">
-            <wp:extent cx="5715000" cy="3638550"/>
+            <wp:extent cx="5715000" cy="1066800"/>
             <wp:effectExtent t="0" r="0" b="0" l="0"/>
-            <wp:docPr id="17" name="ตัวอย่างกระเป๋าคูปองรายเดือนของลูกค้า" descr="ตัวอย่างกระเป๋าคูปองรายเดือนของลูกค้า" title="ตัวอย่างกระเป๋าคูปองรายเดือนของลูกค้า"/>
+            <wp:docPr id="17" name="วิธีรับคูปองสองแบบในกระเป๋าคูปอง" descr="วิธีรับคูปองสองแบบในกระเป๋าคูปอง" title="วิธีรับคูปองสองแบบในกระเป๋าคูปอง"/>
             <wp:cNvGraphicFramePr>
               <a:graphicFrameLocks xmlns:a="http://schemas.openxmlformats.org/drawingml/2006/main" noChangeAspect="1"/>
             </wp:cNvGraphicFramePr>
@@ -7672,7 +9285,7 @@
                   <pic:spPr bwMode="auto">
                     <a:xfrm>
                       <a:off x="0" y="0"/>
-                      <a:ext cx="5715000" cy="3638550"/>
+                      <a:ext cx="5715000" cy="1066800"/>
                     </a:xfrm>
                     <a:prstGeom prst="rect">
                       <a:avLst/>
@@ -7698,25 +9311,21 @@
           <w:sz w:val="34"/>
           <w:szCs w:val="34"/>
         </w:rPr>
-        <w:t xml:space="preserve">รูป 4-6 ตัวอย่างหน้ากระเป๋าคูปอง: แต่ละเดือนแสดงสถานะว่าใช้แล้ว พร้อมใช้ หรือรอวันที่ 1</w:t>
-      </w:r>
-    </w:p>
-    <w:p>
-      <w:pPr>
-        <w:pStyle w:val="Heading3"/>
-        <w:keepNext/>
-        <w:spacing w:after="120" w:before="240"/>
-      </w:pPr>
-      <w:r>
-        <w:rPr>
-          <w:rFonts w:ascii="TH SarabunPSK" w:cs="TH SarabunPSK" w:eastAsia="TH SarabunPSK" w:hAnsi="TH SarabunPSK"/>
-          <w:b/>
-          <w:bCs/>
-          <w:color w:val="A32F34"/>
-          <w:sz w:val="32"/>
-          <w:szCs w:val="32"/>
-        </w:rPr>
-        <w:t xml:space="preserve">4.6 คูปองสำหรับลูกค้าใหม่</w:t>
+        <w:t xml:space="preserve">รูป 4-5 โหมดเก็บเองและโหมดแจกอัตโนมัติใช้การตั้งค่าเดียวกัน ต่างกันที่วิธีรับสิทธิ์</w:t>
+      </w:r>
+    </w:p>
+    <w:p>
+      <w:pPr>
+        <w:spacing w:after="120" w:line="400"/>
+        <w:jc w:val="both"/>
+      </w:pPr>
+      <w:r>
+        <w:rPr>
+          <w:rFonts w:ascii="TH SarabunPSK" w:cs="TH SarabunPSK" w:eastAsia="TH SarabunPSK" w:hAnsi="TH SarabunPSK"/>
+          <w:sz w:val="34"/>
+          <w:szCs w:val="34"/>
+        </w:rPr>
+        <w:t xml:space="preserve">ตั้งค่าเงื่อนไขส่วนลด สินค้าที่ยกเว้น โควตา และวันหมดอายุครั้งเดียว แล้วเลือกโหมดแจก</w:t>
       </w:r>
     </w:p>
     <w:p>
@@ -7736,10 +9345,20 @@
       <w:r>
         <w:rPr>
           <w:rFonts w:ascii="TH SarabunPSK" w:cs="TH SarabunPSK" w:eastAsia="TH SarabunPSK" w:hAnsi="TH SarabunPSK"/>
-          <w:sz w:val="34"/>
-          <w:szCs w:val="34"/>
-        </w:rPr>
-        <w:t xml:space="preserve">ใช้ได้เฉพาะลูกค้าที่ยังไม่เคยสั่งซื้อ (ตรวจจากประวัติการสั่งซื้อของบัญชี)</w:t>
+          <w:b/>
+          <w:bCs/>
+          <w:sz w:val="34"/>
+          <w:szCs w:val="34"/>
+        </w:rPr>
+        <w:t xml:space="preserve">โหมดเก็บเอง (เหมือน Shopee)</w:t>
+      </w:r>
+      <w:r>
+        <w:rPr>
+          <w:rFonts w:ascii="TH SarabunPSK" w:cs="TH SarabunPSK" w:eastAsia="TH SarabunPSK" w:hAnsi="TH SarabunPSK"/>
+          <w:sz w:val="34"/>
+          <w:szCs w:val="34"/>
+        </w:rPr>
+        <w:t xml:space="preserve"> ลูกค้าเข้าดูคูปองที่เปิดให้เก็บในกระเป๋าคูปอง กดเก็บเอง ระบบตัดโควตารวมทันที และรหัสผูกกับบัญชีนั้นคนเดียว ใช้ได้ 1 ครั้ง</w:t>
       </w:r>
     </w:p>
     <w:p>
@@ -7759,65 +9378,20 @@
       <w:r>
         <w:rPr>
           <w:rFonts w:ascii="TH SarabunPSK" w:cs="TH SarabunPSK" w:eastAsia="TH SarabunPSK" w:hAnsi="TH SarabunPSK"/>
-          <w:sz w:val="34"/>
-          <w:szCs w:val="34"/>
-        </w:rPr>
-        <w:t xml:space="preserve">เมื่อซื้อครบยอดที่กำหนด ได้ส่วนลดต้อนรับ เช่น ลด 300 บาท เมื่อซื้อครบ 5,000 บาท</w:t>
-      </w:r>
-    </w:p>
-    <w:p>
-      <w:pPr>
-        <w:spacing w:after="80" w:line="400"/>
-        <w:ind w:left="360" w:hanging="300"/>
-        <w:jc w:val="both"/>
-      </w:pPr>
-      <w:r>
-        <w:rPr>
-          <w:rFonts w:ascii="TH SarabunPSK" w:cs="TH SarabunPSK" w:eastAsia="TH SarabunPSK" w:hAnsi="TH SarabunPSK"/>
-          <w:sz w:val="34"/>
-          <w:szCs w:val="34"/>
-        </w:rPr>
-        <w:t xml:space="preserve">•  </w:t>
-      </w:r>
-      <w:r>
-        <w:rPr>
-          <w:rFonts w:ascii="TH SarabunPSK" w:cs="TH SarabunPSK" w:eastAsia="TH SarabunPSK" w:hAnsi="TH SarabunPSK"/>
-          <w:sz w:val="34"/>
-          <w:szCs w:val="34"/>
-        </w:rPr>
-        <w:t xml:space="preserve">สิทธิ์ใช้ได้ครั้งเดียวต่อบัญชีผู้ใช้ใหม่</w:t>
-      </w:r>
-    </w:p>
-    <w:p>
-      <w:pPr>
-        <w:pStyle w:val="Heading3"/>
-        <w:keepNext/>
-        <w:spacing w:after="120" w:before="240"/>
-      </w:pPr>
-      <w:r>
-        <w:rPr>
-          <w:rFonts w:ascii="TH SarabunPSK" w:cs="TH SarabunPSK" w:eastAsia="TH SarabunPSK" w:hAnsi="TH SarabunPSK"/>
           <w:b/>
           <w:bCs/>
-          <w:color w:val="A32F34"/>
-          <w:sz w:val="32"/>
-          <w:szCs w:val="32"/>
-        </w:rPr>
-        <w:t xml:space="preserve">4.7 คูปองส่งฟรีที่ยกเว้นหมวดสินค้า</w:t>
-      </w:r>
-    </w:p>
-    <w:p>
-      <w:pPr>
-        <w:spacing w:after="120" w:line="400"/>
-        <w:jc w:val="both"/>
-      </w:pPr>
-      <w:r>
-        <w:rPr>
-          <w:rFonts w:ascii="TH SarabunPSK" w:cs="TH SarabunPSK" w:eastAsia="TH SarabunPSK" w:hAnsi="TH SarabunPSK"/>
-          <w:sz w:val="34"/>
-          <w:szCs w:val="34"/>
-        </w:rPr>
-        <w:t xml:space="preserve">คูปองส่งฟรีกำหนดหมวดสินค้าที่ไม่ร่วมรายการได้ เช่น นมผง หรือยาน้ำที่มีน้ำหนักมาก ตัวอย่างการคิดค่าจัดส่งเมื่อตะกร้ามีทั้งสองกลุ่ม</w:t>
+          <w:sz w:val="34"/>
+          <w:szCs w:val="34"/>
+        </w:rPr>
+        <w:t xml:space="preserve">โหมดแจกอัตโนมัติ</w:t>
+      </w:r>
+      <w:r>
+        <w:rPr>
+          <w:rFonts w:ascii="TH SarabunPSK" w:cs="TH SarabunPSK" w:eastAsia="TH SarabunPSK" w:hAnsi="TH SarabunPSK"/>
+          <w:sz w:val="34"/>
+          <w:szCs w:val="34"/>
+        </w:rPr>
+        <w:t xml:space="preserve"> ระบบออกสิทธิ์ให้ทุกคนทุกวันที่ 1 ของเดือน ใช้ได้ถึงสิ้นเดือนนั้น ถ้าไม่ใช้จะหมดสิทธิ์</w:t>
       </w:r>
     </w:p>
     <w:p>
@@ -7829,9 +9403,9 @@
       <w:r>
         <w:drawing>
           <wp:inline distT="0" distB="0" distL="0" distR="0">
-            <wp:extent cx="5715000" cy="1238250"/>
+            <wp:extent cx="5715000" cy="3638550"/>
             <wp:effectExtent t="0" r="0" b="0" l="0"/>
-            <wp:docPr id="18" name="การคิดค่าส่งเมื่อตะกร้ามีสินค้าที่ส่งฟรีได้และสินค้าที่ยกเว้น" descr="การคิดค่าส่งเมื่อตะกร้ามีสินค้าที่ส่งฟรีได้และสินค้าที่ยกเว้น" title="การคิดค่าส่งเมื่อตะกร้ามีสินค้าที่ส่งฟรีได้และสินค้าที่ยกเว้น"/>
+            <wp:docPr id="18" name="ตัวอย่างกระเป๋าคูปองรายเดือนของลูกค้า" descr="ตัวอย่างกระเป๋าคูปองรายเดือนของลูกค้า" title="ตัวอย่างกระเป๋าคูปองรายเดือนของลูกค้า"/>
             <wp:cNvGraphicFramePr>
               <a:graphicFrameLocks xmlns:a="http://schemas.openxmlformats.org/drawingml/2006/main" noChangeAspect="1"/>
             </wp:cNvGraphicFramePr>
@@ -7854,7 +9428,7 @@
                   <pic:spPr bwMode="auto">
                     <a:xfrm>
                       <a:off x="0" y="0"/>
-                      <a:ext cx="5715000" cy="1238250"/>
+                      <a:ext cx="5715000" cy="3638550"/>
                     </a:xfrm>
                     <a:prstGeom prst="rect">
                       <a:avLst/>
@@ -7880,7 +9454,25 @@
           <w:sz w:val="34"/>
           <w:szCs w:val="34"/>
         </w:rPr>
-        <w:t xml:space="preserve">รูป 4-7 ส่วนที่ได้สิทธิ์ส่งฟรีจะไม่ถูกเก็บค่าส่ง ระบบเก็บค่าส่งเฉพาะส่วนที่ยกเว้น โดยคำนวณจากน้ำหนักและปริมาตรของกลุ่มที่ยกเว้นเท่านั้น</w:t>
+        <w:t xml:space="preserve">รูป 4-6 ตัวอย่างหน้ากระเป๋าคูปอง: แต่ละเดือนแสดงสถานะว่าใช้แล้ว พร้อมใช้ หรือรอวันที่ 1</w:t>
+      </w:r>
+    </w:p>
+    <w:p>
+      <w:pPr>
+        <w:pStyle w:val="Heading3"/>
+        <w:keepNext/>
+        <w:spacing w:after="120" w:before="240"/>
+      </w:pPr>
+      <w:r>
+        <w:rPr>
+          <w:rFonts w:ascii="TH SarabunPSK" w:cs="TH SarabunPSK" w:eastAsia="TH SarabunPSK" w:hAnsi="TH SarabunPSK"/>
+          <w:b/>
+          <w:bCs/>
+          <w:color w:val="A32F34"/>
+          <w:sz w:val="32"/>
+          <w:szCs w:val="32"/>
+        </w:rPr>
+        <w:t xml:space="preserve">4.6 คูปองสำหรับลูกค้าใหม่</w:t>
       </w:r>
     </w:p>
     <w:p>
@@ -7895,15 +9487,15 @@
           <w:sz w:val="34"/>
           <w:szCs w:val="34"/>
         </w:rPr>
-        <w:t xml:space="preserve"/>
-      </w:r>
-      <w:r>
-        <w:rPr>
-          <w:rFonts w:ascii="TH SarabunPSK" w:cs="TH SarabunPSK" w:eastAsia="TH SarabunPSK" w:hAnsi="TH SarabunPSK"/>
-          <w:sz w:val="34"/>
-          <w:szCs w:val="34"/>
-        </w:rPr>
-        <w:t xml:space="preserve">แบ่งสินค้าในตะกร้าเป็นกลุ่มส่งฟรีได้และกลุ่มที่ถูกยกเว้น</w:t>
+        <w:t xml:space="preserve">•  </w:t>
+      </w:r>
+      <w:r>
+        <w:rPr>
+          <w:rFonts w:ascii="TH SarabunPSK" w:cs="TH SarabunPSK" w:eastAsia="TH SarabunPSK" w:hAnsi="TH SarabunPSK"/>
+          <w:sz w:val="34"/>
+          <w:szCs w:val="34"/>
+        </w:rPr>
+        <w:t xml:space="preserve">ใช้ได้เฉพาะลูกค้าที่ยังไม่เคยสั่งซื้อ (ตรวจจากประวัติการสั่งซื้อของบัญชี)</w:t>
       </w:r>
     </w:p>
     <w:p>
@@ -7918,15 +9510,15 @@
           <w:sz w:val="34"/>
           <w:szCs w:val="34"/>
         </w:rPr>
-        <w:t xml:space="preserve"/>
-      </w:r>
-      <w:r>
-        <w:rPr>
-          <w:rFonts w:ascii="TH SarabunPSK" w:cs="TH SarabunPSK" w:eastAsia="TH SarabunPSK" w:hAnsi="TH SarabunPSK"/>
-          <w:sz w:val="34"/>
-          <w:szCs w:val="34"/>
-        </w:rPr>
-        <w:t xml:space="preserve">คำนวณน้ำหนักและปริมาตรเฉพาะกลุ่มที่ยกเว้น</w:t>
+        <w:t xml:space="preserve">•  </w:t>
+      </w:r>
+      <w:r>
+        <w:rPr>
+          <w:rFonts w:ascii="TH SarabunPSK" w:cs="TH SarabunPSK" w:eastAsia="TH SarabunPSK" w:hAnsi="TH SarabunPSK"/>
+          <w:sz w:val="34"/>
+          <w:szCs w:val="34"/>
+        </w:rPr>
+        <w:t xml:space="preserve">เมื่อซื้อครบยอดที่กำหนด ได้ส่วนลดต้อนรับ เช่น ลด 300 บาท เมื่อซื้อครบ 5,000 บาท</w:t>
       </w:r>
     </w:p>
     <w:p>
@@ -7941,38 +9533,15 @@
           <w:sz w:val="34"/>
           <w:szCs w:val="34"/>
         </w:rPr>
-        <w:t xml:space="preserve"/>
-      </w:r>
-      <w:r>
-        <w:rPr>
-          <w:rFonts w:ascii="TH SarabunPSK" w:cs="TH SarabunPSK" w:eastAsia="TH SarabunPSK" w:hAnsi="TH SarabunPSK"/>
-          <w:sz w:val="34"/>
-          <w:szCs w:val="34"/>
-        </w:rPr>
-        <w:t xml:space="preserve">ดูค่าจัดส่งจากตารางตามน้ำหนัก ปริมาตร และโซนจัดส่ง</w:t>
-      </w:r>
-    </w:p>
-    <w:p>
-      <w:pPr>
-        <w:spacing w:after="80" w:line="400"/>
-        <w:ind w:left="360" w:hanging="300"/>
-        <w:jc w:val="both"/>
-      </w:pPr>
-      <w:r>
-        <w:rPr>
-          <w:rFonts w:ascii="TH SarabunPSK" w:cs="TH SarabunPSK" w:eastAsia="TH SarabunPSK" w:hAnsi="TH SarabunPSK"/>
-          <w:sz w:val="34"/>
-          <w:szCs w:val="34"/>
-        </w:rPr>
-        <w:t xml:space="preserve"/>
-      </w:r>
-      <w:r>
-        <w:rPr>
-          <w:rFonts w:ascii="TH SarabunPSK" w:cs="TH SarabunPSK" w:eastAsia="TH SarabunPSK" w:hAnsi="TH SarabunPSK"/>
-          <w:sz w:val="34"/>
-          <w:szCs w:val="34"/>
-        </w:rPr>
-        <w:t xml:space="preserve">คูปองส่งฟรีทำให้ค่าจัดส่งของกลุ่มส่งฟรีเป็น 0 บาท ลูกค้าจ่ายเฉพาะค่าจัดส่งส่วนที่ยกเว้น</w:t>
+        <w:t xml:space="preserve">•  </w:t>
+      </w:r>
+      <w:r>
+        <w:rPr>
+          <w:rFonts w:ascii="TH SarabunPSK" w:cs="TH SarabunPSK" w:eastAsia="TH SarabunPSK" w:hAnsi="TH SarabunPSK"/>
+          <w:sz w:val="34"/>
+          <w:szCs w:val="34"/>
+        </w:rPr>
+        <w:t xml:space="preserve">สิทธิ์ใช้ได้ครั้งเดียวต่อบัญชีผู้ใช้ใหม่</w:t>
       </w:r>
     </w:p>
     <w:p>
@@ -8561,7 +10130,7 @@
           <w:sz w:val="34"/>
           <w:szCs w:val="34"/>
         </w:rPr>
-        <w:t xml:space="preserve"> เป็นยอดซื้อสินค้าที่เข้าร่วมแคมเปญ ใช้ปลดล็อกรางวัลขั้นบันไดของแคมเปญสะสมยอดรายปี (หัวข้อ 5.5) ยอดนี้บวกทุกออเดอร์อัตโนมัติ ไม่ถูกหักเมื่อแลกพอยท์ และไม่สามารถนำไปแลกเป็นพอยท์หรือส่วนลดได้</w:t>
+        <w:t xml:space="preserve"> เป็นยอดซื้อสินค้าที่เข้าร่วมแคมเปญ ใช้ปลดล็อกรางวัลขั้นบันไดของแคมเปญสะสมยอดรายปี (หัวข้อ 5.4) ยอดนี้บวกทุกออเดอร์อัตโนมัติ ไม่ถูกหักเมื่อแลกพอยท์ และไม่สามารถนำไปแลกเป็นพอยท์หรือส่วนลดได้</w:t>
       </w:r>
     </w:p>
     <w:p>
@@ -8642,7 +10211,7 @@
           <w:sz w:val="32"/>
           <w:szCs w:val="32"/>
         </w:rPr>
-        <w:t xml:space="preserve">5.4 แคมเปญตามช่วงเวลาและโควตา</w:t>
+        <w:t xml:space="preserve">5.3 แคมเปญตามช่วงเวลาและโควตา</w:t>
       </w:r>
     </w:p>
     <w:tbl>
@@ -9013,7 +10582,7 @@
           <w:sz w:val="32"/>
           <w:szCs w:val="32"/>
         </w:rPr>
-        <w:t xml:space="preserve">5.5 แคมเปญสะสมยอดรายปี</w:t>
+        <w:t xml:space="preserve">5.4 แคมเปญสะสมยอดรายปี</w:t>
       </w:r>
     </w:p>
     <w:p>
@@ -9039,7 +10608,7 @@
       <w:r>
         <w:drawing>
           <wp:inline distT="0" distB="0" distL="0" distR="0">
-            <wp:extent cx="5715000" cy="2143125"/>
+            <wp:extent cx="5715000" cy="1828800"/>
             <wp:effectExtent t="0" r="0" b="0" l="0"/>
             <wp:docPr id="21" name="ขั้นบันไดรางวัลตามยอดสะสม" descr="ขั้นบันไดรางวัลตามยอดสะสม" title="ขั้นบันไดรางวัลตามยอดสะสม"/>
             <wp:cNvGraphicFramePr>
@@ -9064,7 +10633,7 @@
                   <pic:spPr bwMode="auto">
                     <a:xfrm>
                       <a:off x="0" y="0"/>
-                      <a:ext cx="5715000" cy="2143125"/>
+                      <a:ext cx="5715000" cy="1828800"/>
                     </a:xfrm>
                     <a:prstGeom prst="rect">
                       <a:avLst/>
@@ -9090,7 +10659,7 @@
           <w:sz w:val="34"/>
           <w:szCs w:val="34"/>
         </w:rPr>
-        <w:t xml:space="preserve">รูป 5-3 ตัวอย่างขั้นบันไดของแคมเปญสะสมยอดรายปี ระบบแจ้งเตือนเมื่อใกล้ถึงแต่ละขั้น</w:t>
+        <w:t xml:space="preserve">รูป 5-3 ตัวอย่างขั้นบันไดของแคมเปญสะสมยอดรายปี</w:t>
       </w:r>
     </w:p>
     <w:p>
@@ -9290,38 +10859,6 @@
     </w:p>
     <w:p>
       <w:pPr>
-        <w:pStyle w:val="Heading3"/>
-        <w:keepNext/>
-        <w:spacing w:after="120" w:before="240"/>
-      </w:pPr>
-      <w:r>
-        <w:rPr>
-          <w:rFonts w:ascii="TH SarabunPSK" w:cs="TH SarabunPSK" w:eastAsia="TH SarabunPSK" w:hAnsi="TH SarabunPSK"/>
-          <w:b/>
-          <w:bCs/>
-          <w:color w:val="A32F34"/>
-          <w:sz w:val="32"/>
-          <w:szCs w:val="32"/>
-        </w:rPr>
-        <w:t xml:space="preserve">5.6 การแจ้งเตือนเป้าหมาย</w:t>
-      </w:r>
-    </w:p>
-    <w:p>
-      <w:pPr>
-        <w:spacing w:after="120" w:line="400"/>
-        <w:jc w:val="both"/>
-      </w:pPr>
-      <w:r>
-        <w:rPr>
-          <w:rFonts w:ascii="TH SarabunPSK" w:cs="TH SarabunPSK" w:eastAsia="TH SarabunPSK" w:hAnsi="TH SarabunPSK"/>
-          <w:sz w:val="34"/>
-          <w:szCs w:val="34"/>
-        </w:rPr>
-        <w:t xml:space="preserve">ระบบแจ้งเตือนลูกค้าผ่าน Line หรือ SMS โดยอัตโนมัติ เมื่อยอดสะสมถึง 80% และ 95% ของแต่ละขั้น และเมื่อเหลือเวลาสัญญา 30 วันสุดท้ายโดยยอดซื้อยังขาดไม่เกิน 20% จากเป้าหมาย</w:t>
-      </w:r>
-    </w:p>
-    <w:p>
-      <w:pPr>
         <w:pStyle w:val="Heading2"/>
         <w:pageBreakBefore/>
         <w:pBdr>
@@ -9345,25 +10882,6 @@
     </w:p>
     <w:p>
       <w:pPr>
-        <w:pBdr>
-          <w:left w:val="single" w:color="E0A030" w:sz="24" w:space="8"/>
-        </w:pBdr>
-        <w:shd w:fill="FFF4E5" w:color="auto" w:val="clear"/>
-        <w:spacing w:after="120" w:before="60" w:line="400"/>
-        <w:ind w:left="200" w:right="120"/>
-        <w:jc w:val="both"/>
-      </w:pPr>
-      <w:r>
-        <w:rPr>
-          <w:rFonts w:ascii="TH SarabunPSK" w:cs="TH SarabunPSK" w:eastAsia="TH SarabunPSK" w:hAnsi="TH SarabunPSK"/>
-          <w:sz w:val="30"/>
-          <w:szCs w:val="30"/>
-        </w:rPr>
-        <w:t xml:space="preserve">ส่วนนี้เป็นแนวทางที่เสนอ ยังไม่ได้เปิดใช้งาน อยู่ระหว่างตกลงรายละเอียดและตรวจสอบข้อกฎหมายและภาษี</w:t>
-      </w:r>
-    </w:p>
-    <w:p>
-      <w:pPr>
         <w:pStyle w:val="Heading3"/>
         <w:keepNext/>
         <w:spacing w:after="120" w:before="240"/>
@@ -9391,7 +10909,7 @@
           <w:sz w:val="34"/>
           <w:szCs w:val="34"/>
         </w:rPr>
-        <w:t xml:space="preserve">การสุ่มรางวัลคือกิจกรรมที่ลูกค้าได้รับ "สิทธิ์ลุ้น" จากการกระทำต่าง ๆ ในระบบ แล้วนำสิทธิ์ไปลุ้นรางวัล ข้อเสนอคือให้ทุกทางที่ได้สิทธิ์รวมลงเป็นหน่วยกลางหน่วยเดียว ทำให้เปิดกิจกรรมใหม่ในอนาคตได้โดยไม่ต้องสร้างระบบใหม่ เพียงกำหนดว่ารอบนั้นรับสิทธิ์จากทางใดและแจกอะไร</w:t>
+        <w:t xml:space="preserve">การสุ่มรางวัลคือกิจกรรมที่ลูกค้าได้รับ "สิทธิ์ลุ้น" จากการกระทำต่าง ๆ ในระบบ แล้วนำสิทธิ์ไปลุ้นรางวัล ทุกทางที่ได้สิทธิ์รวมลงเป็นหน่วยกลางหน่วยเดียว ทำให้เปิดกิจกรรมใหม่ในอนาคตได้โดยไม่ต้องสร้างระบบใหม่ เพียงกำหนดว่ารอบนั้นรับสิทธิ์จากทางใดและแจกอะไร</w:t>
       </w:r>
     </w:p>
     <w:p>
@@ -10300,20 +11818,10 @@
       <w:r>
         <w:rPr>
           <w:rFonts w:ascii="TH SarabunPSK" w:cs="TH SarabunPSK" w:eastAsia="TH SarabunPSK" w:hAnsi="TH SarabunPSK"/>
-          <w:b/>
-          <w:bCs/>
-          <w:sz w:val="34"/>
-          <w:szCs w:val="34"/>
-        </w:rPr>
-        <w:t xml:space="preserve">ข้อเสนอ</w:t>
-      </w:r>
-      <w:r>
-        <w:rPr>
-          <w:rFonts w:ascii="TH SarabunPSK" w:cs="TH SarabunPSK" w:eastAsia="TH SarabunPSK" w:hAnsi="TH SarabunPSK"/>
-          <w:sz w:val="34"/>
-          <w:szCs w:val="34"/>
-        </w:rPr>
-        <w:t xml:space="preserve"> ของรางวัลใหญ่ควรใช้โหมด B เพราะโหมด A ผลลัพธ์จริงอาจเกิดได้สองทาง คือไม่มีใครถูกเลย หรือถูกพร้อมกันหลายคนในวันเดียว โหมด B ทำให้แจกของใหญ่แน่นอนตามจำนวนที่ประกาศไว้ตั้งแต่ก่อนเปิดกิจกรรม</w:t>
+          <w:sz w:val="34"/>
+          <w:szCs w:val="34"/>
+        </w:rPr>
+        <w:t xml:space="preserve">ของรางวัลใหญ่ควรใช้โหมด B เพราะโหมด A ผลลัพธ์จริงอาจเกิดได้สองทาง คือไม่มีใครถูกเลย หรือถูกพร้อมกันหลายคนในวันเดียว โหมด B ทำให้แจกของใหญ่แน่นอนตามจำนวนที่ประกาศไว้ตั้งแต่ก่อนเปิดกิจกรรม</w:t>
       </w:r>
     </w:p>
     <w:p>
@@ -11098,7 +12606,7 @@
           <w:sz w:val="32"/>
           <w:szCs w:val="32"/>
         </w:rPr>
-        <w:t xml:space="preserve">6.8 ลำดับการพัฒนาที่เสนอ</w:t>
+        <w:t xml:space="preserve">6.8 ลำดับการพัฒนา</w:t>
       </w:r>
     </w:p>
     <w:tbl>
@@ -11961,227 +13469,6 @@
           <w:szCs w:val="34"/>
         </w:rPr>
         <w:t xml:space="preserve">26,500 บาท</w:t>
-      </w:r>
-    </w:p>
-    <w:p>
-      <w:pPr>
-        <w:pStyle w:val="Heading2"/>
-        <w:pageBreakBefore/>
-        <w:pBdr>
-          <w:bottom w:val="single" w:color="A32F34" w:sz="8" w:space="4"/>
-        </w:pBdr>
-        <w:spacing w:after="160" w:before="200"/>
-      </w:pPr>
-      <w:bookmarkStart w:name="sec8" w:id="9"/>
-      <w:r>
-        <w:rPr>
-          <w:rFonts w:ascii="TH SarabunPSK" w:cs="TH SarabunPSK" w:eastAsia="TH SarabunPSK" w:hAnsi="TH SarabunPSK"/>
-          <w:b/>
-          <w:bCs/>
-          <w:color w:val="222222"/>
-          <w:sz w:val="40"/>
-          <w:szCs w:val="40"/>
-        </w:rPr>
-        <w:t xml:space="preserve">8. ข้อกำหนดทั่วไป</w:t>
-      </w:r>
-      <w:bookmarkEnd w:id="9"/>
-    </w:p>
-    <w:p>
-      <w:pPr>
-        <w:spacing w:after="80" w:line="400"/>
-        <w:ind w:left="360" w:hanging="300"/>
-        <w:jc w:val="both"/>
-      </w:pPr>
-      <w:r>
-        <w:rPr>
-          <w:rFonts w:ascii="TH SarabunPSK" w:cs="TH SarabunPSK" w:eastAsia="TH SarabunPSK" w:hAnsi="TH SarabunPSK"/>
-          <w:sz w:val="34"/>
-          <w:szCs w:val="34"/>
-        </w:rPr>
-        <w:t xml:space="preserve">•  </w:t>
-      </w:r>
-      <w:r>
-        <w:rPr>
-          <w:rFonts w:ascii="TH SarabunPSK" w:cs="TH SarabunPSK" w:eastAsia="TH SarabunPSK" w:hAnsi="TH SarabunPSK"/>
-          <w:b/>
-          <w:bCs/>
-          <w:sz w:val="34"/>
-          <w:szCs w:val="34"/>
-        </w:rPr>
-        <w:t xml:space="preserve">ภาษาและการแสดงผล</w:t>
-      </w:r>
-      <w:r>
-        <w:rPr>
-          <w:rFonts w:ascii="TH SarabunPSK" w:cs="TH SarabunPSK" w:eastAsia="TH SarabunPSK" w:hAnsi="TH SarabunPSK"/>
-          <w:sz w:val="34"/>
-          <w:szCs w:val="34"/>
-        </w:rPr>
-        <w:t xml:space="preserve"> หน้าร้านและหน้าแอดมินแสดงผลเป็นภาษาไทย ใช้งานได้บนคอมพิวเตอร์และมือถือ</w:t>
-      </w:r>
-    </w:p>
-    <w:p>
-      <w:pPr>
-        <w:spacing w:after="80" w:line="400"/>
-        <w:ind w:left="360" w:hanging="300"/>
-        <w:jc w:val="both"/>
-      </w:pPr>
-      <w:r>
-        <w:rPr>
-          <w:rFonts w:ascii="TH SarabunPSK" w:cs="TH SarabunPSK" w:eastAsia="TH SarabunPSK" w:hAnsi="TH SarabunPSK"/>
-          <w:sz w:val="34"/>
-          <w:szCs w:val="34"/>
-        </w:rPr>
-        <w:t xml:space="preserve">•  </w:t>
-      </w:r>
-      <w:r>
-        <w:rPr>
-          <w:rFonts w:ascii="TH SarabunPSK" w:cs="TH SarabunPSK" w:eastAsia="TH SarabunPSK" w:hAnsi="TH SarabunPSK"/>
-          <w:b/>
-          <w:bCs/>
-          <w:sz w:val="34"/>
-          <w:szCs w:val="34"/>
-        </w:rPr>
-        <w:t xml:space="preserve">การเข้าถึงบริการ</w:t>
-      </w:r>
-      <w:r>
-        <w:rPr>
-          <w:rFonts w:ascii="TH SarabunPSK" w:cs="TH SarabunPSK" w:eastAsia="TH SarabunPSK" w:hAnsi="TH SarabunPSK"/>
-          <w:sz w:val="34"/>
-          <w:szCs w:val="34"/>
-        </w:rPr>
-        <w:t xml:space="preserve"> บริการสั่งทำพิเศษและประวัติการใช้คูปองต้องเข้าสู่ระบบด้วยบัญชีสมาชิก ลูกค้าเห็นเฉพาะข้อมูลของตนเอง</w:t>
-      </w:r>
-    </w:p>
-    <w:p>
-      <w:pPr>
-        <w:spacing w:after="80" w:line="400"/>
-        <w:ind w:left="360" w:hanging="300"/>
-        <w:jc w:val="both"/>
-      </w:pPr>
-      <w:r>
-        <w:rPr>
-          <w:rFonts w:ascii="TH SarabunPSK" w:cs="TH SarabunPSK" w:eastAsia="TH SarabunPSK" w:hAnsi="TH SarabunPSK"/>
-          <w:sz w:val="34"/>
-          <w:szCs w:val="34"/>
-        </w:rPr>
-        <w:t xml:space="preserve">•  </w:t>
-      </w:r>
-      <w:r>
-        <w:rPr>
-          <w:rFonts w:ascii="TH SarabunPSK" w:cs="TH SarabunPSK" w:eastAsia="TH SarabunPSK" w:hAnsi="TH SarabunPSK"/>
-          <w:b/>
-          <w:bCs/>
-          <w:sz w:val="34"/>
-          <w:szCs w:val="34"/>
-        </w:rPr>
-        <w:t xml:space="preserve">ราคาและส่วนลด</w:t>
-      </w:r>
-      <w:r>
-        <w:rPr>
-          <w:rFonts w:ascii="TH SarabunPSK" w:cs="TH SarabunPSK" w:eastAsia="TH SarabunPSK" w:hAnsi="TH SarabunPSK"/>
-          <w:sz w:val="34"/>
-          <w:szCs w:val="34"/>
-        </w:rPr>
-        <w:t xml:space="preserve"> คำนวณที่เซิร์ฟเวอร์ทุกครั้ง หน้าจอแสดงตัวอย่างให้เห็นล่วงหน้า แต่ยอดชำระจริงเป็นยอดที่ระบบยืนยันในขั้นตอนชำระเงิน</w:t>
-      </w:r>
-    </w:p>
-    <w:p>
-      <w:pPr>
-        <w:spacing w:after="80" w:line="400"/>
-        <w:ind w:left="360" w:hanging="300"/>
-        <w:jc w:val="both"/>
-      </w:pPr>
-      <w:r>
-        <w:rPr>
-          <w:rFonts w:ascii="TH SarabunPSK" w:cs="TH SarabunPSK" w:eastAsia="TH SarabunPSK" w:hAnsi="TH SarabunPSK"/>
-          <w:sz w:val="34"/>
-          <w:szCs w:val="34"/>
-        </w:rPr>
-        <w:t xml:space="preserve">•  </w:t>
-      </w:r>
-      <w:r>
-        <w:rPr>
-          <w:rFonts w:ascii="TH SarabunPSK" w:cs="TH SarabunPSK" w:eastAsia="TH SarabunPSK" w:hAnsi="TH SarabunPSK"/>
-          <w:b/>
-          <w:bCs/>
-          <w:sz w:val="34"/>
-          <w:szCs w:val="34"/>
-        </w:rPr>
-        <w:t xml:space="preserve">การปรับกติกา</w:t>
-      </w:r>
-      <w:r>
-        <w:rPr>
-          <w:rFonts w:ascii="TH SarabunPSK" w:cs="TH SarabunPSK" w:eastAsia="TH SarabunPSK" w:hAnsi="TH SarabunPSK"/>
-          <w:sz w:val="34"/>
-          <w:szCs w:val="34"/>
-        </w:rPr>
-        <w:t xml:space="preserve"> แอดมินตั้งค่าและเปลี่ยนกติกาได้จากหน้าจอแอดมิน มีผลกับตะกร้าที่ยังไม่ชำระ</w:t>
-      </w:r>
-    </w:p>
-    <w:p>
-      <w:pPr>
-        <w:spacing w:after="80" w:line="400"/>
-        <w:ind w:left="360" w:hanging="300"/>
-        <w:jc w:val="both"/>
-      </w:pPr>
-      <w:r>
-        <w:rPr>
-          <w:rFonts w:ascii="TH SarabunPSK" w:cs="TH SarabunPSK" w:eastAsia="TH SarabunPSK" w:hAnsi="TH SarabunPSK"/>
-          <w:sz w:val="34"/>
-          <w:szCs w:val="34"/>
-        </w:rPr>
-        <w:t xml:space="preserve">•  </w:t>
-      </w:r>
-      <w:r>
-        <w:rPr>
-          <w:rFonts w:ascii="TH SarabunPSK" w:cs="TH SarabunPSK" w:eastAsia="TH SarabunPSK" w:hAnsi="TH SarabunPSK"/>
-          <w:b/>
-          <w:bCs/>
-          <w:sz w:val="34"/>
-          <w:szCs w:val="34"/>
-        </w:rPr>
-        <w:t xml:space="preserve">การตรวจสอบย้อนหลัง</w:t>
-      </w:r>
-      <w:r>
-        <w:rPr>
-          <w:rFonts w:ascii="TH SarabunPSK" w:cs="TH SarabunPSK" w:eastAsia="TH SarabunPSK" w:hAnsi="TH SarabunPSK"/>
-          <w:sz w:val="34"/>
-          <w:szCs w:val="34"/>
-        </w:rPr>
-        <w:t xml:space="preserve"> ทุกการใช้ส่วนลด คูปอง สิทธิ์ลุ้น และการแลกพอยท์มีประวัติให้ตรวจสอบได้</w:t>
-      </w:r>
-    </w:p>
-    <w:p>
-      <w:pPr>
-        <w:spacing w:after="80" w:line="400"/>
-        <w:ind w:left="360" w:hanging="300"/>
-        <w:jc w:val="both"/>
-      </w:pPr>
-      <w:r>
-        <w:rPr>
-          <w:rFonts w:ascii="TH SarabunPSK" w:cs="TH SarabunPSK" w:eastAsia="TH SarabunPSK" w:hAnsi="TH SarabunPSK"/>
-          <w:sz w:val="34"/>
-          <w:szCs w:val="34"/>
-        </w:rPr>
-        <w:t xml:space="preserve">•  </w:t>
-      </w:r>
-      <w:r>
-        <w:rPr>
-          <w:rFonts w:ascii="TH SarabunPSK" w:cs="TH SarabunPSK" w:eastAsia="TH SarabunPSK" w:hAnsi="TH SarabunPSK"/>
-          <w:b/>
-          <w:bCs/>
-          <w:sz w:val="34"/>
-          <w:szCs w:val="34"/>
-        </w:rPr>
-        <w:t xml:space="preserve">ภาพตัวอย่าง</w:t>
-      </w:r>
-      <w:r>
-        <w:rPr>
-          <w:rFonts w:ascii="TH SarabunPSK" w:cs="TH SarabunPSK" w:eastAsia="TH SarabunPSK" w:hAnsi="TH SarabunPSK"/>
-          <w:sz w:val="34"/>
-          <w:szCs w:val="34"/>
-        </w:rPr>
-        <w:t xml:space="preserve"> ภาพหน้าจอในเอกสารเป็นภาพจากระบบจำลองเพื่อสื่อสารแนวทางการทำงาน อาจมีความแตกต่างเล็กน้อยกับระบบจริง</w:t>
       </w:r>
     </w:p>
     <w:sectPr>

--- a/spec/Pharmaplex-Platform-Spec.docx
+++ b/spec/Pharmaplex-Platform-Spec.docx
@@ -34,7 +34,7 @@
           <w:sz w:val="72"/>
           <w:szCs w:val="72"/>
         </w:rPr>
-        <w:t xml:space="preserve">Spec ระบบโปรโมชั่น คูปอง พอยท์ แคมเปญ สุ่มรางวัล และบริการสั่งทำพิเศษ</w:t>
+        <w:t xml:space="preserve">Spec ระบบโปรโมชั่น คูปอง พอยท์ แคมเปญ สุ่มรางวัล บริการสั่งทำพิเศษ และเซตร้านยาเปิดใหม่</w:t>
       </w:r>
     </w:p>
     <w:p>
@@ -6771,6 +6771,593 @@
     </w:p>
     <w:p>
       <w:pPr>
+        <w:pStyle w:val="Heading3"/>
+        <w:keepNext/>
+        <w:spacing w:after="120" w:before="240"/>
+      </w:pPr>
+      <w:r>
+        <w:rPr>
+          <w:rFonts w:ascii="TH SarabunPSK" w:cs="TH SarabunPSK" w:eastAsia="TH SarabunPSK" w:hAnsi="TH SarabunPSK"/>
+          <w:b/>
+          <w:bCs/>
+          <w:color w:val="A32F34"/>
+          <w:sz w:val="32"/>
+          <w:szCs w:val="32"/>
+        </w:rPr>
+        <w:t xml:space="preserve">2.12 การตั้งค่าของแอดมินต่อสินค้า</w:t>
+      </w:r>
+    </w:p>
+    <w:tbl>
+      <w:tblPr>
+        <w:tblW w:type="dxa" w:w="9026"/>
+        <w:tblBorders>
+          <w:top w:val="single" w:color="auto" w:sz="4"/>
+          <w:left w:val="single" w:color="auto" w:sz="4"/>
+          <w:bottom w:val="single" w:color="auto" w:sz="4"/>
+          <w:right w:val="single" w:color="auto" w:sz="4"/>
+          <w:insideH w:val="single" w:color="auto" w:sz="4"/>
+          <w:insideV w:val="single" w:color="auto" w:sz="4"/>
+        </w:tblBorders>
+      </w:tblPr>
+      <w:tblGrid>
+        <w:gridCol w:w="2941"/>
+        <w:gridCol w:w="6085"/>
+      </w:tblGrid>
+      <w:tr>
+        <w:trPr>
+          <w:tblHeader/>
+        </w:trPr>
+        <w:tc>
+          <w:tcPr>
+            <w:tcW w:type="dxa" w:w="2941"/>
+            <w:shd w:fill="A32F34" w:color="auto" w:val="clear"/>
+            <w:tcMar>
+              <w:top w:type="dxa" w:w="60"/>
+              <w:left w:type="dxa" w:w="90"/>
+              <w:bottom w:type="dxa" w:w="60"/>
+              <w:right w:type="dxa" w:w="90"/>
+            </w:tcMar>
+          </w:tcPr>
+          <w:p>
+            <w:pPr>
+              <w:spacing w:after="0" w:before="0"/>
+            </w:pPr>
+            <w:r>
+              <w:rPr>
+                <w:rFonts w:ascii="TH SarabunPSK" w:cs="TH SarabunPSK" w:eastAsia="TH SarabunPSK" w:hAnsi="TH SarabunPSK"/>
+                <w:b/>
+                <w:bCs/>
+                <w:color w:val="FFFFFF"/>
+                <w:sz w:val="27"/>
+                <w:szCs w:val="27"/>
+              </w:rPr>
+              <w:t xml:space="preserve">หัวข้อที่ตั้งค่า</w:t>
+            </w:r>
+          </w:p>
+        </w:tc>
+        <w:tc>
+          <w:tcPr>
+            <w:tcW w:type="dxa" w:w="6085"/>
+            <w:shd w:fill="A32F34" w:color="auto" w:val="clear"/>
+            <w:tcMar>
+              <w:top w:type="dxa" w:w="60"/>
+              <w:left w:type="dxa" w:w="90"/>
+              <w:bottom w:type="dxa" w:w="60"/>
+              <w:right w:type="dxa" w:w="90"/>
+            </w:tcMar>
+          </w:tcPr>
+          <w:p>
+            <w:pPr>
+              <w:spacing w:after="0" w:before="0"/>
+            </w:pPr>
+            <w:r>
+              <w:rPr>
+                <w:rFonts w:ascii="TH SarabunPSK" w:cs="TH SarabunPSK" w:eastAsia="TH SarabunPSK" w:hAnsi="TH SarabunPSK"/>
+                <w:b/>
+                <w:bCs/>
+                <w:color w:val="FFFFFF"/>
+                <w:sz w:val="27"/>
+                <w:szCs w:val="27"/>
+              </w:rPr>
+              <w:t xml:space="preserve">รายละเอียด</w:t>
+            </w:r>
+          </w:p>
+        </w:tc>
+      </w:tr>
+      <w:tr>
+        <w:tc>
+          <w:tcPr>
+            <w:tcW w:type="dxa" w:w="2941"/>
+            <w:tcMar>
+              <w:top w:type="dxa" w:w="60"/>
+              <w:left w:type="dxa" w:w="90"/>
+              <w:bottom w:type="dxa" w:w="60"/>
+              <w:right w:type="dxa" w:w="90"/>
+            </w:tcMar>
+          </w:tcPr>
+          <w:p>
+            <w:pPr>
+              <w:spacing w:after="0" w:before="0"/>
+            </w:pPr>
+            <w:r>
+              <w:rPr>
+                <w:rFonts w:ascii="TH SarabunPSK" w:cs="TH SarabunPSK" w:eastAsia="TH SarabunPSK" w:hAnsi="TH SarabunPSK"/>
+                <w:b w:val="false"/>
+                <w:bCs w:val="false"/>
+                <w:sz w:val="27"/>
+                <w:szCs w:val="27"/>
+              </w:rPr>
+              <w:t xml:space="preserve">ข้อมูลสินค้า</w:t>
+            </w:r>
+          </w:p>
+        </w:tc>
+        <w:tc>
+          <w:tcPr>
+            <w:tcW w:type="dxa" w:w="6085"/>
+            <w:tcMar>
+              <w:top w:type="dxa" w:w="60"/>
+              <w:left w:type="dxa" w:w="90"/>
+              <w:bottom w:type="dxa" w:w="60"/>
+              <w:right w:type="dxa" w:w="90"/>
+            </w:tcMar>
+          </w:tcPr>
+          <w:p>
+            <w:pPr>
+              <w:spacing w:after="0" w:before="0"/>
+            </w:pPr>
+            <w:r>
+              <w:rPr>
+                <w:rFonts w:ascii="TH SarabunPSK" w:cs="TH SarabunPSK" w:eastAsia="TH SarabunPSK" w:hAnsi="TH SarabunPSK"/>
+                <w:b w:val="false"/>
+                <w:bCs w:val="false"/>
+                <w:sz w:val="27"/>
+                <w:szCs w:val="27"/>
+              </w:rPr>
+              <w:t xml:space="preserve">ชื่อ คำอธิบาย เงื่อนไขการใช้งาน (terms) ระยะเวลาผลิต เปิด/ปิดการขาย และลำดับการแสดงผล</w:t>
+            </w:r>
+          </w:p>
+        </w:tc>
+      </w:tr>
+      <w:tr>
+        <w:tc>
+          <w:tcPr>
+            <w:tcW w:type="dxa" w:w="2941"/>
+            <w:tcMar>
+              <w:top w:type="dxa" w:w="60"/>
+              <w:left w:type="dxa" w:w="90"/>
+              <w:bottom w:type="dxa" w:w="60"/>
+              <w:right w:type="dxa" w:w="90"/>
+            </w:tcMar>
+          </w:tcPr>
+          <w:p>
+            <w:pPr>
+              <w:spacing w:after="0" w:before="0"/>
+            </w:pPr>
+            <w:r>
+              <w:rPr>
+                <w:rFonts w:ascii="TH SarabunPSK" w:cs="TH SarabunPSK" w:eastAsia="TH SarabunPSK" w:hAnsi="TH SarabunPSK"/>
+                <w:b w:val="false"/>
+                <w:bCs w:val="false"/>
+                <w:sz w:val="27"/>
+                <w:szCs w:val="27"/>
+              </w:rPr>
+              <w:t xml:space="preserve">โหมดราคา</w:t>
+            </w:r>
+          </w:p>
+        </w:tc>
+        <w:tc>
+          <w:tcPr>
+            <w:tcW w:type="dxa" w:w="6085"/>
+            <w:tcMar>
+              <w:top w:type="dxa" w:w="60"/>
+              <w:left w:type="dxa" w:w="90"/>
+              <w:bottom w:type="dxa" w:w="60"/>
+              <w:right w:type="dxa" w:w="90"/>
+            </w:tcMar>
+          </w:tcPr>
+          <w:p>
+            <w:pPr>
+              <w:spacing w:after="0" w:before="0"/>
+            </w:pPr>
+            <w:r>
+              <w:rPr>
+                <w:rFonts w:ascii="TH SarabunPSK" w:cs="TH SarabunPSK" w:eastAsia="TH SarabunPSK" w:hAnsi="TH SarabunPSK"/>
+                <w:b w:val="false"/>
+                <w:bCs w:val="false"/>
+                <w:sz w:val="27"/>
+                <w:szCs w:val="27"/>
+              </w:rPr>
+              <w:t xml:space="preserve">เลือกคิดราคาต่อหน่วยหรือต่อตารางเมตร พร้อมตั้งพื้นที่คิดขั้นต่ำ (เฉพาะโหมดต่อตารางเมตร)</w:t>
+            </w:r>
+          </w:p>
+        </w:tc>
+      </w:tr>
+      <w:tr>
+        <w:tc>
+          <w:tcPr>
+            <w:tcW w:type="dxa" w:w="2941"/>
+            <w:tcMar>
+              <w:top w:type="dxa" w:w="60"/>
+              <w:left w:type="dxa" w:w="90"/>
+              <w:bottom w:type="dxa" w:w="60"/>
+              <w:right w:type="dxa" w:w="90"/>
+            </w:tcMar>
+          </w:tcPr>
+          <w:p>
+            <w:pPr>
+              <w:spacing w:after="0" w:before="0"/>
+            </w:pPr>
+            <w:r>
+              <w:rPr>
+                <w:rFonts w:ascii="TH SarabunPSK" w:cs="TH SarabunPSK" w:eastAsia="TH SarabunPSK" w:hAnsi="TH SarabunPSK"/>
+                <w:b w:val="false"/>
+                <w:bCs w:val="false"/>
+                <w:sz w:val="27"/>
+                <w:szCs w:val="27"/>
+              </w:rPr>
+              <w:t xml:space="preserve">ตัวเลือกสินค้า (แกนตัวเลือก)</w:t>
+            </w:r>
+          </w:p>
+        </w:tc>
+        <w:tc>
+          <w:tcPr>
+            <w:tcW w:type="dxa" w:w="6085"/>
+            <w:tcMar>
+              <w:top w:type="dxa" w:w="60"/>
+              <w:left w:type="dxa" w:w="90"/>
+              <w:bottom w:type="dxa" w:w="60"/>
+              <w:right w:type="dxa" w:w="90"/>
+            </w:tcMar>
+          </w:tcPr>
+          <w:p>
+            <w:pPr>
+              <w:spacing w:after="0" w:before="0"/>
+            </w:pPr>
+            <w:r>
+              <w:rPr>
+                <w:rFonts w:ascii="TH SarabunPSK" w:cs="TH SarabunPSK" w:eastAsia="TH SarabunPSK" w:hAnsi="TH SarabunPSK"/>
+                <w:b w:val="false"/>
+                <w:bCs w:val="false"/>
+                <w:sz w:val="27"/>
+                <w:szCs w:val="27"/>
+              </w:rPr>
+              <w:t xml:space="preserve">สร้างได้หลายแกน เลือกรูปแบบแสดงผล (ปุ่มข้อความ / สี / ขนาด) และตั้งว่าแกนไหน "มีผลต่อราคา"</w:t>
+            </w:r>
+          </w:p>
+        </w:tc>
+      </w:tr>
+      <w:tr>
+        <w:tc>
+          <w:tcPr>
+            <w:tcW w:type="dxa" w:w="2941"/>
+            <w:tcMar>
+              <w:top w:type="dxa" w:w="60"/>
+              <w:left w:type="dxa" w:w="90"/>
+              <w:bottom w:type="dxa" w:w="60"/>
+              <w:right w:type="dxa" w:w="90"/>
+            </w:tcMar>
+          </w:tcPr>
+          <w:p>
+            <w:pPr>
+              <w:spacing w:after="0" w:before="0"/>
+            </w:pPr>
+            <w:r>
+              <w:rPr>
+                <w:rFonts w:ascii="TH SarabunPSK" w:cs="TH SarabunPSK" w:eastAsia="TH SarabunPSK" w:hAnsi="TH SarabunPSK"/>
+                <w:b w:val="false"/>
+                <w:bCs w:val="false"/>
+                <w:sz w:val="27"/>
+                <w:szCs w:val="27"/>
+              </w:rPr>
+              <w:t xml:space="preserve">ตารางราคา</w:t>
+            </w:r>
+          </w:p>
+        </w:tc>
+        <w:tc>
+          <w:tcPr>
+            <w:tcW w:type="dxa" w:w="6085"/>
+            <w:tcMar>
+              <w:top w:type="dxa" w:w="60"/>
+              <w:left w:type="dxa" w:w="90"/>
+              <w:bottom w:type="dxa" w:w="60"/>
+              <w:right w:type="dxa" w:w="90"/>
+            </w:tcMar>
+          </w:tcPr>
+          <w:p>
+            <w:pPr>
+              <w:spacing w:after="0" w:before="0"/>
+            </w:pPr>
+            <w:r>
+              <w:rPr>
+                <w:rFonts w:ascii="TH SarabunPSK" w:cs="TH SarabunPSK" w:eastAsia="TH SarabunPSK" w:hAnsi="TH SarabunPSK"/>
+                <w:b w:val="false"/>
+                <w:bCs w:val="false"/>
+                <w:sz w:val="27"/>
+                <w:szCs w:val="27"/>
+              </w:rPr>
+              <w:t xml:space="preserve">กำหนดราคาตามชุดตัวเลือก คูณกับระดับราคาตามจำนวน ช่องว่าง = ไม่ขายชุดนั้น</w:t>
+            </w:r>
+          </w:p>
+        </w:tc>
+      </w:tr>
+      <w:tr>
+        <w:tc>
+          <w:tcPr>
+            <w:tcW w:type="dxa" w:w="2941"/>
+            <w:tcMar>
+              <w:top w:type="dxa" w:w="60"/>
+              <w:left w:type="dxa" w:w="90"/>
+              <w:bottom w:type="dxa" w:w="60"/>
+              <w:right w:type="dxa" w:w="90"/>
+            </w:tcMar>
+          </w:tcPr>
+          <w:p>
+            <w:pPr>
+              <w:spacing w:after="0" w:before="0"/>
+            </w:pPr>
+            <w:r>
+              <w:rPr>
+                <w:rFonts w:ascii="TH SarabunPSK" w:cs="TH SarabunPSK" w:eastAsia="TH SarabunPSK" w:hAnsi="TH SarabunPSK"/>
+                <w:b w:val="false"/>
+                <w:bCs w:val="false"/>
+                <w:sz w:val="27"/>
+                <w:szCs w:val="27"/>
+              </w:rPr>
+              <w:t xml:space="preserve">ค่าบล็อค</w:t>
+            </w:r>
+          </w:p>
+        </w:tc>
+        <w:tc>
+          <w:tcPr>
+            <w:tcW w:type="dxa" w:w="6085"/>
+            <w:tcMar>
+              <w:top w:type="dxa" w:w="60"/>
+              <w:left w:type="dxa" w:w="90"/>
+              <w:bottom w:type="dxa" w:w="60"/>
+              <w:right w:type="dxa" w:w="90"/>
+            </w:tcMar>
+          </w:tcPr>
+          <w:p>
+            <w:pPr>
+              <w:spacing w:after="0" w:before="0"/>
+            </w:pPr>
+            <w:r>
+              <w:rPr>
+                <w:rFonts w:ascii="TH SarabunPSK" w:cs="TH SarabunPSK" w:eastAsia="TH SarabunPSK" w:hAnsi="TH SarabunPSK"/>
+                <w:b w:val="false"/>
+                <w:bCs w:val="false"/>
+                <w:sz w:val="27"/>
+                <w:szCs w:val="27"/>
+              </w:rPr>
+              <w:t xml:space="preserve">เปิดหรือปิดค่าบล็อค และตั้งราคาแยกตามแถวราคาได้</w:t>
+            </w:r>
+          </w:p>
+        </w:tc>
+      </w:tr>
+      <w:tr>
+        <w:tc>
+          <w:tcPr>
+            <w:tcW w:type="dxa" w:w="2941"/>
+            <w:tcMar>
+              <w:top w:type="dxa" w:w="60"/>
+              <w:left w:type="dxa" w:w="90"/>
+              <w:bottom w:type="dxa" w:w="60"/>
+              <w:right w:type="dxa" w:w="90"/>
+            </w:tcMar>
+          </w:tcPr>
+          <w:p>
+            <w:pPr>
+              <w:spacing w:after="0" w:before="0"/>
+            </w:pPr>
+            <w:r>
+              <w:rPr>
+                <w:rFonts w:ascii="TH SarabunPSK" w:cs="TH SarabunPSK" w:eastAsia="TH SarabunPSK" w:hAnsi="TH SarabunPSK"/>
+                <w:b w:val="false"/>
+                <w:bCs w:val="false"/>
+                <w:sz w:val="27"/>
+                <w:szCs w:val="27"/>
+              </w:rPr>
+              <w:t xml:space="preserve">ช่องข้อมูลลูกค้า (infoFields)</w:t>
+            </w:r>
+          </w:p>
+        </w:tc>
+        <w:tc>
+          <w:tcPr>
+            <w:tcW w:type="dxa" w:w="6085"/>
+            <w:tcMar>
+              <w:top w:type="dxa" w:w="60"/>
+              <w:left w:type="dxa" w:w="90"/>
+              <w:bottom w:type="dxa" w:w="60"/>
+              <w:right w:type="dxa" w:w="90"/>
+            </w:tcMar>
+          </w:tcPr>
+          <w:p>
+            <w:pPr>
+              <w:spacing w:after="0" w:before="0"/>
+            </w:pPr>
+            <w:r>
+              <w:rPr>
+                <w:rFonts w:ascii="TH SarabunPSK" w:cs="TH SarabunPSK" w:eastAsia="TH SarabunPSK" w:hAnsi="TH SarabunPSK"/>
+                <w:b w:val="false"/>
+                <w:bCs w:val="false"/>
+                <w:sz w:val="27"/>
+                <w:szCs w:val="27"/>
+              </w:rPr>
+              <w:t xml:space="preserve">สร้างได้สูงสุด 20 ช่อง เลือกชนิดช่อง (ข้อความ / ข้อความหลายบรรทัด / ไฟล์) และตั้งให้เติมค่าจาก POS ล่วงหน้า</w:t>
+            </w:r>
+          </w:p>
+        </w:tc>
+      </w:tr>
+      <w:tr>
+        <w:tc>
+          <w:tcPr>
+            <w:tcW w:type="dxa" w:w="2941"/>
+            <w:tcMar>
+              <w:top w:type="dxa" w:w="60"/>
+              <w:left w:type="dxa" w:w="90"/>
+              <w:bottom w:type="dxa" w:w="60"/>
+              <w:right w:type="dxa" w:w="90"/>
+            </w:tcMar>
+          </w:tcPr>
+          <w:p>
+            <w:pPr>
+              <w:spacing w:after="0" w:before="0"/>
+            </w:pPr>
+            <w:r>
+              <w:rPr>
+                <w:rFonts w:ascii="TH SarabunPSK" w:cs="TH SarabunPSK" w:eastAsia="TH SarabunPSK" w:hAnsi="TH SarabunPSK"/>
+                <w:b w:val="false"/>
+                <w:bCs w:val="false"/>
+                <w:sz w:val="27"/>
+                <w:szCs w:val="27"/>
+              </w:rPr>
+              <w:t xml:space="preserve">แบบ Mockup</w:t>
+            </w:r>
+          </w:p>
+        </w:tc>
+        <w:tc>
+          <w:tcPr>
+            <w:tcW w:type="dxa" w:w="6085"/>
+            <w:tcMar>
+              <w:top w:type="dxa" w:w="60"/>
+              <w:left w:type="dxa" w:w="90"/>
+              <w:bottom w:type="dxa" w:w="60"/>
+              <w:right w:type="dxa" w:w="90"/>
+            </w:tcMar>
+          </w:tcPr>
+          <w:p>
+            <w:pPr>
+              <w:spacing w:after="0" w:before="0"/>
+            </w:pPr>
+            <w:r>
+              <w:rPr>
+                <w:rFonts w:ascii="TH SarabunPSK" w:cs="TH SarabunPSK" w:eastAsia="TH SarabunPSK" w:hAnsi="TH SarabunPSK"/>
+                <w:b w:val="false"/>
+                <w:bCs w:val="false"/>
+                <w:sz w:val="27"/>
+                <w:szCs w:val="27"/>
+              </w:rPr>
+              <w:t xml:space="preserve">อัปโหลดไฟล์ .ai / .pdf หรือภาพนิ่ง ผูกกับตัวเลือกที่ต้องการ จัดกลุ่มสีในแบบ และผูกแต่ละกลุ่มกับแกนสี</w:t>
+            </w:r>
+          </w:p>
+        </w:tc>
+      </w:tr>
+      <w:tr>
+        <w:tc>
+          <w:tcPr>
+            <w:tcW w:type="dxa" w:w="2941"/>
+            <w:tcMar>
+              <w:top w:type="dxa" w:w="60"/>
+              <w:left w:type="dxa" w:w="90"/>
+              <w:bottom w:type="dxa" w:w="60"/>
+              <w:right w:type="dxa" w:w="90"/>
+            </w:tcMar>
+          </w:tcPr>
+          <w:p>
+            <w:pPr>
+              <w:spacing w:after="0" w:before="0"/>
+            </w:pPr>
+            <w:r>
+              <w:rPr>
+                <w:rFonts w:ascii="TH SarabunPSK" w:cs="TH SarabunPSK" w:eastAsia="TH SarabunPSK" w:hAnsi="TH SarabunPSK"/>
+                <w:b w:val="false"/>
+                <w:bCs w:val="false"/>
+                <w:sz w:val="27"/>
+                <w:szCs w:val="27"/>
+              </w:rPr>
+              <w:t xml:space="preserve">จำนวนสั่งซื้อ</w:t>
+            </w:r>
+          </w:p>
+        </w:tc>
+        <w:tc>
+          <w:tcPr>
+            <w:tcW w:type="dxa" w:w="6085"/>
+            <w:tcMar>
+              <w:top w:type="dxa" w:w="60"/>
+              <w:left w:type="dxa" w:w="90"/>
+              <w:bottom w:type="dxa" w:w="60"/>
+              <w:right w:type="dxa" w:w="90"/>
+            </w:tcMar>
+          </w:tcPr>
+          <w:p>
+            <w:pPr>
+              <w:spacing w:after="0" w:before="0"/>
+            </w:pPr>
+            <w:r>
+              <w:rPr>
+                <w:rFonts w:ascii="TH SarabunPSK" w:cs="TH SarabunPSK" w:eastAsia="TH SarabunPSK" w:hAnsi="TH SarabunPSK"/>
+                <w:b w:val="false"/>
+                <w:bCs w:val="false"/>
+                <w:sz w:val="27"/>
+                <w:szCs w:val="27"/>
+              </w:rPr>
+              <w:t xml:space="preserve">ตั้งปุ่มจำนวนสำเร็จรูป และเปิด/ปิดให้ลูกค้ากรอกจำนวนเอง</w:t>
+            </w:r>
+          </w:p>
+        </w:tc>
+      </w:tr>
+      <w:tr>
+        <w:tc>
+          <w:tcPr>
+            <w:tcW w:type="dxa" w:w="2941"/>
+            <w:tcMar>
+              <w:top w:type="dxa" w:w="60"/>
+              <w:left w:type="dxa" w:w="90"/>
+              <w:bottom w:type="dxa" w:w="60"/>
+              <w:right w:type="dxa" w:w="90"/>
+            </w:tcMar>
+          </w:tcPr>
+          <w:p>
+            <w:pPr>
+              <w:spacing w:after="0" w:before="0"/>
+            </w:pPr>
+            <w:r>
+              <w:rPr>
+                <w:rFonts w:ascii="TH SarabunPSK" w:cs="TH SarabunPSK" w:eastAsia="TH SarabunPSK" w:hAnsi="TH SarabunPSK"/>
+                <w:b w:val="false"/>
+                <w:bCs w:val="false"/>
+                <w:sz w:val="27"/>
+                <w:szCs w:val="27"/>
+              </w:rPr>
+              <w:t xml:space="preserve">ปีของสินค้า</w:t>
+            </w:r>
+          </w:p>
+        </w:tc>
+        <w:tc>
+          <w:tcPr>
+            <w:tcW w:type="dxa" w:w="6085"/>
+            <w:tcMar>
+              <w:top w:type="dxa" w:w="60"/>
+              <w:left w:type="dxa" w:w="90"/>
+              <w:bottom w:type="dxa" w:w="60"/>
+              <w:right w:type="dxa" w:w="90"/>
+            </w:tcMar>
+          </w:tcPr>
+          <w:p>
+            <w:pPr>
+              <w:spacing w:after="0" w:before="0"/>
+            </w:pPr>
+            <w:r>
+              <w:rPr>
+                <w:rFonts w:ascii="TH SarabunPSK" w:cs="TH SarabunPSK" w:eastAsia="TH SarabunPSK" w:hAnsi="TH SarabunPSK"/>
+                <w:b w:val="false"/>
+                <w:bCs w:val="false"/>
+                <w:sz w:val="27"/>
+                <w:szCs w:val="27"/>
+              </w:rPr>
+              <w:t xml:space="preserve">คัดลอกตัวเลือก ราคา และแบบ Mockup จากปีก่อนหน้าไปตั้งต้นปีใหม่ได้</w:t>
+            </w:r>
+          </w:p>
+        </w:tc>
+      </w:tr>
+    </w:tbl>
+    <w:p>
+      <w:pPr>
+        <w:spacing w:after="120"/>
+      </w:pPr>
+    </w:p>
+    <w:p>
+      <w:pPr>
         <w:pStyle w:val="Heading2"/>
         <w:pageBreakBefore/>
         <w:pBdr>
@@ -7961,6 +8548,305 @@
         <w:t xml:space="preserve">แอดมินกำหนดวันและเวลา เลือกกลุ่มสินค้าเฉพาะที่เข้าร่วม (ไม่ใช่สินค้าทั้งหมด) ตั้งเปอร์เซ็นต์ส่วนลดและโควตาจำนวนจำกัดของรอบ ถึงเวลาที่ตั้งไว้ราคาเปลี่ยนให้อัตโนมัติ เมื่อหมดโควตาหรือหมดเวลา ราคาจะกลับเป็นปกติทันทีโดยไม่ต้องมีคนกดปิด</w:t>
       </w:r>
     </w:p>
+    <w:tbl>
+      <w:tblPr>
+        <w:tblW w:type="dxa" w:w="9026"/>
+        <w:tblBorders>
+          <w:top w:val="single" w:color="auto" w:sz="4"/>
+          <w:left w:val="single" w:color="auto" w:sz="4"/>
+          <w:bottom w:val="single" w:color="auto" w:sz="4"/>
+          <w:right w:val="single" w:color="auto" w:sz="4"/>
+          <w:insideH w:val="single" w:color="auto" w:sz="4"/>
+          <w:insideV w:val="single" w:color="auto" w:sz="4"/>
+        </w:tblBorders>
+      </w:tblPr>
+      <w:tblGrid>
+        <w:gridCol w:w="2579"/>
+        <w:gridCol w:w="6447"/>
+      </w:tblGrid>
+      <w:tr>
+        <w:trPr>
+          <w:tblHeader/>
+        </w:trPr>
+        <w:tc>
+          <w:tcPr>
+            <w:tcW w:type="dxa" w:w="2579"/>
+            <w:shd w:fill="A32F34" w:color="auto" w:val="clear"/>
+            <w:tcMar>
+              <w:top w:type="dxa" w:w="60"/>
+              <w:left w:type="dxa" w:w="90"/>
+              <w:bottom w:type="dxa" w:w="60"/>
+              <w:right w:type="dxa" w:w="90"/>
+            </w:tcMar>
+          </w:tcPr>
+          <w:p>
+            <w:pPr>
+              <w:spacing w:after="0" w:before="0"/>
+            </w:pPr>
+            <w:r>
+              <w:rPr>
+                <w:rFonts w:ascii="TH SarabunPSK" w:cs="TH SarabunPSK" w:eastAsia="TH SarabunPSK" w:hAnsi="TH SarabunPSK"/>
+                <w:b/>
+                <w:bCs/>
+                <w:color w:val="FFFFFF"/>
+                <w:sz w:val="27"/>
+                <w:szCs w:val="27"/>
+              </w:rPr>
+              <w:t xml:space="preserve">หัวข้อที่ตั้งค่า</w:t>
+            </w:r>
+          </w:p>
+        </w:tc>
+        <w:tc>
+          <w:tcPr>
+            <w:tcW w:type="dxa" w:w="6447"/>
+            <w:shd w:fill="A32F34" w:color="auto" w:val="clear"/>
+            <w:tcMar>
+              <w:top w:type="dxa" w:w="60"/>
+              <w:left w:type="dxa" w:w="90"/>
+              <w:bottom w:type="dxa" w:w="60"/>
+              <w:right w:type="dxa" w:w="90"/>
+            </w:tcMar>
+          </w:tcPr>
+          <w:p>
+            <w:pPr>
+              <w:spacing w:after="0" w:before="0"/>
+            </w:pPr>
+            <w:r>
+              <w:rPr>
+                <w:rFonts w:ascii="TH SarabunPSK" w:cs="TH SarabunPSK" w:eastAsia="TH SarabunPSK" w:hAnsi="TH SarabunPSK"/>
+                <w:b/>
+                <w:bCs/>
+                <w:color w:val="FFFFFF"/>
+                <w:sz w:val="27"/>
+                <w:szCs w:val="27"/>
+              </w:rPr>
+              <w:t xml:space="preserve">รายละเอียด</w:t>
+            </w:r>
+          </w:p>
+        </w:tc>
+      </w:tr>
+      <w:tr>
+        <w:tc>
+          <w:tcPr>
+            <w:tcW w:type="dxa" w:w="2579"/>
+            <w:tcMar>
+              <w:top w:type="dxa" w:w="60"/>
+              <w:left w:type="dxa" w:w="90"/>
+              <w:bottom w:type="dxa" w:w="60"/>
+              <w:right w:type="dxa" w:w="90"/>
+            </w:tcMar>
+          </w:tcPr>
+          <w:p>
+            <w:pPr>
+              <w:spacing w:after="0" w:before="0"/>
+            </w:pPr>
+            <w:r>
+              <w:rPr>
+                <w:rFonts w:ascii="TH SarabunPSK" w:cs="TH SarabunPSK" w:eastAsia="TH SarabunPSK" w:hAnsi="TH SarabunPSK"/>
+                <w:b w:val="false"/>
+                <w:bCs w:val="false"/>
+                <w:sz w:val="27"/>
+                <w:szCs w:val="27"/>
+              </w:rPr>
+              <w:t xml:space="preserve">ช่วงเวลา</w:t>
+            </w:r>
+          </w:p>
+        </w:tc>
+        <w:tc>
+          <w:tcPr>
+            <w:tcW w:type="dxa" w:w="6447"/>
+            <w:tcMar>
+              <w:top w:type="dxa" w:w="60"/>
+              <w:left w:type="dxa" w:w="90"/>
+              <w:bottom w:type="dxa" w:w="60"/>
+              <w:right w:type="dxa" w:w="90"/>
+            </w:tcMar>
+          </w:tcPr>
+          <w:p>
+            <w:pPr>
+              <w:spacing w:after="0" w:before="0"/>
+            </w:pPr>
+            <w:r>
+              <w:rPr>
+                <w:rFonts w:ascii="TH SarabunPSK" w:cs="TH SarabunPSK" w:eastAsia="TH SarabunPSK" w:hAnsi="TH SarabunPSK"/>
+                <w:b w:val="false"/>
+                <w:bCs w:val="false"/>
+                <w:sz w:val="27"/>
+                <w:szCs w:val="27"/>
+              </w:rPr>
+              <w:t xml:space="preserve">วันและเวลาเริ่มต้น–สิ้นสุด</w:t>
+            </w:r>
+          </w:p>
+        </w:tc>
+      </w:tr>
+      <w:tr>
+        <w:tc>
+          <w:tcPr>
+            <w:tcW w:type="dxa" w:w="2579"/>
+            <w:tcMar>
+              <w:top w:type="dxa" w:w="60"/>
+              <w:left w:type="dxa" w:w="90"/>
+              <w:bottom w:type="dxa" w:w="60"/>
+              <w:right w:type="dxa" w:w="90"/>
+            </w:tcMar>
+          </w:tcPr>
+          <w:p>
+            <w:pPr>
+              <w:spacing w:after="0" w:before="0"/>
+            </w:pPr>
+            <w:r>
+              <w:rPr>
+                <w:rFonts w:ascii="TH SarabunPSK" w:cs="TH SarabunPSK" w:eastAsia="TH SarabunPSK" w:hAnsi="TH SarabunPSK"/>
+                <w:b w:val="false"/>
+                <w:bCs w:val="false"/>
+                <w:sz w:val="27"/>
+                <w:szCs w:val="27"/>
+              </w:rPr>
+              <w:t xml:space="preserve">กลุ่มสินค้าที่ร่วมรายการ</w:t>
+            </w:r>
+          </w:p>
+        </w:tc>
+        <w:tc>
+          <w:tcPr>
+            <w:tcW w:type="dxa" w:w="6447"/>
+            <w:tcMar>
+              <w:top w:type="dxa" w:w="60"/>
+              <w:left w:type="dxa" w:w="90"/>
+              <w:bottom w:type="dxa" w:w="60"/>
+              <w:right w:type="dxa" w:w="90"/>
+            </w:tcMar>
+          </w:tcPr>
+          <w:p>
+            <w:pPr>
+              <w:spacing w:after="0" w:before="0"/>
+            </w:pPr>
+            <w:r>
+              <w:rPr>
+                <w:rFonts w:ascii="TH SarabunPSK" w:cs="TH SarabunPSK" w:eastAsia="TH SarabunPSK" w:hAnsi="TH SarabunPSK"/>
+                <w:b w:val="false"/>
+                <w:bCs w:val="false"/>
+                <w:sz w:val="27"/>
+                <w:szCs w:val="27"/>
+              </w:rPr>
+              <w:t xml:space="preserve">เลือกเฉพาะบางหมวดหรือบางรายการ ไม่ใช่สินค้าทั้งหมด</w:t>
+            </w:r>
+          </w:p>
+        </w:tc>
+      </w:tr>
+      <w:tr>
+        <w:tc>
+          <w:tcPr>
+            <w:tcW w:type="dxa" w:w="2579"/>
+            <w:tcMar>
+              <w:top w:type="dxa" w:w="60"/>
+              <w:left w:type="dxa" w:w="90"/>
+              <w:bottom w:type="dxa" w:w="60"/>
+              <w:right w:type="dxa" w:w="90"/>
+            </w:tcMar>
+          </w:tcPr>
+          <w:p>
+            <w:pPr>
+              <w:spacing w:after="0" w:before="0"/>
+            </w:pPr>
+            <w:r>
+              <w:rPr>
+                <w:rFonts w:ascii="TH SarabunPSK" w:cs="TH SarabunPSK" w:eastAsia="TH SarabunPSK" w:hAnsi="TH SarabunPSK"/>
+                <w:b w:val="false"/>
+                <w:bCs w:val="false"/>
+                <w:sz w:val="27"/>
+                <w:szCs w:val="27"/>
+              </w:rPr>
+              <w:t xml:space="preserve">เปอร์เซ็นต์ส่วนลด</w:t>
+            </w:r>
+          </w:p>
+        </w:tc>
+        <w:tc>
+          <w:tcPr>
+            <w:tcW w:type="dxa" w:w="6447"/>
+            <w:tcMar>
+              <w:top w:type="dxa" w:w="60"/>
+              <w:left w:type="dxa" w:w="90"/>
+              <w:bottom w:type="dxa" w:w="60"/>
+              <w:right w:type="dxa" w:w="90"/>
+            </w:tcMar>
+          </w:tcPr>
+          <w:p>
+            <w:pPr>
+              <w:spacing w:after="0" w:before="0"/>
+            </w:pPr>
+            <w:r>
+              <w:rPr>
+                <w:rFonts w:ascii="TH SarabunPSK" w:cs="TH SarabunPSK" w:eastAsia="TH SarabunPSK" w:hAnsi="TH SarabunPSK"/>
+                <w:b w:val="false"/>
+                <w:bCs w:val="false"/>
+                <w:sz w:val="27"/>
+                <w:szCs w:val="27"/>
+              </w:rPr>
+              <w:t xml:space="preserve">ตั้งแยกแต่ละกลุ่มสินค้าได้ เช่น กลุ่มหนึ่งลด 50% อีกกลุ่มลด 30%</w:t>
+            </w:r>
+          </w:p>
+        </w:tc>
+      </w:tr>
+      <w:tr>
+        <w:tc>
+          <w:tcPr>
+            <w:tcW w:type="dxa" w:w="2579"/>
+            <w:tcMar>
+              <w:top w:type="dxa" w:w="60"/>
+              <w:left w:type="dxa" w:w="90"/>
+              <w:bottom w:type="dxa" w:w="60"/>
+              <w:right w:type="dxa" w:w="90"/>
+            </w:tcMar>
+          </w:tcPr>
+          <w:p>
+            <w:pPr>
+              <w:spacing w:after="0" w:before="0"/>
+            </w:pPr>
+            <w:r>
+              <w:rPr>
+                <w:rFonts w:ascii="TH SarabunPSK" w:cs="TH SarabunPSK" w:eastAsia="TH SarabunPSK" w:hAnsi="TH SarabunPSK"/>
+                <w:b w:val="false"/>
+                <w:bCs w:val="false"/>
+                <w:sz w:val="27"/>
+                <w:szCs w:val="27"/>
+              </w:rPr>
+              <w:t xml:space="preserve">โควตาของรอบ</w:t>
+            </w:r>
+          </w:p>
+        </w:tc>
+        <w:tc>
+          <w:tcPr>
+            <w:tcW w:type="dxa" w:w="6447"/>
+            <w:tcMar>
+              <w:top w:type="dxa" w:w="60"/>
+              <w:left w:type="dxa" w:w="90"/>
+              <w:bottom w:type="dxa" w:w="60"/>
+              <w:right w:type="dxa" w:w="90"/>
+            </w:tcMar>
+          </w:tcPr>
+          <w:p>
+            <w:pPr>
+              <w:spacing w:after="0" w:before="0"/>
+            </w:pPr>
+            <w:r>
+              <w:rPr>
+                <w:rFonts w:ascii="TH SarabunPSK" w:cs="TH SarabunPSK" w:eastAsia="TH SarabunPSK" w:hAnsi="TH SarabunPSK"/>
+                <w:b w:val="false"/>
+                <w:bCs w:val="false"/>
+                <w:sz w:val="27"/>
+                <w:szCs w:val="27"/>
+              </w:rPr>
+              <w:t xml:space="preserve">จำกัดจำนวนชิ้นหรือยอดสูงสุดที่ขายได้ในราคาพิเศษ หมดโควตาราคากลับปกติทันที</w:t>
+            </w:r>
+          </w:p>
+        </w:tc>
+      </w:tr>
+    </w:tbl>
+    <w:p>
+      <w:pPr>
+        <w:spacing w:after="120"/>
+      </w:pPr>
+    </w:p>
     <w:p>
       <w:pPr>
         <w:keepNext/>
@@ -9546,6 +10432,323 @@
     </w:p>
     <w:p>
       <w:pPr>
+        <w:pStyle w:val="Heading3"/>
+        <w:keepNext/>
+        <w:spacing w:after="120" w:before="240"/>
+      </w:pPr>
+      <w:r>
+        <w:rPr>
+          <w:rFonts w:ascii="TH SarabunPSK" w:cs="TH SarabunPSK" w:eastAsia="TH SarabunPSK" w:hAnsi="TH SarabunPSK"/>
+          <w:b/>
+          <w:bCs/>
+          <w:color w:val="A32F34"/>
+          <w:sz w:val="32"/>
+          <w:szCs w:val="32"/>
+        </w:rPr>
+        <w:t xml:space="preserve">4.7 การตั้งค่าของแอดมิน</w:t>
+      </w:r>
+    </w:p>
+    <w:tbl>
+      <w:tblPr>
+        <w:tblW w:type="dxa" w:w="9026"/>
+        <w:tblBorders>
+          <w:top w:val="single" w:color="auto" w:sz="4"/>
+          <w:left w:val="single" w:color="auto" w:sz="4"/>
+          <w:bottom w:val="single" w:color="auto" w:sz="4"/>
+          <w:right w:val="single" w:color="auto" w:sz="4"/>
+          <w:insideH w:val="single" w:color="auto" w:sz="4"/>
+          <w:insideV w:val="single" w:color="auto" w:sz="4"/>
+        </w:tblBorders>
+      </w:tblPr>
+      <w:tblGrid>
+        <w:gridCol w:w="2801"/>
+        <w:gridCol w:w="6225"/>
+      </w:tblGrid>
+      <w:tr>
+        <w:trPr>
+          <w:tblHeader/>
+        </w:trPr>
+        <w:tc>
+          <w:tcPr>
+            <w:tcW w:type="dxa" w:w="2801"/>
+            <w:shd w:fill="A32F34" w:color="auto" w:val="clear"/>
+            <w:tcMar>
+              <w:top w:type="dxa" w:w="60"/>
+              <w:left w:type="dxa" w:w="90"/>
+              <w:bottom w:type="dxa" w:w="60"/>
+              <w:right w:type="dxa" w:w="90"/>
+            </w:tcMar>
+          </w:tcPr>
+          <w:p>
+            <w:pPr>
+              <w:spacing w:after="0" w:before="0"/>
+            </w:pPr>
+            <w:r>
+              <w:rPr>
+                <w:rFonts w:ascii="TH SarabunPSK" w:cs="TH SarabunPSK" w:eastAsia="TH SarabunPSK" w:hAnsi="TH SarabunPSK"/>
+                <w:b/>
+                <w:bCs/>
+                <w:color w:val="FFFFFF"/>
+                <w:sz w:val="27"/>
+                <w:szCs w:val="27"/>
+              </w:rPr>
+              <w:t xml:space="preserve">แบบคูปอง</w:t>
+            </w:r>
+          </w:p>
+        </w:tc>
+        <w:tc>
+          <w:tcPr>
+            <w:tcW w:type="dxa" w:w="6225"/>
+            <w:shd w:fill="A32F34" w:color="auto" w:val="clear"/>
+            <w:tcMar>
+              <w:top w:type="dxa" w:w="60"/>
+              <w:left w:type="dxa" w:w="90"/>
+              <w:bottom w:type="dxa" w:w="60"/>
+              <w:right w:type="dxa" w:w="90"/>
+            </w:tcMar>
+          </w:tcPr>
+          <w:p>
+            <w:pPr>
+              <w:spacing w:after="0" w:before="0"/>
+            </w:pPr>
+            <w:r>
+              <w:rPr>
+                <w:rFonts w:ascii="TH SarabunPSK" w:cs="TH SarabunPSK" w:eastAsia="TH SarabunPSK" w:hAnsi="TH SarabunPSK"/>
+                <w:b/>
+                <w:bCs/>
+                <w:color w:val="FFFFFF"/>
+                <w:sz w:val="27"/>
+                <w:szCs w:val="27"/>
+              </w:rPr>
+              <w:t xml:space="preserve">ตั้งค่าอะไรได้</w:t>
+            </w:r>
+          </w:p>
+        </w:tc>
+      </w:tr>
+      <w:tr>
+        <w:tc>
+          <w:tcPr>
+            <w:tcW w:type="dxa" w:w="2801"/>
+            <w:tcMar>
+              <w:top w:type="dxa" w:w="60"/>
+              <w:left w:type="dxa" w:w="90"/>
+              <w:bottom w:type="dxa" w:w="60"/>
+              <w:right w:type="dxa" w:w="90"/>
+            </w:tcMar>
+          </w:tcPr>
+          <w:p>
+            <w:pPr>
+              <w:spacing w:after="0" w:before="0"/>
+            </w:pPr>
+            <w:r>
+              <w:rPr>
+                <w:rFonts w:ascii="TH SarabunPSK" w:cs="TH SarabunPSK" w:eastAsia="TH SarabunPSK" w:hAnsi="TH SarabunPSK"/>
+                <w:b w:val="false"/>
+                <w:bCs w:val="false"/>
+                <w:sz w:val="27"/>
+                <w:szCs w:val="27"/>
+              </w:rPr>
+              <w:t xml:space="preserve">คูปองกระดาษ</w:t>
+            </w:r>
+          </w:p>
+        </w:tc>
+        <w:tc>
+          <w:tcPr>
+            <w:tcW w:type="dxa" w:w="6225"/>
+            <w:tcMar>
+              <w:top w:type="dxa" w:w="60"/>
+              <w:left w:type="dxa" w:w="90"/>
+              <w:bottom w:type="dxa" w:w="60"/>
+              <w:right w:type="dxa" w:w="90"/>
+            </w:tcMar>
+          </w:tcPr>
+          <w:p>
+            <w:pPr>
+              <w:spacing w:after="0" w:before="0"/>
+            </w:pPr>
+            <w:r>
+              <w:rPr>
+                <w:rFonts w:ascii="TH SarabunPSK" w:cs="TH SarabunPSK" w:eastAsia="TH SarabunPSK" w:hAnsi="TH SarabunPSK"/>
+                <w:b w:val="false"/>
+                <w:bCs w:val="false"/>
+                <w:sz w:val="27"/>
+                <w:szCs w:val="27"/>
+              </w:rPr>
+              <w:t xml:space="preserve">รหัสชุด จำนวนที่พิมพ์ มูลค่าส่วนลด เงื่อนไขยอดซื้อขั้นต่ำ และวันหมดอายุ</w:t>
+            </w:r>
+          </w:p>
+        </w:tc>
+      </w:tr>
+      <w:tr>
+        <w:tc>
+          <w:tcPr>
+            <w:tcW w:type="dxa" w:w="2801"/>
+            <w:tcMar>
+              <w:top w:type="dxa" w:w="60"/>
+              <w:left w:type="dxa" w:w="90"/>
+              <w:bottom w:type="dxa" w:w="60"/>
+              <w:right w:type="dxa" w:w="90"/>
+            </w:tcMar>
+          </w:tcPr>
+          <w:p>
+            <w:pPr>
+              <w:spacing w:after="0" w:before="0"/>
+            </w:pPr>
+            <w:r>
+              <w:rPr>
+                <w:rFonts w:ascii="TH SarabunPSK" w:cs="TH SarabunPSK" w:eastAsia="TH SarabunPSK" w:hAnsi="TH SarabunPSK"/>
+                <w:b w:val="false"/>
+                <w:bCs w:val="false"/>
+                <w:sz w:val="27"/>
+                <w:szCs w:val="27"/>
+              </w:rPr>
+              <w:t xml:space="preserve">คูปองออนไลน์ (โค้ดแชร์ได้)</w:t>
+            </w:r>
+          </w:p>
+        </w:tc>
+        <w:tc>
+          <w:tcPr>
+            <w:tcW w:type="dxa" w:w="6225"/>
+            <w:tcMar>
+              <w:top w:type="dxa" w:w="60"/>
+              <w:left w:type="dxa" w:w="90"/>
+              <w:bottom w:type="dxa" w:w="60"/>
+              <w:right w:type="dxa" w:w="90"/>
+            </w:tcMar>
+          </w:tcPr>
+          <w:p>
+            <w:pPr>
+              <w:spacing w:after="0" w:before="0"/>
+            </w:pPr>
+            <w:r>
+              <w:rPr>
+                <w:rFonts w:ascii="TH SarabunPSK" w:cs="TH SarabunPSK" w:eastAsia="TH SarabunPSK" w:hAnsi="TH SarabunPSK"/>
+                <w:b w:val="false"/>
+                <w:bCs w:val="false"/>
+                <w:sz w:val="27"/>
+                <w:szCs w:val="27"/>
+              </w:rPr>
+              <w:t xml:space="preserve">โค้ด มูลค่าหรือรูปแบบส่วนลด โควตาต่อคน โควตารวม ช่วงเวลาที่ใช้ได้ และสินค้าที่ยกเว้น</w:t>
+            </w:r>
+          </w:p>
+        </w:tc>
+      </w:tr>
+      <w:tr>
+        <w:tc>
+          <w:tcPr>
+            <w:tcW w:type="dxa" w:w="2801"/>
+            <w:tcMar>
+              <w:top w:type="dxa" w:w="60"/>
+              <w:left w:type="dxa" w:w="90"/>
+              <w:bottom w:type="dxa" w:w="60"/>
+              <w:right w:type="dxa" w:w="90"/>
+            </w:tcMar>
+          </w:tcPr>
+          <w:p>
+            <w:pPr>
+              <w:spacing w:after="0" w:before="0"/>
+            </w:pPr>
+            <w:r>
+              <w:rPr>
+                <w:rFonts w:ascii="TH SarabunPSK" w:cs="TH SarabunPSK" w:eastAsia="TH SarabunPSK" w:hAnsi="TH SarabunPSK"/>
+                <w:b w:val="false"/>
+                <w:bCs w:val="false"/>
+                <w:sz w:val="27"/>
+                <w:szCs w:val="27"/>
+              </w:rPr>
+              <w:t xml:space="preserve">คูปองเก็บเอง / แจกอัตโนมัติ</w:t>
+            </w:r>
+          </w:p>
+        </w:tc>
+        <w:tc>
+          <w:tcPr>
+            <w:tcW w:type="dxa" w:w="6225"/>
+            <w:tcMar>
+              <w:top w:type="dxa" w:w="60"/>
+              <w:left w:type="dxa" w:w="90"/>
+              <w:bottom w:type="dxa" w:w="60"/>
+              <w:right w:type="dxa" w:w="90"/>
+            </w:tcMar>
+          </w:tcPr>
+          <w:p>
+            <w:pPr>
+              <w:spacing w:after="0" w:before="0"/>
+            </w:pPr>
+            <w:r>
+              <w:rPr>
+                <w:rFonts w:ascii="TH SarabunPSK" w:cs="TH SarabunPSK" w:eastAsia="TH SarabunPSK" w:hAnsi="TH SarabunPSK"/>
+                <w:b w:val="false"/>
+                <w:bCs w:val="false"/>
+                <w:sz w:val="27"/>
+                <w:szCs w:val="27"/>
+              </w:rPr>
+              <w:t xml:space="preserve">เงื่อนไขส่วนลด สินค้าที่ยกเว้น โควตารวม วันหมดอายุ และเลือกโหมดแจก (เก็บเองหรือแจกอัตโนมัติทุกเดือน)</w:t>
+            </w:r>
+          </w:p>
+        </w:tc>
+      </w:tr>
+      <w:tr>
+        <w:tc>
+          <w:tcPr>
+            <w:tcW w:type="dxa" w:w="2801"/>
+            <w:tcMar>
+              <w:top w:type="dxa" w:w="60"/>
+              <w:left w:type="dxa" w:w="90"/>
+              <w:bottom w:type="dxa" w:w="60"/>
+              <w:right w:type="dxa" w:w="90"/>
+            </w:tcMar>
+          </w:tcPr>
+          <w:p>
+            <w:pPr>
+              <w:spacing w:after="0" w:before="0"/>
+            </w:pPr>
+            <w:r>
+              <w:rPr>
+                <w:rFonts w:ascii="TH SarabunPSK" w:cs="TH SarabunPSK" w:eastAsia="TH SarabunPSK" w:hAnsi="TH SarabunPSK"/>
+                <w:b w:val="false"/>
+                <w:bCs w:val="false"/>
+                <w:sz w:val="27"/>
+                <w:szCs w:val="27"/>
+              </w:rPr>
+              <w:t xml:space="preserve">คูปองลูกค้าใหม่</w:t>
+            </w:r>
+          </w:p>
+        </w:tc>
+        <w:tc>
+          <w:tcPr>
+            <w:tcW w:type="dxa" w:w="6225"/>
+            <w:tcMar>
+              <w:top w:type="dxa" w:w="60"/>
+              <w:left w:type="dxa" w:w="90"/>
+              <w:bottom w:type="dxa" w:w="60"/>
+              <w:right w:type="dxa" w:w="90"/>
+            </w:tcMar>
+          </w:tcPr>
+          <w:p>
+            <w:pPr>
+              <w:spacing w:after="0" w:before="0"/>
+            </w:pPr>
+            <w:r>
+              <w:rPr>
+                <w:rFonts w:ascii="TH SarabunPSK" w:cs="TH SarabunPSK" w:eastAsia="TH SarabunPSK" w:hAnsi="TH SarabunPSK"/>
+                <w:b w:val="false"/>
+                <w:bCs w:val="false"/>
+                <w:sz w:val="27"/>
+                <w:szCs w:val="27"/>
+              </w:rPr>
+              <w:t xml:space="preserve">ยอดซื้อขั้นต่ำ และมูลค่าส่วนลดต้อนรับ</w:t>
+            </w:r>
+          </w:p>
+        </w:tc>
+      </w:tr>
+    </w:tbl>
+    <w:p>
+      <w:pPr>
+        <w:spacing w:after="120"/>
+      </w:pPr>
+    </w:p>
+    <w:p>
+      <w:pPr>
         <w:pStyle w:val="Heading2"/>
         <w:pageBreakBefore/>
         <w:pBdr>
@@ -10859,6 +12062,377 @@
     </w:p>
     <w:p>
       <w:pPr>
+        <w:pStyle w:val="Heading3"/>
+        <w:keepNext/>
+        <w:spacing w:after="120" w:before="240"/>
+      </w:pPr>
+      <w:r>
+        <w:rPr>
+          <w:rFonts w:ascii="TH SarabunPSK" w:cs="TH SarabunPSK" w:eastAsia="TH SarabunPSK" w:hAnsi="TH SarabunPSK"/>
+          <w:b/>
+          <w:bCs/>
+          <w:color w:val="A32F34"/>
+          <w:sz w:val="32"/>
+          <w:szCs w:val="32"/>
+        </w:rPr>
+        <w:t xml:space="preserve">5.5 การตั้งค่าของแอดมิน</w:t>
+      </w:r>
+    </w:p>
+    <w:tbl>
+      <w:tblPr>
+        <w:tblW w:type="dxa" w:w="9026"/>
+        <w:tblBorders>
+          <w:top w:val="single" w:color="auto" w:sz="4"/>
+          <w:left w:val="single" w:color="auto" w:sz="4"/>
+          <w:bottom w:val="single" w:color="auto" w:sz="4"/>
+          <w:right w:val="single" w:color="auto" w:sz="4"/>
+          <w:insideH w:val="single" w:color="auto" w:sz="4"/>
+          <w:insideV w:val="single" w:color="auto" w:sz="4"/>
+        </w:tblBorders>
+      </w:tblPr>
+      <w:tblGrid>
+        <w:gridCol w:w="2083"/>
+        <w:gridCol w:w="6943"/>
+      </w:tblGrid>
+      <w:tr>
+        <w:trPr>
+          <w:tblHeader/>
+        </w:trPr>
+        <w:tc>
+          <w:tcPr>
+            <w:tcW w:type="dxa" w:w="2083"/>
+            <w:shd w:fill="A32F34" w:color="auto" w:val="clear"/>
+            <w:tcMar>
+              <w:top w:type="dxa" w:w="60"/>
+              <w:left w:type="dxa" w:w="90"/>
+              <w:bottom w:type="dxa" w:w="60"/>
+              <w:right w:type="dxa" w:w="90"/>
+            </w:tcMar>
+          </w:tcPr>
+          <w:p>
+            <w:pPr>
+              <w:spacing w:after="0" w:before="0"/>
+            </w:pPr>
+            <w:r>
+              <w:rPr>
+                <w:rFonts w:ascii="TH SarabunPSK" w:cs="TH SarabunPSK" w:eastAsia="TH SarabunPSK" w:hAnsi="TH SarabunPSK"/>
+                <w:b/>
+                <w:bCs/>
+                <w:color w:val="FFFFFF"/>
+                <w:sz w:val="27"/>
+                <w:szCs w:val="27"/>
+              </w:rPr>
+              <w:t xml:space="preserve">หัวข้อ</w:t>
+            </w:r>
+          </w:p>
+        </w:tc>
+        <w:tc>
+          <w:tcPr>
+            <w:tcW w:type="dxa" w:w="6943"/>
+            <w:shd w:fill="A32F34" w:color="auto" w:val="clear"/>
+            <w:tcMar>
+              <w:top w:type="dxa" w:w="60"/>
+              <w:left w:type="dxa" w:w="90"/>
+              <w:bottom w:type="dxa" w:w="60"/>
+              <w:right w:type="dxa" w:w="90"/>
+            </w:tcMar>
+          </w:tcPr>
+          <w:p>
+            <w:pPr>
+              <w:spacing w:after="0" w:before="0"/>
+            </w:pPr>
+            <w:r>
+              <w:rPr>
+                <w:rFonts w:ascii="TH SarabunPSK" w:cs="TH SarabunPSK" w:eastAsia="TH SarabunPSK" w:hAnsi="TH SarabunPSK"/>
+                <w:b/>
+                <w:bCs/>
+                <w:color w:val="FFFFFF"/>
+                <w:sz w:val="27"/>
+                <w:szCs w:val="27"/>
+              </w:rPr>
+              <w:t xml:space="preserve">รายละเอียด</w:t>
+            </w:r>
+          </w:p>
+        </w:tc>
+      </w:tr>
+      <w:tr>
+        <w:tc>
+          <w:tcPr>
+            <w:tcW w:type="dxa" w:w="2083"/>
+            <w:tcMar>
+              <w:top w:type="dxa" w:w="60"/>
+              <w:left w:type="dxa" w:w="90"/>
+              <w:bottom w:type="dxa" w:w="60"/>
+              <w:right w:type="dxa" w:w="90"/>
+            </w:tcMar>
+          </w:tcPr>
+          <w:p>
+            <w:pPr>
+              <w:spacing w:after="0" w:before="0"/>
+            </w:pPr>
+            <w:r>
+              <w:rPr>
+                <w:rFonts w:ascii="TH SarabunPSK" w:cs="TH SarabunPSK" w:eastAsia="TH SarabunPSK" w:hAnsi="TH SarabunPSK"/>
+                <w:b w:val="false"/>
+                <w:bCs w:val="false"/>
+                <w:sz w:val="27"/>
+                <w:szCs w:val="27"/>
+              </w:rPr>
+              <w:t xml:space="preserve">พอยท์ราย SKU</w:t>
+            </w:r>
+          </w:p>
+        </w:tc>
+        <w:tc>
+          <w:tcPr>
+            <w:tcW w:type="dxa" w:w="6943"/>
+            <w:tcMar>
+              <w:top w:type="dxa" w:w="60"/>
+              <w:left w:type="dxa" w:w="90"/>
+              <w:bottom w:type="dxa" w:w="60"/>
+              <w:right w:type="dxa" w:w="90"/>
+            </w:tcMar>
+          </w:tcPr>
+          <w:p>
+            <w:pPr>
+              <w:spacing w:after="0" w:before="0"/>
+            </w:pPr>
+            <w:r>
+              <w:rPr>
+                <w:rFonts w:ascii="TH SarabunPSK" w:cs="TH SarabunPSK" w:eastAsia="TH SarabunPSK" w:hAnsi="TH SarabunPSK"/>
+                <w:b w:val="false"/>
+                <w:bCs w:val="false"/>
+                <w:sz w:val="27"/>
+                <w:szCs w:val="27"/>
+              </w:rPr>
+              <w:t xml:space="preserve">ตั้งพอยท์ต่อหน่วยของสินค้าแต่ละรายการเอง ปิดเป็น 0 พอยท์ได้</w:t>
+            </w:r>
+          </w:p>
+        </w:tc>
+      </w:tr>
+      <w:tr>
+        <w:tc>
+          <w:tcPr>
+            <w:tcW w:type="dxa" w:w="2083"/>
+            <w:tcMar>
+              <w:top w:type="dxa" w:w="60"/>
+              <w:left w:type="dxa" w:w="90"/>
+              <w:bottom w:type="dxa" w:w="60"/>
+              <w:right w:type="dxa" w:w="90"/>
+            </w:tcMar>
+          </w:tcPr>
+          <w:p>
+            <w:pPr>
+              <w:spacing w:after="0" w:before="0"/>
+            </w:pPr>
+            <w:r>
+              <w:rPr>
+                <w:rFonts w:ascii="TH SarabunPSK" w:cs="TH SarabunPSK" w:eastAsia="TH SarabunPSK" w:hAnsi="TH SarabunPSK"/>
+                <w:b w:val="false"/>
+                <w:bCs w:val="false"/>
+                <w:sz w:val="27"/>
+                <w:szCs w:val="27"/>
+              </w:rPr>
+              <w:t xml:space="preserve">ตัวคูณแคมเปญ</w:t>
+            </w:r>
+          </w:p>
+        </w:tc>
+        <w:tc>
+          <w:tcPr>
+            <w:tcW w:type="dxa" w:w="6943"/>
+            <w:tcMar>
+              <w:top w:type="dxa" w:w="60"/>
+              <w:left w:type="dxa" w:w="90"/>
+              <w:bottom w:type="dxa" w:w="60"/>
+              <w:right w:type="dxa" w:w="90"/>
+            </w:tcMar>
+          </w:tcPr>
+          <w:p>
+            <w:pPr>
+              <w:spacing w:after="0" w:before="0"/>
+            </w:pPr>
+            <w:r>
+              <w:rPr>
+                <w:rFonts w:ascii="TH SarabunPSK" w:cs="TH SarabunPSK" w:eastAsia="TH SarabunPSK" w:hAnsi="TH SarabunPSK"/>
+                <w:b w:val="false"/>
+                <w:bCs w:val="false"/>
+                <w:sz w:val="27"/>
+                <w:szCs w:val="27"/>
+              </w:rPr>
+              <w:t xml:space="preserve">ตั้งตัวคูณพอยท์พิเศษสำหรับช่วงแคมเปญ</w:t>
+            </w:r>
+          </w:p>
+        </w:tc>
+      </w:tr>
+      <w:tr>
+        <w:tc>
+          <w:tcPr>
+            <w:tcW w:type="dxa" w:w="2083"/>
+            <w:tcMar>
+              <w:top w:type="dxa" w:w="60"/>
+              <w:left w:type="dxa" w:w="90"/>
+              <w:bottom w:type="dxa" w:w="60"/>
+              <w:right w:type="dxa" w:w="90"/>
+            </w:tcMar>
+          </w:tcPr>
+          <w:p>
+            <w:pPr>
+              <w:spacing w:after="0" w:before="0"/>
+            </w:pPr>
+            <w:r>
+              <w:rPr>
+                <w:rFonts w:ascii="TH SarabunPSK" w:cs="TH SarabunPSK" w:eastAsia="TH SarabunPSK" w:hAnsi="TH SarabunPSK"/>
+                <w:b w:val="false"/>
+                <w:bCs w:val="false"/>
+                <w:sz w:val="27"/>
+                <w:szCs w:val="27"/>
+              </w:rPr>
+              <w:t xml:space="preserve">รายการแลกของรางวัล</w:t>
+            </w:r>
+          </w:p>
+        </w:tc>
+        <w:tc>
+          <w:tcPr>
+            <w:tcW w:type="dxa" w:w="6943"/>
+            <w:tcMar>
+              <w:top w:type="dxa" w:w="60"/>
+              <w:left w:type="dxa" w:w="90"/>
+              <w:bottom w:type="dxa" w:w="60"/>
+              <w:right w:type="dxa" w:w="90"/>
+            </w:tcMar>
+          </w:tcPr>
+          <w:p>
+            <w:pPr>
+              <w:spacing w:after="0" w:before="0"/>
+            </w:pPr>
+            <w:r>
+              <w:rPr>
+                <w:rFonts w:ascii="TH SarabunPSK" w:cs="TH SarabunPSK" w:eastAsia="TH SarabunPSK" w:hAnsi="TH SarabunPSK"/>
+                <w:b w:val="false"/>
+                <w:bCs w:val="false"/>
+                <w:sz w:val="27"/>
+                <w:szCs w:val="27"/>
+              </w:rPr>
+              <w:t xml:space="preserve">เพิ่ม ลบ หรือแก้ไขของรางวัล และกำหนดจำนวนพอยท์ที่ใช้แลกแต่ละรายการ</w:t>
+            </w:r>
+          </w:p>
+        </w:tc>
+      </w:tr>
+      <w:tr>
+        <w:tc>
+          <w:tcPr>
+            <w:tcW w:type="dxa" w:w="2083"/>
+            <w:tcMar>
+              <w:top w:type="dxa" w:w="60"/>
+              <w:left w:type="dxa" w:w="90"/>
+              <w:bottom w:type="dxa" w:w="60"/>
+              <w:right w:type="dxa" w:w="90"/>
+            </w:tcMar>
+          </w:tcPr>
+          <w:p>
+            <w:pPr>
+              <w:spacing w:after="0" w:before="0"/>
+            </w:pPr>
+            <w:r>
+              <w:rPr>
+                <w:rFonts w:ascii="TH SarabunPSK" w:cs="TH SarabunPSK" w:eastAsia="TH SarabunPSK" w:hAnsi="TH SarabunPSK"/>
+                <w:b w:val="false"/>
+                <w:bCs w:val="false"/>
+                <w:sz w:val="27"/>
+                <w:szCs w:val="27"/>
+              </w:rPr>
+              <w:t xml:space="preserve">แคมเปญตามช่วงเวลา</w:t>
+            </w:r>
+          </w:p>
+        </w:tc>
+        <w:tc>
+          <w:tcPr>
+            <w:tcW w:type="dxa" w:w="6943"/>
+            <w:tcMar>
+              <w:top w:type="dxa" w:w="60"/>
+              <w:left w:type="dxa" w:w="90"/>
+              <w:bottom w:type="dxa" w:w="60"/>
+              <w:right w:type="dxa" w:w="90"/>
+            </w:tcMar>
+          </w:tcPr>
+          <w:p>
+            <w:pPr>
+              <w:spacing w:after="0" w:before="0"/>
+            </w:pPr>
+            <w:r>
+              <w:rPr>
+                <w:rFonts w:ascii="TH SarabunPSK" w:cs="TH SarabunPSK" w:eastAsia="TH SarabunPSK" w:hAnsi="TH SarabunPSK"/>
+                <w:b w:val="false"/>
+                <w:bCs w:val="false"/>
+                <w:sz w:val="27"/>
+                <w:szCs w:val="27"/>
+              </w:rPr>
+              <w:t xml:space="preserve">ผูก SKU ที่เข้าร่วม ตั้งช่วงเวลา และโควตารวม / โควตาต่อร้านค้า (รายละเอียดหัวข้อ 5.3)</w:t>
+            </w:r>
+          </w:p>
+        </w:tc>
+      </w:tr>
+      <w:tr>
+        <w:tc>
+          <w:tcPr>
+            <w:tcW w:type="dxa" w:w="2083"/>
+            <w:tcMar>
+              <w:top w:type="dxa" w:w="60"/>
+              <w:left w:type="dxa" w:w="90"/>
+              <w:bottom w:type="dxa" w:w="60"/>
+              <w:right w:type="dxa" w:w="90"/>
+            </w:tcMar>
+          </w:tcPr>
+          <w:p>
+            <w:pPr>
+              <w:spacing w:after="0" w:before="0"/>
+            </w:pPr>
+            <w:r>
+              <w:rPr>
+                <w:rFonts w:ascii="TH SarabunPSK" w:cs="TH SarabunPSK" w:eastAsia="TH SarabunPSK" w:hAnsi="TH SarabunPSK"/>
+                <w:b w:val="false"/>
+                <w:bCs w:val="false"/>
+                <w:sz w:val="27"/>
+                <w:szCs w:val="27"/>
+              </w:rPr>
+              <w:t xml:space="preserve">แคมเปญสะสมยอดรายปี</w:t>
+            </w:r>
+          </w:p>
+        </w:tc>
+        <w:tc>
+          <w:tcPr>
+            <w:tcW w:type="dxa" w:w="6943"/>
+            <w:tcMar>
+              <w:top w:type="dxa" w:w="60"/>
+              <w:left w:type="dxa" w:w="90"/>
+              <w:bottom w:type="dxa" w:w="60"/>
+              <w:right w:type="dxa" w:w="90"/>
+            </w:tcMar>
+          </w:tcPr>
+          <w:p>
+            <w:pPr>
+              <w:spacing w:after="0" w:before="0"/>
+            </w:pPr>
+            <w:r>
+              <w:rPr>
+                <w:rFonts w:ascii="TH SarabunPSK" w:cs="TH SarabunPSK" w:eastAsia="TH SarabunPSK" w:hAnsi="TH SarabunPSK"/>
+                <w:b w:val="false"/>
+                <w:bCs w:val="false"/>
+                <w:sz w:val="27"/>
+                <w:szCs w:val="27"/>
+              </w:rPr>
+              <w:t xml:space="preserve">ตั้งเกณฑ์ยอดสะสมแต่ละขั้น ของรางวัล (รวมของที่ไม่อยู่ใน POS) และออกแบบฟอร์มขอข้อมูลตอนรับสิทธิ์เอง</w:t>
+            </w:r>
+          </w:p>
+        </w:tc>
+      </w:tr>
+    </w:tbl>
+    <w:p>
+      <w:pPr>
+        <w:spacing w:after="120"/>
+      </w:pPr>
+    </w:p>
+    <w:p>
+      <w:pPr>
         <w:pStyle w:val="Heading2"/>
         <w:pageBreakBefore/>
         <w:pBdr>
@@ -12856,6 +14430,323 @@
     </w:p>
     <w:p>
       <w:pPr>
+        <w:pStyle w:val="Heading3"/>
+        <w:keepNext/>
+        <w:spacing w:after="120" w:before="240"/>
+      </w:pPr>
+      <w:r>
+        <w:rPr>
+          <w:rFonts w:ascii="TH SarabunPSK" w:cs="TH SarabunPSK" w:eastAsia="TH SarabunPSK" w:hAnsi="TH SarabunPSK"/>
+          <w:b/>
+          <w:bCs/>
+          <w:color w:val="A32F34"/>
+          <w:sz w:val="32"/>
+          <w:szCs w:val="32"/>
+        </w:rPr>
+        <w:t xml:space="preserve">6.9 การตั้งค่าของแอดมิน</w:t>
+      </w:r>
+    </w:p>
+    <w:tbl>
+      <w:tblPr>
+        <w:tblW w:type="dxa" w:w="9026"/>
+        <w:tblBorders>
+          <w:top w:val="single" w:color="auto" w:sz="4"/>
+          <w:left w:val="single" w:color="auto" w:sz="4"/>
+          <w:bottom w:val="single" w:color="auto" w:sz="4"/>
+          <w:right w:val="single" w:color="auto" w:sz="4"/>
+          <w:insideH w:val="single" w:color="auto" w:sz="4"/>
+          <w:insideV w:val="single" w:color="auto" w:sz="4"/>
+        </w:tblBorders>
+      </w:tblPr>
+      <w:tblGrid>
+        <w:gridCol w:w="2257"/>
+        <w:gridCol w:w="6769"/>
+      </w:tblGrid>
+      <w:tr>
+        <w:trPr>
+          <w:tblHeader/>
+        </w:trPr>
+        <w:tc>
+          <w:tcPr>
+            <w:tcW w:type="dxa" w:w="2257"/>
+            <w:shd w:fill="A32F34" w:color="auto" w:val="clear"/>
+            <w:tcMar>
+              <w:top w:type="dxa" w:w="60"/>
+              <w:left w:type="dxa" w:w="90"/>
+              <w:bottom w:type="dxa" w:w="60"/>
+              <w:right w:type="dxa" w:w="90"/>
+            </w:tcMar>
+          </w:tcPr>
+          <w:p>
+            <w:pPr>
+              <w:spacing w:after="0" w:before="0"/>
+            </w:pPr>
+            <w:r>
+              <w:rPr>
+                <w:rFonts w:ascii="TH SarabunPSK" w:cs="TH SarabunPSK" w:eastAsia="TH SarabunPSK" w:hAnsi="TH SarabunPSK"/>
+                <w:b/>
+                <w:bCs/>
+                <w:color w:val="FFFFFF"/>
+                <w:sz w:val="27"/>
+                <w:szCs w:val="27"/>
+              </w:rPr>
+              <w:t xml:space="preserve">หัวข้อ</w:t>
+            </w:r>
+          </w:p>
+        </w:tc>
+        <w:tc>
+          <w:tcPr>
+            <w:tcW w:type="dxa" w:w="6769"/>
+            <w:shd w:fill="A32F34" w:color="auto" w:val="clear"/>
+            <w:tcMar>
+              <w:top w:type="dxa" w:w="60"/>
+              <w:left w:type="dxa" w:w="90"/>
+              <w:bottom w:type="dxa" w:w="60"/>
+              <w:right w:type="dxa" w:w="90"/>
+            </w:tcMar>
+          </w:tcPr>
+          <w:p>
+            <w:pPr>
+              <w:spacing w:after="0" w:before="0"/>
+            </w:pPr>
+            <w:r>
+              <w:rPr>
+                <w:rFonts w:ascii="TH SarabunPSK" w:cs="TH SarabunPSK" w:eastAsia="TH SarabunPSK" w:hAnsi="TH SarabunPSK"/>
+                <w:b/>
+                <w:bCs/>
+                <w:color w:val="FFFFFF"/>
+                <w:sz w:val="27"/>
+                <w:szCs w:val="27"/>
+              </w:rPr>
+              <w:t xml:space="preserve">รายละเอียด</w:t>
+            </w:r>
+          </w:p>
+        </w:tc>
+      </w:tr>
+      <w:tr>
+        <w:tc>
+          <w:tcPr>
+            <w:tcW w:type="dxa" w:w="2257"/>
+            <w:tcMar>
+              <w:top w:type="dxa" w:w="60"/>
+              <w:left w:type="dxa" w:w="90"/>
+              <w:bottom w:type="dxa" w:w="60"/>
+              <w:right w:type="dxa" w:w="90"/>
+            </w:tcMar>
+          </w:tcPr>
+          <w:p>
+            <w:pPr>
+              <w:spacing w:after="0" w:before="0"/>
+            </w:pPr>
+            <w:r>
+              <w:rPr>
+                <w:rFonts w:ascii="TH SarabunPSK" w:cs="TH SarabunPSK" w:eastAsia="TH SarabunPSK" w:hAnsi="TH SarabunPSK"/>
+                <w:b w:val="false"/>
+                <w:bCs w:val="false"/>
+                <w:sz w:val="27"/>
+                <w:szCs w:val="27"/>
+              </w:rPr>
+              <w:t xml:space="preserve">ทางเข้าของสิทธิ์ลุ้น</w:t>
+            </w:r>
+          </w:p>
+        </w:tc>
+        <w:tc>
+          <w:tcPr>
+            <w:tcW w:type="dxa" w:w="6769"/>
+            <w:tcMar>
+              <w:top w:type="dxa" w:w="60"/>
+              <w:left w:type="dxa" w:w="90"/>
+              <w:bottom w:type="dxa" w:w="60"/>
+              <w:right w:type="dxa" w:w="90"/>
+            </w:tcMar>
+          </w:tcPr>
+          <w:p>
+            <w:pPr>
+              <w:spacing w:after="0" w:before="0"/>
+            </w:pPr>
+            <w:r>
+              <w:rPr>
+                <w:rFonts w:ascii="TH SarabunPSK" w:cs="TH SarabunPSK" w:eastAsia="TH SarabunPSK" w:hAnsi="TH SarabunPSK"/>
+                <w:b w:val="false"/>
+                <w:bCs w:val="false"/>
+                <w:sz w:val="27"/>
+                <w:szCs w:val="27"/>
+              </w:rPr>
+              <w:t xml:space="preserve">เปิดหรือปิดได้ทีละทาง (แลกพอยท์ ยอดซื้อ สินค้าร่วมรายการ ขั้นแคมเปญ โค้ดในกล่อง) และตั้งอัตราแลกของแต่ละทาง เช่น กี่พอยท์ หรือกี่บาท ต่อ 1 สิทธิ์</w:t>
+            </w:r>
+          </w:p>
+        </w:tc>
+      </w:tr>
+      <w:tr>
+        <w:tc>
+          <w:tcPr>
+            <w:tcW w:type="dxa" w:w="2257"/>
+            <w:tcMar>
+              <w:top w:type="dxa" w:w="60"/>
+              <w:left w:type="dxa" w:w="90"/>
+              <w:bottom w:type="dxa" w:w="60"/>
+              <w:right w:type="dxa" w:w="90"/>
+            </w:tcMar>
+          </w:tcPr>
+          <w:p>
+            <w:pPr>
+              <w:spacing w:after="0" w:before="0"/>
+            </w:pPr>
+            <w:r>
+              <w:rPr>
+                <w:rFonts w:ascii="TH SarabunPSK" w:cs="TH SarabunPSK" w:eastAsia="TH SarabunPSK" w:hAnsi="TH SarabunPSK"/>
+                <w:b w:val="false"/>
+                <w:bCs w:val="false"/>
+                <w:sz w:val="27"/>
+                <w:szCs w:val="27"/>
+              </w:rPr>
+              <w:t xml:space="preserve">รางวัลและน้ำหนัก</w:t>
+            </w:r>
+          </w:p>
+        </w:tc>
+        <w:tc>
+          <w:tcPr>
+            <w:tcW w:type="dxa" w:w="6769"/>
+            <w:tcMar>
+              <w:top w:type="dxa" w:w="60"/>
+              <w:left w:type="dxa" w:w="90"/>
+              <w:bottom w:type="dxa" w:w="60"/>
+              <w:right w:type="dxa" w:w="90"/>
+            </w:tcMar>
+          </w:tcPr>
+          <w:p>
+            <w:pPr>
+              <w:spacing w:after="0" w:before="0"/>
+            </w:pPr>
+            <w:r>
+              <w:rPr>
+                <w:rFonts w:ascii="TH SarabunPSK" w:cs="TH SarabunPSK" w:eastAsia="TH SarabunPSK" w:hAnsi="TH SarabunPSK"/>
+                <w:b w:val="false"/>
+                <w:bCs w:val="false"/>
+                <w:sz w:val="27"/>
+                <w:szCs w:val="27"/>
+              </w:rPr>
+              <w:t xml:space="preserve">เพิ่มรายการรางวัล กรอกน้ำหนัก จำนวนจำกัด และมูลค่าต่อรางวัล (รายละเอียดหัวข้อ 6.4)</w:t>
+            </w:r>
+          </w:p>
+        </w:tc>
+      </w:tr>
+      <w:tr>
+        <w:tc>
+          <w:tcPr>
+            <w:tcW w:type="dxa" w:w="2257"/>
+            <w:tcMar>
+              <w:top w:type="dxa" w:w="60"/>
+              <w:left w:type="dxa" w:w="90"/>
+              <w:bottom w:type="dxa" w:w="60"/>
+              <w:right w:type="dxa" w:w="90"/>
+            </w:tcMar>
+          </w:tcPr>
+          <w:p>
+            <w:pPr>
+              <w:spacing w:after="0" w:before="0"/>
+            </w:pPr>
+            <w:r>
+              <w:rPr>
+                <w:rFonts w:ascii="TH SarabunPSK" w:cs="TH SarabunPSK" w:eastAsia="TH SarabunPSK" w:hAnsi="TH SarabunPSK"/>
+                <w:b w:val="false"/>
+                <w:bCs w:val="false"/>
+                <w:sz w:val="27"/>
+                <w:szCs w:val="27"/>
+              </w:rPr>
+              <w:t xml:space="preserve">ตัวคุมงบ</w:t>
+            </w:r>
+          </w:p>
+        </w:tc>
+        <w:tc>
+          <w:tcPr>
+            <w:tcW w:type="dxa" w:w="6769"/>
+            <w:tcMar>
+              <w:top w:type="dxa" w:w="60"/>
+              <w:left w:type="dxa" w:w="90"/>
+              <w:bottom w:type="dxa" w:w="60"/>
+              <w:right w:type="dxa" w:w="90"/>
+            </w:tcMar>
+          </w:tcPr>
+          <w:p>
+            <w:pPr>
+              <w:spacing w:after="0" w:before="0"/>
+            </w:pPr>
+            <w:r>
+              <w:rPr>
+                <w:rFonts w:ascii="TH SarabunPSK" w:cs="TH SarabunPSK" w:eastAsia="TH SarabunPSK" w:hAnsi="TH SarabunPSK"/>
+                <w:b w:val="false"/>
+                <w:bCs w:val="false"/>
+                <w:sz w:val="27"/>
+                <w:szCs w:val="27"/>
+              </w:rPr>
+              <w:t xml:space="preserve">เพดานงบต่อรอบหรือต่อวัน เพดานการถูกรางวัลต่อคนต่อรอบ และของปลอบใจการันตี</w:t>
+            </w:r>
+          </w:p>
+        </w:tc>
+      </w:tr>
+      <w:tr>
+        <w:tc>
+          <w:tcPr>
+            <w:tcW w:type="dxa" w:w="2257"/>
+            <w:tcMar>
+              <w:top w:type="dxa" w:w="60"/>
+              <w:left w:type="dxa" w:w="90"/>
+              <w:bottom w:type="dxa" w:w="60"/>
+              <w:right w:type="dxa" w:w="90"/>
+            </w:tcMar>
+          </w:tcPr>
+          <w:p>
+            <w:pPr>
+              <w:spacing w:after="0" w:before="0"/>
+            </w:pPr>
+            <w:r>
+              <w:rPr>
+                <w:rFonts w:ascii="TH SarabunPSK" w:cs="TH SarabunPSK" w:eastAsia="TH SarabunPSK" w:hAnsi="TH SarabunPSK"/>
+                <w:b w:val="false"/>
+                <w:bCs w:val="false"/>
+                <w:sz w:val="27"/>
+                <w:szCs w:val="27"/>
+              </w:rPr>
+              <w:t xml:space="preserve">โหมดการจับ</w:t>
+            </w:r>
+          </w:p>
+        </w:tc>
+        <w:tc>
+          <w:tcPr>
+            <w:tcW w:type="dxa" w:w="6769"/>
+            <w:tcMar>
+              <w:top w:type="dxa" w:w="60"/>
+              <w:left w:type="dxa" w:w="90"/>
+              <w:bottom w:type="dxa" w:w="60"/>
+              <w:right w:type="dxa" w:w="90"/>
+            </w:tcMar>
+          </w:tcPr>
+          <w:p>
+            <w:pPr>
+              <w:spacing w:after="0" w:before="0"/>
+            </w:pPr>
+            <w:r>
+              <w:rPr>
+                <w:rFonts w:ascii="TH SarabunPSK" w:cs="TH SarabunPSK" w:eastAsia="TH SarabunPSK" w:hAnsi="TH SarabunPSK"/>
+                <w:b w:val="false"/>
+                <w:bCs w:val="false"/>
+                <w:sz w:val="27"/>
+                <w:szCs w:val="27"/>
+              </w:rPr>
+              <w:t xml:space="preserve">เลือกต่อรางวัลว่าใช้โหมดลุ้นทันทีหรือจับตามรอบ</w:t>
+            </w:r>
+          </w:p>
+        </w:tc>
+      </w:tr>
+    </w:tbl>
+    <w:p>
+      <w:pPr>
+        <w:spacing w:after="120"/>
+      </w:pPr>
+    </w:p>
+    <w:p>
+      <w:pPr>
         <w:pStyle w:val="Heading2"/>
         <w:pageBreakBefore/>
         <w:pBdr>
@@ -13470,6 +15361,323 @@
         </w:rPr>
         <w:t xml:space="preserve">26,500 บาท</w:t>
       </w:r>
+    </w:p>
+    <w:p>
+      <w:pPr>
+        <w:pStyle w:val="Heading3"/>
+        <w:keepNext/>
+        <w:spacing w:after="120" w:before="240"/>
+      </w:pPr>
+      <w:r>
+        <w:rPr>
+          <w:rFonts w:ascii="TH SarabunPSK" w:cs="TH SarabunPSK" w:eastAsia="TH SarabunPSK" w:hAnsi="TH SarabunPSK"/>
+          <w:b/>
+          <w:bCs/>
+          <w:color w:val="A32F34"/>
+          <w:sz w:val="32"/>
+          <w:szCs w:val="32"/>
+        </w:rPr>
+        <w:t xml:space="preserve">7.4 การตั้งค่าของแอดมิน</w:t>
+      </w:r>
+    </w:p>
+    <w:tbl>
+      <w:tblPr>
+        <w:tblW w:type="dxa" w:w="9026"/>
+        <w:tblBorders>
+          <w:top w:val="single" w:color="auto" w:sz="4"/>
+          <w:left w:val="single" w:color="auto" w:sz="4"/>
+          <w:bottom w:val="single" w:color="auto" w:sz="4"/>
+          <w:right w:val="single" w:color="auto" w:sz="4"/>
+          <w:insideH w:val="single" w:color="auto" w:sz="4"/>
+          <w:insideV w:val="single" w:color="auto" w:sz="4"/>
+        </w:tblBorders>
+      </w:tblPr>
+      <w:tblGrid>
+        <w:gridCol w:w="2298"/>
+        <w:gridCol w:w="6728"/>
+      </w:tblGrid>
+      <w:tr>
+        <w:trPr>
+          <w:tblHeader/>
+        </w:trPr>
+        <w:tc>
+          <w:tcPr>
+            <w:tcW w:type="dxa" w:w="2298"/>
+            <w:shd w:fill="A32F34" w:color="auto" w:val="clear"/>
+            <w:tcMar>
+              <w:top w:type="dxa" w:w="60"/>
+              <w:left w:type="dxa" w:w="90"/>
+              <w:bottom w:type="dxa" w:w="60"/>
+              <w:right w:type="dxa" w:w="90"/>
+            </w:tcMar>
+          </w:tcPr>
+          <w:p>
+            <w:pPr>
+              <w:spacing w:after="0" w:before="0"/>
+            </w:pPr>
+            <w:r>
+              <w:rPr>
+                <w:rFonts w:ascii="TH SarabunPSK" w:cs="TH SarabunPSK" w:eastAsia="TH SarabunPSK" w:hAnsi="TH SarabunPSK"/>
+                <w:b/>
+                <w:bCs/>
+                <w:color w:val="FFFFFF"/>
+                <w:sz w:val="27"/>
+                <w:szCs w:val="27"/>
+              </w:rPr>
+              <w:t xml:space="preserve">หัวข้อ</w:t>
+            </w:r>
+          </w:p>
+        </w:tc>
+        <w:tc>
+          <w:tcPr>
+            <w:tcW w:type="dxa" w:w="6728"/>
+            <w:shd w:fill="A32F34" w:color="auto" w:val="clear"/>
+            <w:tcMar>
+              <w:top w:type="dxa" w:w="60"/>
+              <w:left w:type="dxa" w:w="90"/>
+              <w:bottom w:type="dxa" w:w="60"/>
+              <w:right w:type="dxa" w:w="90"/>
+            </w:tcMar>
+          </w:tcPr>
+          <w:p>
+            <w:pPr>
+              <w:spacing w:after="0" w:before="0"/>
+            </w:pPr>
+            <w:r>
+              <w:rPr>
+                <w:rFonts w:ascii="TH SarabunPSK" w:cs="TH SarabunPSK" w:eastAsia="TH SarabunPSK" w:hAnsi="TH SarabunPSK"/>
+                <w:b/>
+                <w:bCs/>
+                <w:color w:val="FFFFFF"/>
+                <w:sz w:val="27"/>
+                <w:szCs w:val="27"/>
+              </w:rPr>
+              <w:t xml:space="preserve">รายละเอียด</w:t>
+            </w:r>
+          </w:p>
+        </w:tc>
+      </w:tr>
+      <w:tr>
+        <w:tc>
+          <w:tcPr>
+            <w:tcW w:type="dxa" w:w="2298"/>
+            <w:tcMar>
+              <w:top w:type="dxa" w:w="60"/>
+              <w:left w:type="dxa" w:w="90"/>
+              <w:bottom w:type="dxa" w:w="60"/>
+              <w:right w:type="dxa" w:w="90"/>
+            </w:tcMar>
+          </w:tcPr>
+          <w:p>
+            <w:pPr>
+              <w:spacing w:after="0" w:before="0"/>
+            </w:pPr>
+            <w:r>
+              <w:rPr>
+                <w:rFonts w:ascii="TH SarabunPSK" w:cs="TH SarabunPSK" w:eastAsia="TH SarabunPSK" w:hAnsi="TH SarabunPSK"/>
+                <w:b w:val="false"/>
+                <w:bCs w:val="false"/>
+                <w:sz w:val="27"/>
+                <w:szCs w:val="27"/>
+              </w:rPr>
+              <w:t xml:space="preserve">ข้อมูลเซต</w:t>
+            </w:r>
+          </w:p>
+        </w:tc>
+        <w:tc>
+          <w:tcPr>
+            <w:tcW w:type="dxa" w:w="6728"/>
+            <w:tcMar>
+              <w:top w:type="dxa" w:w="60"/>
+              <w:left w:type="dxa" w:w="90"/>
+              <w:bottom w:type="dxa" w:w="60"/>
+              <w:right w:type="dxa" w:w="90"/>
+            </w:tcMar>
+          </w:tcPr>
+          <w:p>
+            <w:pPr>
+              <w:spacing w:after="0" w:before="0"/>
+            </w:pPr>
+            <w:r>
+              <w:rPr>
+                <w:rFonts w:ascii="TH SarabunPSK" w:cs="TH SarabunPSK" w:eastAsia="TH SarabunPSK" w:hAnsi="TH SarabunPSK"/>
+                <w:b w:val="false"/>
+                <w:bCs w:val="false"/>
+                <w:sz w:val="27"/>
+                <w:szCs w:val="27"/>
+              </w:rPr>
+              <w:t xml:space="preserve">ชื่อเซต คำอธิบาย และเปิด/ปิดการขาย</w:t>
+            </w:r>
+          </w:p>
+        </w:tc>
+      </w:tr>
+      <w:tr>
+        <w:tc>
+          <w:tcPr>
+            <w:tcW w:type="dxa" w:w="2298"/>
+            <w:tcMar>
+              <w:top w:type="dxa" w:w="60"/>
+              <w:left w:type="dxa" w:w="90"/>
+              <w:bottom w:type="dxa" w:w="60"/>
+              <w:right w:type="dxa" w:w="90"/>
+            </w:tcMar>
+          </w:tcPr>
+          <w:p>
+            <w:pPr>
+              <w:spacing w:after="0" w:before="0"/>
+            </w:pPr>
+            <w:r>
+              <w:rPr>
+                <w:rFonts w:ascii="TH SarabunPSK" w:cs="TH SarabunPSK" w:eastAsia="TH SarabunPSK" w:hAnsi="TH SarabunPSK"/>
+                <w:b w:val="false"/>
+                <w:bCs w:val="false"/>
+                <w:sz w:val="27"/>
+                <w:szCs w:val="27"/>
+              </w:rPr>
+              <w:t xml:space="preserve">สินค้าบังคับ</w:t>
+            </w:r>
+          </w:p>
+        </w:tc>
+        <w:tc>
+          <w:tcPr>
+            <w:tcW w:type="dxa" w:w="6728"/>
+            <w:tcMar>
+              <w:top w:type="dxa" w:w="60"/>
+              <w:left w:type="dxa" w:w="90"/>
+              <w:bottom w:type="dxa" w:w="60"/>
+              <w:right w:type="dxa" w:w="90"/>
+            </w:tcMar>
+          </w:tcPr>
+          <w:p>
+            <w:pPr>
+              <w:spacing w:after="0" w:before="0"/>
+            </w:pPr>
+            <w:r>
+              <w:rPr>
+                <w:rFonts w:ascii="TH SarabunPSK" w:cs="TH SarabunPSK" w:eastAsia="TH SarabunPSK" w:hAnsi="TH SarabunPSK"/>
+                <w:b w:val="false"/>
+                <w:bCs w:val="false"/>
+                <w:sz w:val="27"/>
+                <w:szCs w:val="27"/>
+              </w:rPr>
+              <w:t xml:space="preserve">เลือกสินค้าและตั้งจำนวนขั้นต่ำที่ต้องซื้อ</w:t>
+            </w:r>
+          </w:p>
+        </w:tc>
+      </w:tr>
+      <w:tr>
+        <w:tc>
+          <w:tcPr>
+            <w:tcW w:type="dxa" w:w="2298"/>
+            <w:tcMar>
+              <w:top w:type="dxa" w:w="60"/>
+              <w:left w:type="dxa" w:w="90"/>
+              <w:bottom w:type="dxa" w:w="60"/>
+              <w:right w:type="dxa" w:w="90"/>
+            </w:tcMar>
+          </w:tcPr>
+          <w:p>
+            <w:pPr>
+              <w:spacing w:after="0" w:before="0"/>
+            </w:pPr>
+            <w:r>
+              <w:rPr>
+                <w:rFonts w:ascii="TH SarabunPSK" w:cs="TH SarabunPSK" w:eastAsia="TH SarabunPSK" w:hAnsi="TH SarabunPSK"/>
+                <w:b w:val="false"/>
+                <w:bCs w:val="false"/>
+                <w:sz w:val="27"/>
+                <w:szCs w:val="27"/>
+              </w:rPr>
+              <w:t xml:space="preserve">สินค้าทางเลือก</w:t>
+            </w:r>
+          </w:p>
+        </w:tc>
+        <w:tc>
+          <w:tcPr>
+            <w:tcW w:type="dxa" w:w="6728"/>
+            <w:tcMar>
+              <w:top w:type="dxa" w:w="60"/>
+              <w:left w:type="dxa" w:w="90"/>
+              <w:bottom w:type="dxa" w:w="60"/>
+              <w:right w:type="dxa" w:w="90"/>
+            </w:tcMar>
+          </w:tcPr>
+          <w:p>
+            <w:pPr>
+              <w:spacing w:after="0" w:before="0"/>
+            </w:pPr>
+            <w:r>
+              <w:rPr>
+                <w:rFonts w:ascii="TH SarabunPSK" w:cs="TH SarabunPSK" w:eastAsia="TH SarabunPSK" w:hAnsi="TH SarabunPSK"/>
+                <w:b w:val="false"/>
+                <w:bCs w:val="false"/>
+                <w:sz w:val="27"/>
+                <w:szCs w:val="27"/>
+              </w:rPr>
+              <w:t xml:space="preserve">เลือกสินค้าและตั้งจำนวนเริ่มต้นที่แนะนำ</w:t>
+            </w:r>
+          </w:p>
+        </w:tc>
+      </w:tr>
+      <w:tr>
+        <w:tc>
+          <w:tcPr>
+            <w:tcW w:type="dxa" w:w="2298"/>
+            <w:tcMar>
+              <w:top w:type="dxa" w:w="60"/>
+              <w:left w:type="dxa" w:w="90"/>
+              <w:bottom w:type="dxa" w:w="60"/>
+              <w:right w:type="dxa" w:w="90"/>
+            </w:tcMar>
+          </w:tcPr>
+          <w:p>
+            <w:pPr>
+              <w:spacing w:after="0" w:before="0"/>
+            </w:pPr>
+            <w:r>
+              <w:rPr>
+                <w:rFonts w:ascii="TH SarabunPSK" w:cs="TH SarabunPSK" w:eastAsia="TH SarabunPSK" w:hAnsi="TH SarabunPSK"/>
+                <w:b w:val="false"/>
+                <w:bCs w:val="false"/>
+                <w:sz w:val="27"/>
+                <w:szCs w:val="27"/>
+              </w:rPr>
+              <w:t xml:space="preserve">ส่วนลดชุดเซต</w:t>
+            </w:r>
+          </w:p>
+        </w:tc>
+        <w:tc>
+          <w:tcPr>
+            <w:tcW w:type="dxa" w:w="6728"/>
+            <w:tcMar>
+              <w:top w:type="dxa" w:w="60"/>
+              <w:left w:type="dxa" w:w="90"/>
+              <w:bottom w:type="dxa" w:w="60"/>
+              <w:right w:type="dxa" w:w="90"/>
+            </w:tcMar>
+          </w:tcPr>
+          <w:p>
+            <w:pPr>
+              <w:spacing w:after="0" w:before="0"/>
+            </w:pPr>
+            <w:r>
+              <w:rPr>
+                <w:rFonts w:ascii="TH SarabunPSK" w:cs="TH SarabunPSK" w:eastAsia="TH SarabunPSK" w:hAnsi="TH SarabunPSK"/>
+                <w:b w:val="false"/>
+                <w:bCs w:val="false"/>
+                <w:sz w:val="27"/>
+                <w:szCs w:val="27"/>
+              </w:rPr>
+              <w:t xml:space="preserve">ตั้งส่วนลดรวมเมื่อซื้อทั้งเซต</w:t>
+            </w:r>
+          </w:p>
+        </w:tc>
+      </w:tr>
+    </w:tbl>
+    <w:p>
+      <w:pPr>
+        <w:spacing w:after="120"/>
+      </w:pPr>
     </w:p>
     <w:sectPr>
       <w:headerReference w:type="default" r:id="rId6"/>

--- a/spec/Pharmaplex-Platform-Spec.docx
+++ b/spec/Pharmaplex-Platform-Spec.docx
@@ -3369,7 +3369,7 @@
           <w:sz w:val="34"/>
           <w:szCs w:val="34"/>
         </w:rPr>
-        <w:t xml:space="preserve"> ลูกค้าเลือกตัวเลือกของสินค้า กรอกข้อมูลตามช่องที่แอดมินกำหนด อัปโหลดโลโก้หรือไฟล์ตัวอย่างงาน (AI, EPS, PDF, SVG ที่แนะนำ และ PNG โปร่งใส / JPG ความละเอียดสูง ไม่เกิน 20 MB) และต้องยอมรับเงื่อนไขของสินค้าก่อนดำเนินการต่อ ถ้าเลือกขนาดกำหนดเองในสินค้าที่คิดราคาต่อชิ้น หรือเลือกขนาดที่ยังไม่เคยตั้งราคาไว้ ระบบจะส่งคำสั่งซื้อไปให้เจ้าหน้าที่ตีราคาก่อน ลูกค้าสั่งซื้อได้เสมอไม่ว่ากรณีใด</w:t>
+        <w:t xml:space="preserve"> ลูกค้าเลือกตัวเลือกของสินค้า กรอกข้อมูลตามช่องที่แอดมินกำหนด อัปโหลดโลโก้หรือไฟล์ตัวอย่างงาน (AI, EPS, PDF, SVG ที่แนะนำ และ PNG โปร่งใส / JPG ความละเอียดสูง ไม่เกิน 20 MB) เปิดดูตัวอย่างไฟล์ที่เลือกได้ก่อนส่งจริง และต้องยอมรับเงื่อนไขของสินค้าก่อนดำเนินการต่อ ถ้าเลือกขนาดกำหนดเองในสินค้าที่คิดราคาต่อชิ้น หรือเลือกขนาดที่ยังไม่เคยตั้งราคาไว้ ระบบจะส่งคำสั่งซื้อไปให้เจ้าหน้าที่ตีราคาก่อน ลูกค้าสั่งซื้อได้เสมอไม่ว่ากรณีใด</w:t>
       </w:r>
     </w:p>
     <w:p>
@@ -3456,7 +3456,7 @@
           <w:sz w:val="34"/>
           <w:szCs w:val="34"/>
         </w:rPr>
-        <w:t xml:space="preserve"> ลูกค้าเลือกวิธีรับสินค้าและที่อยู่ในขั้นตอนเดียวกับการสรุปยอด (รายละเอียดอยู่ในหัวข้อ 2.9) ระบบคำนวณยอดมัดจำ 50% จาก (ค่าสินค้า + ค่าบล็อค − ส่วนลด) ยังไม่รวมค่าจัดส่ง ลูกค้าชำระด้วยการโอนพร้อมแนบสลิป (รอแอดมินตรวจ) หรือสแกน QR PromptPay (ระบบยืนยันให้อัตโนมัติ ไม่ต้องรอตรวจ) ถ้ามีใบลดหนี้ในบัญชีเลือกใช้ตัดยอดได้ทันที และถอนออกได้ก่อนส่งหลักฐานการชำระเงิน วิธีรับสินค้าและที่อยู่จะล็อกแก้ไขไม่ได้หลังชำระมัดจำ</w:t>
+        <w:t xml:space="preserve"> ลูกค้าเลือกวิธีรับสินค้าและที่อยู่ในขั้นตอนเดียวกับการสรุปยอด (รายละเอียดอยู่ในหัวข้อ 2.9) ระบบคำนวณยอดมัดจำ 50% จาก (ค่าสินค้า + ค่าบล็อค − ส่วนลด) ยังไม่รวมค่าจัดส่ง ลูกค้าชำระด้วยการโอนพร้อมแนบสลิป (รอแอดมินตรวจ) หรือสแกน QR PromptPay (ระบบยืนยันให้อัตโนมัติ ไม่ต้องรอตรวจ) ถ้ามีใบลดหนี้ในบัญชีเลือกใช้ตัดยอดได้ทันที และถอนออกได้ก่อนส่งหลักฐานการชำระเงิน ชำระสะสมหลายครั้งได้ ไม่ต้องจ่ายครบในครั้งเดียว หรือแจ้งเจ้าหน้าที่ให้บันทึกสลิปแทนได้ถ้าส่งหลักฐานมาทางช่องทางอื่น (รายละเอียดอยู่ในหัวข้อ 2.8) วิธีรับสินค้าและที่อยู่จะล็อกแก้ไขไม่ได้หลังชำระมัดจำ</w:t>
       </w:r>
     </w:p>
     <w:p>
@@ -3798,7 +3798,7 @@
           <w:sz w:val="34"/>
           <w:szCs w:val="34"/>
         </w:rPr>
-        <w:t xml:space="preserve"> ถ้ายังมียอดค้าง ลูกค้าชำระส่วนที่เหลือผ่านหน้าเว็บ และแอดมินตรวจสลิปรอบที่ 2 ถ้าไม่มียอดค้าง (ยอดพอดีหรือจ่ายเกิน) ข้ามการชำระรอบนี้ไปได้เลย และถ้าลูกค้าจ่ายเกินยอดจริง ระบบออกใบลดหนี้คืนให้โดยอัตโนมัติ</w:t>
+        <w:t xml:space="preserve"> ถ้ายังมียอดค้าง ลูกค้าชำระส่วนที่เหลือผ่านหน้าเว็บ (สะสมหลายครั้งได้เช่นเดียวกับมัดจำ) และแอดมินตรวจสลิปรอบที่ 2 ถ้าไม่มียอดค้าง (ยอดพอดีหรือจ่ายเกิน หรือใบลดหนี้ครอบคลุมพอดี) ข้ามการชำระรอบนี้ไปได้เลย และถ้าลูกค้าจ่ายเกินยอดจริง ระบบออกใบลดหนี้คืนให้โดยอัตโนมัติ</w:t>
       </w:r>
     </w:p>
     <w:p>
@@ -5824,6 +5824,52 @@
           <w:szCs w:val="34"/>
         </w:rPr>
         <w:t xml:space="preserve">ใบลดหนี้ใช้ตัดยอดได้ทั้งตอนชำระมัดจำและรอบที่ 2 เลือกใช้แล้วตัดยอดทันที ถอนออกได้ก่อนส่งหลักฐานการชำระเงิน</w:t>
+      </w:r>
+    </w:p>
+    <w:p>
+      <w:pPr>
+        <w:spacing w:after="80" w:line="400"/>
+        <w:ind w:left="360" w:hanging="300"/>
+        <w:jc w:val="both"/>
+      </w:pPr>
+      <w:r>
+        <w:rPr>
+          <w:rFonts w:ascii="TH SarabunPSK" w:cs="TH SarabunPSK" w:eastAsia="TH SarabunPSK" w:hAnsi="TH SarabunPSK"/>
+          <w:sz w:val="34"/>
+          <w:szCs w:val="34"/>
+        </w:rPr>
+        <w:t xml:space="preserve">•  </w:t>
+      </w:r>
+      <w:r>
+        <w:rPr>
+          <w:rFonts w:ascii="TH SarabunPSK" w:cs="TH SarabunPSK" w:eastAsia="TH SarabunPSK" w:hAnsi="TH SarabunPSK"/>
+          <w:sz w:val="34"/>
+          <w:szCs w:val="34"/>
+        </w:rPr>
+        <w:t xml:space="preserve">ชำระได้หลายงวดสะสม ทั้งมัดจำและรอบที่ 2 แต่ละครั้งที่แนบสลิประบบจะเก็บไว้ก่อน ยังไม่ส่งให้แอดมินตรวจจนกว่ายอดสลิปรวมจะครบยอดที่ต้องชำระ (หลังหักใบลดหนี้) ยอดรวมเกินยอดที่ต้องชำระจะบันทึกไม่ได้ ถ้าใบลดหนี้ครอบคลุมยอดพอดี ไม่ต้องแนบสลิปเพิ่ม</w:t>
+      </w:r>
+    </w:p>
+    <w:p>
+      <w:pPr>
+        <w:spacing w:after="80" w:line="400"/>
+        <w:ind w:left="360" w:hanging="300"/>
+        <w:jc w:val="both"/>
+      </w:pPr>
+      <w:r>
+        <w:rPr>
+          <w:rFonts w:ascii="TH SarabunPSK" w:cs="TH SarabunPSK" w:eastAsia="TH SarabunPSK" w:hAnsi="TH SarabunPSK"/>
+          <w:sz w:val="34"/>
+          <w:szCs w:val="34"/>
+        </w:rPr>
+        <w:t xml:space="preserve">•  </w:t>
+      </w:r>
+      <w:r>
+        <w:rPr>
+          <w:rFonts w:ascii="TH SarabunPSK" w:cs="TH SarabunPSK" w:eastAsia="TH SarabunPSK" w:hAnsi="TH SarabunPSK"/>
+          <w:sz w:val="34"/>
+          <w:szCs w:val="34"/>
+        </w:rPr>
+        <w:t xml:space="preserve">เจ้าหน้าที่บันทึกการชำระแทนลูกค้าได้ เช่น กรณีลูกค้าส่งสลิปมาทางโทรศัพท์หรือ LINE โดยรับเฉพาะสลิปโอนเงิน ไม่รองรับ QR PromptPay ในกรณีนี้</w:t>
       </w:r>
     </w:p>
     <w:p>

--- a/spec/Pharmaplex-Platform-Spec.docx
+++ b/spec/Pharmaplex-Platform-Spec.docx
@@ -1337,7 +1337,7 @@
                 <w:sz w:val="27"/>
                 <w:szCs w:val="27"/>
               </w:rPr>
-              <w:t xml:space="preserve">แอดมิน</w:t>
+              <w:t xml:space="preserve">แอดมิน (รวมเซลล์)</w:t>
             </w:r>
           </w:p>
         </w:tc>
@@ -1363,7 +1363,7 @@
                 <w:sz w:val="27"/>
                 <w:szCs w:val="27"/>
               </w:rPr>
-              <w:t xml:space="preserve">ตั้งค่าสินค้า โปรโมชั่น คูปอง แคมเปญ ตรวจสลิป อนุมัติคำสั่งซื้อ ปรับจำนวนจริง เปิดบิล</w:t>
+              <w:t xml:space="preserve">ตั้งค่าสินค้า โปรโมชั่น คูปอง แคมเปญ ตรวจสลิป อนุมัติคำสั่งซื้อ ปรับจำนวนจริง เปิดบิล และสั่งซื้อแทนลูกค้าได้ในบางกรณี เช่น เซลล์สั่งเซตร้านยาเปิดใหม่แทนลูกค้า</w:t>
             </w:r>
           </w:p>
         </w:tc>
@@ -1684,6 +1684,189 @@
           <w:szCs w:val="34"/>
         </w:rPr>
         <w:t xml:space="preserve"> ทุกการใช้คูปอง สิทธิ์ลุ้น และการแลกพอยท์มีประวัติให้ตรวจ</w:t>
+      </w:r>
+    </w:p>
+    <w:p>
+      <w:pPr>
+        <w:pStyle w:val="Heading3"/>
+        <w:keepNext/>
+        <w:spacing w:after="120" w:before="240"/>
+      </w:pPr>
+      <w:r>
+        <w:rPr>
+          <w:rFonts w:ascii="TH SarabunPSK" w:cs="TH SarabunPSK" w:eastAsia="TH SarabunPSK" w:hAnsi="TH SarabunPSK"/>
+          <w:b/>
+          <w:bCs/>
+          <w:color w:val="A32F34"/>
+          <w:sz w:val="32"/>
+          <w:szCs w:val="32"/>
+        </w:rPr>
+        <w:t xml:space="preserve">1.6 การทำงานร่วมกันระหว่างโมดูลและนโยบายร่วมของระบบ</w:t>
+      </w:r>
+    </w:p>
+    <w:p>
+      <w:pPr>
+        <w:spacing w:after="80" w:line="400"/>
+        <w:ind w:left="360" w:hanging="300"/>
+        <w:jc w:val="both"/>
+      </w:pPr>
+      <w:r>
+        <w:rPr>
+          <w:rFonts w:ascii="TH SarabunPSK" w:cs="TH SarabunPSK" w:eastAsia="TH SarabunPSK" w:hAnsi="TH SarabunPSK"/>
+          <w:sz w:val="34"/>
+          <w:szCs w:val="34"/>
+        </w:rPr>
+        <w:t xml:space="preserve">•  </w:t>
+      </w:r>
+      <w:r>
+        <w:rPr>
+          <w:rFonts w:ascii="TH SarabunPSK" w:cs="TH SarabunPSK" w:eastAsia="TH SarabunPSK" w:hAnsi="TH SarabunPSK"/>
+          <w:b/>
+          <w:bCs/>
+          <w:sz w:val="34"/>
+          <w:szCs w:val="34"/>
+        </w:rPr>
+        <w:t xml:space="preserve">การใช้ร่วมกันในบิลเดียว</w:t>
+      </w:r>
+      <w:r>
+        <w:rPr>
+          <w:rFonts w:ascii="TH SarabunPSK" w:cs="TH SarabunPSK" w:eastAsia="TH SarabunPSK" w:hAnsi="TH SarabunPSK"/>
+          <w:sz w:val="34"/>
+          <w:szCs w:val="34"/>
+        </w:rPr>
+        <w:t xml:space="preserve"> แอดมินตั้งค่าได้เองว่าแต่ละโมดูล (โปรโมชั่น คูปอง พอยท์ แคมเปญ สิทธิ์ลุ้น) เปิดหรือปิดใช้งาน และกำหนดได้ว่าโมดูลไหนใช้ร่วมกับโมดูลไหนได้บ้างในตะกร้าเดียวกัน ไม่ได้กำหนดตายตัวไว้ในระบบ</w:t>
+      </w:r>
+    </w:p>
+    <w:p>
+      <w:pPr>
+        <w:spacing w:after="80" w:line="400"/>
+        <w:ind w:left="360" w:hanging="300"/>
+        <w:jc w:val="both"/>
+      </w:pPr>
+      <w:r>
+        <w:rPr>
+          <w:rFonts w:ascii="TH SarabunPSK" w:cs="TH SarabunPSK" w:eastAsia="TH SarabunPSK" w:hAnsi="TH SarabunPSK"/>
+          <w:sz w:val="34"/>
+          <w:szCs w:val="34"/>
+        </w:rPr>
+        <w:t xml:space="preserve">•  </w:t>
+      </w:r>
+      <w:r>
+        <w:rPr>
+          <w:rFonts w:ascii="TH SarabunPSK" w:cs="TH SarabunPSK" w:eastAsia="TH SarabunPSK" w:hAnsi="TH SarabunPSK"/>
+          <w:b/>
+          <w:bCs/>
+          <w:sz w:val="34"/>
+          <w:szCs w:val="34"/>
+        </w:rPr>
+        <w:t xml:space="preserve">ยกเลิก / คืนสินค้า</w:t>
+      </w:r>
+      <w:r>
+        <w:rPr>
+          <w:rFonts w:ascii="TH SarabunPSK" w:cs="TH SarabunPSK" w:eastAsia="TH SarabunPSK" w:hAnsi="TH SarabunPSK"/>
+          <w:sz w:val="34"/>
+          <w:szCs w:val="34"/>
+        </w:rPr>
+        <w:t xml:space="preserve"> เมื่อคูปอง พอยท์ หรือของแถมถูกใช้ไปแล้ว การยกเลิกหรือคืนสินค้าภายหลังจะไม่เรียกคืนสิ่งที่ใช้ไปแล้ว ถือว่าใช้สิทธิ์ไปแล้ว (คำขอคืนสินค้าทุกกรณีต้องผ่านการอนุมัติจากแอดมินก่อนอยู่แล้ว)</w:t>
+      </w:r>
+    </w:p>
+    <w:p>
+      <w:pPr>
+        <w:spacing w:after="80" w:line="400"/>
+        <w:ind w:left="360" w:hanging="300"/>
+        <w:jc w:val="both"/>
+      </w:pPr>
+      <w:r>
+        <w:rPr>
+          <w:rFonts w:ascii="TH SarabunPSK" w:cs="TH SarabunPSK" w:eastAsia="TH SarabunPSK" w:hAnsi="TH SarabunPSK"/>
+          <w:sz w:val="34"/>
+          <w:szCs w:val="34"/>
+        </w:rPr>
+        <w:t xml:space="preserve">•  </w:t>
+      </w:r>
+      <w:r>
+        <w:rPr>
+          <w:rFonts w:ascii="TH SarabunPSK" w:cs="TH SarabunPSK" w:eastAsia="TH SarabunPSK" w:hAnsi="TH SarabunPSK"/>
+          <w:b/>
+          <w:bCs/>
+          <w:sz w:val="34"/>
+          <w:szCs w:val="34"/>
+        </w:rPr>
+        <w:t xml:space="preserve">การแจ้งเตือนลูกค้า</w:t>
+      </w:r>
+      <w:r>
+        <w:rPr>
+          <w:rFonts w:ascii="TH SarabunPSK" w:cs="TH SarabunPSK" w:eastAsia="TH SarabunPSK" w:hAnsi="TH SarabunPSK"/>
+          <w:sz w:val="34"/>
+          <w:szCs w:val="34"/>
+        </w:rPr>
+        <w:t xml:space="preserve"> ทั้งระบบไม่มีการแจ้งเตือนผ่านอีเมล SMS หรือ LINE ลูกค้าต้องเข้าเว็บเพื่อติดตามสถานะและสิทธิ์ต่าง ๆ ด้วยตนเอง</w:t>
+      </w:r>
+    </w:p>
+    <w:p>
+      <w:pPr>
+        <w:spacing w:after="80" w:line="400"/>
+        <w:ind w:left="360" w:hanging="300"/>
+        <w:jc w:val="both"/>
+      </w:pPr>
+      <w:r>
+        <w:rPr>
+          <w:rFonts w:ascii="TH SarabunPSK" w:cs="TH SarabunPSK" w:eastAsia="TH SarabunPSK" w:hAnsi="TH SarabunPSK"/>
+          <w:sz w:val="34"/>
+          <w:szCs w:val="34"/>
+        </w:rPr>
+        <w:t xml:space="preserve">•  </w:t>
+      </w:r>
+      <w:r>
+        <w:rPr>
+          <w:rFonts w:ascii="TH SarabunPSK" w:cs="TH SarabunPSK" w:eastAsia="TH SarabunPSK" w:hAnsi="TH SarabunPSK"/>
+          <w:b/>
+          <w:bCs/>
+          <w:sz w:val="34"/>
+          <w:szCs w:val="34"/>
+        </w:rPr>
+        <w:t xml:space="preserve">ภาษีมูลค่าเพิ่ม (VAT)</w:t>
+      </w:r>
+      <w:r>
+        <w:rPr>
+          <w:rFonts w:ascii="TH SarabunPSK" w:cs="TH SarabunPSK" w:eastAsia="TH SarabunPSK" w:hAnsi="TH SarabunPSK"/>
+          <w:sz w:val="34"/>
+          <w:szCs w:val="34"/>
+        </w:rPr>
+        <w:t xml:space="preserve"> ราคาสินค้า ค่าจัดส่ง และส่วนลดที่แสดงในเอกสารนี้ทั้งหมดเป็นราคารวม VAT แล้ว</w:t>
+      </w:r>
+    </w:p>
+    <w:p>
+      <w:pPr>
+        <w:spacing w:after="80" w:line="400"/>
+        <w:ind w:left="360" w:hanging="300"/>
+        <w:jc w:val="both"/>
+      </w:pPr>
+      <w:r>
+        <w:rPr>
+          <w:rFonts w:ascii="TH SarabunPSK" w:cs="TH SarabunPSK" w:eastAsia="TH SarabunPSK" w:hAnsi="TH SarabunPSK"/>
+          <w:sz w:val="34"/>
+          <w:szCs w:val="34"/>
+        </w:rPr>
+        <w:t xml:space="preserve">•  </w:t>
+      </w:r>
+      <w:r>
+        <w:rPr>
+          <w:rFonts w:ascii="TH SarabunPSK" w:cs="TH SarabunPSK" w:eastAsia="TH SarabunPSK" w:hAnsi="TH SarabunPSK"/>
+          <w:b/>
+          <w:bCs/>
+          <w:sz w:val="34"/>
+          <w:szCs w:val="34"/>
+        </w:rPr>
+        <w:t xml:space="preserve">B2B กับ B2C</w:t>
+      </w:r>
+      <w:r>
+        <w:rPr>
+          <w:rFonts w:ascii="TH SarabunPSK" w:cs="TH SarabunPSK" w:eastAsia="TH SarabunPSK" w:hAnsi="TH SarabunPSK"/>
+          <w:sz w:val="34"/>
+          <w:szCs w:val="34"/>
+        </w:rPr>
+        <w:t xml:space="preserve"> ทุกโมดูลใช้กติกาเดียวกันกับลูกค้าทุกกลุ่ม ยกเว้นเซตร้านยาเปิดใหม่ (โมดูล 7) ที่เปิดขายเฉพาะลูกค้าประเภทร้านค้า (B2B) เท่านั้น</w:t>
       </w:r>
     </w:p>
     <w:p>
@@ -7760,8 +7943,8 @@
         </w:tblBorders>
       </w:tblPr>
       <w:tblGrid>
-        <w:gridCol w:w="2655"/>
-        <w:gridCol w:w="6371"/>
+        <w:gridCol w:w="3500"/>
+        <w:gridCol w:w="5526"/>
       </w:tblGrid>
       <w:tr>
         <w:trPr>
@@ -7769,7 +7952,7 @@
         </w:trPr>
         <w:tc>
           <w:tcPr>
-            <w:tcW w:type="dxa" w:w="2655"/>
+            <w:tcW w:type="dxa" w:w="3500"/>
             <w:shd w:fill="A32F34" w:color="auto" w:val="clear"/>
             <w:tcMar>
               <w:top w:type="dxa" w:w="60"/>
@@ -7797,7 +7980,7 @@
         </w:tc>
         <w:tc>
           <w:tcPr>
-            <w:tcW w:type="dxa" w:w="6371"/>
+            <w:tcW w:type="dxa" w:w="5526"/>
             <w:shd w:fill="A32F34" w:color="auto" w:val="clear"/>
             <w:tcMar>
               <w:top w:type="dxa" w:w="60"/>
@@ -7827,7 +8010,7 @@
       <w:tr>
         <w:tc>
           <w:tcPr>
-            <w:tcW w:type="dxa" w:w="2655"/>
+            <w:tcW w:type="dxa" w:w="3500"/>
             <w:tcMar>
               <w:top w:type="dxa" w:w="60"/>
               <w:left w:type="dxa" w:w="90"/>
@@ -7853,7 +8036,7 @@
         </w:tc>
         <w:tc>
           <w:tcPr>
-            <w:tcW w:type="dxa" w:w="6371"/>
+            <w:tcW w:type="dxa" w:w="5526"/>
             <w:tcMar>
               <w:top w:type="dxa" w:w="60"/>
               <w:left w:type="dxa" w:w="90"/>
@@ -7881,7 +8064,7 @@
       <w:tr>
         <w:tc>
           <w:tcPr>
-            <w:tcW w:type="dxa" w:w="2655"/>
+            <w:tcW w:type="dxa" w:w="3500"/>
             <w:tcMar>
               <w:top w:type="dxa" w:w="60"/>
               <w:left w:type="dxa" w:w="90"/>
@@ -7907,7 +8090,7 @@
         </w:tc>
         <w:tc>
           <w:tcPr>
-            <w:tcW w:type="dxa" w:w="6371"/>
+            <w:tcW w:type="dxa" w:w="5526"/>
             <w:tcMar>
               <w:top w:type="dxa" w:w="60"/>
               <w:left w:type="dxa" w:w="90"/>
@@ -7935,7 +8118,7 @@
       <w:tr>
         <w:tc>
           <w:tcPr>
-            <w:tcW w:type="dxa" w:w="2655"/>
+            <w:tcW w:type="dxa" w:w="3500"/>
             <w:tcMar>
               <w:top w:type="dxa" w:w="60"/>
               <w:left w:type="dxa" w:w="90"/>
@@ -7961,7 +8144,7 @@
         </w:tc>
         <w:tc>
           <w:tcPr>
-            <w:tcW w:type="dxa" w:w="6371"/>
+            <w:tcW w:type="dxa" w:w="5526"/>
             <w:tcMar>
               <w:top w:type="dxa" w:w="60"/>
               <w:left w:type="dxa" w:w="90"/>
@@ -7989,7 +8172,7 @@
       <w:tr>
         <w:tc>
           <w:tcPr>
-            <w:tcW w:type="dxa" w:w="2655"/>
+            <w:tcW w:type="dxa" w:w="3500"/>
             <w:tcMar>
               <w:top w:type="dxa" w:w="60"/>
               <w:left w:type="dxa" w:w="90"/>
@@ -8015,7 +8198,7 @@
         </w:tc>
         <w:tc>
           <w:tcPr>
-            <w:tcW w:type="dxa" w:w="6371"/>
+            <w:tcW w:type="dxa" w:w="5526"/>
             <w:tcMar>
               <w:top w:type="dxa" w:w="60"/>
               <w:left w:type="dxa" w:w="90"/>
@@ -8043,7 +8226,7 @@
       <w:tr>
         <w:tc>
           <w:tcPr>
-            <w:tcW w:type="dxa" w:w="2655"/>
+            <w:tcW w:type="dxa" w:w="3500"/>
             <w:tcMar>
               <w:top w:type="dxa" w:w="60"/>
               <w:left w:type="dxa" w:w="90"/>
@@ -8069,7 +8252,7 @@
         </w:tc>
         <w:tc>
           <w:tcPr>
-            <w:tcW w:type="dxa" w:w="6371"/>
+            <w:tcW w:type="dxa" w:w="5526"/>
             <w:tcMar>
               <w:top w:type="dxa" w:w="60"/>
               <w:left w:type="dxa" w:w="90"/>
@@ -8090,6 +8273,60 @@
                 <w:szCs w:val="27"/>
               </w:rPr>
               <w:t xml:space="preserve">กำหนดวันเริ่มต้นและสิ้นสุด</w:t>
+            </w:r>
+          </w:p>
+        </w:tc>
+      </w:tr>
+      <w:tr>
+        <w:tc>
+          <w:tcPr>
+            <w:tcW w:type="dxa" w:w="3500"/>
+            <w:tcMar>
+              <w:top w:type="dxa" w:w="60"/>
+              <w:left w:type="dxa" w:w="90"/>
+              <w:bottom w:type="dxa" w:w="60"/>
+              <w:right w:type="dxa" w:w="90"/>
+            </w:tcMar>
+          </w:tcPr>
+          <w:p>
+            <w:pPr>
+              <w:spacing w:after="0" w:before="0"/>
+            </w:pPr>
+            <w:r>
+              <w:rPr>
+                <w:rFonts w:ascii="TH SarabunPSK" w:cs="TH SarabunPSK" w:eastAsia="TH SarabunPSK" w:hAnsi="TH SarabunPSK"/>
+                <w:b w:val="false"/>
+                <w:bCs w:val="false"/>
+                <w:sz w:val="27"/>
+                <w:szCs w:val="27"/>
+              </w:rPr>
+              <w:t xml:space="preserve">การทวีคูณเมื่อซื้อเกินเงื่อนไขหลายเท่า</w:t>
+            </w:r>
+          </w:p>
+        </w:tc>
+        <w:tc>
+          <w:tcPr>
+            <w:tcW w:type="dxa" w:w="5526"/>
+            <w:tcMar>
+              <w:top w:type="dxa" w:w="60"/>
+              <w:left w:type="dxa" w:w="90"/>
+              <w:bottom w:type="dxa" w:w="60"/>
+              <w:right w:type="dxa" w:w="90"/>
+            </w:tcMar>
+          </w:tcPr>
+          <w:p>
+            <w:pPr>
+              <w:spacing w:after="0" w:before="0"/>
+            </w:pPr>
+            <w:r>
+              <w:rPr>
+                <w:rFonts w:ascii="TH SarabunPSK" w:cs="TH SarabunPSK" w:eastAsia="TH SarabunPSK" w:hAnsi="TH SarabunPSK"/>
+                <w:b w:val="false"/>
+                <w:bCs w:val="false"/>
+                <w:sz w:val="27"/>
+                <w:szCs w:val="27"/>
+              </w:rPr>
+              <w:t xml:space="preserve">เช่น ลูกค้าซื้อ 2 เท่าหรือ 3 เท่าของจำนวนที่กำหนดในบิลเดียว แอดมินเลือกได้ต่อโปรโมชั่นว่าจะให้ผลตอบแทนทวีคูณตามจำนวน หรือจำกัดไว้ 1 ครั้งต่อบิล</w:t>
             </w:r>
           </w:p>
         </w:tc>
@@ -8127,8 +8364,8 @@
         </w:tblBorders>
       </w:tblPr>
       <w:tblGrid>
-        <w:gridCol w:w="1617"/>
-        <w:gridCol w:w="7409"/>
+        <w:gridCol w:w="1504"/>
+        <w:gridCol w:w="7522"/>
       </w:tblGrid>
       <w:tr>
         <w:trPr>
@@ -8136,7 +8373,7 @@
         </w:trPr>
         <w:tc>
           <w:tcPr>
-            <w:tcW w:type="dxa" w:w="1617"/>
+            <w:tcW w:type="dxa" w:w="1504"/>
             <w:shd w:fill="A32F34" w:color="auto" w:val="clear"/>
             <w:tcMar>
               <w:top w:type="dxa" w:w="60"/>
@@ -8164,7 +8401,7 @@
         </w:tc>
         <w:tc>
           <w:tcPr>
-            <w:tcW w:type="dxa" w:w="7409"/>
+            <w:tcW w:type="dxa" w:w="7522"/>
             <w:shd w:fill="A32F34" w:color="auto" w:val="clear"/>
             <w:tcMar>
               <w:top w:type="dxa" w:w="60"/>
@@ -8194,7 +8431,7 @@
       <w:tr>
         <w:tc>
           <w:tcPr>
-            <w:tcW w:type="dxa" w:w="1617"/>
+            <w:tcW w:type="dxa" w:w="1504"/>
             <w:tcMar>
               <w:top w:type="dxa" w:w="60"/>
               <w:left w:type="dxa" w:w="90"/>
@@ -8220,27 +8457,27 @@
         </w:tc>
         <w:tc>
           <w:tcPr>
-            <w:tcW w:type="dxa" w:w="7409"/>
-            <w:tcMar>
-              <w:top w:type="dxa" w:w="60"/>
-              <w:left w:type="dxa" w:w="90"/>
-              <w:bottom w:type="dxa" w:w="60"/>
-              <w:right w:type="dxa" w:w="90"/>
-            </w:tcMar>
-          </w:tcPr>
-          <w:p>
-            <w:pPr>
-              <w:spacing w:after="0" w:before="0"/>
-            </w:pPr>
-            <w:r>
-              <w:rPr>
-                <w:rFonts w:ascii="TH SarabunPSK" w:cs="TH SarabunPSK" w:eastAsia="TH SarabunPSK" w:hAnsi="TH SarabunPSK"/>
-                <w:b w:val="false"/>
-                <w:bCs w:val="false"/>
-                <w:sz w:val="27"/>
-                <w:szCs w:val="27"/>
-              </w:rPr>
-              <w:t xml:space="preserve">ซื้อนมผงสูตร 3 คู่กับขวดนม PP รับของแถมตามจำนวนที่กำหนด</w:t>
+            <w:tcW w:type="dxa" w:w="7522"/>
+            <w:tcMar>
+              <w:top w:type="dxa" w:w="60"/>
+              <w:left w:type="dxa" w:w="90"/>
+              <w:bottom w:type="dxa" w:w="60"/>
+              <w:right w:type="dxa" w:w="90"/>
+            </w:tcMar>
+          </w:tcPr>
+          <w:p>
+            <w:pPr>
+              <w:spacing w:after="0" w:before="0"/>
+            </w:pPr>
+            <w:r>
+              <w:rPr>
+                <w:rFonts w:ascii="TH SarabunPSK" w:cs="TH SarabunPSK" w:eastAsia="TH SarabunPSK" w:hAnsi="TH SarabunPSK"/>
+                <w:b w:val="false"/>
+                <w:bCs w:val="false"/>
+                <w:sz w:val="27"/>
+                <w:szCs w:val="27"/>
+              </w:rPr>
+              <w:t xml:space="preserve">ซื้อนมผงสูตร 3 คู่กับขวดนม PP รับของแถมตามจำนวนที่กำหนด ถ้าของแถมหมดสต็อกระหว่างโปรโมชั่น active ระบบจะแจ้งเตือนแอดมินและปิดโปรโมชั่นนั้นชั่วคราวให้อัตโนมัติ</w:t>
             </w:r>
           </w:p>
         </w:tc>
@@ -8248,7 +8485,7 @@
       <w:tr>
         <w:tc>
           <w:tcPr>
-            <w:tcW w:type="dxa" w:w="1617"/>
+            <w:tcW w:type="dxa" w:w="1504"/>
             <w:tcMar>
               <w:top w:type="dxa" w:w="60"/>
               <w:left w:type="dxa" w:w="90"/>
@@ -8274,27 +8511,27 @@
         </w:tc>
         <w:tc>
           <w:tcPr>
-            <w:tcW w:type="dxa" w:w="7409"/>
-            <w:tcMar>
-              <w:top w:type="dxa" w:w="60"/>
-              <w:left w:type="dxa" w:w="90"/>
-              <w:bottom w:type="dxa" w:w="60"/>
-              <w:right w:type="dxa" w:w="90"/>
-            </w:tcMar>
-          </w:tcPr>
-          <w:p>
-            <w:pPr>
-              <w:spacing w:after="0" w:before="0"/>
-            </w:pPr>
-            <w:r>
-              <w:rPr>
-                <w:rFonts w:ascii="TH SarabunPSK" w:cs="TH SarabunPSK" w:eastAsia="TH SarabunPSK" w:hAnsi="TH SarabunPSK"/>
-                <w:b w:val="false"/>
-                <w:bCs w:val="false"/>
-                <w:sz w:val="27"/>
-                <w:szCs w:val="27"/>
-              </w:rPr>
-              <w:t xml:space="preserve">ซื้อสินค้าแบรนด์ที่กำหนดครบ 1,000 บาท ลดทันที 100 บาท</w:t>
+            <w:tcW w:type="dxa" w:w="7522"/>
+            <w:tcMar>
+              <w:top w:type="dxa" w:w="60"/>
+              <w:left w:type="dxa" w:w="90"/>
+              <w:bottom w:type="dxa" w:w="60"/>
+              <w:right w:type="dxa" w:w="90"/>
+            </w:tcMar>
+          </w:tcPr>
+          <w:p>
+            <w:pPr>
+              <w:spacing w:after="0" w:before="0"/>
+            </w:pPr>
+            <w:r>
+              <w:rPr>
+                <w:rFonts w:ascii="TH SarabunPSK" w:cs="TH SarabunPSK" w:eastAsia="TH SarabunPSK" w:hAnsi="TH SarabunPSK"/>
+                <w:b w:val="false"/>
+                <w:bCs w:val="false"/>
+                <w:sz w:val="27"/>
+                <w:szCs w:val="27"/>
+              </w:rPr>
+              <w:t xml:space="preserve">ซื้อสินค้าแบรนด์ที่กำหนดครบ 1,000 บาท ลดทันที 100 บาท ถ้าตั้งเป็นส่วนลด % ตั้งเพดานส่วนลดสูงสุดได้ เช่น ลด 15% สูงสุดไม่เกิน 100 บาท</w:t>
             </w:r>
           </w:p>
         </w:tc>
@@ -8302,7 +8539,7 @@
       <w:tr>
         <w:tc>
           <w:tcPr>
-            <w:tcW w:type="dxa" w:w="1617"/>
+            <w:tcW w:type="dxa" w:w="1504"/>
             <w:tcMar>
               <w:top w:type="dxa" w:w="60"/>
               <w:left w:type="dxa" w:w="90"/>
@@ -8328,7 +8565,7 @@
         </w:tc>
         <w:tc>
           <w:tcPr>
-            <w:tcW w:type="dxa" w:w="7409"/>
+            <w:tcW w:type="dxa" w:w="7522"/>
             <w:tcMar>
               <w:top w:type="dxa" w:w="60"/>
               <w:left w:type="dxa" w:w="90"/>
@@ -9159,10 +9396,10 @@
         </w:tblBorders>
       </w:tblPr>
       <w:tblGrid>
-        <w:gridCol w:w="1610"/>
-        <w:gridCol w:w="2645"/>
-        <w:gridCol w:w="2357"/>
-        <w:gridCol w:w="2414"/>
+        <w:gridCol w:w="1436"/>
+        <w:gridCol w:w="2359"/>
+        <w:gridCol w:w="3077"/>
+        <w:gridCol w:w="2154"/>
       </w:tblGrid>
       <w:tr>
         <w:trPr>
@@ -9170,7 +9407,7 @@
         </w:trPr>
         <w:tc>
           <w:tcPr>
-            <w:tcW w:type="dxa" w:w="1610"/>
+            <w:tcW w:type="dxa" w:w="1436"/>
             <w:shd w:fill="A32F34" w:color="auto" w:val="clear"/>
             <w:tcMar>
               <w:top w:type="dxa" w:w="60"/>
@@ -9198,7 +9435,7 @@
         </w:tc>
         <w:tc>
           <w:tcPr>
-            <w:tcW w:type="dxa" w:w="2645"/>
+            <w:tcW w:type="dxa" w:w="2359"/>
             <w:shd w:fill="A32F34" w:color="auto" w:val="clear"/>
             <w:tcMar>
               <w:top w:type="dxa" w:w="60"/>
@@ -9226,7 +9463,7 @@
         </w:tc>
         <w:tc>
           <w:tcPr>
-            <w:tcW w:type="dxa" w:w="2357"/>
+            <w:tcW w:type="dxa" w:w="3077"/>
             <w:shd w:fill="A32F34" w:color="auto" w:val="clear"/>
             <w:tcMar>
               <w:top w:type="dxa" w:w="60"/>
@@ -9254,7 +9491,7 @@
         </w:tc>
         <w:tc>
           <w:tcPr>
-            <w:tcW w:type="dxa" w:w="2414"/>
+            <w:tcW w:type="dxa" w:w="2154"/>
             <w:shd w:fill="A32F34" w:color="auto" w:val="clear"/>
             <w:tcMar>
               <w:top w:type="dxa" w:w="60"/>
@@ -9284,7 +9521,7 @@
       <w:tr>
         <w:tc>
           <w:tcPr>
-            <w:tcW w:type="dxa" w:w="1610"/>
+            <w:tcW w:type="dxa" w:w="1436"/>
             <w:tcMar>
               <w:top w:type="dxa" w:w="60"/>
               <w:left w:type="dxa" w:w="90"/>
@@ -9310,7 +9547,7 @@
         </w:tc>
         <w:tc>
           <w:tcPr>
-            <w:tcW w:type="dxa" w:w="2645"/>
+            <w:tcW w:type="dxa" w:w="2359"/>
             <w:tcMar>
               <w:top w:type="dxa" w:w="60"/>
               <w:left w:type="dxa" w:w="90"/>
@@ -9336,33 +9573,33 @@
         </w:tc>
         <w:tc>
           <w:tcPr>
-            <w:tcW w:type="dxa" w:w="2357"/>
-            <w:tcMar>
-              <w:top w:type="dxa" w:w="60"/>
-              <w:left w:type="dxa" w:w="90"/>
-              <w:bottom w:type="dxa" w:w="60"/>
-              <w:right w:type="dxa" w:w="90"/>
-            </w:tcMar>
-          </w:tcPr>
-          <w:p>
-            <w:pPr>
-              <w:spacing w:after="0" w:before="0"/>
-            </w:pPr>
-            <w:r>
-              <w:rPr>
-                <w:rFonts w:ascii="TH SarabunPSK" w:cs="TH SarabunPSK" w:eastAsia="TH SarabunPSK" w:hAnsi="TH SarabunPSK"/>
-                <w:b w:val="false"/>
-                <w:bCs w:val="false"/>
-                <w:sz w:val="27"/>
-                <w:szCs w:val="27"/>
-              </w:rPr>
-              <w:t xml:space="preserve">ตัวกระดาษที่ร้านฉีกเก็บไว้เป็นหลักฐาน</w:t>
-            </w:r>
-          </w:p>
-        </w:tc>
-        <w:tc>
-          <w:tcPr>
-            <w:tcW w:type="dxa" w:w="2414"/>
+            <w:tcW w:type="dxa" w:w="3077"/>
+            <w:tcMar>
+              <w:top w:type="dxa" w:w="60"/>
+              <w:left w:type="dxa" w:w="90"/>
+              <w:bottom w:type="dxa" w:w="60"/>
+              <w:right w:type="dxa" w:w="90"/>
+            </w:tcMar>
+          </w:tcPr>
+          <w:p>
+            <w:pPr>
+              <w:spacing w:after="0" w:before="0"/>
+            </w:pPr>
+            <w:r>
+              <w:rPr>
+                <w:rFonts w:ascii="TH SarabunPSK" w:cs="TH SarabunPSK" w:eastAsia="TH SarabunPSK" w:hAnsi="TH SarabunPSK"/>
+                <w:b w:val="false"/>
+                <w:bCs w:val="false"/>
+                <w:sz w:val="27"/>
+                <w:szCs w:val="27"/>
+              </w:rPr>
+              <w:t xml:space="preserve">ตัวกระดาษที่ร้านฉีกเก็บไว้เป็นหลักฐาน ใช้ได้เฉพาะหน้าร้าน/POS เท่านั้น ไม่รองรับการกรอกใช้งานบนเว็บ</w:t>
+            </w:r>
+          </w:p>
+        </w:tc>
+        <w:tc>
+          <w:tcPr>
+            <w:tcW w:type="dxa" w:w="2154"/>
             <w:tcMar>
               <w:top w:type="dxa" w:w="60"/>
               <w:left w:type="dxa" w:w="90"/>
@@ -9390,7 +9627,7 @@
       <w:tr>
         <w:tc>
           <w:tcPr>
-            <w:tcW w:type="dxa" w:w="1610"/>
+            <w:tcW w:type="dxa" w:w="1436"/>
             <w:tcMar>
               <w:top w:type="dxa" w:w="60"/>
               <w:left w:type="dxa" w:w="90"/>
@@ -9416,7 +9653,7 @@
         </w:tc>
         <w:tc>
           <w:tcPr>
-            <w:tcW w:type="dxa" w:w="2645"/>
+            <w:tcW w:type="dxa" w:w="2359"/>
             <w:tcMar>
               <w:top w:type="dxa" w:w="60"/>
               <w:left w:type="dxa" w:w="90"/>
@@ -9442,7 +9679,7 @@
         </w:tc>
         <w:tc>
           <w:tcPr>
-            <w:tcW w:type="dxa" w:w="2357"/>
+            <w:tcW w:type="dxa" w:w="3077"/>
             <w:tcMar>
               <w:top w:type="dxa" w:w="60"/>
               <w:left w:type="dxa" w:w="90"/>
@@ -9468,7 +9705,7 @@
         </w:tc>
         <w:tc>
           <w:tcPr>
-            <w:tcW w:type="dxa" w:w="2414"/>
+            <w:tcW w:type="dxa" w:w="2154"/>
             <w:tcMar>
               <w:top w:type="dxa" w:w="60"/>
               <w:left w:type="dxa" w:w="90"/>
@@ -9496,7 +9733,7 @@
       <w:tr>
         <w:tc>
           <w:tcPr>
-            <w:tcW w:type="dxa" w:w="1610"/>
+            <w:tcW w:type="dxa" w:w="1436"/>
             <w:tcMar>
               <w:top w:type="dxa" w:w="60"/>
               <w:left w:type="dxa" w:w="90"/>
@@ -9522,7 +9759,7 @@
         </w:tc>
         <w:tc>
           <w:tcPr>
-            <w:tcW w:type="dxa" w:w="2645"/>
+            <w:tcW w:type="dxa" w:w="2359"/>
             <w:tcMar>
               <w:top w:type="dxa" w:w="60"/>
               <w:left w:type="dxa" w:w="90"/>
@@ -9548,7 +9785,7 @@
         </w:tc>
         <w:tc>
           <w:tcPr>
-            <w:tcW w:type="dxa" w:w="2357"/>
+            <w:tcW w:type="dxa" w:w="3077"/>
             <w:tcMar>
               <w:top w:type="dxa" w:w="60"/>
               <w:left w:type="dxa" w:w="90"/>
@@ -9574,7 +9811,7 @@
         </w:tc>
         <w:tc>
           <w:tcPr>
-            <w:tcW w:type="dxa" w:w="2414"/>
+            <w:tcW w:type="dxa" w:w="2154"/>
             <w:tcMar>
               <w:top w:type="dxa" w:w="60"/>
               <w:left w:type="dxa" w:w="90"/>
@@ -9602,7 +9839,7 @@
       <w:tr>
         <w:tc>
           <w:tcPr>
-            <w:tcW w:type="dxa" w:w="1610"/>
+            <w:tcW w:type="dxa" w:w="1436"/>
             <w:tcMar>
               <w:top w:type="dxa" w:w="60"/>
               <w:left w:type="dxa" w:w="90"/>
@@ -9628,7 +9865,7 @@
         </w:tc>
         <w:tc>
           <w:tcPr>
-            <w:tcW w:type="dxa" w:w="2645"/>
+            <w:tcW w:type="dxa" w:w="2359"/>
             <w:tcMar>
               <w:top w:type="dxa" w:w="60"/>
               <w:left w:type="dxa" w:w="90"/>
@@ -9654,7 +9891,7 @@
         </w:tc>
         <w:tc>
           <w:tcPr>
-            <w:tcW w:type="dxa" w:w="2357"/>
+            <w:tcW w:type="dxa" w:w="3077"/>
             <w:tcMar>
               <w:top w:type="dxa" w:w="60"/>
               <w:left w:type="dxa" w:w="90"/>
@@ -9680,7 +9917,7 @@
         </w:tc>
         <w:tc>
           <w:tcPr>
-            <w:tcW w:type="dxa" w:w="2414"/>
+            <w:tcW w:type="dxa" w:w="2154"/>
             <w:tcMar>
               <w:top w:type="dxa" w:w="60"/>
               <w:left w:type="dxa" w:w="90"/>
@@ -9708,7 +9945,7 @@
       <w:tr>
         <w:tc>
           <w:tcPr>
-            <w:tcW w:type="dxa" w:w="1610"/>
+            <w:tcW w:type="dxa" w:w="1436"/>
             <w:tcMar>
               <w:top w:type="dxa" w:w="60"/>
               <w:left w:type="dxa" w:w="90"/>
@@ -9734,7 +9971,7 @@
         </w:tc>
         <w:tc>
           <w:tcPr>
-            <w:tcW w:type="dxa" w:w="2645"/>
+            <w:tcW w:type="dxa" w:w="2359"/>
             <w:tcMar>
               <w:top w:type="dxa" w:w="60"/>
               <w:left w:type="dxa" w:w="90"/>
@@ -9760,7 +9997,7 @@
         </w:tc>
         <w:tc>
           <w:tcPr>
-            <w:tcW w:type="dxa" w:w="2357"/>
+            <w:tcW w:type="dxa" w:w="3077"/>
             <w:tcMar>
               <w:top w:type="dxa" w:w="60"/>
               <w:left w:type="dxa" w:w="90"/>
@@ -9786,7 +10023,7 @@
         </w:tc>
         <w:tc>
           <w:tcPr>
-            <w:tcW w:type="dxa" w:w="2414"/>
+            <w:tcW w:type="dxa" w:w="2154"/>
             <w:tcMar>
               <w:top w:type="dxa" w:w="60"/>
               <w:left w:type="dxa" w:w="90"/>
@@ -10004,7 +10241,7 @@
           <w:sz w:val="34"/>
           <w:szCs w:val="34"/>
         </w:rPr>
-        <w:t xml:space="preserve"> ระบบแสดงสถานะของแต่ละร้าน เช่น รอตรวจนับ หรือจ่ายเงินแล้ว</w:t>
+        <w:t xml:space="preserve"> ระบบแสดงสถานะของแต่ละร้าน เช่น รอตรวจนับ หรือจ่ายเงินแล้ว คูปองกระดาษใช้ได้เฉพาะหน้าร้านหรือที่ POS เท่านั้น ไม่สามารถนำรหัสไปกรอกใช้ในเว็บได้ เพราะรหัสเหมือนกันทั้งชุดและกันการใช้ซ้ำด้วยวิธีฉีกกระดาษเท่านั้น</w:t>
       </w:r>
     </w:p>
     <w:p>
@@ -10507,8 +10744,8 @@
         </w:tblBorders>
       </w:tblPr>
       <w:tblGrid>
-        <w:gridCol w:w="2801"/>
-        <w:gridCol w:w="6225"/>
+        <w:gridCol w:w="3664"/>
+        <w:gridCol w:w="5362"/>
       </w:tblGrid>
       <w:tr>
         <w:trPr>
@@ -10516,7 +10753,7 @@
         </w:trPr>
         <w:tc>
           <w:tcPr>
-            <w:tcW w:type="dxa" w:w="2801"/>
+            <w:tcW w:type="dxa" w:w="3664"/>
             <w:shd w:fill="A32F34" w:color="auto" w:val="clear"/>
             <w:tcMar>
               <w:top w:type="dxa" w:w="60"/>
@@ -10544,7 +10781,7 @@
         </w:tc>
         <w:tc>
           <w:tcPr>
-            <w:tcW w:type="dxa" w:w="6225"/>
+            <w:tcW w:type="dxa" w:w="5362"/>
             <w:shd w:fill="A32F34" w:color="auto" w:val="clear"/>
             <w:tcMar>
               <w:top w:type="dxa" w:w="60"/>
@@ -10574,7 +10811,7 @@
       <w:tr>
         <w:tc>
           <w:tcPr>
-            <w:tcW w:type="dxa" w:w="2801"/>
+            <w:tcW w:type="dxa" w:w="3664"/>
             <w:tcMar>
               <w:top w:type="dxa" w:w="60"/>
               <w:left w:type="dxa" w:w="90"/>
@@ -10600,7 +10837,7 @@
         </w:tc>
         <w:tc>
           <w:tcPr>
-            <w:tcW w:type="dxa" w:w="6225"/>
+            <w:tcW w:type="dxa" w:w="5362"/>
             <w:tcMar>
               <w:top w:type="dxa" w:w="60"/>
               <w:left w:type="dxa" w:w="90"/>
@@ -10628,7 +10865,7 @@
       <w:tr>
         <w:tc>
           <w:tcPr>
-            <w:tcW w:type="dxa" w:w="2801"/>
+            <w:tcW w:type="dxa" w:w="3664"/>
             <w:tcMar>
               <w:top w:type="dxa" w:w="60"/>
               <w:left w:type="dxa" w:w="90"/>
@@ -10654,7 +10891,7 @@
         </w:tc>
         <w:tc>
           <w:tcPr>
-            <w:tcW w:type="dxa" w:w="6225"/>
+            <w:tcW w:type="dxa" w:w="5362"/>
             <w:tcMar>
               <w:top w:type="dxa" w:w="60"/>
               <w:left w:type="dxa" w:w="90"/>
@@ -10682,7 +10919,7 @@
       <w:tr>
         <w:tc>
           <w:tcPr>
-            <w:tcW w:type="dxa" w:w="2801"/>
+            <w:tcW w:type="dxa" w:w="3664"/>
             <w:tcMar>
               <w:top w:type="dxa" w:w="60"/>
               <w:left w:type="dxa" w:w="90"/>
@@ -10708,7 +10945,7 @@
         </w:tc>
         <w:tc>
           <w:tcPr>
-            <w:tcW w:type="dxa" w:w="6225"/>
+            <w:tcW w:type="dxa" w:w="5362"/>
             <w:tcMar>
               <w:top w:type="dxa" w:w="60"/>
               <w:left w:type="dxa" w:w="90"/>
@@ -10736,7 +10973,7 @@
       <w:tr>
         <w:tc>
           <w:tcPr>
-            <w:tcW w:type="dxa" w:w="2801"/>
+            <w:tcW w:type="dxa" w:w="3664"/>
             <w:tcMar>
               <w:top w:type="dxa" w:w="60"/>
               <w:left w:type="dxa" w:w="90"/>
@@ -10762,7 +10999,7 @@
         </w:tc>
         <w:tc>
           <w:tcPr>
-            <w:tcW w:type="dxa" w:w="6225"/>
+            <w:tcW w:type="dxa" w:w="5362"/>
             <w:tcMar>
               <w:top w:type="dxa" w:w="60"/>
               <w:left w:type="dxa" w:w="90"/>
@@ -10783,6 +11020,60 @@
                 <w:szCs w:val="27"/>
               </w:rPr>
               <w:t xml:space="preserve">ยอดซื้อขั้นต่ำ และมูลค่าส่วนลดต้อนรับ</w:t>
+            </w:r>
+          </w:p>
+        </w:tc>
+      </w:tr>
+      <w:tr>
+        <w:tc>
+          <w:tcPr>
+            <w:tcW w:type="dxa" w:w="3664"/>
+            <w:tcMar>
+              <w:top w:type="dxa" w:w="60"/>
+              <w:left w:type="dxa" w:w="90"/>
+              <w:bottom w:type="dxa" w:w="60"/>
+              <w:right w:type="dxa" w:w="90"/>
+            </w:tcMar>
+          </w:tcPr>
+          <w:p>
+            <w:pPr>
+              <w:spacing w:after="0" w:before="0"/>
+            </w:pPr>
+            <w:r>
+              <w:rPr>
+                <w:rFonts w:ascii="TH SarabunPSK" w:cs="TH SarabunPSK" w:eastAsia="TH SarabunPSK" w:hAnsi="TH SarabunPSK"/>
+                <w:b w:val="false"/>
+                <w:bCs w:val="false"/>
+                <w:sz w:val="27"/>
+                <w:szCs w:val="27"/>
+              </w:rPr>
+              <w:t xml:space="preserve">เพดานส่วนลดสูงสุด (ทุกแบบที่เป็นส่วนลด %)</w:t>
+            </w:r>
+          </w:p>
+        </w:tc>
+        <w:tc>
+          <w:tcPr>
+            <w:tcW w:type="dxa" w:w="5362"/>
+            <w:tcMar>
+              <w:top w:type="dxa" w:w="60"/>
+              <w:left w:type="dxa" w:w="90"/>
+              <w:bottom w:type="dxa" w:w="60"/>
+              <w:right w:type="dxa" w:w="90"/>
+            </w:tcMar>
+          </w:tcPr>
+          <w:p>
+            <w:pPr>
+              <w:spacing w:after="0" w:before="0"/>
+            </w:pPr>
+            <w:r>
+              <w:rPr>
+                <w:rFonts w:ascii="TH SarabunPSK" w:cs="TH SarabunPSK" w:eastAsia="TH SarabunPSK" w:hAnsi="TH SarabunPSK"/>
+                <w:b w:val="false"/>
+                <w:bCs w:val="false"/>
+                <w:sz w:val="27"/>
+                <w:szCs w:val="27"/>
+              </w:rPr>
+              <w:t xml:space="preserve">ตั้งเพดานบาทสูงสุดได้ เช่น ลด 15% สูงสุดไม่เกิน 100 บาท</w:t>
             </w:r>
           </w:p>
         </w:tc>
@@ -10894,6 +11185,34 @@
           <w:szCs w:val="34"/>
         </w:rPr>
         <w:t xml:space="preserve">ตัวอย่าง: ซื้อสินค้าที่ได้ 10 พอยท์ต่อชิ้น จำนวน 2 ชิ้น และสินค้าอีกรายการที่ได้ 0 พอยท์ รวมได้ 20 พอยท์ทันทีที่ชำระเงินสำเร็จ</w:t>
+      </w:r>
+    </w:p>
+    <w:p>
+      <w:pPr>
+        <w:spacing w:after="120" w:line="400"/>
+        <w:jc w:val="both"/>
+      </w:pPr>
+      <w:r>
+        <w:rPr>
+          <w:rFonts w:ascii="TH SarabunPSK" w:cs="TH SarabunPSK" w:eastAsia="TH SarabunPSK" w:hAnsi="TH SarabunPSK"/>
+          <w:sz w:val="34"/>
+          <w:szCs w:val="34"/>
+        </w:rPr>
+        <w:t xml:space="preserve">ถ้ามีหลายแคมเปญที่มีตัวคูณพอยท์ active พร้อมกัน ตัวคูณจะบวกกัน เช่น แคมเปญหนึ่งตัวคูณ ×1.5 และอีกแคมเปญ ×2 ลูกค้าจะได้รับตัวคูณรวม ×3.5</w:t>
+      </w:r>
+    </w:p>
+    <w:p>
+      <w:pPr>
+        <w:spacing w:after="120" w:line="400"/>
+        <w:jc w:val="both"/>
+      </w:pPr>
+      <w:r>
+        <w:rPr>
+          <w:rFonts w:ascii="TH SarabunPSK" w:cs="TH SarabunPSK" w:eastAsia="TH SarabunPSK" w:hAnsi="TH SarabunPSK"/>
+          <w:sz w:val="34"/>
+          <w:szCs w:val="34"/>
+        </w:rPr>
+        <w:t xml:space="preserve">พอยท์ที่ได้มีวันหมดอายุ โดยแอดมินกำหนดวันหมดอายุของพอยท์แต่ละรอบหรือแต่ละแคมเปญที่แจกพอยท์ได้เอง ไม่ได้ fix เป็นนโยบายเดียวทั้งระบบ</w:t>
       </w:r>
     </w:p>
     <w:p>
@@ -11845,7 +12164,7 @@
           <w:sz w:val="34"/>
           <w:szCs w:val="34"/>
         </w:rPr>
-        <w:t xml:space="preserve">สำหรับร้านขายส่งที่ทำสัญญาสะสมยอดซื้อรายปี แคมเปญจะปลดล็อกรางวัลตามขั้นบันไดของยอดสะสม รางวัลบางรายการไม่ได้อยู่ในคลังสินค้า POS เช่น ตั๋วเดินทาง หรือเครื่องใช้ไฟฟ้า</w:t>
+        <w:t xml:space="preserve">สำหรับร้านขายส่งที่ทำสัญญาสะสมยอดซื้อรายปี แคมเปญจะปลดล็อกรางวัลตามขั้นบันไดของยอดสะสม รางวัลบางรายการไม่ได้อยู่ในคลังสินค้า POS เช่น ตั๋วเดินทาง หรือเครื่องใช้ไฟฟ้า ยอดสะสมจะรีเซ็ตเป็นศูนย์ทุกครั้งที่ขึ้นสัญญาปีใหม่ ไม่สะสมข้ามปี</w:t>
       </w:r>
     </w:p>
     <w:p>
@@ -12466,7 +12785,61 @@
                 <w:sz w:val="27"/>
                 <w:szCs w:val="27"/>
               </w:rPr>
-              <w:t xml:space="preserve">ตั้งเกณฑ์ยอดสะสมแต่ละขั้น ของรางวัล (รวมของที่ไม่อยู่ใน POS) และออกแบบฟอร์มขอข้อมูลตอนรับสิทธิ์เอง</w:t>
+              <w:t xml:space="preserve">ตั้งเกณฑ์ยอดสะสมแต่ละขั้น ของรางวัล (รวมของที่ไม่อยู่ใน POS) และออกแบบฟอร์มขอข้อมูลตอนรับสิทธิ์เอง ยอดสะสมรีเซ็ตเองทุกปีสัญญาใหม่</w:t>
+            </w:r>
+          </w:p>
+        </w:tc>
+      </w:tr>
+      <w:tr>
+        <w:tc>
+          <w:tcPr>
+            <w:tcW w:type="dxa" w:w="2083"/>
+            <w:tcMar>
+              <w:top w:type="dxa" w:w="60"/>
+              <w:left w:type="dxa" w:w="90"/>
+              <w:bottom w:type="dxa" w:w="60"/>
+              <w:right w:type="dxa" w:w="90"/>
+            </w:tcMar>
+          </w:tcPr>
+          <w:p>
+            <w:pPr>
+              <w:spacing w:after="0" w:before="0"/>
+            </w:pPr>
+            <w:r>
+              <w:rPr>
+                <w:rFonts w:ascii="TH SarabunPSK" w:cs="TH SarabunPSK" w:eastAsia="TH SarabunPSK" w:hAnsi="TH SarabunPSK"/>
+                <w:b w:val="false"/>
+                <w:bCs w:val="false"/>
+                <w:sz w:val="27"/>
+                <w:szCs w:val="27"/>
+              </w:rPr>
+              <w:t xml:space="preserve">วันหมดอายุพอยท์</w:t>
+            </w:r>
+          </w:p>
+        </w:tc>
+        <w:tc>
+          <w:tcPr>
+            <w:tcW w:type="dxa" w:w="6943"/>
+            <w:tcMar>
+              <w:top w:type="dxa" w:w="60"/>
+              <w:left w:type="dxa" w:w="90"/>
+              <w:bottom w:type="dxa" w:w="60"/>
+              <w:right w:type="dxa" w:w="90"/>
+            </w:tcMar>
+          </w:tcPr>
+          <w:p>
+            <w:pPr>
+              <w:spacing w:after="0" w:before="0"/>
+            </w:pPr>
+            <w:r>
+              <w:rPr>
+                <w:rFonts w:ascii="TH SarabunPSK" w:cs="TH SarabunPSK" w:eastAsia="TH SarabunPSK" w:hAnsi="TH SarabunPSK"/>
+                <w:b w:val="false"/>
+                <w:bCs w:val="false"/>
+                <w:sz w:val="27"/>
+                <w:szCs w:val="27"/>
+              </w:rPr>
+              <w:t xml:space="preserve">กำหนดวันหมดอายุของพอยท์แต่ละรอบหรือแคมเปญที่แจกได้เอง</w:t>
             </w:r>
           </w:p>
         </w:tc>
@@ -13637,6 +14010,29 @@
     </w:p>
     <w:p>
       <w:pPr>
+        <w:spacing w:after="80" w:line="400"/>
+        <w:ind w:left="360" w:hanging="300"/>
+        <w:jc w:val="both"/>
+      </w:pPr>
+      <w:r>
+        <w:rPr>
+          <w:rFonts w:ascii="TH SarabunPSK" w:cs="TH SarabunPSK" w:eastAsia="TH SarabunPSK" w:hAnsi="TH SarabunPSK"/>
+          <w:sz w:val="34"/>
+          <w:szCs w:val="34"/>
+        </w:rPr>
+        <w:t xml:space="preserve">•  </w:t>
+      </w:r>
+      <w:r>
+        <w:rPr>
+          <w:rFonts w:ascii="TH SarabunPSK" w:cs="TH SarabunPSK" w:eastAsia="TH SarabunPSK" w:hAnsi="TH SarabunPSK"/>
+          <w:sz w:val="34"/>
+          <w:szCs w:val="34"/>
+        </w:rPr>
+        <w:t xml:space="preserve">จำกัดจำนวนสิทธิ์ลุ้นที่ลูกค้าคนเดียวซื้อสะสมได้ต่อรอบหรือต่อวัน (กันลูกค้ารายเดียวกว้านสิทธิ์ทั้งหมด) แอดมินตั้งค่าเพดานนี้ได้</w:t>
+      </w:r>
+    </w:p>
+    <w:p>
+      <w:pPr>
         <w:pStyle w:val="Heading3"/>
         <w:keepNext/>
         <w:spacing w:after="120" w:before="240"/>
@@ -14785,6 +15181,60 @@
           </w:p>
         </w:tc>
       </w:tr>
+      <w:tr>
+        <w:tc>
+          <w:tcPr>
+            <w:tcW w:type="dxa" w:w="2257"/>
+            <w:tcMar>
+              <w:top w:type="dxa" w:w="60"/>
+              <w:left w:type="dxa" w:w="90"/>
+              <w:bottom w:type="dxa" w:w="60"/>
+              <w:right w:type="dxa" w:w="90"/>
+            </w:tcMar>
+          </w:tcPr>
+          <w:p>
+            <w:pPr>
+              <w:spacing w:after="0" w:before="0"/>
+            </w:pPr>
+            <w:r>
+              <w:rPr>
+                <w:rFonts w:ascii="TH SarabunPSK" w:cs="TH SarabunPSK" w:eastAsia="TH SarabunPSK" w:hAnsi="TH SarabunPSK"/>
+                <w:b w:val="false"/>
+                <w:bCs w:val="false"/>
+                <w:sz w:val="27"/>
+                <w:szCs w:val="27"/>
+              </w:rPr>
+              <w:t xml:space="preserve">เพดานสิทธิ์ต่อคน</w:t>
+            </w:r>
+          </w:p>
+        </w:tc>
+        <w:tc>
+          <w:tcPr>
+            <w:tcW w:type="dxa" w:w="6769"/>
+            <w:tcMar>
+              <w:top w:type="dxa" w:w="60"/>
+              <w:left w:type="dxa" w:w="90"/>
+              <w:bottom w:type="dxa" w:w="60"/>
+              <w:right w:type="dxa" w:w="90"/>
+            </w:tcMar>
+          </w:tcPr>
+          <w:p>
+            <w:pPr>
+              <w:spacing w:after="0" w:before="0"/>
+            </w:pPr>
+            <w:r>
+              <w:rPr>
+                <w:rFonts w:ascii="TH SarabunPSK" w:cs="TH SarabunPSK" w:eastAsia="TH SarabunPSK" w:hAnsi="TH SarabunPSK"/>
+                <w:b w:val="false"/>
+                <w:bCs w:val="false"/>
+                <w:sz w:val="27"/>
+                <w:szCs w:val="27"/>
+              </w:rPr>
+              <w:t xml:space="preserve">จำกัดจำนวนสิทธิ์ลุ้นสะสมที่ลูกค้าคนเดียวซื้อได้ต่อรอบหรือต่อวัน</w:t>
+            </w:r>
+          </w:p>
+        </w:tc>
+      </w:tr>
     </w:tbl>
     <w:p>
       <w:pPr>
@@ -14844,6 +15294,34 @@
           <w:szCs w:val="34"/>
         </w:rPr>
         <w:t xml:space="preserve">เซตร้านยาเปิดใหม่คือชุดสินค้าเริ่มต้นสำหรับผู้ที่กำลังเปิดร้านยาใหม่ ลูกค้าสามารถเลือกซื้อทั้งเซตและปรับรายการทางเลือกได้ตามความต้องการ ใช้ได้กับเซตขนาดมาตรฐานหรือเซตที่แอดมินกำหนดเพิ่มเอง</w:t>
+      </w:r>
+    </w:p>
+    <w:p>
+      <w:pPr>
+        <w:spacing w:after="120" w:line="400"/>
+        <w:jc w:val="both"/>
+      </w:pPr>
+      <w:r>
+        <w:rPr>
+          <w:rFonts w:ascii="TH SarabunPSK" w:cs="TH SarabunPSK" w:eastAsia="TH SarabunPSK" w:hAnsi="TH SarabunPSK"/>
+          <w:sz w:val="34"/>
+          <w:szCs w:val="34"/>
+        </w:rPr>
+        <w:t xml:space="preserve">ใช้ได้เฉพาะลูกค้าประเภทร้านค้า (B2B) เท่านั้น ไม่เปิดให้ลูกค้าทั่วไป (B2C)</w:t>
+      </w:r>
+    </w:p>
+    <w:p>
+      <w:pPr>
+        <w:spacing w:after="120" w:line="400"/>
+        <w:jc w:val="both"/>
+      </w:pPr>
+      <w:r>
+        <w:rPr>
+          <w:rFonts w:ascii="TH SarabunPSK" w:cs="TH SarabunPSK" w:eastAsia="TH SarabunPSK" w:hAnsi="TH SarabunPSK"/>
+          <w:sz w:val="34"/>
+          <w:szCs w:val="34"/>
+        </w:rPr>
+        <w:t xml:space="preserve">ลูกค้าสั่งซื้อเองผ่านหน้าเว็บได้โดยตรง หรือให้แอดมิน/เซลล์เข้าไปสั่งซื้อแทนในหน้าแอดมินก็ได้ ทั้งสองทางใช้ราคาและเงื่อนไขชุดเดียวกัน</w:t>
       </w:r>
     </w:p>
     <w:p>
@@ -15348,6 +15826,29 @@
     </w:p>
     <w:p>
       <w:pPr>
+        <w:spacing w:after="80" w:line="400"/>
+        <w:ind w:left="360" w:hanging="300"/>
+        <w:jc w:val="both"/>
+      </w:pPr>
+      <w:r>
+        <w:rPr>
+          <w:rFonts w:ascii="TH SarabunPSK" w:cs="TH SarabunPSK" w:eastAsia="TH SarabunPSK" w:hAnsi="TH SarabunPSK"/>
+          <w:sz w:val="34"/>
+          <w:szCs w:val="34"/>
+        </w:rPr>
+        <w:t xml:space="preserve">•  </w:t>
+      </w:r>
+      <w:r>
+        <w:rPr>
+          <w:rFonts w:ascii="TH SarabunPSK" w:cs="TH SarabunPSK" w:eastAsia="TH SarabunPSK" w:hAnsi="TH SarabunPSK"/>
+          <w:sz w:val="34"/>
+          <w:szCs w:val="34"/>
+        </w:rPr>
+        <w:t xml:space="preserve">ถ้าสินค้าบังคับในเซตหมดสต็อกระหว่างลูกค้ากำลังสั่งซื้อ ระบบจะบล็อกการสั่งทั้งเซตไว้ก่อน จนกว่าแอดมินจะเติมสต็อก</w:t>
+      </w:r>
+    </w:p>
+    <w:p>
+      <w:pPr>
         <w:pStyle w:val="Heading3"/>
         <w:keepNext/>
         <w:spacing w:after="120" w:before="240"/>
@@ -15439,8 +15940,8 @@
         </w:tblBorders>
       </w:tblPr>
       <w:tblGrid>
-        <w:gridCol w:w="2298"/>
-        <w:gridCol w:w="6728"/>
+        <w:gridCol w:w="2285"/>
+        <w:gridCol w:w="6741"/>
       </w:tblGrid>
       <w:tr>
         <w:trPr>
@@ -15448,7 +15949,7 @@
         </w:trPr>
         <w:tc>
           <w:tcPr>
-            <w:tcW w:type="dxa" w:w="2298"/>
+            <w:tcW w:type="dxa" w:w="2285"/>
             <w:shd w:fill="A32F34" w:color="auto" w:val="clear"/>
             <w:tcMar>
               <w:top w:type="dxa" w:w="60"/>
@@ -15476,7 +15977,7 @@
         </w:tc>
         <w:tc>
           <w:tcPr>
-            <w:tcW w:type="dxa" w:w="6728"/>
+            <w:tcW w:type="dxa" w:w="6741"/>
             <w:shd w:fill="A32F34" w:color="auto" w:val="clear"/>
             <w:tcMar>
               <w:top w:type="dxa" w:w="60"/>
@@ -15506,7 +16007,7 @@
       <w:tr>
         <w:tc>
           <w:tcPr>
-            <w:tcW w:type="dxa" w:w="2298"/>
+            <w:tcW w:type="dxa" w:w="2285"/>
             <w:tcMar>
               <w:top w:type="dxa" w:w="60"/>
               <w:left w:type="dxa" w:w="90"/>
@@ -15532,7 +16033,7 @@
         </w:tc>
         <w:tc>
           <w:tcPr>
-            <w:tcW w:type="dxa" w:w="6728"/>
+            <w:tcW w:type="dxa" w:w="6741"/>
             <w:tcMar>
               <w:top w:type="dxa" w:w="60"/>
               <w:left w:type="dxa" w:w="90"/>
@@ -15560,7 +16061,7 @@
       <w:tr>
         <w:tc>
           <w:tcPr>
-            <w:tcW w:type="dxa" w:w="2298"/>
+            <w:tcW w:type="dxa" w:w="2285"/>
             <w:tcMar>
               <w:top w:type="dxa" w:w="60"/>
               <w:left w:type="dxa" w:w="90"/>
@@ -15586,7 +16087,7 @@
         </w:tc>
         <w:tc>
           <w:tcPr>
-            <w:tcW w:type="dxa" w:w="6728"/>
+            <w:tcW w:type="dxa" w:w="6741"/>
             <w:tcMar>
               <w:top w:type="dxa" w:w="60"/>
               <w:left w:type="dxa" w:w="90"/>
@@ -15614,7 +16115,7 @@
       <w:tr>
         <w:tc>
           <w:tcPr>
-            <w:tcW w:type="dxa" w:w="2298"/>
+            <w:tcW w:type="dxa" w:w="2285"/>
             <w:tcMar>
               <w:top w:type="dxa" w:w="60"/>
               <w:left w:type="dxa" w:w="90"/>
@@ -15640,7 +16141,7 @@
         </w:tc>
         <w:tc>
           <w:tcPr>
-            <w:tcW w:type="dxa" w:w="6728"/>
+            <w:tcW w:type="dxa" w:w="6741"/>
             <w:tcMar>
               <w:top w:type="dxa" w:w="60"/>
               <w:left w:type="dxa" w:w="90"/>
@@ -15668,7 +16169,7 @@
       <w:tr>
         <w:tc>
           <w:tcPr>
-            <w:tcW w:type="dxa" w:w="2298"/>
+            <w:tcW w:type="dxa" w:w="2285"/>
             <w:tcMar>
               <w:top w:type="dxa" w:w="60"/>
               <w:left w:type="dxa" w:w="90"/>
@@ -15694,7 +16195,7 @@
         </w:tc>
         <w:tc>
           <w:tcPr>
-            <w:tcW w:type="dxa" w:w="6728"/>
+            <w:tcW w:type="dxa" w:w="6741"/>
             <w:tcMar>
               <w:top w:type="dxa" w:w="60"/>
               <w:left w:type="dxa" w:w="90"/>
@@ -15715,6 +16216,114 @@
                 <w:szCs w:val="27"/>
               </w:rPr>
               <w:t xml:space="preserve">ตั้งส่วนลดรวมเมื่อซื้อทั้งเซต</w:t>
+            </w:r>
+          </w:p>
+        </w:tc>
+      </w:tr>
+      <w:tr>
+        <w:tc>
+          <w:tcPr>
+            <w:tcW w:type="dxa" w:w="2285"/>
+            <w:tcMar>
+              <w:top w:type="dxa" w:w="60"/>
+              <w:left w:type="dxa" w:w="90"/>
+              <w:bottom w:type="dxa" w:w="60"/>
+              <w:right w:type="dxa" w:w="90"/>
+            </w:tcMar>
+          </w:tcPr>
+          <w:p>
+            <w:pPr>
+              <w:spacing w:after="0" w:before="0"/>
+            </w:pPr>
+            <w:r>
+              <w:rPr>
+                <w:rFonts w:ascii="TH SarabunPSK" w:cs="TH SarabunPSK" w:eastAsia="TH SarabunPSK" w:hAnsi="TH SarabunPSK"/>
+                <w:b w:val="false"/>
+                <w:bCs w:val="false"/>
+                <w:sz w:val="27"/>
+                <w:szCs w:val="27"/>
+              </w:rPr>
+              <w:t xml:space="preserve">ลูกค้าที่สั่งซื้อได้</w:t>
+            </w:r>
+          </w:p>
+        </w:tc>
+        <w:tc>
+          <w:tcPr>
+            <w:tcW w:type="dxa" w:w="6741"/>
+            <w:tcMar>
+              <w:top w:type="dxa" w:w="60"/>
+              <w:left w:type="dxa" w:w="90"/>
+              <w:bottom w:type="dxa" w:w="60"/>
+              <w:right w:type="dxa" w:w="90"/>
+            </w:tcMar>
+          </w:tcPr>
+          <w:p>
+            <w:pPr>
+              <w:spacing w:after="0" w:before="0"/>
+            </w:pPr>
+            <w:r>
+              <w:rPr>
+                <w:rFonts w:ascii="TH SarabunPSK" w:cs="TH SarabunPSK" w:eastAsia="TH SarabunPSK" w:hAnsi="TH SarabunPSK"/>
+                <w:b w:val="false"/>
+                <w:bCs w:val="false"/>
+                <w:sz w:val="27"/>
+                <w:szCs w:val="27"/>
+              </w:rPr>
+              <w:t xml:space="preserve">เฉพาะบัญชีร้านค้า (B2B) เท่านั้น</w:t>
+            </w:r>
+          </w:p>
+        </w:tc>
+      </w:tr>
+      <w:tr>
+        <w:tc>
+          <w:tcPr>
+            <w:tcW w:type="dxa" w:w="2285"/>
+            <w:tcMar>
+              <w:top w:type="dxa" w:w="60"/>
+              <w:left w:type="dxa" w:w="90"/>
+              <w:bottom w:type="dxa" w:w="60"/>
+              <w:right w:type="dxa" w:w="90"/>
+            </w:tcMar>
+          </w:tcPr>
+          <w:p>
+            <w:pPr>
+              <w:spacing w:after="0" w:before="0"/>
+            </w:pPr>
+            <w:r>
+              <w:rPr>
+                <w:rFonts w:ascii="TH SarabunPSK" w:cs="TH SarabunPSK" w:eastAsia="TH SarabunPSK" w:hAnsi="TH SarabunPSK"/>
+                <w:b w:val="false"/>
+                <w:bCs w:val="false"/>
+                <w:sz w:val="27"/>
+                <w:szCs w:val="27"/>
+              </w:rPr>
+              <w:t xml:space="preserve">สั่งซื้อแทนลูกค้า</w:t>
+            </w:r>
+          </w:p>
+        </w:tc>
+        <w:tc>
+          <w:tcPr>
+            <w:tcW w:type="dxa" w:w="6741"/>
+            <w:tcMar>
+              <w:top w:type="dxa" w:w="60"/>
+              <w:left w:type="dxa" w:w="90"/>
+              <w:bottom w:type="dxa" w:w="60"/>
+              <w:right w:type="dxa" w:w="90"/>
+            </w:tcMar>
+          </w:tcPr>
+          <w:p>
+            <w:pPr>
+              <w:spacing w:after="0" w:before="0"/>
+            </w:pPr>
+            <w:r>
+              <w:rPr>
+                <w:rFonts w:ascii="TH SarabunPSK" w:cs="TH SarabunPSK" w:eastAsia="TH SarabunPSK" w:hAnsi="TH SarabunPSK"/>
+                <w:b w:val="false"/>
+                <w:bCs w:val="false"/>
+                <w:sz w:val="27"/>
+                <w:szCs w:val="27"/>
+              </w:rPr>
+              <w:t xml:space="preserve">แอดมิน/เซลล์เลือกบัญชีลูกค้าแล้วสั่งซื้อแทนได้จากหน้าแอดมิน</w:t>
             </w:r>
           </w:p>
         </w:tc>
